--- a/Report.docx
+++ b/Report.docx
@@ -4,10 +4,9 @@
   <w:body>
     <w:p>
       <w:pPr>
-        <w:spacing w:after="0" w:line="240" w:lineRule="auto"/>
         <w:jc w:val="center"/>
         <w:rPr>
-          <w:rFonts w:ascii="Cambria Math" w:hAnsi="Cambria Math" w:cs="Arial"/>
+          <w:rFonts w:cs="Arial"/>
           <w:b/>
           <w:bCs/>
           <w:sz w:val="36"/>
@@ -16,7 +15,7 @@
       </w:pPr>
       <w:r>
         <w:rPr>
-          <w:rFonts w:ascii="Cambria Math" w:hAnsi="Cambria Math" w:cs="Arial"/>
+          <w:rFonts w:cs="Arial"/>
           <w:b/>
           <w:bCs/>
           <w:sz w:val="36"/>
@@ -27,7 +26,7 @@
       <w:proofErr w:type="spellStart"/>
       <w:r>
         <w:rPr>
-          <w:rFonts w:ascii="Cambria Math" w:hAnsi="Cambria Math" w:cs="Arial"/>
+          <w:rFonts w:cs="Arial"/>
           <w:b/>
           <w:bCs/>
           <w:sz w:val="36"/>
@@ -38,7 +37,7 @@
       <w:proofErr w:type="spellEnd"/>
       <w:r>
         <w:rPr>
-          <w:rFonts w:ascii="Cambria Math" w:hAnsi="Cambria Math" w:cs="Arial"/>
+          <w:rFonts w:cs="Arial"/>
           <w:b/>
           <w:bCs/>
           <w:sz w:val="36"/>
@@ -49,9 +48,8 @@
     </w:p>
     <w:p>
       <w:pPr>
-        <w:spacing w:after="0" w:line="240" w:lineRule="auto"/>
-        <w:rPr>
-          <w:rFonts w:ascii="Cambria Math" w:hAnsi="Cambria Math" w:cs="Arial"/>
+        <w:rPr>
+          <w:rFonts w:cs="Arial"/>
           <w:b/>
           <w:bCs/>
           <w:sz w:val="36"/>
@@ -61,133 +59,120 @@
     </w:p>
     <w:p>
       <w:pPr>
-        <w:spacing w:after="0" w:line="240" w:lineRule="auto"/>
-        <w:rPr>
-          <w:rFonts w:ascii="Cambria Math" w:hAnsi="Cambria Math" w:cs="Arial"/>
+        <w:pStyle w:val="Heading1"/>
+      </w:pPr>
+      <w:r>
+        <w:t xml:space="preserve">1. </w:t>
+      </w:r>
+      <w:r>
+        <w:t>Sample</w:t>
+      </w:r>
+      <w:r>
+        <w:t xml:space="preserve"> Scene</w:t>
+      </w:r>
+    </w:p>
+    <w:p>
+      <w:pPr>
+        <w:rPr>
+          <w:rFonts w:cs="Arial"/>
+          <w:szCs w:val="22"/>
+        </w:rPr>
+      </w:pPr>
+    </w:p>
+    <w:p>
+      <w:pPr>
+        <w:rPr>
+          <w:rFonts w:cs="Arial"/>
+          <w:szCs w:val="22"/>
+        </w:rPr>
+      </w:pPr>
+      <w:r>
+        <w:rPr>
+          <w:rFonts w:cs="Arial"/>
+          <w:szCs w:val="22"/>
+        </w:rPr>
+        <w:t>Text</w:t>
+      </w:r>
+    </w:p>
+    <w:p>
+      <w:pPr>
+        <w:rPr>
+          <w:rFonts w:cs="Arial"/>
+          <w:b/>
+          <w:bCs/>
+          <w:sz w:val="36"/>
+          <w:szCs w:val="36"/>
+        </w:rPr>
+      </w:pPr>
+    </w:p>
+    <w:p>
+      <w:pPr>
+        <w:pStyle w:val="Heading1"/>
+        <w:rPr>
           <w:sz w:val="28"/>
           <w:szCs w:val="28"/>
         </w:rPr>
       </w:pPr>
       <w:r>
-        <w:rPr>
-          <w:rFonts w:ascii="Cambria Math" w:hAnsi="Cambria Math" w:cs="Arial"/>
-          <w:b/>
-          <w:bCs/>
-          <w:sz w:val="36"/>
-          <w:szCs w:val="36"/>
-        </w:rPr>
-        <w:t>1. Camera Behavior</w:t>
-      </w:r>
-    </w:p>
-    <w:p>
-      <w:pPr>
-        <w:spacing w:after="0" w:line="240" w:lineRule="auto"/>
-        <w:rPr>
-          <w:rFonts w:ascii="Cambria Math" w:hAnsi="Cambria Math" w:cs="Arial"/>
-          <w:sz w:val="22"/>
-          <w:szCs w:val="22"/>
-        </w:rPr>
-      </w:pPr>
-    </w:p>
-    <w:p>
-      <w:pPr>
-        <w:spacing w:after="0" w:line="240" w:lineRule="auto"/>
-        <w:rPr>
-          <w:rFonts w:ascii="Cambria Math" w:hAnsi="Cambria Math" w:cs="Arial"/>
-          <w:sz w:val="22"/>
-          <w:szCs w:val="22"/>
-        </w:rPr>
-      </w:pPr>
-      <w:r>
-        <w:rPr>
-          <w:rFonts w:ascii="Cambria Math" w:hAnsi="Cambria Math" w:cs="Arial"/>
-          <w:sz w:val="22"/>
+        <w:t>2</w:t>
+      </w:r>
+      <w:r>
+        <w:t>. Camera Behavior</w:t>
+      </w:r>
+    </w:p>
+    <w:p>
+      <w:pPr>
+        <w:rPr>
+          <w:rFonts w:cs="Arial"/>
+          <w:szCs w:val="22"/>
+        </w:rPr>
+      </w:pPr>
+    </w:p>
+    <w:p>
+      <w:pPr>
+        <w:rPr>
+          <w:rFonts w:cs="Arial"/>
+          <w:szCs w:val="22"/>
+        </w:rPr>
+      </w:pPr>
+      <w:r>
+        <w:rPr>
+          <w:rFonts w:cs="Arial"/>
           <w:szCs w:val="22"/>
         </w:rPr>
         <w:t>For perspective and orthographic cameras, the implementation is similar enough</w:t>
       </w:r>
       <w:r>
         <w:rPr>
-          <w:rFonts w:ascii="Cambria Math" w:hAnsi="Cambria Math" w:cs="Arial"/>
-          <w:sz w:val="22"/>
+          <w:rFonts w:cs="Arial"/>
           <w:szCs w:val="22"/>
         </w:rPr>
         <w:t xml:space="preserve"> </w:t>
       </w:r>
       <w:r>
         <w:rPr>
-          <w:rFonts w:ascii="Cambria Math" w:hAnsi="Cambria Math" w:cs="Arial"/>
-          <w:sz w:val="22"/>
-          <w:szCs w:val="22"/>
-        </w:rPr>
-        <w:t xml:space="preserve">that </w:t>
-      </w:r>
-      <w:proofErr w:type="gramStart"/>
-      <w:r>
-        <w:rPr>
-          <w:rFonts w:ascii="Cambria Math" w:hAnsi="Cambria Math" w:cs="Arial"/>
-          <w:sz w:val="22"/>
-          <w:szCs w:val="22"/>
-        </w:rPr>
-        <w:t>a lot of</w:t>
-      </w:r>
-      <w:proofErr w:type="gramEnd"/>
-      <w:r>
-        <w:rPr>
-          <w:rFonts w:ascii="Cambria Math" w:hAnsi="Cambria Math" w:cs="Arial"/>
-          <w:sz w:val="22"/>
-          <w:szCs w:val="22"/>
-        </w:rPr>
-        <w:t xml:space="preserve"> code </w:t>
-      </w:r>
-      <w:proofErr w:type="gramStart"/>
-      <w:r>
-        <w:rPr>
-          <w:rFonts w:ascii="Cambria Math" w:hAnsi="Cambria Math" w:cs="Arial"/>
-          <w:sz w:val="22"/>
-          <w:szCs w:val="22"/>
-        </w:rPr>
-        <w:t>is shared</w:t>
-      </w:r>
-      <w:proofErr w:type="gramEnd"/>
-      <w:r>
-        <w:rPr>
-          <w:rFonts w:ascii="Cambria Math" w:hAnsi="Cambria Math" w:cs="Arial"/>
-          <w:sz w:val="22"/>
-          <w:szCs w:val="22"/>
-        </w:rPr>
-        <w:t xml:space="preserve"> between the two. For both, the following constants </w:t>
-      </w:r>
-      <w:proofErr w:type="gramStart"/>
-      <w:r>
-        <w:rPr>
-          <w:rFonts w:ascii="Cambria Math" w:hAnsi="Cambria Math" w:cs="Arial"/>
-          <w:sz w:val="22"/>
-          <w:szCs w:val="22"/>
-        </w:rPr>
-        <w:t>are</w:t>
-      </w:r>
-      <w:r>
-        <w:rPr>
-          <w:rFonts w:ascii="Cambria Math" w:hAnsi="Cambria Math" w:cs="Arial"/>
-          <w:sz w:val="22"/>
+          <w:rFonts w:cs="Arial"/>
+          <w:szCs w:val="22"/>
+        </w:rPr>
+        <w:t>that a lot of code is shared between the two. For both, the following constants are</w:t>
+      </w:r>
+      <w:r>
+        <w:rPr>
+          <w:rFonts w:cs="Arial"/>
           <w:szCs w:val="22"/>
         </w:rPr>
         <w:t xml:space="preserve"> </w:t>
       </w:r>
       <w:r>
         <w:rPr>
-          <w:rFonts w:ascii="Cambria Math" w:hAnsi="Cambria Math" w:cs="Arial"/>
-          <w:sz w:val="22"/>
+          <w:rFonts w:cs="Arial"/>
           <w:szCs w:val="22"/>
         </w:rPr>
         <w:t>defined</w:t>
       </w:r>
-      <w:proofErr w:type="gramEnd"/>
-      <w:r>
-        <w:rPr>
-          <w:rFonts w:ascii="Cambria Math" w:hAnsi="Cambria Math" w:cs="Arial"/>
-          <w:sz w:val="22"/>
+      <w:r>
+        <w:rPr>
+          <w:rFonts w:cs="Arial"/>
           <w:szCs w:val="22"/>
         </w:rPr>
         <w:t>:</w:t>
@@ -195,10 +180,8 @@
     </w:p>
     <w:p>
       <w:pPr>
-        <w:spacing w:after="0" w:line="240" w:lineRule="auto"/>
-        <w:rPr>
-          <w:rFonts w:ascii="Cambria Math" w:hAnsi="Cambria Math" w:cs="Arial"/>
-          <w:sz w:val="22"/>
+        <w:rPr>
+          <w:rFonts w:cs="Arial"/>
           <w:szCs w:val="22"/>
         </w:rPr>
       </w:pPr>
@@ -230,33 +213,30 @@
             <w:pPr>
               <w:jc w:val="right"/>
               <w:rPr>
-                <w:rFonts w:ascii="Cambria Math" w:hAnsi="Cambria Math" w:cs="Arial"/>
+                <w:rFonts w:cs="Arial"/>
                 <w:b/>
                 <w:bCs/>
                 <w:i/>
                 <w:iCs/>
-                <w:sz w:val="22"/>
                 <w:szCs w:val="22"/>
               </w:rPr>
             </w:pPr>
             <w:r>
               <w:rPr>
-                <w:rFonts w:ascii="Cambria Math" w:hAnsi="Cambria Math" w:cs="Arial"/>
+                <w:rFonts w:cs="Arial"/>
                 <w:b/>
                 <w:bCs/>
-                <w:sz w:val="22"/>
                 <w:szCs w:val="22"/>
               </w:rPr>
               <w:t>Viewpoint</w:t>
             </w:r>
             <w:r>
               <w:rPr>
-                <w:rFonts w:ascii="Cambria Math" w:hAnsi="Cambria Math" w:cs="Arial"/>
+                <w:rFonts w:cs="Arial"/>
                 <w:b/>
                 <w:bCs/>
                 <w:i/>
                 <w:iCs/>
-                <w:sz w:val="22"/>
                 <w:szCs w:val="22"/>
               </w:rPr>
               <w:br/>
@@ -264,20 +244,18 @@
             <w:proofErr w:type="spellStart"/>
             <w:r>
               <w:rPr>
-                <w:rFonts w:ascii="Cambria Math" w:hAnsi="Cambria Math" w:cs="Arial"/>
+                <w:rFonts w:cs="Arial"/>
                 <w:b/>
                 <w:bCs/>
-                <w:sz w:val="22"/>
                 <w:szCs w:val="22"/>
               </w:rPr>
               <w:t>L</w:t>
             </w:r>
             <w:r>
               <w:rPr>
-                <w:rFonts w:ascii="Cambria Math" w:hAnsi="Cambria Math" w:cs="Arial"/>
+                <w:rFonts w:cs="Arial"/>
                 <w:b/>
                 <w:bCs/>
-                <w:sz w:val="22"/>
                 <w:szCs w:val="22"/>
               </w:rPr>
               <w:t>ookAt</w:t>
@@ -285,12 +263,11 @@
             <w:proofErr w:type="spellEnd"/>
             <w:r>
               <w:rPr>
-                <w:rFonts w:ascii="Cambria Math" w:hAnsi="Cambria Math" w:cs="Arial"/>
+                <w:rFonts w:cs="Arial"/>
                 <w:b/>
                 <w:bCs/>
                 <w:i/>
                 <w:iCs/>
-                <w:sz w:val="22"/>
                 <w:szCs w:val="22"/>
               </w:rPr>
               <w:br/>
@@ -298,20 +275,18 @@
             <w:proofErr w:type="spellStart"/>
             <w:r>
               <w:rPr>
-                <w:rFonts w:ascii="Cambria Math" w:hAnsi="Cambria Math" w:cs="Arial"/>
+                <w:rFonts w:cs="Arial"/>
                 <w:b/>
                 <w:bCs/>
-                <w:sz w:val="22"/>
                 <w:szCs w:val="22"/>
               </w:rPr>
               <w:t>U</w:t>
             </w:r>
             <w:r>
               <w:rPr>
-                <w:rFonts w:ascii="Cambria Math" w:hAnsi="Cambria Math" w:cs="Arial"/>
+                <w:rFonts w:cs="Arial"/>
                 <w:b/>
                 <w:bCs/>
-                <w:sz w:val="22"/>
                 <w:szCs w:val="22"/>
               </w:rPr>
               <w:t>pVec</w:t>
@@ -322,30 +297,27 @@
             <w:pPr>
               <w:jc w:val="right"/>
               <w:rPr>
-                <w:rFonts w:ascii="Cambria Math" w:hAnsi="Cambria Math" w:cs="Arial"/>
+                <w:rFonts w:cs="Arial"/>
                 <w:i/>
                 <w:iCs/>
-                <w:sz w:val="22"/>
                 <w:szCs w:val="22"/>
               </w:rPr>
             </w:pPr>
             <w:proofErr w:type="spellStart"/>
             <w:r>
               <w:rPr>
-                <w:rFonts w:ascii="Cambria Math" w:hAnsi="Cambria Math" w:cs="Arial"/>
+                <w:rFonts w:cs="Arial"/>
                 <w:i/>
                 <w:iCs/>
-                <w:sz w:val="22"/>
                 <w:szCs w:val="22"/>
               </w:rPr>
               <w:t>V</w:t>
             </w:r>
             <w:r>
               <w:rPr>
-                <w:rFonts w:ascii="Cambria Math" w:hAnsi="Cambria Math" w:cs="Arial"/>
+                <w:rFonts w:cs="Arial"/>
                 <w:i/>
                 <w:iCs/>
-                <w:sz w:val="22"/>
                 <w:szCs w:val="22"/>
               </w:rPr>
               <w:t>iewW</w:t>
@@ -356,30 +328,27 @@
             <w:pPr>
               <w:jc w:val="right"/>
               <w:rPr>
-                <w:rFonts w:ascii="Cambria Math" w:hAnsi="Cambria Math" w:cs="Arial"/>
+                <w:rFonts w:cs="Arial"/>
                 <w:b/>
                 <w:bCs/>
-                <w:sz w:val="22"/>
                 <w:szCs w:val="22"/>
               </w:rPr>
             </w:pPr>
             <w:proofErr w:type="spellStart"/>
             <w:r>
               <w:rPr>
-                <w:rFonts w:ascii="Cambria Math" w:hAnsi="Cambria Math" w:cs="Arial"/>
+                <w:rFonts w:cs="Arial"/>
                 <w:i/>
                 <w:iCs/>
-                <w:sz w:val="22"/>
                 <w:szCs w:val="22"/>
               </w:rPr>
               <w:t>V</w:t>
             </w:r>
             <w:r>
               <w:rPr>
-                <w:rFonts w:ascii="Cambria Math" w:hAnsi="Cambria Math" w:cs="Arial"/>
+                <w:rFonts w:cs="Arial"/>
                 <w:i/>
                 <w:iCs/>
-                <w:sz w:val="22"/>
                 <w:szCs w:val="22"/>
               </w:rPr>
               <w:t>iewH</w:t>
@@ -394,69 +363,43 @@
           <w:p>
             <w:pPr>
               <w:rPr>
-                <w:rFonts w:ascii="Cambria Math" w:hAnsi="Cambria Math" w:cs="Arial"/>
-                <w:sz w:val="22"/>
+                <w:rFonts w:cs="Arial"/>
                 <w:szCs w:val="22"/>
               </w:rPr>
             </w:pPr>
             <w:r>
               <w:rPr>
-                <w:rFonts w:ascii="Cambria Math" w:hAnsi="Cambria Math" w:cs="Arial"/>
-                <w:sz w:val="22"/>
-                <w:szCs w:val="22"/>
-              </w:rPr>
-              <w:t xml:space="preserve">a vector representing the camera </w:t>
-            </w:r>
-            <w:proofErr w:type="gramStart"/>
-            <w:r>
-              <w:rPr>
-                <w:rFonts w:ascii="Cambria Math" w:hAnsi="Cambria Math" w:cs="Arial"/>
-                <w:sz w:val="22"/>
-                <w:szCs w:val="22"/>
-              </w:rPr>
-              <w:t>origin</w:t>
-            </w:r>
-            <w:proofErr w:type="gramEnd"/>
+                <w:rFonts w:cs="Arial"/>
+                <w:szCs w:val="22"/>
+              </w:rPr>
+              <w:t>a vector representing the camera origin</w:t>
+            </w:r>
           </w:p>
           <w:p>
             <w:pPr>
               <w:rPr>
-                <w:rFonts w:ascii="Cambria Math" w:hAnsi="Cambria Math" w:cs="Arial"/>
-                <w:sz w:val="22"/>
+                <w:rFonts w:cs="Arial"/>
                 <w:szCs w:val="22"/>
               </w:rPr>
             </w:pPr>
             <w:r>
               <w:rPr>
-                <w:rFonts w:ascii="Cambria Math" w:hAnsi="Cambria Math" w:cs="Arial"/>
-                <w:sz w:val="22"/>
-                <w:szCs w:val="22"/>
-              </w:rPr>
-              <w:t xml:space="preserve">the direction the camera is </w:t>
-            </w:r>
-            <w:proofErr w:type="gramStart"/>
-            <w:r>
-              <w:rPr>
-                <w:rFonts w:ascii="Cambria Math" w:hAnsi="Cambria Math" w:cs="Arial"/>
-                <w:sz w:val="22"/>
-                <w:szCs w:val="22"/>
-              </w:rPr>
-              <w:t>looking</w:t>
-            </w:r>
-            <w:proofErr w:type="gramEnd"/>
+                <w:rFonts w:cs="Arial"/>
+                <w:szCs w:val="22"/>
+              </w:rPr>
+              <w:t>the direction the camera is looking</w:t>
+            </w:r>
           </w:p>
           <w:p>
             <w:pPr>
               <w:rPr>
-                <w:rFonts w:ascii="Cambria Math" w:hAnsi="Cambria Math" w:cs="Arial"/>
-                <w:sz w:val="22"/>
+                <w:rFonts w:cs="Arial"/>
                 <w:szCs w:val="22"/>
               </w:rPr>
             </w:pPr>
             <w:r>
               <w:rPr>
-                <w:rFonts w:ascii="Cambria Math" w:hAnsi="Cambria Math" w:cs="Arial"/>
-                <w:sz w:val="22"/>
+                <w:rFonts w:cs="Arial"/>
                 <w:szCs w:val="22"/>
               </w:rPr>
               <w:t xml:space="preserve">orthogonal to </w:t>
@@ -464,20 +407,18 @@
             <w:proofErr w:type="spellStart"/>
             <w:r>
               <w:rPr>
-                <w:rFonts w:ascii="Cambria Math" w:hAnsi="Cambria Math" w:cs="Arial"/>
+                <w:rFonts w:cs="Arial"/>
                 <w:b/>
                 <w:bCs/>
-                <w:sz w:val="22"/>
                 <w:szCs w:val="22"/>
               </w:rPr>
               <w:t>L</w:t>
             </w:r>
             <w:r>
               <w:rPr>
-                <w:rFonts w:ascii="Cambria Math" w:hAnsi="Cambria Math" w:cs="Arial"/>
+                <w:rFonts w:cs="Arial"/>
                 <w:b/>
                 <w:bCs/>
-                <w:sz w:val="22"/>
                 <w:szCs w:val="22"/>
               </w:rPr>
               <w:t>ookAt</w:t>
@@ -485,37 +426,26 @@
             <w:proofErr w:type="spellEnd"/>
             <w:r>
               <w:rPr>
-                <w:rFonts w:ascii="Cambria Math" w:hAnsi="Cambria Math" w:cs="Arial"/>
-                <w:sz w:val="22"/>
-                <w:szCs w:val="22"/>
-              </w:rPr>
-              <w:t xml:space="preserve">, </w:t>
-            </w:r>
-            <w:r>
-              <w:rPr>
-                <w:rFonts w:ascii="Cambria Math" w:hAnsi="Cambria Math" w:cs="Arial"/>
-                <w:sz w:val="22"/>
-                <w:szCs w:val="22"/>
-              </w:rPr>
-              <w:t xml:space="preserve">controls rotation along the </w:t>
+                <w:rFonts w:cs="Arial"/>
+                <w:szCs w:val="22"/>
+              </w:rPr>
+              <w:t xml:space="preserve">, controls rotation along the </w:t>
             </w:r>
             <w:proofErr w:type="spellStart"/>
             <w:r>
               <w:rPr>
-                <w:rFonts w:ascii="Cambria Math" w:hAnsi="Cambria Math" w:cs="Arial"/>
+                <w:rFonts w:cs="Arial"/>
                 <w:b/>
                 <w:bCs/>
-                <w:sz w:val="22"/>
                 <w:szCs w:val="22"/>
               </w:rPr>
               <w:t>L</w:t>
             </w:r>
             <w:r>
               <w:rPr>
-                <w:rFonts w:ascii="Cambria Math" w:hAnsi="Cambria Math" w:cs="Arial"/>
+                <w:rFonts w:cs="Arial"/>
                 <w:b/>
                 <w:bCs/>
-                <w:sz w:val="22"/>
                 <w:szCs w:val="22"/>
               </w:rPr>
               <w:t>ookAt</w:t>
@@ -523,8 +453,7 @@
             <w:proofErr w:type="spellEnd"/>
             <w:r>
               <w:rPr>
-                <w:rFonts w:ascii="Cambria Math" w:hAnsi="Cambria Math" w:cs="Arial"/>
-                <w:sz w:val="22"/>
+                <w:rFonts w:cs="Arial"/>
                 <w:szCs w:val="22"/>
               </w:rPr>
               <w:t xml:space="preserve"> axis</w:t>
@@ -533,15 +462,13 @@
           <w:p>
             <w:pPr>
               <w:rPr>
-                <w:rFonts w:ascii="Cambria Math" w:hAnsi="Cambria Math" w:cs="Arial"/>
-                <w:sz w:val="22"/>
+                <w:rFonts w:cs="Arial"/>
                 <w:szCs w:val="22"/>
               </w:rPr>
             </w:pPr>
             <w:r>
               <w:rPr>
-                <w:rFonts w:ascii="Cambria Math" w:hAnsi="Cambria Math" w:cs="Arial"/>
-                <w:sz w:val="22"/>
+                <w:rFonts w:cs="Arial"/>
                 <w:szCs w:val="22"/>
               </w:rPr>
               <w:t>the width of the viewing window</w:t>
@@ -550,15 +477,13 @@
           <w:p>
             <w:pPr>
               <w:rPr>
-                <w:rFonts w:ascii="Cambria Math" w:hAnsi="Cambria Math" w:cs="Arial"/>
-                <w:sz w:val="22"/>
+                <w:rFonts w:cs="Arial"/>
                 <w:szCs w:val="22"/>
               </w:rPr>
             </w:pPr>
             <w:r>
               <w:rPr>
-                <w:rFonts w:ascii="Cambria Math" w:hAnsi="Cambria Math" w:cs="Arial"/>
-                <w:sz w:val="22"/>
+                <w:rFonts w:cs="Arial"/>
                 <w:szCs w:val="22"/>
               </w:rPr>
               <w:t>the height of the viewing window</w:t>
@@ -569,30 +494,25 @@
     </w:tbl>
     <w:p>
       <w:pPr>
-        <w:spacing w:after="0" w:line="240" w:lineRule="auto"/>
-        <w:rPr>
-          <w:rFonts w:ascii="Cambria Math" w:hAnsi="Cambria Math" w:cs="Arial"/>
-          <w:sz w:val="22"/>
-          <w:szCs w:val="22"/>
-        </w:rPr>
-      </w:pPr>
-    </w:p>
-    <w:p>
-      <w:pPr>
-        <w:spacing w:after="0" w:line="240" w:lineRule="auto"/>
+        <w:rPr>
+          <w:rFonts w:cs="Arial"/>
+          <w:szCs w:val="22"/>
+        </w:rPr>
+      </w:pPr>
+    </w:p>
+    <w:p>
+      <w:pPr>
         <w:jc w:val="center"/>
         <w:rPr>
-          <w:rFonts w:ascii="Cambria Math" w:hAnsi="Cambria Math" w:cs="Arial"/>
+          <w:rFonts w:cs="Arial"/>
           <w:color w:val="808080" w:themeColor="background1" w:themeShade="80"/>
-          <w:sz w:val="22"/>
-          <w:szCs w:val="22"/>
-        </w:rPr>
-      </w:pPr>
-      <w:r>
-        <w:rPr>
-          <w:rFonts w:ascii="Cambria Math" w:hAnsi="Cambria Math" w:cs="Arial"/>
+          <w:szCs w:val="22"/>
+        </w:rPr>
+      </w:pPr>
+      <w:r>
+        <w:rPr>
+          <w:rFonts w:cs="Arial"/>
           <w:color w:val="808080" w:themeColor="background1" w:themeShade="80"/>
-          <w:sz w:val="22"/>
           <w:szCs w:val="22"/>
         </w:rPr>
         <w:t xml:space="preserve">(All vectors in this report are </w:t>
@@ -600,11 +520,10 @@
       <w:proofErr w:type="gramStart"/>
       <w:r>
         <w:rPr>
-          <w:rFonts w:ascii="Cambria Math" w:hAnsi="Cambria Math" w:cs="Arial"/>
+          <w:rFonts w:cs="Arial"/>
           <w:b/>
           <w:bCs/>
           <w:color w:val="808080" w:themeColor="background1" w:themeShade="80"/>
-          <w:sz w:val="22"/>
           <w:szCs w:val="22"/>
         </w:rPr>
         <w:t>bolded</w:t>
@@ -612,560 +531,427 @@
       <w:proofErr w:type="gramEnd"/>
       <w:r>
         <w:rPr>
-          <w:rFonts w:ascii="Cambria Math" w:hAnsi="Cambria Math" w:cs="Arial"/>
+          <w:rFonts w:cs="Arial"/>
           <w:color w:val="808080" w:themeColor="background1" w:themeShade="80"/>
-          <w:sz w:val="22"/>
-          <w:szCs w:val="22"/>
-        </w:rPr>
-        <w:t xml:space="preserve">, and scalars </w:t>
+          <w:szCs w:val="22"/>
+        </w:rPr>
+        <w:t xml:space="preserve">, and scalars are </w:t>
+      </w:r>
+      <w:r>
+        <w:rPr>
+          <w:rFonts w:cs="Arial"/>
+          <w:i/>
+          <w:iCs/>
+          <w:color w:val="808080" w:themeColor="background1" w:themeShade="80"/>
+          <w:szCs w:val="22"/>
+        </w:rPr>
+        <w:t>italicized</w:t>
+      </w:r>
+      <w:r>
+        <w:rPr>
+          <w:rFonts w:cs="Arial"/>
+          <w:color w:val="808080" w:themeColor="background1" w:themeShade="80"/>
+          <w:szCs w:val="22"/>
+        </w:rPr>
+        <w:t>)</w:t>
+      </w:r>
+    </w:p>
+    <w:p>
+      <w:pPr>
+        <w:rPr>
+          <w:rFonts w:cs="Arial"/>
+          <w:szCs w:val="22"/>
+        </w:rPr>
+      </w:pPr>
+    </w:p>
+    <w:p>
+      <w:pPr>
+        <w:rPr>
+          <w:rFonts w:cs="Arial"/>
+          <w:szCs w:val="22"/>
+        </w:rPr>
+      </w:pPr>
+      <w:r>
+        <w:rPr>
+          <w:rFonts w:cs="Arial"/>
+          <w:szCs w:val="22"/>
+        </w:rPr>
+        <w:t xml:space="preserve">Additionally, a </w:t>
+      </w:r>
+      <w:proofErr w:type="spellStart"/>
+      <w:r>
+        <w:rPr>
+          <w:rFonts w:cs="Arial"/>
+          <w:i/>
+          <w:iCs/>
+          <w:szCs w:val="22"/>
+        </w:rPr>
+        <w:t>P</w:t>
+      </w:r>
+      <w:r>
+        <w:rPr>
+          <w:rFonts w:cs="Arial"/>
+          <w:i/>
+          <w:iCs/>
+          <w:szCs w:val="22"/>
+        </w:rPr>
+        <w:t>rojDist</w:t>
+      </w:r>
+      <w:proofErr w:type="spellEnd"/>
+      <w:r>
+        <w:rPr>
+          <w:rFonts w:cs="Arial"/>
+          <w:szCs w:val="22"/>
+        </w:rPr>
+        <w:t xml:space="preserve"> scalar is defined for perspective mode, along with a </w:t>
+      </w:r>
+      <w:proofErr w:type="spellStart"/>
+      <w:r>
+        <w:rPr>
+          <w:rFonts w:cs="Arial"/>
+          <w:i/>
+          <w:iCs/>
+          <w:szCs w:val="22"/>
+        </w:rPr>
+        <w:t>D</w:t>
+      </w:r>
+      <w:r>
+        <w:rPr>
+          <w:rFonts w:cs="Arial"/>
+          <w:i/>
+          <w:iCs/>
+          <w:szCs w:val="22"/>
+        </w:rPr>
+        <w:t>oPerspective</w:t>
+      </w:r>
+      <w:proofErr w:type="spellEnd"/>
+      <w:r>
+        <w:rPr>
+          <w:rFonts w:cs="Arial"/>
+          <w:szCs w:val="22"/>
+        </w:rPr>
+        <w:t xml:space="preserve"> Boolean that allows switching between orthographic and perspective.</w:t>
+      </w:r>
+      <w:r>
+        <w:rPr>
+          <w:rFonts w:cs="Arial"/>
+          <w:szCs w:val="22"/>
+        </w:rPr>
+        <w:t xml:space="preserve"> Given the above definitions, the basis can be calculated:</w:t>
+      </w:r>
+    </w:p>
+    <w:p>
+      <w:pPr>
+        <w:rPr>
+          <w:rFonts w:cs="Arial"/>
+          <w:szCs w:val="22"/>
+        </w:rPr>
+      </w:pPr>
+    </w:p>
+    <w:p>
+      <w:pPr>
+        <w:jc w:val="center"/>
+        <w:rPr>
+          <w:rFonts w:cs="Arial"/>
+          <w:szCs w:val="22"/>
+        </w:rPr>
+      </w:pPr>
+      <w:r>
+        <w:rPr>
+          <w:rFonts w:cs="Arial"/>
+          <w:b/>
+          <w:bCs/>
+          <w:szCs w:val="22"/>
+        </w:rPr>
+        <w:t>e</w:t>
+      </w:r>
+      <w:r>
+        <w:rPr>
+          <w:rFonts w:cs="Arial"/>
+          <w:szCs w:val="22"/>
+        </w:rPr>
+        <w:t xml:space="preserve"> = </w:t>
+      </w:r>
+      <w:r>
+        <w:rPr>
+          <w:rFonts w:cs="Arial"/>
+          <w:b/>
+          <w:bCs/>
+          <w:szCs w:val="22"/>
+        </w:rPr>
+        <w:t>Viewpoint</w:t>
+      </w:r>
+    </w:p>
+    <w:p>
+      <w:pPr>
+        <w:jc w:val="center"/>
+        <w:rPr>
+          <w:rFonts w:cs="Arial"/>
+          <w:b/>
+          <w:bCs/>
+          <w:szCs w:val="22"/>
+        </w:rPr>
+      </w:pPr>
+      <w:r>
+        <w:rPr>
+          <w:rFonts w:cs="Arial"/>
+          <w:b/>
+          <w:bCs/>
+          <w:szCs w:val="22"/>
+        </w:rPr>
+        <w:t>w</w:t>
+      </w:r>
+      <w:r>
+        <w:rPr>
+          <w:rFonts w:cs="Arial"/>
+          <w:szCs w:val="22"/>
+        </w:rPr>
+        <w:t xml:space="preserve"> = </w:t>
+      </w:r>
+      <w:r>
+        <w:rPr>
+          <w:rFonts w:cs="Arial"/>
+          <w:b/>
+          <w:bCs/>
+          <w:szCs w:val="22"/>
+        </w:rPr>
+        <w:t>-</w:t>
+      </w:r>
+      <w:proofErr w:type="spellStart"/>
+      <w:r>
+        <w:rPr>
+          <w:rFonts w:cs="Arial"/>
+          <w:b/>
+          <w:bCs/>
+          <w:szCs w:val="22"/>
+        </w:rPr>
+        <w:t>L</w:t>
+      </w:r>
+      <w:r>
+        <w:rPr>
+          <w:rFonts w:cs="Arial"/>
+          <w:b/>
+          <w:bCs/>
+          <w:szCs w:val="22"/>
+        </w:rPr>
+        <w:t>ookAt</w:t>
+      </w:r>
+      <w:proofErr w:type="spellEnd"/>
+    </w:p>
+    <w:p>
+      <w:pPr>
+        <w:jc w:val="center"/>
+        <w:rPr>
+          <w:rFonts w:cs="Arial"/>
+          <w:b/>
+          <w:bCs/>
+          <w:szCs w:val="22"/>
+        </w:rPr>
+      </w:pPr>
+      <w:r>
+        <w:rPr>
+          <w:rFonts w:cs="Arial"/>
+          <w:b/>
+          <w:bCs/>
+          <w:szCs w:val="22"/>
+        </w:rPr>
+        <w:t>v</w:t>
+      </w:r>
+      <w:r>
+        <w:rPr>
+          <w:rFonts w:cs="Arial"/>
+          <w:szCs w:val="22"/>
+        </w:rPr>
+        <w:t xml:space="preserve"> = </w:t>
+      </w:r>
+      <w:proofErr w:type="spellStart"/>
+      <w:r>
+        <w:rPr>
+          <w:rFonts w:cs="Arial"/>
+          <w:b/>
+          <w:bCs/>
+          <w:szCs w:val="22"/>
+        </w:rPr>
+        <w:t>Up</w:t>
+      </w:r>
+      <w:r>
+        <w:rPr>
+          <w:rFonts w:cs="Arial"/>
+          <w:b/>
+          <w:bCs/>
+          <w:szCs w:val="22"/>
+        </w:rPr>
+        <w:t>Vec</w:t>
+      </w:r>
+      <w:proofErr w:type="spellEnd"/>
+    </w:p>
+    <w:p>
+      <w:pPr>
+        <w:jc w:val="center"/>
+        <w:rPr>
+          <w:rFonts w:cs="Arial"/>
+          <w:b/>
+          <w:bCs/>
+          <w:szCs w:val="22"/>
+        </w:rPr>
+      </w:pPr>
+      <w:r>
+        <w:rPr>
+          <w:rFonts w:cs="Arial"/>
+          <w:b/>
+          <w:bCs/>
+          <w:szCs w:val="22"/>
+        </w:rPr>
+        <w:t>u</w:t>
+      </w:r>
+      <w:r>
+        <w:rPr>
+          <w:rFonts w:cs="Arial"/>
+          <w:szCs w:val="22"/>
+        </w:rPr>
+        <w:t xml:space="preserve"> = </w:t>
+      </w:r>
+      <w:r>
+        <w:rPr>
+          <w:rFonts w:cs="Arial"/>
+          <w:b/>
+          <w:bCs/>
+          <w:szCs w:val="22"/>
+        </w:rPr>
+        <w:t xml:space="preserve">v </w:t>
+      </w:r>
+      <w:r>
+        <w:rPr>
+          <w:rFonts w:cs="Arial"/>
+          <w:szCs w:val="22"/>
+        </w:rPr>
+        <w:t>×</w:t>
+      </w:r>
+      <w:r>
+        <w:rPr>
+          <w:rFonts w:cs="Arial"/>
+          <w:b/>
+          <w:bCs/>
+          <w:szCs w:val="22"/>
+        </w:rPr>
+        <w:t xml:space="preserve"> w</w:t>
+      </w:r>
+    </w:p>
+    <w:p>
+      <w:pPr>
+        <w:rPr>
+          <w:rFonts w:cs="Arial"/>
+          <w:b/>
+          <w:bCs/>
+          <w:szCs w:val="22"/>
+        </w:rPr>
+      </w:pPr>
+    </w:p>
+    <w:p>
+      <w:pPr>
+        <w:rPr>
+          <w:rFonts w:cs="Arial"/>
+          <w:szCs w:val="22"/>
+        </w:rPr>
+      </w:pPr>
+      <w:r>
+        <w:rPr>
+          <w:rFonts w:cs="Arial"/>
+          <w:szCs w:val="22"/>
+        </w:rPr>
+        <w:t xml:space="preserve">Now, for every pixel (x, y) on the screen, we need to find the corresponding ray equation for the </w:t>
+      </w:r>
+      <w:proofErr w:type="spellStart"/>
+      <w:r>
+        <w:rPr>
+          <w:rFonts w:cs="Arial"/>
+          <w:szCs w:val="22"/>
+        </w:rPr>
+        <w:t>raytracer</w:t>
+      </w:r>
+      <w:proofErr w:type="spellEnd"/>
+      <w:r>
+        <w:rPr>
+          <w:rFonts w:cs="Arial"/>
+          <w:szCs w:val="22"/>
+        </w:rPr>
+        <w:t>. To start, every</w:t>
+      </w:r>
+      <w:r>
+        <w:rPr>
+          <w:rFonts w:cs="Arial"/>
+          <w:szCs w:val="22"/>
+        </w:rPr>
+        <w:t xml:space="preserve"> (x, y) mapped to a vector ranging from (-0.5, -0.5), corresponding to the top-left, and (0.5, 0.5), corresponding to the top-right.  </w:t>
+      </w:r>
+      <w:r>
+        <w:rPr>
+          <w:rFonts w:cs="Arial"/>
+          <w:szCs w:val="22"/>
+        </w:rPr>
+        <w:t xml:space="preserve">These are then transformed into scalar </w:t>
       </w:r>
       <w:proofErr w:type="gramStart"/>
       <w:r>
         <w:rPr>
-          <w:rFonts w:ascii="Cambria Math" w:hAnsi="Cambria Math" w:cs="Arial"/>
-          <w:color w:val="808080" w:themeColor="background1" w:themeShade="80"/>
-          <w:sz w:val="22"/>
-          <w:szCs w:val="22"/>
-        </w:rPr>
-        <w:t xml:space="preserve">are </w:t>
-      </w:r>
-      <w:r>
-        <w:rPr>
-          <w:rFonts w:ascii="Cambria Math" w:hAnsi="Cambria Math" w:cs="Arial"/>
-          <w:i/>
-          <w:iCs/>
-          <w:color w:val="808080" w:themeColor="background1" w:themeShade="80"/>
-          <w:sz w:val="22"/>
-          <w:szCs w:val="22"/>
-        </w:rPr>
-        <w:t>italicized</w:t>
+          <w:rFonts w:cs="Arial"/>
+          <w:i/>
+          <w:iCs/>
+          <w:szCs w:val="22"/>
+        </w:rPr>
+        <w:t>u</w:t>
+      </w:r>
+      <w:r>
+        <w:rPr>
+          <w:rFonts w:cs="Arial"/>
+          <w:b/>
+          <w:bCs/>
+          <w:i/>
+          <w:iCs/>
+          <w:szCs w:val="22"/>
+        </w:rPr>
+        <w:t xml:space="preserve"> </w:t>
+      </w:r>
+      <w:r>
+        <w:rPr>
+          <w:rFonts w:cs="Arial"/>
+          <w:szCs w:val="22"/>
+        </w:rPr>
+        <w:t xml:space="preserve"> and</w:t>
       </w:r>
       <w:proofErr w:type="gramEnd"/>
       <w:r>
         <w:rPr>
-          <w:rFonts w:ascii="Cambria Math" w:hAnsi="Cambria Math" w:cs="Arial"/>
-          <w:color w:val="808080" w:themeColor="background1" w:themeShade="80"/>
-          <w:sz w:val="22"/>
-          <w:szCs w:val="22"/>
-        </w:rPr>
-        <w:t>)</w:t>
-      </w:r>
-    </w:p>
-    <w:p>
-      <w:pPr>
-        <w:spacing w:after="0" w:line="240" w:lineRule="auto"/>
-        <w:rPr>
-          <w:rFonts w:ascii="Cambria Math" w:hAnsi="Cambria Math" w:cs="Arial"/>
-          <w:sz w:val="22"/>
-          <w:szCs w:val="22"/>
-        </w:rPr>
-      </w:pPr>
-    </w:p>
-    <w:p>
-      <w:pPr>
-        <w:spacing w:after="0" w:line="240" w:lineRule="auto"/>
-        <w:rPr>
-          <w:rFonts w:ascii="Cambria Math" w:hAnsi="Cambria Math" w:cs="Arial"/>
-          <w:sz w:val="22"/>
-          <w:szCs w:val="22"/>
-        </w:rPr>
-      </w:pPr>
-      <w:r>
-        <w:rPr>
-          <w:rFonts w:ascii="Cambria Math" w:hAnsi="Cambria Math" w:cs="Arial"/>
-          <w:sz w:val="22"/>
-          <w:szCs w:val="22"/>
-        </w:rPr>
-        <w:t xml:space="preserve">Additionally, a </w:t>
-      </w:r>
-      <w:proofErr w:type="spellStart"/>
-      <w:r>
-        <w:rPr>
-          <w:rFonts w:ascii="Cambria Math" w:hAnsi="Cambria Math" w:cs="Arial"/>
-          <w:i/>
-          <w:iCs/>
-          <w:sz w:val="22"/>
-          <w:szCs w:val="22"/>
-        </w:rPr>
-        <w:t>P</w:t>
-      </w:r>
-      <w:r>
-        <w:rPr>
-          <w:rFonts w:ascii="Cambria Math" w:hAnsi="Cambria Math" w:cs="Arial"/>
-          <w:i/>
-          <w:iCs/>
-          <w:sz w:val="22"/>
-          <w:szCs w:val="22"/>
-        </w:rPr>
-        <w:t>rojDist</w:t>
-      </w:r>
-      <w:proofErr w:type="spellEnd"/>
-      <w:r>
-        <w:rPr>
-          <w:rFonts w:ascii="Cambria Math" w:hAnsi="Cambria Math" w:cs="Arial"/>
-          <w:sz w:val="22"/>
-          <w:szCs w:val="22"/>
-        </w:rPr>
-        <w:t xml:space="preserve"> scalar </w:t>
+          <w:rFonts w:cs="Arial"/>
+          <w:b/>
+          <w:bCs/>
+          <w:i/>
+          <w:iCs/>
+          <w:szCs w:val="22"/>
+        </w:rPr>
+        <w:t xml:space="preserve"> </w:t>
       </w:r>
       <w:proofErr w:type="gramStart"/>
       <w:r>
         <w:rPr>
-          <w:rFonts w:ascii="Cambria Math" w:hAnsi="Cambria Math" w:cs="Arial"/>
-          <w:sz w:val="22"/>
-          <w:szCs w:val="22"/>
-        </w:rPr>
-        <w:t>is defined</w:t>
+          <w:rFonts w:cs="Arial"/>
+          <w:i/>
+          <w:iCs/>
+          <w:szCs w:val="22"/>
+        </w:rPr>
+        <w:t>v</w:t>
+      </w:r>
+      <w:r>
+        <w:rPr>
+          <w:rFonts w:cs="Arial"/>
+          <w:szCs w:val="22"/>
+        </w:rPr>
+        <w:t xml:space="preserve">  quantities</w:t>
       </w:r>
       <w:proofErr w:type="gramEnd"/>
       <w:r>
         <w:rPr>
-          <w:rFonts w:ascii="Cambria Math" w:hAnsi="Cambria Math" w:cs="Arial"/>
-          <w:sz w:val="22"/>
-          <w:szCs w:val="22"/>
-        </w:rPr>
-        <w:t xml:space="preserve"> for perspective mode, along with a </w:t>
-      </w:r>
-      <w:proofErr w:type="spellStart"/>
-      <w:r>
-        <w:rPr>
-          <w:rFonts w:ascii="Cambria Math" w:hAnsi="Cambria Math" w:cs="Arial"/>
-          <w:i/>
-          <w:iCs/>
-          <w:sz w:val="22"/>
-          <w:szCs w:val="22"/>
-        </w:rPr>
-        <w:t>D</w:t>
-      </w:r>
-      <w:r>
-        <w:rPr>
-          <w:rFonts w:ascii="Cambria Math" w:hAnsi="Cambria Math" w:cs="Arial"/>
-          <w:i/>
-          <w:iCs/>
-          <w:sz w:val="22"/>
-          <w:szCs w:val="22"/>
-        </w:rPr>
-        <w:t>oPerspective</w:t>
-      </w:r>
-      <w:proofErr w:type="spellEnd"/>
-      <w:r>
-        <w:rPr>
-          <w:rFonts w:ascii="Cambria Math" w:hAnsi="Cambria Math" w:cs="Arial"/>
-          <w:sz w:val="22"/>
-          <w:szCs w:val="22"/>
-        </w:rPr>
-        <w:t xml:space="preserve"> Boolean that allows switching between orthographic and perspective.</w:t>
-      </w:r>
-      <w:r>
-        <w:rPr>
-          <w:rFonts w:ascii="Cambria Math" w:hAnsi="Cambria Math" w:cs="Arial"/>
-          <w:sz w:val="22"/>
-          <w:szCs w:val="22"/>
-        </w:rPr>
-        <w:t xml:space="preserve"> Given the above definitions, the basis can </w:t>
-      </w:r>
-      <w:proofErr w:type="gramStart"/>
-      <w:r>
-        <w:rPr>
-          <w:rFonts w:ascii="Cambria Math" w:hAnsi="Cambria Math" w:cs="Arial"/>
-          <w:sz w:val="22"/>
-          <w:szCs w:val="22"/>
-        </w:rPr>
-        <w:t>be calculated</w:t>
-      </w:r>
-      <w:proofErr w:type="gramEnd"/>
-      <w:r>
-        <w:rPr>
-          <w:rFonts w:ascii="Cambria Math" w:hAnsi="Cambria Math" w:cs="Arial"/>
-          <w:sz w:val="22"/>
-          <w:szCs w:val="22"/>
-        </w:rPr>
-        <w:t>:</w:t>
-      </w:r>
-    </w:p>
-    <w:p>
-      <w:pPr>
-        <w:spacing w:after="0" w:line="240" w:lineRule="auto"/>
-        <w:rPr>
-          <w:rFonts w:ascii="Cambria Math" w:hAnsi="Cambria Math" w:cs="Arial"/>
-          <w:sz w:val="22"/>
-          <w:szCs w:val="22"/>
-        </w:rPr>
-      </w:pPr>
-    </w:p>
-    <w:p>
-      <w:pPr>
-        <w:spacing w:after="0" w:line="240" w:lineRule="auto"/>
-        <w:jc w:val="center"/>
-        <w:rPr>
-          <w:rFonts w:ascii="Cambria Math" w:hAnsi="Cambria Math" w:cs="Arial"/>
-          <w:sz w:val="22"/>
-          <w:szCs w:val="22"/>
-        </w:rPr>
-      </w:pPr>
-      <w:r>
-        <w:rPr>
-          <w:rFonts w:ascii="Cambria Math" w:hAnsi="Cambria Math" w:cs="Arial"/>
-          <w:b/>
-          <w:bCs/>
-          <w:sz w:val="22"/>
-          <w:szCs w:val="22"/>
-        </w:rPr>
-        <w:t>e</w:t>
-      </w:r>
-      <w:r>
-        <w:rPr>
-          <w:rFonts w:ascii="Cambria Math" w:hAnsi="Cambria Math" w:cs="Arial"/>
-          <w:sz w:val="22"/>
-          <w:szCs w:val="22"/>
-        </w:rPr>
-        <w:t xml:space="preserve"> = </w:t>
-      </w:r>
-      <w:r>
-        <w:rPr>
-          <w:rFonts w:ascii="Cambria Math" w:hAnsi="Cambria Math" w:cs="Arial"/>
-          <w:b/>
-          <w:bCs/>
-          <w:sz w:val="22"/>
-          <w:szCs w:val="22"/>
-        </w:rPr>
-        <w:t>Viewpoint</w:t>
-      </w:r>
-    </w:p>
-    <w:p>
-      <w:pPr>
-        <w:spacing w:after="0" w:line="240" w:lineRule="auto"/>
-        <w:jc w:val="center"/>
-        <w:rPr>
-          <w:rFonts w:ascii="Cambria Math" w:hAnsi="Cambria Math" w:cs="Arial"/>
-          <w:b/>
-          <w:bCs/>
-          <w:sz w:val="22"/>
-          <w:szCs w:val="22"/>
-        </w:rPr>
-      </w:pPr>
-      <w:r>
-        <w:rPr>
-          <w:rFonts w:ascii="Cambria Math" w:hAnsi="Cambria Math" w:cs="Arial"/>
-          <w:b/>
-          <w:bCs/>
-          <w:sz w:val="22"/>
-          <w:szCs w:val="22"/>
-        </w:rPr>
-        <w:t>w</w:t>
-      </w:r>
-      <w:r>
-        <w:rPr>
-          <w:rFonts w:ascii="Cambria Math" w:hAnsi="Cambria Math" w:cs="Arial"/>
-          <w:sz w:val="22"/>
-          <w:szCs w:val="22"/>
-        </w:rPr>
-        <w:t xml:space="preserve"> = </w:t>
-      </w:r>
-      <w:r>
-        <w:rPr>
-          <w:rFonts w:ascii="Cambria Math" w:hAnsi="Cambria Math" w:cs="Arial"/>
-          <w:b/>
-          <w:bCs/>
-          <w:sz w:val="22"/>
-          <w:szCs w:val="22"/>
-        </w:rPr>
-        <w:t>-</w:t>
-      </w:r>
-      <w:proofErr w:type="spellStart"/>
-      <w:r>
-        <w:rPr>
-          <w:rFonts w:ascii="Cambria Math" w:hAnsi="Cambria Math" w:cs="Arial"/>
-          <w:b/>
-          <w:bCs/>
-          <w:sz w:val="22"/>
-          <w:szCs w:val="22"/>
-        </w:rPr>
-        <w:t>L</w:t>
-      </w:r>
-      <w:r>
-        <w:rPr>
-          <w:rFonts w:ascii="Cambria Math" w:hAnsi="Cambria Math" w:cs="Arial"/>
-          <w:b/>
-          <w:bCs/>
-          <w:sz w:val="22"/>
-          <w:szCs w:val="22"/>
-        </w:rPr>
-        <w:t>ookAt</w:t>
-      </w:r>
-      <w:proofErr w:type="spellEnd"/>
-    </w:p>
-    <w:p>
-      <w:pPr>
-        <w:spacing w:after="0" w:line="240" w:lineRule="auto"/>
-        <w:jc w:val="center"/>
-        <w:rPr>
-          <w:rFonts w:ascii="Cambria Math" w:hAnsi="Cambria Math" w:cs="Arial"/>
-          <w:b/>
-          <w:bCs/>
-          <w:sz w:val="22"/>
-          <w:szCs w:val="22"/>
-        </w:rPr>
-      </w:pPr>
-      <w:r>
-        <w:rPr>
-          <w:rFonts w:ascii="Cambria Math" w:hAnsi="Cambria Math" w:cs="Arial"/>
-          <w:b/>
-          <w:bCs/>
-          <w:sz w:val="22"/>
-          <w:szCs w:val="22"/>
-        </w:rPr>
-        <w:t>v</w:t>
-      </w:r>
-      <w:r>
-        <w:rPr>
-          <w:rFonts w:ascii="Cambria Math" w:hAnsi="Cambria Math" w:cs="Arial"/>
-          <w:sz w:val="22"/>
-          <w:szCs w:val="22"/>
-        </w:rPr>
-        <w:t xml:space="preserve"> = </w:t>
-      </w:r>
-      <w:proofErr w:type="spellStart"/>
-      <w:r>
-        <w:rPr>
-          <w:rFonts w:ascii="Cambria Math" w:hAnsi="Cambria Math" w:cs="Arial"/>
-          <w:b/>
-          <w:bCs/>
-          <w:sz w:val="22"/>
-          <w:szCs w:val="22"/>
-        </w:rPr>
-        <w:t>Up</w:t>
-      </w:r>
-      <w:r>
-        <w:rPr>
-          <w:rFonts w:ascii="Cambria Math" w:hAnsi="Cambria Math" w:cs="Arial"/>
-          <w:b/>
-          <w:bCs/>
-          <w:sz w:val="22"/>
-          <w:szCs w:val="22"/>
-        </w:rPr>
-        <w:t>Vec</w:t>
-      </w:r>
-      <w:proofErr w:type="spellEnd"/>
-    </w:p>
-    <w:p>
-      <w:pPr>
-        <w:spacing w:after="0" w:line="240" w:lineRule="auto"/>
-        <w:jc w:val="center"/>
-        <w:rPr>
-          <w:rFonts w:ascii="Cambria Math" w:hAnsi="Cambria Math" w:cs="Arial"/>
-          <w:b/>
-          <w:bCs/>
-          <w:sz w:val="22"/>
-          <w:szCs w:val="22"/>
-        </w:rPr>
-      </w:pPr>
-      <w:r>
-        <w:rPr>
-          <w:rFonts w:ascii="Cambria Math" w:hAnsi="Cambria Math" w:cs="Arial"/>
-          <w:b/>
-          <w:bCs/>
-          <w:sz w:val="22"/>
-          <w:szCs w:val="22"/>
-        </w:rPr>
-        <w:t>u</w:t>
-      </w:r>
-      <w:r>
-        <w:rPr>
-          <w:rFonts w:ascii="Cambria Math" w:hAnsi="Cambria Math" w:cs="Arial"/>
-          <w:sz w:val="22"/>
-          <w:szCs w:val="22"/>
-        </w:rPr>
-        <w:t xml:space="preserve"> = </w:t>
-      </w:r>
-      <w:r>
-        <w:rPr>
-          <w:rFonts w:ascii="Cambria Math" w:hAnsi="Cambria Math" w:cs="Arial"/>
-          <w:b/>
-          <w:bCs/>
-          <w:sz w:val="22"/>
-          <w:szCs w:val="22"/>
-        </w:rPr>
-        <w:t xml:space="preserve">v </w:t>
-      </w:r>
-      <w:r>
-        <w:rPr>
-          <w:rFonts w:ascii="Cambria Math" w:hAnsi="Cambria Math" w:cs="Arial"/>
-          <w:sz w:val="22"/>
-          <w:szCs w:val="22"/>
-        </w:rPr>
-        <w:t>×</w:t>
-      </w:r>
-      <w:r>
-        <w:rPr>
-          <w:rFonts w:ascii="Cambria Math" w:hAnsi="Cambria Math" w:cs="Arial"/>
-          <w:b/>
-          <w:bCs/>
-          <w:sz w:val="22"/>
-          <w:szCs w:val="22"/>
-        </w:rPr>
-        <w:t xml:space="preserve"> w</w:t>
-      </w:r>
-    </w:p>
-    <w:p>
-      <w:pPr>
-        <w:spacing w:after="0" w:line="240" w:lineRule="auto"/>
-        <w:rPr>
-          <w:rFonts w:ascii="Cambria Math" w:hAnsi="Cambria Math" w:cs="Arial"/>
-          <w:b/>
-          <w:bCs/>
-          <w:sz w:val="22"/>
-          <w:szCs w:val="22"/>
-        </w:rPr>
-      </w:pPr>
-    </w:p>
-    <w:p>
-      <w:pPr>
-        <w:spacing w:after="0" w:line="240" w:lineRule="auto"/>
-        <w:rPr>
-          <w:rFonts w:ascii="Cambria Math" w:hAnsi="Cambria Math" w:cs="Arial"/>
-          <w:sz w:val="22"/>
-          <w:szCs w:val="22"/>
-        </w:rPr>
-      </w:pPr>
-      <w:r>
-        <w:rPr>
-          <w:rFonts w:ascii="Cambria Math" w:hAnsi="Cambria Math" w:cs="Arial"/>
-          <w:sz w:val="22"/>
-          <w:szCs w:val="22"/>
-        </w:rPr>
-        <w:t xml:space="preserve">Now, for every pixel (x, y) on the screen, we need to find the corresponding ray equation for the </w:t>
-      </w:r>
-      <w:proofErr w:type="spellStart"/>
-      <w:r>
-        <w:rPr>
-          <w:rFonts w:ascii="Cambria Math" w:hAnsi="Cambria Math" w:cs="Arial"/>
-          <w:sz w:val="22"/>
-          <w:szCs w:val="22"/>
-        </w:rPr>
-        <w:t>raytracer</w:t>
-      </w:r>
-      <w:proofErr w:type="spellEnd"/>
-      <w:r>
-        <w:rPr>
-          <w:rFonts w:ascii="Cambria Math" w:hAnsi="Cambria Math" w:cs="Arial"/>
-          <w:sz w:val="22"/>
-          <w:szCs w:val="22"/>
-        </w:rPr>
-        <w:t>. To start, every</w:t>
-      </w:r>
-      <w:r>
-        <w:rPr>
-          <w:rFonts w:ascii="Cambria Math" w:hAnsi="Cambria Math" w:cs="Arial"/>
-          <w:sz w:val="22"/>
-          <w:szCs w:val="22"/>
-        </w:rPr>
-        <w:t xml:space="preserve"> (x, y) mapped to a vector ranging from (-0.5, -0.5), corresponding to the top-left, and (0.5, 0.5), corresponding to the top-right</w:t>
-      </w:r>
-      <w:proofErr w:type="gramStart"/>
-      <w:r>
-        <w:rPr>
-          <w:rFonts w:ascii="Cambria Math" w:hAnsi="Cambria Math" w:cs="Arial"/>
-          <w:sz w:val="22"/>
-          <w:szCs w:val="22"/>
-        </w:rPr>
-        <w:t xml:space="preserve">.  </w:t>
-      </w:r>
-      <w:proofErr w:type="gramEnd"/>
-      <w:r>
-        <w:rPr>
-          <w:rFonts w:ascii="Cambria Math" w:hAnsi="Cambria Math" w:cs="Arial"/>
-          <w:sz w:val="22"/>
-          <w:szCs w:val="22"/>
-        </w:rPr>
-        <w:t xml:space="preserve">These </w:t>
-      </w:r>
-      <w:proofErr w:type="gramStart"/>
-      <w:r>
-        <w:rPr>
-          <w:rFonts w:ascii="Cambria Math" w:hAnsi="Cambria Math" w:cs="Arial"/>
-          <w:sz w:val="22"/>
-          <w:szCs w:val="22"/>
-        </w:rPr>
-        <w:t>are then transformed</w:t>
-      </w:r>
-      <w:proofErr w:type="gramEnd"/>
-      <w:r>
-        <w:rPr>
-          <w:rFonts w:ascii="Cambria Math" w:hAnsi="Cambria Math" w:cs="Arial"/>
-          <w:sz w:val="22"/>
-          <w:szCs w:val="22"/>
-        </w:rPr>
-        <w:t xml:space="preserve"> into scalar </w:t>
-      </w:r>
-      <w:proofErr w:type="gramStart"/>
-      <w:r>
-        <w:rPr>
-          <w:rFonts w:ascii="Cambria Math" w:hAnsi="Cambria Math" w:cs="Arial"/>
-          <w:i/>
-          <w:iCs/>
-          <w:sz w:val="22"/>
-          <w:szCs w:val="22"/>
-        </w:rPr>
-        <w:t>u</w:t>
-      </w:r>
-      <w:r>
-        <w:rPr>
-          <w:rFonts w:ascii="Cambria Math" w:hAnsi="Cambria Math" w:cs="Arial"/>
-          <w:b/>
-          <w:bCs/>
-          <w:i/>
-          <w:iCs/>
-          <w:sz w:val="22"/>
-          <w:szCs w:val="22"/>
-        </w:rPr>
-        <w:t xml:space="preserve"> </w:t>
-      </w:r>
-      <w:r>
-        <w:rPr>
-          <w:rFonts w:ascii="Cambria Math" w:hAnsi="Cambria Math" w:cs="Arial"/>
-          <w:sz w:val="22"/>
-          <w:szCs w:val="22"/>
-        </w:rPr>
-        <w:t xml:space="preserve"> and</w:t>
-      </w:r>
-      <w:proofErr w:type="gramEnd"/>
-      <w:r>
-        <w:rPr>
-          <w:rFonts w:ascii="Cambria Math" w:hAnsi="Cambria Math" w:cs="Arial"/>
-          <w:b/>
-          <w:bCs/>
-          <w:i/>
-          <w:iCs/>
-          <w:sz w:val="22"/>
-          <w:szCs w:val="22"/>
-        </w:rPr>
-        <w:t xml:space="preserve"> </w:t>
-      </w:r>
-      <w:proofErr w:type="gramStart"/>
-      <w:r>
-        <w:rPr>
-          <w:rFonts w:ascii="Cambria Math" w:hAnsi="Cambria Math" w:cs="Arial"/>
-          <w:i/>
-          <w:iCs/>
-          <w:sz w:val="22"/>
-          <w:szCs w:val="22"/>
-        </w:rPr>
-        <w:t>v</w:t>
-      </w:r>
-      <w:r>
-        <w:rPr>
-          <w:rFonts w:ascii="Cambria Math" w:hAnsi="Cambria Math" w:cs="Arial"/>
-          <w:sz w:val="22"/>
-          <w:szCs w:val="22"/>
-        </w:rPr>
-        <w:t xml:space="preserve">  quantities</w:t>
-      </w:r>
-      <w:proofErr w:type="gramEnd"/>
-      <w:r>
-        <w:rPr>
-          <w:rFonts w:ascii="Cambria Math" w:hAnsi="Cambria Math" w:cs="Arial"/>
-          <w:sz w:val="22"/>
+          <w:rFonts w:cs="Arial"/>
           <w:szCs w:val="22"/>
         </w:rPr>
         <w:t xml:space="preserve"> using </w:t>
@@ -1174,10 +960,9 @@
       <w:proofErr w:type="gramStart"/>
       <w:r>
         <w:rPr>
-          <w:rFonts w:ascii="Cambria Math" w:hAnsi="Cambria Math" w:cs="Arial"/>
-          <w:i/>
-          <w:iCs/>
-          <w:sz w:val="22"/>
+          <w:rFonts w:cs="Arial"/>
+          <w:i/>
+          <w:iCs/>
           <w:szCs w:val="22"/>
         </w:rPr>
         <w:t>ViewW</w:t>
@@ -1185,8 +970,7 @@
       <w:proofErr w:type="spellEnd"/>
       <w:r>
         <w:rPr>
-          <w:rFonts w:ascii="Cambria Math" w:hAnsi="Cambria Math" w:cs="Arial"/>
-          <w:sz w:val="22"/>
+          <w:rFonts w:cs="Arial"/>
           <w:szCs w:val="22"/>
         </w:rPr>
         <w:t xml:space="preserve">  and</w:t>
@@ -1194,8 +978,7 @@
       <w:proofErr w:type="gramEnd"/>
       <w:r>
         <w:rPr>
-          <w:rFonts w:ascii="Cambria Math" w:hAnsi="Cambria Math" w:cs="Arial"/>
-          <w:sz w:val="22"/>
+          <w:rFonts w:cs="Arial"/>
           <w:szCs w:val="22"/>
         </w:rPr>
         <w:t xml:space="preserve"> </w:t>
@@ -1203,10 +986,9 @@
       <w:proofErr w:type="spellStart"/>
       <w:r>
         <w:rPr>
-          <w:rFonts w:ascii="Cambria Math" w:hAnsi="Cambria Math" w:cs="Arial"/>
-          <w:i/>
-          <w:iCs/>
-          <w:sz w:val="22"/>
+          <w:rFonts w:cs="Arial"/>
+          <w:i/>
+          <w:iCs/>
           <w:szCs w:val="22"/>
         </w:rPr>
         <w:t>viewH</w:t>
@@ -1214,8 +996,7 @@
       <w:proofErr w:type="spellEnd"/>
       <w:r>
         <w:rPr>
-          <w:rFonts w:ascii="Cambria Math" w:hAnsi="Cambria Math" w:cs="Arial"/>
-          <w:sz w:val="22"/>
+          <w:rFonts w:cs="Arial"/>
           <w:szCs w:val="22"/>
         </w:rPr>
         <w:t>:</w:t>
@@ -1223,92 +1004,80 @@
     </w:p>
     <w:p>
       <w:pPr>
-        <w:spacing w:after="0" w:line="240" w:lineRule="auto"/>
-        <w:rPr>
-          <w:rFonts w:ascii="Cambria Math" w:hAnsi="Cambria Math" w:cs="Arial"/>
-          <w:b/>
-          <w:bCs/>
-          <w:sz w:val="22"/>
-          <w:szCs w:val="22"/>
-        </w:rPr>
-      </w:pPr>
-    </w:p>
-    <w:p>
-      <w:pPr>
-        <w:spacing w:after="0" w:line="240" w:lineRule="auto"/>
+        <w:rPr>
+          <w:rFonts w:cs="Arial"/>
+          <w:b/>
+          <w:bCs/>
+          <w:szCs w:val="22"/>
+        </w:rPr>
+      </w:pPr>
+    </w:p>
+    <w:p>
+      <w:pPr>
         <w:jc w:val="center"/>
         <w:rPr>
-          <w:rFonts w:ascii="Cambria Math" w:hAnsi="Cambria Math" w:cs="Arial"/>
-          <w:sz w:val="22"/>
-          <w:szCs w:val="22"/>
-        </w:rPr>
-      </w:pPr>
-      <w:r>
-        <w:rPr>
-          <w:rFonts w:ascii="Cambria Math" w:hAnsi="Cambria Math" w:cs="Arial"/>
-          <w:i/>
-          <w:iCs/>
-          <w:sz w:val="22"/>
+          <w:rFonts w:cs="Arial"/>
+          <w:szCs w:val="22"/>
+        </w:rPr>
+      </w:pPr>
+      <w:r>
+        <w:rPr>
+          <w:rFonts w:cs="Arial"/>
+          <w:i/>
+          <w:iCs/>
           <w:szCs w:val="22"/>
         </w:rPr>
         <w:t xml:space="preserve">u </w:t>
       </w:r>
       <w:r>
         <w:rPr>
-          <w:rFonts w:ascii="Cambria Math" w:hAnsi="Cambria Math" w:cs="Arial"/>
-          <w:sz w:val="22"/>
+          <w:rFonts w:cs="Arial"/>
           <w:szCs w:val="22"/>
         </w:rPr>
         <w:t xml:space="preserve">= </w:t>
       </w:r>
       <w:r>
         <w:rPr>
-          <w:rFonts w:ascii="Cambria Math" w:hAnsi="Cambria Math" w:cs="Arial"/>
-          <w:sz w:val="22"/>
+          <w:rFonts w:cs="Arial"/>
           <w:szCs w:val="22"/>
         </w:rPr>
         <w:t>(</w:t>
       </w:r>
       <w:r>
         <w:rPr>
-          <w:rFonts w:ascii="Cambria Math" w:hAnsi="Cambria Math" w:cs="Arial"/>
-          <w:i/>
-          <w:iCs/>
-          <w:sz w:val="22"/>
+          <w:rFonts w:cs="Arial"/>
+          <w:i/>
+          <w:iCs/>
           <w:szCs w:val="22"/>
         </w:rPr>
         <w:t>x</w:t>
       </w:r>
       <w:r>
         <w:rPr>
-          <w:rFonts w:ascii="Cambria Math" w:hAnsi="Cambria Math" w:cs="Arial"/>
-          <w:sz w:val="22"/>
+          <w:rFonts w:cs="Arial"/>
           <w:szCs w:val="22"/>
         </w:rPr>
         <w:t xml:space="preserve"> / </w:t>
       </w:r>
       <w:r>
         <w:rPr>
-          <w:rFonts w:ascii="Cambria Math" w:hAnsi="Cambria Math" w:cs="Arial"/>
-          <w:i/>
-          <w:iCs/>
-          <w:sz w:val="22"/>
+          <w:rFonts w:cs="Arial"/>
+          <w:i/>
+          <w:iCs/>
           <w:szCs w:val="22"/>
         </w:rPr>
         <w:t>width</w:t>
       </w:r>
       <w:r>
         <w:rPr>
-          <w:rFonts w:ascii="Cambria Math" w:hAnsi="Cambria Math" w:cs="Arial"/>
-          <w:sz w:val="22"/>
+          <w:rFonts w:cs="Arial"/>
           <w:szCs w:val="22"/>
         </w:rPr>
         <w:t xml:space="preserve"> – 0.5)</w:t>
       </w:r>
       <w:r>
         <w:rPr>
-          <w:rFonts w:ascii="Cambria Math" w:hAnsi="Cambria Math" w:cs="Arial"/>
-          <w:sz w:val="22"/>
+          <w:rFonts w:cs="Arial"/>
           <w:szCs w:val="22"/>
         </w:rPr>
         <w:t xml:space="preserve"> * </w:t>
@@ -1316,10 +1085,9 @@
       <w:proofErr w:type="spellStart"/>
       <w:r>
         <w:rPr>
-          <w:rFonts w:ascii="Cambria Math" w:hAnsi="Cambria Math" w:cs="Arial"/>
-          <w:i/>
-          <w:iCs/>
-          <w:sz w:val="22"/>
+          <w:rFonts w:cs="Arial"/>
+          <w:i/>
+          <w:iCs/>
           <w:szCs w:val="22"/>
         </w:rPr>
         <w:t>viewW</w:t>
@@ -1328,66 +1096,58 @@
     </w:p>
     <w:p>
       <w:pPr>
-        <w:spacing w:after="0" w:line="240" w:lineRule="auto"/>
         <w:jc w:val="center"/>
         <w:rPr>
-          <w:rFonts w:ascii="Cambria Math" w:hAnsi="Cambria Math" w:cs="Arial"/>
-          <w:i/>
-          <w:iCs/>
-          <w:sz w:val="22"/>
-          <w:szCs w:val="22"/>
-        </w:rPr>
-      </w:pPr>
-      <w:r>
-        <w:rPr>
-          <w:rFonts w:ascii="Cambria Math" w:hAnsi="Cambria Math" w:cs="Arial"/>
-          <w:i/>
-          <w:iCs/>
-          <w:sz w:val="22"/>
+          <w:rFonts w:cs="Arial"/>
+          <w:i/>
+          <w:iCs/>
+          <w:szCs w:val="22"/>
+        </w:rPr>
+      </w:pPr>
+      <w:r>
+        <w:rPr>
+          <w:rFonts w:cs="Arial"/>
+          <w:i/>
+          <w:iCs/>
           <w:szCs w:val="22"/>
         </w:rPr>
         <w:t>v</w:t>
       </w:r>
       <w:r>
         <w:rPr>
-          <w:rFonts w:ascii="Cambria Math" w:hAnsi="Cambria Math" w:cs="Arial"/>
-          <w:sz w:val="22"/>
+          <w:rFonts w:cs="Arial"/>
           <w:szCs w:val="22"/>
         </w:rPr>
         <w:t xml:space="preserve"> = (</w:t>
       </w:r>
       <w:r>
         <w:rPr>
-          <w:rFonts w:ascii="Cambria Math" w:hAnsi="Cambria Math" w:cs="Arial"/>
-          <w:i/>
-          <w:iCs/>
-          <w:sz w:val="22"/>
+          <w:rFonts w:cs="Arial"/>
+          <w:i/>
+          <w:iCs/>
           <w:szCs w:val="22"/>
         </w:rPr>
         <w:t>y</w:t>
       </w:r>
       <w:r>
         <w:rPr>
-          <w:rFonts w:ascii="Cambria Math" w:hAnsi="Cambria Math" w:cs="Arial"/>
-          <w:sz w:val="22"/>
+          <w:rFonts w:cs="Arial"/>
           <w:szCs w:val="22"/>
         </w:rPr>
         <w:t xml:space="preserve"> / </w:t>
       </w:r>
       <w:r>
         <w:rPr>
-          <w:rFonts w:ascii="Cambria Math" w:hAnsi="Cambria Math" w:cs="Arial"/>
-          <w:i/>
-          <w:iCs/>
-          <w:sz w:val="22"/>
+          <w:rFonts w:cs="Arial"/>
+          <w:i/>
+          <w:iCs/>
           <w:szCs w:val="22"/>
         </w:rPr>
         <w:t>height</w:t>
       </w:r>
       <w:r>
         <w:rPr>
-          <w:rFonts w:ascii="Cambria Math" w:hAnsi="Cambria Math" w:cs="Arial"/>
-          <w:sz w:val="22"/>
+          <w:rFonts w:cs="Arial"/>
           <w:szCs w:val="22"/>
         </w:rPr>
         <w:t xml:space="preserve"> – 0.5) * </w:t>
@@ -1395,10 +1155,9 @@
       <w:proofErr w:type="spellStart"/>
       <w:r>
         <w:rPr>
-          <w:rFonts w:ascii="Cambria Math" w:hAnsi="Cambria Math" w:cs="Arial"/>
-          <w:i/>
-          <w:iCs/>
-          <w:sz w:val="22"/>
+          <w:rFonts w:cs="Arial"/>
+          <w:i/>
+          <w:iCs/>
           <w:szCs w:val="22"/>
         </w:rPr>
         <w:t>viewH</w:t>
@@ -1407,113 +1166,66 @@
     </w:p>
     <w:p>
       <w:pPr>
-        <w:spacing w:after="0" w:line="240" w:lineRule="auto"/>
-        <w:rPr>
-          <w:rFonts w:ascii="Cambria Math" w:hAnsi="Cambria Math" w:cs="Arial"/>
-          <w:sz w:val="22"/>
-          <w:szCs w:val="22"/>
-        </w:rPr>
-      </w:pPr>
-    </w:p>
-    <w:p>
-      <w:pPr>
-        <w:spacing w:after="0" w:line="240" w:lineRule="auto"/>
-        <w:rPr>
-          <w:rFonts w:ascii="Cambria Math" w:hAnsi="Cambria Math" w:cs="Arial"/>
-          <w:sz w:val="22"/>
-          <w:szCs w:val="22"/>
-        </w:rPr>
-      </w:pPr>
-      <w:r>
-        <w:rPr>
-          <w:rFonts w:ascii="Cambria Math" w:hAnsi="Cambria Math" w:cs="Arial"/>
-          <w:sz w:val="22"/>
-          <w:szCs w:val="22"/>
-        </w:rPr>
-        <w:t xml:space="preserve">The mapping </w:t>
+        <w:rPr>
+          <w:rFonts w:cs="Arial"/>
+          <w:szCs w:val="22"/>
+        </w:rPr>
+      </w:pPr>
+    </w:p>
+    <w:p>
+      <w:pPr>
+        <w:rPr>
+          <w:rFonts w:cs="Arial"/>
+          <w:szCs w:val="22"/>
+        </w:rPr>
+      </w:pPr>
+      <w:r>
+        <w:rPr>
+          <w:rFonts w:cs="Arial"/>
+          <w:szCs w:val="22"/>
+        </w:rPr>
+        <w:t xml:space="preserve">The mapping is done in this </w:t>
       </w:r>
       <w:proofErr w:type="gramStart"/>
       <w:r>
         <w:rPr>
-          <w:rFonts w:ascii="Cambria Math" w:hAnsi="Cambria Math" w:cs="Arial"/>
-          <w:sz w:val="22"/>
-          <w:szCs w:val="22"/>
-        </w:rPr>
-        <w:t>is done</w:t>
+          <w:rFonts w:cs="Arial"/>
+          <w:szCs w:val="22"/>
+        </w:rPr>
+        <w:t>way</w:t>
       </w:r>
       <w:proofErr w:type="gramEnd"/>
       <w:r>
         <w:rPr>
-          <w:rFonts w:ascii="Cambria Math" w:hAnsi="Cambria Math" w:cs="Arial"/>
-          <w:sz w:val="22"/>
-          <w:szCs w:val="22"/>
-        </w:rPr>
-        <w:t xml:space="preserve"> in this </w:t>
-      </w:r>
-      <w:proofErr w:type="gramStart"/>
-      <w:r>
-        <w:rPr>
-          <w:rFonts w:ascii="Cambria Math" w:hAnsi="Cambria Math" w:cs="Arial"/>
-          <w:sz w:val="22"/>
-          <w:szCs w:val="22"/>
-        </w:rPr>
-        <w:t>way</w:t>
-      </w:r>
-      <w:proofErr w:type="gramEnd"/>
-      <w:r>
-        <w:rPr>
-          <w:rFonts w:ascii="Cambria Math" w:hAnsi="Cambria Math" w:cs="Arial"/>
-          <w:sz w:val="22"/>
-          <w:szCs w:val="22"/>
-        </w:rPr>
-        <w:t xml:space="preserve"> so the center of the screen </w:t>
-      </w:r>
-      <w:proofErr w:type="gramStart"/>
-      <w:r>
-        <w:rPr>
-          <w:rFonts w:ascii="Cambria Math" w:hAnsi="Cambria Math" w:cs="Arial"/>
-          <w:sz w:val="22"/>
-          <w:szCs w:val="22"/>
-        </w:rPr>
-        <w:t>is mapped</w:t>
-      </w:r>
-      <w:proofErr w:type="gramEnd"/>
-      <w:r>
-        <w:rPr>
-          <w:rFonts w:ascii="Cambria Math" w:hAnsi="Cambria Math" w:cs="Arial"/>
-          <w:sz w:val="22"/>
-          <w:szCs w:val="22"/>
-        </w:rPr>
-        <w:t xml:space="preserve"> to (0, 0), and the width</w:t>
-      </w:r>
-      <w:r>
-        <w:rPr>
-          <w:rFonts w:ascii="Cambria Math" w:hAnsi="Cambria Math" w:cs="Arial"/>
-          <w:sz w:val="22"/>
+          <w:rFonts w:cs="Arial"/>
+          <w:szCs w:val="22"/>
+        </w:rPr>
+        <w:t xml:space="preserve"> so the center of the screen is mapped to (0, 0), and the width</w:t>
+      </w:r>
+      <w:r>
+        <w:rPr>
+          <w:rFonts w:cs="Arial"/>
           <w:szCs w:val="22"/>
         </w:rPr>
         <w:t xml:space="preserve"> </w:t>
       </w:r>
       <w:r>
         <w:rPr>
-          <w:rFonts w:ascii="Cambria Math" w:hAnsi="Cambria Math" w:cs="Arial"/>
-          <w:sz w:val="22"/>
+          <w:rFonts w:cs="Arial"/>
           <w:szCs w:val="22"/>
         </w:rPr>
         <w:t>/</w:t>
       </w:r>
       <w:r>
         <w:rPr>
-          <w:rFonts w:ascii="Cambria Math" w:hAnsi="Cambria Math" w:cs="Arial"/>
-          <w:sz w:val="22"/>
+          <w:rFonts w:cs="Arial"/>
           <w:szCs w:val="22"/>
         </w:rPr>
         <w:t xml:space="preserve"> </w:t>
       </w:r>
       <w:r>
         <w:rPr>
-          <w:rFonts w:ascii="Cambria Math" w:hAnsi="Cambria Math" w:cs="Arial"/>
-          <w:sz w:val="22"/>
+          <w:rFonts w:cs="Arial"/>
           <w:szCs w:val="22"/>
         </w:rPr>
         <w:t xml:space="preserve">height between the endpoints matches </w:t>
@@ -1521,10 +1233,9 @@
       <w:proofErr w:type="spellStart"/>
       <w:r>
         <w:rPr>
-          <w:rFonts w:ascii="Cambria Math" w:hAnsi="Cambria Math" w:cs="Arial"/>
-          <w:i/>
-          <w:iCs/>
-          <w:sz w:val="22"/>
+          <w:rFonts w:cs="Arial"/>
+          <w:i/>
+          <w:iCs/>
           <w:szCs w:val="22"/>
         </w:rPr>
         <w:t>viewW</w:t>
@@ -1532,8 +1243,7 @@
       <w:proofErr w:type="spellEnd"/>
       <w:r>
         <w:rPr>
-          <w:rFonts w:ascii="Cambria Math" w:hAnsi="Cambria Math" w:cs="Arial"/>
-          <w:sz w:val="22"/>
+          <w:rFonts w:cs="Arial"/>
           <w:szCs w:val="22"/>
         </w:rPr>
         <w:t xml:space="preserve"> and </w:t>
@@ -1541,10 +1251,9 @@
       <w:proofErr w:type="spellStart"/>
       <w:r>
         <w:rPr>
-          <w:rFonts w:ascii="Cambria Math" w:hAnsi="Cambria Math" w:cs="Arial"/>
-          <w:i/>
-          <w:iCs/>
-          <w:sz w:val="22"/>
+          <w:rFonts w:cs="Arial"/>
+          <w:i/>
+          <w:iCs/>
           <w:szCs w:val="22"/>
         </w:rPr>
         <w:t>viewH</w:t>
@@ -1552,114 +1261,101 @@
       <w:proofErr w:type="spellEnd"/>
       <w:r>
         <w:rPr>
-          <w:rFonts w:ascii="Cambria Math" w:hAnsi="Cambria Math" w:cs="Arial"/>
-          <w:sz w:val="22"/>
+          <w:rFonts w:cs="Arial"/>
           <w:szCs w:val="22"/>
         </w:rPr>
         <w:t>.</w:t>
       </w:r>
       <w:r>
         <w:rPr>
-          <w:rFonts w:ascii="Cambria Math" w:hAnsi="Cambria Math" w:cs="Arial"/>
-          <w:sz w:val="22"/>
+          <w:rFonts w:cs="Arial"/>
           <w:szCs w:val="22"/>
         </w:rPr>
         <w:t xml:space="preserve"> Now, when calculating the </w:t>
       </w:r>
       <w:r>
         <w:rPr>
-          <w:rFonts w:ascii="Cambria Math" w:hAnsi="Cambria Math" w:cs="Arial"/>
-          <w:b/>
-          <w:bCs/>
-          <w:sz w:val="22"/>
+          <w:rFonts w:cs="Arial"/>
+          <w:b/>
+          <w:bCs/>
           <w:szCs w:val="22"/>
         </w:rPr>
         <w:t>S</w:t>
       </w:r>
       <w:r>
         <w:rPr>
-          <w:rFonts w:ascii="Cambria Math" w:hAnsi="Cambria Math" w:cs="Arial"/>
-          <w:sz w:val="22"/>
+          <w:rFonts w:cs="Arial"/>
           <w:szCs w:val="22"/>
         </w:rPr>
         <w:t xml:space="preserve"> and </w:t>
       </w:r>
       <w:r>
         <w:rPr>
-          <w:rFonts w:ascii="Cambria Math" w:hAnsi="Cambria Math" w:cs="Arial"/>
-          <w:b/>
-          <w:bCs/>
-          <w:sz w:val="22"/>
+          <w:rFonts w:cs="Arial"/>
+          <w:b/>
+          <w:bCs/>
           <w:szCs w:val="22"/>
         </w:rPr>
         <w:t>D</w:t>
       </w:r>
       <w:r>
         <w:rPr>
-          <w:rFonts w:ascii="Cambria Math" w:hAnsi="Cambria Math" w:cs="Arial"/>
-          <w:sz w:val="22"/>
+          <w:rFonts w:cs="Arial"/>
           <w:szCs w:val="22"/>
         </w:rPr>
         <w:t xml:space="preserve"> for the ray equation </w:t>
       </w:r>
       <w:r>
         <w:rPr>
-          <w:rFonts w:ascii="Cambria Math" w:hAnsi="Cambria Math" w:cs="Arial"/>
-          <w:b/>
-          <w:bCs/>
-          <w:sz w:val="22"/>
+          <w:rFonts w:cs="Arial"/>
+          <w:b/>
+          <w:bCs/>
           <w:szCs w:val="22"/>
         </w:rPr>
         <w:t>R</w:t>
       </w:r>
       <w:r>
         <w:rPr>
-          <w:rFonts w:ascii="Cambria Math" w:hAnsi="Cambria Math" w:cs="Arial"/>
-          <w:sz w:val="22"/>
+          <w:rFonts w:cs="Arial"/>
           <w:szCs w:val="22"/>
         </w:rPr>
         <w:t>(</w:t>
       </w:r>
       <w:r>
         <w:rPr>
-          <w:rFonts w:ascii="Cambria Math" w:hAnsi="Cambria Math" w:cs="Arial"/>
-          <w:i/>
-          <w:iCs/>
-          <w:sz w:val="22"/>
+          <w:rFonts w:cs="Arial"/>
+          <w:i/>
+          <w:iCs/>
           <w:szCs w:val="22"/>
         </w:rPr>
         <w:t>t</w:t>
       </w:r>
       <w:r>
         <w:rPr>
-          <w:rFonts w:ascii="Cambria Math" w:hAnsi="Cambria Math" w:cs="Arial"/>
-          <w:sz w:val="22"/>
+          <w:rFonts w:cs="Arial"/>
           <w:szCs w:val="22"/>
         </w:rPr>
         <w:t>)</w:t>
       </w:r>
       <w:r>
         <w:rPr>
-          <w:rFonts w:ascii="Cambria Math" w:hAnsi="Cambria Math" w:cs="Arial"/>
-          <w:sz w:val="22"/>
+          <w:rFonts w:cs="Arial"/>
           <w:szCs w:val="22"/>
         </w:rPr>
         <w:t xml:space="preserve"> = </w:t>
       </w:r>
       <w:r>
         <w:rPr>
-          <w:rFonts w:ascii="Cambria Math" w:hAnsi="Cambria Math" w:cs="Arial"/>
-          <w:b/>
-          <w:bCs/>
-          <w:sz w:val="22"/>
+          <w:rFonts w:cs="Arial"/>
+          <w:b/>
+          <w:bCs/>
           <w:szCs w:val="22"/>
         </w:rPr>
         <w:t>S</w:t>
       </w:r>
       <w:r>
         <w:rPr>
-          <w:rFonts w:ascii="Cambria Math" w:hAnsi="Cambria Math" w:cs="Arial"/>
-          <w:sz w:val="22"/>
+          <w:rFonts w:cs="Arial"/>
           <w:szCs w:val="22"/>
         </w:rPr>
         <w:t xml:space="preserve"> + </w:t>
@@ -1667,20 +1363,18 @@
       <w:proofErr w:type="spellStart"/>
       <w:r>
         <w:rPr>
-          <w:rFonts w:ascii="Cambria Math" w:hAnsi="Cambria Math" w:cs="Arial"/>
-          <w:i/>
-          <w:iCs/>
-          <w:sz w:val="22"/>
+          <w:rFonts w:cs="Arial"/>
+          <w:i/>
+          <w:iCs/>
           <w:szCs w:val="22"/>
         </w:rPr>
         <w:t>t</w:t>
       </w:r>
       <w:r>
         <w:rPr>
-          <w:rFonts w:ascii="Cambria Math" w:hAnsi="Cambria Math" w:cs="Arial"/>
-          <w:b/>
-          <w:bCs/>
-          <w:sz w:val="22"/>
+          <w:rFonts w:cs="Arial"/>
+          <w:b/>
+          <w:bCs/>
           <w:szCs w:val="22"/>
         </w:rPr>
         <w:t>D</w:t>
@@ -1688,16 +1382,14 @@
       <w:proofErr w:type="spellEnd"/>
       <w:r>
         <w:rPr>
-          <w:rFonts w:ascii="Cambria Math" w:hAnsi="Cambria Math" w:cs="Arial"/>
-          <w:sz w:val="22"/>
+          <w:rFonts w:cs="Arial"/>
           <w:szCs w:val="22"/>
         </w:rPr>
         <w:t xml:space="preserve">, the perspective and orthogonal cameras </w:t>
       </w:r>
       <w:r>
         <w:rPr>
-          <w:rFonts w:ascii="Cambria Math" w:hAnsi="Cambria Math" w:cs="Arial"/>
-          <w:sz w:val="22"/>
+          <w:rFonts w:cs="Arial"/>
           <w:szCs w:val="22"/>
         </w:rPr>
         <w:t xml:space="preserve">have different </w:t>
@@ -1705,8 +1397,7 @@
       <w:proofErr w:type="spellStart"/>
       <w:r>
         <w:rPr>
-          <w:rFonts w:ascii="Cambria Math" w:hAnsi="Cambria Math" w:cs="Arial"/>
-          <w:sz w:val="22"/>
+          <w:rFonts w:cs="Arial"/>
           <w:szCs w:val="22"/>
         </w:rPr>
         <w:t>implemen-tations</w:t>
@@ -1714,212 +1405,181 @@
       <w:proofErr w:type="spellEnd"/>
       <w:r>
         <w:rPr>
-          <w:rFonts w:ascii="Cambria Math" w:hAnsi="Cambria Math" w:cs="Arial"/>
-          <w:sz w:val="22"/>
+          <w:rFonts w:cs="Arial"/>
           <w:szCs w:val="22"/>
         </w:rPr>
         <w:t>.</w:t>
       </w:r>
       <w:r>
         <w:rPr>
-          <w:rFonts w:ascii="Cambria Math" w:hAnsi="Cambria Math" w:cs="Arial"/>
-          <w:sz w:val="22"/>
+          <w:rFonts w:cs="Arial"/>
           <w:szCs w:val="22"/>
         </w:rPr>
         <w:t xml:space="preserve"> For the perspective camera, </w:t>
       </w:r>
       <w:r>
         <w:rPr>
-          <w:rFonts w:ascii="Cambria Math" w:hAnsi="Cambria Math" w:cs="Arial"/>
-          <w:sz w:val="22"/>
+          <w:rFonts w:cs="Arial"/>
           <w:szCs w:val="22"/>
         </w:rPr>
         <w:t xml:space="preserve">the </w:t>
       </w:r>
       <w:r>
         <w:rPr>
-          <w:rFonts w:ascii="Cambria Math" w:hAnsi="Cambria Math" w:cs="Arial"/>
-          <w:b/>
-          <w:bCs/>
-          <w:sz w:val="22"/>
+          <w:rFonts w:cs="Arial"/>
+          <w:b/>
+          <w:bCs/>
           <w:szCs w:val="22"/>
         </w:rPr>
         <w:t>S</w:t>
       </w:r>
       <w:r>
         <w:rPr>
-          <w:rFonts w:ascii="Cambria Math" w:hAnsi="Cambria Math" w:cs="Arial"/>
-          <w:sz w:val="22"/>
+          <w:rFonts w:cs="Arial"/>
           <w:szCs w:val="22"/>
         </w:rPr>
         <w:t xml:space="preserve"> vector is always </w:t>
       </w:r>
       <w:r>
         <w:rPr>
-          <w:rFonts w:ascii="Cambria Math" w:hAnsi="Cambria Math" w:cs="Arial"/>
-          <w:b/>
-          <w:bCs/>
-          <w:sz w:val="22"/>
+          <w:rFonts w:cs="Arial"/>
+          <w:b/>
+          <w:bCs/>
           <w:szCs w:val="22"/>
         </w:rPr>
         <w:t>e</w:t>
       </w:r>
       <w:r>
         <w:rPr>
-          <w:rFonts w:ascii="Cambria Math" w:hAnsi="Cambria Math" w:cs="Arial"/>
-          <w:sz w:val="22"/>
+          <w:rFonts w:cs="Arial"/>
           <w:szCs w:val="22"/>
         </w:rPr>
         <w:t xml:space="preserve">, and the </w:t>
       </w:r>
       <w:r>
         <w:rPr>
-          <w:rFonts w:ascii="Cambria Math" w:hAnsi="Cambria Math" w:cs="Arial"/>
-          <w:b/>
-          <w:bCs/>
-          <w:sz w:val="22"/>
+          <w:rFonts w:cs="Arial"/>
+          <w:b/>
+          <w:bCs/>
           <w:szCs w:val="22"/>
         </w:rPr>
         <w:t>D</w:t>
       </w:r>
       <w:r>
         <w:rPr>
-          <w:rFonts w:ascii="Cambria Math" w:hAnsi="Cambria Math" w:cs="Arial"/>
-          <w:sz w:val="22"/>
+          <w:rFonts w:cs="Arial"/>
           <w:szCs w:val="22"/>
         </w:rPr>
         <w:t xml:space="preserve"> vector varies based on (</w:t>
       </w:r>
       <w:r>
         <w:rPr>
-          <w:rFonts w:ascii="Cambria Math" w:hAnsi="Cambria Math" w:cs="Arial"/>
-          <w:i/>
-          <w:iCs/>
-          <w:sz w:val="22"/>
+          <w:rFonts w:cs="Arial"/>
+          <w:i/>
+          <w:iCs/>
           <w:szCs w:val="22"/>
         </w:rPr>
         <w:t>u</w:t>
       </w:r>
       <w:r>
         <w:rPr>
-          <w:rFonts w:ascii="Cambria Math" w:hAnsi="Cambria Math" w:cs="Arial"/>
-          <w:sz w:val="22"/>
+          <w:rFonts w:cs="Arial"/>
           <w:szCs w:val="22"/>
         </w:rPr>
         <w:t xml:space="preserve">, </w:t>
       </w:r>
       <w:r>
         <w:rPr>
-          <w:rFonts w:ascii="Cambria Math" w:hAnsi="Cambria Math" w:cs="Arial"/>
-          <w:i/>
-          <w:iCs/>
-          <w:sz w:val="22"/>
+          <w:rFonts w:cs="Arial"/>
+          <w:i/>
+          <w:iCs/>
           <w:szCs w:val="22"/>
         </w:rPr>
         <w:t>v</w:t>
       </w:r>
       <w:r>
         <w:rPr>
-          <w:rFonts w:ascii="Cambria Math" w:hAnsi="Cambria Math" w:cs="Arial"/>
-          <w:sz w:val="22"/>
-          <w:szCs w:val="22"/>
-        </w:rPr>
-        <w:t xml:space="preserve">). </w:t>
-      </w:r>
-      <w:r>
-        <w:rPr>
-          <w:rFonts w:ascii="Cambria Math" w:hAnsi="Cambria Math" w:cs="Arial"/>
-          <w:sz w:val="22"/>
-          <w:szCs w:val="22"/>
-        </w:rPr>
-        <w:t xml:space="preserve">For the orthogonal camera, the </w:t>
-      </w:r>
-      <w:r>
-        <w:rPr>
-          <w:rFonts w:ascii="Cambria Math" w:hAnsi="Cambria Math" w:cs="Arial"/>
-          <w:b/>
-          <w:bCs/>
-          <w:sz w:val="22"/>
+          <w:rFonts w:cs="Arial"/>
+          <w:szCs w:val="22"/>
+        </w:rPr>
+        <w:t xml:space="preserve">). For the orthogonal camera, the </w:t>
+      </w:r>
+      <w:r>
+        <w:rPr>
+          <w:rFonts w:cs="Arial"/>
+          <w:b/>
+          <w:bCs/>
           <w:szCs w:val="22"/>
         </w:rPr>
         <w:t>S</w:t>
       </w:r>
       <w:r>
         <w:rPr>
-          <w:rFonts w:ascii="Cambria Math" w:hAnsi="Cambria Math" w:cs="Arial"/>
-          <w:sz w:val="22"/>
+          <w:rFonts w:cs="Arial"/>
           <w:szCs w:val="22"/>
         </w:rPr>
         <w:t xml:space="preserve"> vector varies based on (</w:t>
       </w:r>
       <w:r>
         <w:rPr>
-          <w:rFonts w:ascii="Cambria Math" w:hAnsi="Cambria Math" w:cs="Arial"/>
-          <w:i/>
-          <w:iCs/>
-          <w:sz w:val="22"/>
+          <w:rFonts w:cs="Arial"/>
+          <w:i/>
+          <w:iCs/>
           <w:szCs w:val="22"/>
         </w:rPr>
         <w:t>u</w:t>
       </w:r>
       <w:r>
         <w:rPr>
-          <w:rFonts w:ascii="Cambria Math" w:hAnsi="Cambria Math" w:cs="Arial"/>
-          <w:sz w:val="22"/>
+          <w:rFonts w:cs="Arial"/>
           <w:szCs w:val="22"/>
         </w:rPr>
         <w:t xml:space="preserve">, </w:t>
       </w:r>
       <w:r>
         <w:rPr>
-          <w:rFonts w:ascii="Cambria Math" w:hAnsi="Cambria Math" w:cs="Arial"/>
-          <w:i/>
-          <w:iCs/>
-          <w:sz w:val="22"/>
+          <w:rFonts w:cs="Arial"/>
+          <w:i/>
+          <w:iCs/>
           <w:szCs w:val="22"/>
         </w:rPr>
         <w:t>v</w:t>
       </w:r>
       <w:r>
         <w:rPr>
-          <w:rFonts w:ascii="Cambria Math" w:hAnsi="Cambria Math" w:cs="Arial"/>
-          <w:sz w:val="22"/>
+          <w:rFonts w:cs="Arial"/>
           <w:szCs w:val="22"/>
         </w:rPr>
         <w:t xml:space="preserve">), and the </w:t>
       </w:r>
       <w:r>
         <w:rPr>
-          <w:rFonts w:ascii="Cambria Math" w:hAnsi="Cambria Math" w:cs="Arial"/>
-          <w:b/>
-          <w:bCs/>
-          <w:sz w:val="22"/>
+          <w:rFonts w:cs="Arial"/>
+          <w:b/>
+          <w:bCs/>
           <w:szCs w:val="22"/>
         </w:rPr>
         <w:t>D</w:t>
       </w:r>
       <w:r>
         <w:rPr>
-          <w:rFonts w:ascii="Cambria Math" w:hAnsi="Cambria Math" w:cs="Arial"/>
-          <w:sz w:val="22"/>
+          <w:rFonts w:cs="Arial"/>
           <w:szCs w:val="22"/>
         </w:rPr>
         <w:t xml:space="preserve"> vector is always </w:t>
       </w:r>
       <w:r>
         <w:rPr>
-          <w:rFonts w:ascii="Cambria Math" w:hAnsi="Cambria Math" w:cs="Arial"/>
-          <w:b/>
-          <w:bCs/>
-          <w:sz w:val="22"/>
+          <w:rFonts w:cs="Arial"/>
+          <w:b/>
+          <w:bCs/>
           <w:szCs w:val="22"/>
         </w:rPr>
         <w:t>-w</w:t>
       </w:r>
       <w:r>
         <w:rPr>
-          <w:rFonts w:ascii="Cambria Math" w:hAnsi="Cambria Math" w:cs="Arial"/>
-          <w:sz w:val="22"/>
+          <w:rFonts w:cs="Arial"/>
           <w:szCs w:val="22"/>
         </w:rPr>
         <w:t>.</w:t>
@@ -1927,20 +1587,16 @@
     </w:p>
     <w:p>
       <w:pPr>
-        <w:spacing w:after="0" w:line="240" w:lineRule="auto"/>
-        <w:rPr>
-          <w:rFonts w:ascii="Cambria Math" w:hAnsi="Cambria Math" w:cs="Arial"/>
-          <w:sz w:val="22"/>
-          <w:szCs w:val="22"/>
-        </w:rPr>
-      </w:pPr>
-    </w:p>
-    <w:p>
-      <w:pPr>
-        <w:spacing w:after="0" w:line="240" w:lineRule="auto"/>
-        <w:rPr>
-          <w:rFonts w:ascii="Cambria Math" w:hAnsi="Cambria Math" w:cs="Arial"/>
-          <w:sz w:val="22"/>
+        <w:rPr>
+          <w:rFonts w:cs="Arial"/>
+          <w:szCs w:val="22"/>
+        </w:rPr>
+      </w:pPr>
+    </w:p>
+    <w:p>
+      <w:pPr>
+        <w:rPr>
+          <w:rFonts w:cs="Arial"/>
           <w:szCs w:val="22"/>
           <w:u w:val="single"/>
         </w:rPr>
@@ -1954,18 +1610,16 @@
     </w:p>
     <w:p>
       <w:pPr>
-        <w:spacing w:after="0" w:line="240" w:lineRule="auto"/>
-        <w:rPr>
-          <w:rFonts w:ascii="Cambria Math" w:hAnsi="Cambria Math" w:cs="Arial"/>
-          <w:sz w:val="22"/>
+        <w:jc w:val="center"/>
+        <w:rPr>
+          <w:rFonts w:cs="Arial"/>
           <w:szCs w:val="22"/>
           <w:u w:val="single"/>
         </w:rPr>
       </w:pPr>
       <w:r>
         <w:rPr>
-          <w:rFonts w:ascii="Cambria Math" w:hAnsi="Cambria Math" w:cs="Arial"/>
-          <w:sz w:val="22"/>
+          <w:rFonts w:cs="Arial"/>
           <w:szCs w:val="22"/>
           <w:u w:val="single"/>
         </w:rPr>
@@ -1974,39 +1628,35 @@
     </w:p>
     <w:p>
       <w:pPr>
-        <w:spacing w:after="0" w:line="240" w:lineRule="auto"/>
-        <w:rPr>
-          <w:rFonts w:ascii="Cambria Math" w:hAnsi="Cambria Math" w:cs="Arial"/>
-          <w:b/>
-          <w:bCs/>
-          <w:sz w:val="22"/>
-          <w:szCs w:val="22"/>
-        </w:rPr>
-      </w:pPr>
-      <w:r>
-        <w:rPr>
-          <w:rFonts w:ascii="Cambria Math" w:hAnsi="Cambria Math" w:cs="Arial"/>
-          <w:b/>
-          <w:bCs/>
-          <w:sz w:val="22"/>
+        <w:ind w:left="540"/>
+        <w:rPr>
+          <w:rFonts w:cs="Arial"/>
+          <w:b/>
+          <w:bCs/>
+          <w:szCs w:val="22"/>
+        </w:rPr>
+      </w:pPr>
+      <w:r>
+        <w:rPr>
+          <w:rFonts w:cs="Arial"/>
+          <w:b/>
+          <w:bCs/>
           <w:szCs w:val="22"/>
         </w:rPr>
         <w:t>S</w:t>
       </w:r>
       <w:r>
         <w:rPr>
-          <w:rFonts w:ascii="Cambria Math" w:hAnsi="Cambria Math" w:cs="Arial"/>
-          <w:sz w:val="22"/>
+          <w:rFonts w:cs="Arial"/>
           <w:szCs w:val="22"/>
         </w:rPr>
         <w:t xml:space="preserve"> = </w:t>
       </w:r>
       <w:r>
         <w:rPr>
-          <w:rFonts w:ascii="Cambria Math" w:hAnsi="Cambria Math" w:cs="Arial"/>
-          <w:b/>
-          <w:bCs/>
-          <w:sz w:val="22"/>
+          <w:rFonts w:cs="Arial"/>
+          <w:b/>
+          <w:bCs/>
           <w:szCs w:val="22"/>
         </w:rPr>
         <w:t>e</w:t>
@@ -2014,55 +1664,49 @@
     </w:p>
     <w:p>
       <w:pPr>
-        <w:spacing w:after="0" w:line="240" w:lineRule="auto"/>
-        <w:rPr>
-          <w:rFonts w:ascii="Cambria Math" w:hAnsi="Cambria Math" w:cs="Arial"/>
-          <w:sz w:val="22"/>
-          <w:szCs w:val="22"/>
-        </w:rPr>
-      </w:pPr>
-      <w:r>
-        <w:rPr>
-          <w:rFonts w:ascii="Cambria Math" w:hAnsi="Cambria Math" w:cs="Arial"/>
-          <w:b/>
-          <w:bCs/>
-          <w:sz w:val="22"/>
+        <w:ind w:left="540"/>
+        <w:rPr>
+          <w:rFonts w:cs="Arial"/>
+          <w:szCs w:val="22"/>
+        </w:rPr>
+      </w:pPr>
+      <w:r>
+        <w:rPr>
+          <w:rFonts w:cs="Arial"/>
+          <w:b/>
+          <w:bCs/>
           <w:szCs w:val="22"/>
         </w:rPr>
         <w:t>D</w:t>
       </w:r>
       <w:r>
         <w:rPr>
-          <w:rFonts w:ascii="Cambria Math" w:hAnsi="Cambria Math" w:cs="Arial"/>
-          <w:sz w:val="22"/>
+          <w:rFonts w:cs="Arial"/>
           <w:szCs w:val="22"/>
         </w:rPr>
         <w:t xml:space="preserve"> = </w:t>
       </w:r>
       <w:r>
         <w:rPr>
-          <w:rFonts w:ascii="Cambria Math" w:hAnsi="Cambria Math" w:cs="Arial"/>
-          <w:b/>
-          <w:bCs/>
-          <w:sz w:val="22"/>
+          <w:rFonts w:cs="Arial"/>
+          <w:b/>
+          <w:bCs/>
           <w:szCs w:val="22"/>
         </w:rPr>
         <w:t>-</w:t>
       </w:r>
       <w:r>
         <w:rPr>
-          <w:rFonts w:ascii="Cambria Math" w:hAnsi="Cambria Math" w:cs="Arial"/>
-          <w:b/>
-          <w:bCs/>
-          <w:sz w:val="22"/>
+          <w:rFonts w:cs="Arial"/>
+          <w:b/>
+          <w:bCs/>
           <w:szCs w:val="22"/>
         </w:rPr>
         <w:t>w</w:t>
       </w:r>
       <w:r>
         <w:rPr>
-          <w:rFonts w:ascii="Cambria Math" w:hAnsi="Cambria Math" w:cs="Arial"/>
-          <w:sz w:val="22"/>
+          <w:rFonts w:cs="Arial"/>
           <w:szCs w:val="22"/>
         </w:rPr>
         <w:t xml:space="preserve"> * </w:t>
@@ -2070,10 +1714,9 @@
       <w:proofErr w:type="spellStart"/>
       <w:r>
         <w:rPr>
-          <w:rFonts w:ascii="Cambria Math" w:hAnsi="Cambria Math" w:cs="Arial"/>
-          <w:i/>
-          <w:iCs/>
-          <w:sz w:val="22"/>
+          <w:rFonts w:cs="Arial"/>
+          <w:i/>
+          <w:iCs/>
           <w:szCs w:val="22"/>
         </w:rPr>
         <w:t>ProjDist</w:t>
@@ -2081,72 +1724,64 @@
       <w:proofErr w:type="spellEnd"/>
       <w:r>
         <w:rPr>
-          <w:rFonts w:ascii="Cambria Math" w:hAnsi="Cambria Math" w:cs="Arial"/>
-          <w:sz w:val="22"/>
+          <w:rFonts w:cs="Arial"/>
           <w:szCs w:val="22"/>
         </w:rPr>
         <w:t xml:space="preserve"> + </w:t>
       </w:r>
       <w:r>
         <w:rPr>
-          <w:rFonts w:ascii="Cambria Math" w:hAnsi="Cambria Math" w:cs="Arial"/>
-          <w:b/>
-          <w:bCs/>
-          <w:sz w:val="22"/>
+          <w:rFonts w:cs="Arial"/>
+          <w:b/>
+          <w:bCs/>
           <w:szCs w:val="22"/>
         </w:rPr>
         <w:t>u</w:t>
       </w:r>
       <w:r>
         <w:rPr>
-          <w:rFonts w:ascii="Cambria Math" w:hAnsi="Cambria Math" w:cs="Arial"/>
-          <w:sz w:val="22"/>
+          <w:rFonts w:cs="Arial"/>
           <w:szCs w:val="22"/>
         </w:rPr>
         <w:t xml:space="preserve"> * </w:t>
       </w:r>
       <w:r>
         <w:rPr>
-          <w:rFonts w:ascii="Cambria Math" w:hAnsi="Cambria Math" w:cs="Arial"/>
-          <w:i/>
-          <w:iCs/>
-          <w:sz w:val="22"/>
+          <w:rFonts w:cs="Arial"/>
+          <w:i/>
+          <w:iCs/>
           <w:szCs w:val="22"/>
         </w:rPr>
         <w:t>u</w:t>
       </w:r>
       <w:r>
         <w:rPr>
-          <w:rFonts w:ascii="Cambria Math" w:hAnsi="Cambria Math" w:cs="Arial"/>
-          <w:sz w:val="22"/>
+          <w:rFonts w:cs="Arial"/>
           <w:szCs w:val="22"/>
         </w:rPr>
         <w:t xml:space="preserve"> + </w:t>
       </w:r>
       <w:r>
         <w:rPr>
-          <w:rFonts w:ascii="Cambria Math" w:hAnsi="Cambria Math" w:cs="Arial"/>
-          <w:b/>
-          <w:bCs/>
-          <w:sz w:val="22"/>
+          <w:rFonts w:cs="Arial"/>
+          <w:b/>
+          <w:bCs/>
           <w:szCs w:val="22"/>
         </w:rPr>
         <w:t>v</w:t>
       </w:r>
       <w:r>
         <w:rPr>
-          <w:rFonts w:ascii="Cambria Math" w:hAnsi="Cambria Math" w:cs="Arial"/>
-          <w:sz w:val="22"/>
+          <w:rFonts w:cs="Arial"/>
           <w:szCs w:val="22"/>
         </w:rPr>
         <w:t xml:space="preserve"> * </w:t>
       </w:r>
       <w:r>
         <w:rPr>
-          <w:rFonts w:ascii="Cambria Math" w:hAnsi="Cambria Math" w:cs="Arial"/>
-          <w:i/>
-          <w:iCs/>
-          <w:sz w:val="22"/>
+          <w:rFonts w:cs="Arial"/>
+          <w:i/>
+          <w:iCs/>
           <w:szCs w:val="22"/>
         </w:rPr>
         <w:t>v</w:t>
@@ -2154,18 +1789,16 @@
     </w:p>
     <w:p>
       <w:pPr>
-        <w:spacing w:after="0" w:line="240" w:lineRule="auto"/>
-        <w:rPr>
-          <w:rFonts w:ascii="Cambria Math" w:hAnsi="Cambria Math" w:cs="Arial"/>
-          <w:sz w:val="22"/>
+        <w:jc w:val="center"/>
+        <w:rPr>
+          <w:rFonts w:cs="Arial"/>
           <w:szCs w:val="22"/>
           <w:u w:val="single"/>
         </w:rPr>
       </w:pPr>
       <w:r>
         <w:rPr>
-          <w:rFonts w:ascii="Cambria Math" w:hAnsi="Cambria Math" w:cs="Arial"/>
-          <w:sz w:val="22"/>
+          <w:rFonts w:cs="Arial"/>
           <w:szCs w:val="22"/>
           <w:u w:val="single"/>
         </w:rPr>
@@ -2174,117 +1807,104 @@
     </w:p>
     <w:p>
       <w:pPr>
-        <w:spacing w:after="0" w:line="240" w:lineRule="auto"/>
-        <w:rPr>
-          <w:rFonts w:ascii="Cambria Math" w:hAnsi="Cambria Math" w:cs="Arial"/>
-          <w:sz w:val="22"/>
-          <w:szCs w:val="22"/>
-        </w:rPr>
-      </w:pPr>
-      <w:r>
-        <w:rPr>
-          <w:rFonts w:ascii="Cambria Math" w:hAnsi="Cambria Math" w:cs="Arial"/>
-          <w:b/>
-          <w:bCs/>
-          <w:sz w:val="22"/>
+        <w:ind w:left="900"/>
+        <w:rPr>
+          <w:rFonts w:cs="Arial"/>
+          <w:szCs w:val="22"/>
+        </w:rPr>
+      </w:pPr>
+      <w:r>
+        <w:rPr>
+          <w:rFonts w:cs="Arial"/>
+          <w:b/>
+          <w:bCs/>
           <w:szCs w:val="22"/>
         </w:rPr>
         <w:t>S</w:t>
       </w:r>
       <w:r>
         <w:rPr>
-          <w:rFonts w:ascii="Cambria Math" w:hAnsi="Cambria Math" w:cs="Arial"/>
-          <w:sz w:val="22"/>
+          <w:rFonts w:cs="Arial"/>
           <w:szCs w:val="22"/>
         </w:rPr>
         <w:t xml:space="preserve"> </w:t>
       </w:r>
       <w:r>
         <w:rPr>
-          <w:rFonts w:ascii="Cambria Math" w:hAnsi="Cambria Math" w:cs="Arial"/>
-          <w:sz w:val="22"/>
+          <w:rFonts w:cs="Arial"/>
           <w:szCs w:val="22"/>
         </w:rPr>
         <w:t xml:space="preserve">= </w:t>
       </w:r>
       <w:r>
         <w:rPr>
-          <w:rFonts w:ascii="Cambria Math" w:hAnsi="Cambria Math" w:cs="Arial"/>
-          <w:b/>
-          <w:bCs/>
-          <w:sz w:val="22"/>
+          <w:rFonts w:cs="Arial"/>
+          <w:b/>
+          <w:bCs/>
           <w:szCs w:val="22"/>
         </w:rPr>
         <w:t>e</w:t>
       </w:r>
       <w:r>
         <w:rPr>
-          <w:rFonts w:ascii="Cambria Math" w:hAnsi="Cambria Math" w:cs="Arial"/>
-          <w:sz w:val="22"/>
+          <w:rFonts w:cs="Arial"/>
           <w:szCs w:val="22"/>
         </w:rPr>
         <w:t xml:space="preserve"> + </w:t>
       </w:r>
       <w:r>
         <w:rPr>
-          <w:rFonts w:ascii="Cambria Math" w:hAnsi="Cambria Math" w:cs="Arial"/>
-          <w:b/>
-          <w:bCs/>
-          <w:sz w:val="22"/>
+          <w:rFonts w:cs="Arial"/>
+          <w:b/>
+          <w:bCs/>
           <w:szCs w:val="22"/>
         </w:rPr>
         <w:t>u</w:t>
       </w:r>
       <w:r>
         <w:rPr>
-          <w:rFonts w:ascii="Cambria Math" w:hAnsi="Cambria Math" w:cs="Arial"/>
-          <w:sz w:val="22"/>
+          <w:rFonts w:cs="Arial"/>
           <w:szCs w:val="22"/>
         </w:rPr>
         <w:t xml:space="preserve"> * </w:t>
       </w:r>
       <w:r>
         <w:rPr>
-          <w:rFonts w:ascii="Cambria Math" w:hAnsi="Cambria Math" w:cs="Arial"/>
-          <w:i/>
-          <w:iCs/>
-          <w:sz w:val="22"/>
+          <w:rFonts w:cs="Arial"/>
+          <w:i/>
+          <w:iCs/>
           <w:szCs w:val="22"/>
         </w:rPr>
         <w:t>u</w:t>
       </w:r>
       <w:r>
         <w:rPr>
-          <w:rFonts w:ascii="Cambria Math" w:hAnsi="Cambria Math" w:cs="Arial"/>
-          <w:sz w:val="22"/>
+          <w:rFonts w:cs="Arial"/>
           <w:szCs w:val="22"/>
         </w:rPr>
         <w:t xml:space="preserve"> + </w:t>
       </w:r>
       <w:r>
         <w:rPr>
-          <w:rFonts w:ascii="Cambria Math" w:hAnsi="Cambria Math" w:cs="Arial"/>
-          <w:b/>
-          <w:bCs/>
-          <w:sz w:val="22"/>
+          <w:rFonts w:cs="Arial"/>
+          <w:b/>
+          <w:bCs/>
           <w:szCs w:val="22"/>
         </w:rPr>
         <w:t>v</w:t>
       </w:r>
       <w:r>
         <w:rPr>
-          <w:rFonts w:ascii="Cambria Math" w:hAnsi="Cambria Math" w:cs="Arial"/>
-          <w:sz w:val="22"/>
+          <w:rFonts w:cs="Arial"/>
           <w:szCs w:val="22"/>
         </w:rPr>
         <w:t xml:space="preserve"> * </w:t>
       </w:r>
       <w:r>
         <w:rPr>
-          <w:rFonts w:ascii="Cambria Math" w:hAnsi="Cambria Math" w:cs="Arial"/>
-          <w:i/>
-          <w:iCs/>
-          <w:sz w:val="22"/>
+          <w:rFonts w:cs="Arial"/>
+          <w:i/>
+          <w:iCs/>
           <w:szCs w:val="22"/>
         </w:rPr>
         <w:t>v</w:t>
@@ -2292,37 +1912,33 @@
     </w:p>
     <w:p>
       <w:pPr>
-        <w:spacing w:after="0" w:line="240" w:lineRule="auto"/>
-        <w:rPr>
-          <w:rFonts w:ascii="Cambria Math" w:hAnsi="Cambria Math" w:cs="Arial"/>
-          <w:sz w:val="22"/>
-          <w:szCs w:val="22"/>
-        </w:rPr>
-      </w:pPr>
-      <w:r>
-        <w:rPr>
-          <w:rFonts w:ascii="Cambria Math" w:hAnsi="Cambria Math" w:cs="Arial"/>
-          <w:b/>
-          <w:bCs/>
-          <w:sz w:val="22"/>
+        <w:ind w:left="900"/>
+        <w:rPr>
+          <w:rFonts w:cs="Arial"/>
+          <w:szCs w:val="22"/>
+        </w:rPr>
+      </w:pPr>
+      <w:r>
+        <w:rPr>
+          <w:rFonts w:cs="Arial"/>
+          <w:b/>
+          <w:bCs/>
           <w:szCs w:val="22"/>
         </w:rPr>
         <w:t>D</w:t>
       </w:r>
       <w:r>
         <w:rPr>
-          <w:rFonts w:ascii="Cambria Math" w:hAnsi="Cambria Math" w:cs="Arial"/>
-          <w:sz w:val="22"/>
+          <w:rFonts w:cs="Arial"/>
           <w:szCs w:val="22"/>
         </w:rPr>
         <w:t xml:space="preserve"> = </w:t>
       </w:r>
       <w:r>
         <w:rPr>
-          <w:rFonts w:ascii="Cambria Math" w:hAnsi="Cambria Math" w:cs="Arial"/>
-          <w:b/>
-          <w:bCs/>
-          <w:sz w:val="22"/>
+          <w:rFonts w:cs="Arial"/>
+          <w:b/>
+          <w:bCs/>
           <w:szCs w:val="22"/>
         </w:rPr>
         <w:t>-w</w:t>
@@ -2330,10 +1946,8 @@
     </w:p>
     <w:p>
       <w:pPr>
-        <w:spacing w:after="0" w:line="240" w:lineRule="auto"/>
-        <w:rPr>
-          <w:rFonts w:ascii="Cambria Math" w:hAnsi="Cambria Math" w:cs="Arial"/>
-          <w:sz w:val="22"/>
+        <w:rPr>
+          <w:rFonts w:cs="Arial"/>
           <w:szCs w:val="22"/>
         </w:rPr>
         <w:sectPr>
@@ -2347,98 +1961,61 @@
     </w:p>
     <w:p>
       <w:pPr>
-        <w:spacing w:after="0" w:line="240" w:lineRule="auto"/>
-        <w:rPr>
-          <w:rFonts w:ascii="Cambria Math" w:hAnsi="Cambria Math" w:cs="Arial"/>
-          <w:sz w:val="22"/>
-          <w:szCs w:val="22"/>
-        </w:rPr>
-      </w:pPr>
-    </w:p>
-    <w:p>
-      <w:pPr>
-        <w:spacing w:after="0" w:line="240" w:lineRule="auto"/>
-        <w:rPr>
-          <w:rFonts w:ascii="Cambria Math" w:hAnsi="Cambria Math" w:cs="Arial"/>
-          <w:sz w:val="22"/>
-          <w:szCs w:val="22"/>
-        </w:rPr>
-      </w:pPr>
-      <w:r>
-        <w:rPr>
-          <w:rFonts w:ascii="Cambria Math" w:hAnsi="Cambria Math" w:cs="Arial"/>
-          <w:sz w:val="22"/>
+        <w:rPr>
+          <w:rFonts w:cs="Arial"/>
+          <w:szCs w:val="22"/>
+        </w:rPr>
+      </w:pPr>
+    </w:p>
+    <w:p>
+      <w:pPr>
+        <w:rPr>
+          <w:rFonts w:cs="Arial"/>
+          <w:szCs w:val="22"/>
+        </w:rPr>
+      </w:pPr>
+      <w:r>
+        <w:rPr>
+          <w:rFonts w:cs="Arial"/>
           <w:szCs w:val="22"/>
         </w:rPr>
         <w:t xml:space="preserve">Also, the </w:t>
       </w:r>
       <w:r>
         <w:rPr>
-          <w:rFonts w:ascii="Cambria Math" w:hAnsi="Cambria Math" w:cs="Arial"/>
-          <w:b/>
-          <w:bCs/>
-          <w:sz w:val="22"/>
+          <w:rFonts w:cs="Arial"/>
+          <w:b/>
+          <w:bCs/>
           <w:szCs w:val="22"/>
         </w:rPr>
         <w:t>D</w:t>
       </w:r>
       <w:r>
         <w:rPr>
-          <w:rFonts w:ascii="Cambria Math" w:hAnsi="Cambria Math" w:cs="Arial"/>
-          <w:sz w:val="22"/>
-          <w:szCs w:val="22"/>
-        </w:rPr>
-        <w:t xml:space="preserve"> vector </w:t>
+          <w:rFonts w:cs="Arial"/>
+          <w:szCs w:val="22"/>
+        </w:rPr>
+        <w:t xml:space="preserve"> vector is normalized to simplify calculations </w:t>
       </w:r>
       <w:proofErr w:type="gramStart"/>
       <w:r>
         <w:rPr>
-          <w:rFonts w:ascii="Cambria Math" w:hAnsi="Cambria Math" w:cs="Arial"/>
-          <w:sz w:val="22"/>
-          <w:szCs w:val="22"/>
-        </w:rPr>
-        <w:t>is normalized</w:t>
+          <w:rFonts w:cs="Arial"/>
+          <w:szCs w:val="22"/>
+        </w:rPr>
+        <w:t>later on</w:t>
       </w:r>
       <w:proofErr w:type="gramEnd"/>
       <w:r>
         <w:rPr>
-          <w:rFonts w:ascii="Cambria Math" w:hAnsi="Cambria Math" w:cs="Arial"/>
-          <w:sz w:val="22"/>
-          <w:szCs w:val="22"/>
-        </w:rPr>
-        <w:t xml:space="preserve"> to simplify calculations </w:t>
-      </w:r>
-      <w:proofErr w:type="gramStart"/>
-      <w:r>
-        <w:rPr>
-          <w:rFonts w:ascii="Cambria Math" w:hAnsi="Cambria Math" w:cs="Arial"/>
-          <w:sz w:val="22"/>
-          <w:szCs w:val="22"/>
-        </w:rPr>
-        <w:t>later on</w:t>
-      </w:r>
-      <w:proofErr w:type="gramEnd"/>
-      <w:r>
-        <w:rPr>
-          <w:rFonts w:ascii="Cambria Math" w:hAnsi="Cambria Math" w:cs="Arial"/>
-          <w:sz w:val="22"/>
+          <w:rFonts w:cs="Arial"/>
           <w:szCs w:val="22"/>
         </w:rPr>
         <w:t>.</w:t>
       </w:r>
-    </w:p>
-    <w:p>
-      <w:pPr>
-        <w:rPr>
-          <w:rFonts w:ascii="Cambria Math" w:hAnsi="Cambria Math" w:cs="Arial"/>
-          <w:sz w:val="22"/>
-          <w:szCs w:val="22"/>
-        </w:rPr>
-      </w:pPr>
-      <w:r>
-        <w:rPr>
-          <w:rFonts w:ascii="Cambria Math" w:hAnsi="Cambria Math" w:cs="Arial"/>
-          <w:sz w:val="22"/>
+      <w:r>
+        <w:rPr>
+          <w:rFonts w:cs="Arial"/>
           <w:szCs w:val="22"/>
         </w:rPr>
         <w:br w:type="page"/>
@@ -2446,17 +2023,14 @@
     </w:p>
     <w:p>
       <w:pPr>
-        <w:spacing w:after="0" w:line="240" w:lineRule="auto"/>
-        <w:rPr>
-          <w:rFonts w:ascii="Cambria Math" w:hAnsi="Cambria Math" w:cs="Arial"/>
-          <w:sz w:val="22"/>
-          <w:szCs w:val="22"/>
-        </w:rPr>
-      </w:pPr>
-      <w:r>
-        <w:rPr>
-          <w:rFonts w:ascii="Cambria Math" w:hAnsi="Cambria Math" w:cs="Arial"/>
-          <w:sz w:val="22"/>
+        <w:rPr>
+          <w:rFonts w:cs="Arial"/>
+          <w:szCs w:val="22"/>
+        </w:rPr>
+      </w:pPr>
+      <w:r>
+        <w:rPr>
+          <w:rFonts w:cs="Arial"/>
           <w:szCs w:val="22"/>
         </w:rPr>
         <w:lastRenderedPageBreak/>
@@ -2464,50 +2038,28 @@
       </w:r>
       <w:r>
         <w:rPr>
-          <w:rFonts w:ascii="Cambria Math" w:hAnsi="Cambria Math" w:cs="Arial"/>
-          <w:sz w:val="22"/>
-          <w:szCs w:val="22"/>
-        </w:rPr>
-        <w:t xml:space="preserve">the P key can </w:t>
-      </w:r>
-      <w:proofErr w:type="gramStart"/>
-      <w:r>
-        <w:rPr>
-          <w:rFonts w:ascii="Cambria Math" w:hAnsi="Cambria Math" w:cs="Arial"/>
-          <w:sz w:val="22"/>
-          <w:szCs w:val="22"/>
-        </w:rPr>
-        <w:t>be used</w:t>
-      </w:r>
-      <w:proofErr w:type="gramEnd"/>
-      <w:r>
-        <w:rPr>
-          <w:rFonts w:ascii="Cambria Math" w:hAnsi="Cambria Math" w:cs="Arial"/>
-          <w:sz w:val="22"/>
-          <w:szCs w:val="22"/>
-        </w:rPr>
-        <w:t xml:space="preserve"> to toggle between perspective and orthographic. Additionally, the</w:t>
-      </w:r>
-      <w:r>
-        <w:rPr>
-          <w:rFonts w:ascii="Cambria Math" w:hAnsi="Cambria Math" w:cs="Arial"/>
-          <w:sz w:val="22"/>
+          <w:rFonts w:cs="Arial"/>
+          <w:szCs w:val="22"/>
+        </w:rPr>
+        <w:t>the P key can be used to toggle between perspective and orthographic. Additionally, the</w:t>
+      </w:r>
+      <w:r>
+        <w:rPr>
+          <w:rFonts w:cs="Arial"/>
           <w:szCs w:val="22"/>
         </w:rPr>
         <w:t xml:space="preserve"> </w:t>
       </w:r>
       <w:r>
         <w:rPr>
-          <w:rFonts w:ascii="Cambria Math" w:hAnsi="Cambria Math" w:cs="Arial"/>
-          <w:sz w:val="22"/>
+          <w:rFonts w:cs="Arial"/>
           <w:szCs w:val="22"/>
         </w:rPr>
         <w:t>WASD keys move the camera parallel to the ground, SPACE moves it up, and SHIFT moves it down. E and R rotate the camera around the y-axis. The i</w:t>
       </w:r>
       <w:r>
         <w:rPr>
-          <w:rFonts w:ascii="Cambria Math" w:hAnsi="Cambria Math" w:cs="Arial"/>
-          <w:sz w:val="22"/>
+          <w:rFonts w:cs="Arial"/>
           <w:szCs w:val="22"/>
         </w:rPr>
         <w:t>mages below show a comparison of perspective and orthographic cameras:</w:t>
@@ -2515,20 +2067,16 @@
     </w:p>
     <w:p>
       <w:pPr>
-        <w:spacing w:after="0" w:line="240" w:lineRule="auto"/>
-        <w:rPr>
-          <w:rFonts w:ascii="Cambria Math" w:hAnsi="Cambria Math" w:cs="Arial"/>
-          <w:sz w:val="22"/>
-          <w:szCs w:val="22"/>
-        </w:rPr>
-      </w:pPr>
-    </w:p>
-    <w:p>
-      <w:pPr>
-        <w:spacing w:after="0" w:line="240" w:lineRule="auto"/>
-        <w:rPr>
-          <w:rFonts w:ascii="Cambria Math" w:hAnsi="Cambria Math" w:cs="Arial"/>
-          <w:sz w:val="22"/>
+        <w:rPr>
+          <w:rFonts w:cs="Arial"/>
+          <w:szCs w:val="22"/>
+        </w:rPr>
+      </w:pPr>
+    </w:p>
+    <w:p>
+      <w:pPr>
+        <w:rPr>
+          <w:rFonts w:cs="Arial"/>
           <w:szCs w:val="22"/>
         </w:rPr>
         <w:sectPr>
@@ -2542,19 +2090,16 @@
     </w:p>
     <w:p>
       <w:pPr>
-        <w:spacing w:after="0" w:line="240" w:lineRule="auto"/>
         <w:jc w:val="center"/>
         <w:rPr>
-          <w:rFonts w:ascii="Cambria Math" w:hAnsi="Cambria Math" w:cs="Arial"/>
-          <w:sz w:val="22"/>
+          <w:rFonts w:cs="Arial"/>
           <w:szCs w:val="22"/>
           <w:u w:val="single"/>
         </w:rPr>
       </w:pPr>
       <w:r>
         <w:rPr>
-          <w:rFonts w:ascii="Cambria Math" w:hAnsi="Cambria Math" w:cs="Arial"/>
-          <w:sz w:val="22"/>
+          <w:rFonts w:cs="Arial"/>
           <w:szCs w:val="22"/>
           <w:u w:val="single"/>
         </w:rPr>
@@ -2563,27 +2108,23 @@
     </w:p>
     <w:p>
       <w:pPr>
-        <w:spacing w:after="0" w:line="240" w:lineRule="auto"/>
-        <w:rPr>
-          <w:rFonts w:ascii="Cambria Math" w:hAnsi="Cambria Math" w:cs="Arial"/>
-          <w:sz w:val="22"/>
-          <w:szCs w:val="22"/>
-        </w:rPr>
-      </w:pPr>
-    </w:p>
-    <w:p>
-      <w:pPr>
-        <w:spacing w:after="0" w:line="240" w:lineRule="auto"/>
-        <w:rPr>
-          <w:rFonts w:ascii="Cambria Math" w:hAnsi="Cambria Math" w:cs="Arial"/>
-          <w:sz w:val="22"/>
-          <w:szCs w:val="22"/>
-        </w:rPr>
-      </w:pPr>
-      <w:r>
-        <w:rPr>
-          <w:rFonts w:ascii="Cambria Math" w:hAnsi="Cambria Math" w:cs="Arial"/>
-          <w:sz w:val="22"/>
+        <w:rPr>
+          <w:rFonts w:cs="Arial"/>
+          <w:szCs w:val="22"/>
+        </w:rPr>
+      </w:pPr>
+    </w:p>
+    <w:p>
+      <w:pPr>
+        <w:rPr>
+          <w:rFonts w:cs="Arial"/>
+          <w:szCs w:val="22"/>
+        </w:rPr>
+      </w:pPr>
+      <w:r>
+        <w:rPr>
+          <w:rFonts w:cs="Arial"/>
+          <w:noProof/>
           <w:szCs w:val="22"/>
         </w:rPr>
         <w:drawing>
@@ -2625,29 +2166,24 @@
     </w:p>
     <w:p>
       <w:pPr>
-        <w:spacing w:after="0" w:line="240" w:lineRule="auto"/>
-        <w:rPr>
-          <w:rFonts w:ascii="Cambria Math" w:hAnsi="Cambria Math" w:cs="Arial"/>
-          <w:sz w:val="22"/>
-          <w:szCs w:val="22"/>
-        </w:rPr>
-      </w:pPr>
-    </w:p>
-    <w:p>
-      <w:pPr>
-        <w:spacing w:after="0" w:line="240" w:lineRule="auto"/>
+        <w:rPr>
+          <w:rFonts w:cs="Arial"/>
+          <w:szCs w:val="22"/>
+        </w:rPr>
+      </w:pPr>
+    </w:p>
+    <w:p>
+      <w:pPr>
         <w:jc w:val="center"/>
         <w:rPr>
-          <w:rFonts w:ascii="Cambria Math" w:hAnsi="Cambria Math" w:cs="Arial"/>
-          <w:sz w:val="22"/>
+          <w:rFonts w:cs="Arial"/>
           <w:szCs w:val="22"/>
           <w:u w:val="single"/>
         </w:rPr>
       </w:pPr>
       <w:r>
         <w:rPr>
-          <w:rFonts w:ascii="Cambria Math" w:hAnsi="Cambria Math" w:cs="Arial"/>
-          <w:sz w:val="22"/>
+          <w:rFonts w:cs="Arial"/>
           <w:szCs w:val="22"/>
           <w:u w:val="single"/>
         </w:rPr>
@@ -2656,20 +2192,16 @@
     </w:p>
     <w:p>
       <w:pPr>
-        <w:spacing w:after="0" w:line="240" w:lineRule="auto"/>
-        <w:rPr>
-          <w:rFonts w:ascii="Cambria Math" w:hAnsi="Cambria Math" w:cs="Arial"/>
-          <w:sz w:val="22"/>
-          <w:szCs w:val="22"/>
-        </w:rPr>
-      </w:pPr>
-    </w:p>
-    <w:p>
-      <w:pPr>
-        <w:spacing w:after="0" w:line="240" w:lineRule="auto"/>
-        <w:rPr>
-          <w:rFonts w:ascii="Cambria Math" w:hAnsi="Cambria Math" w:cs="Arial"/>
-          <w:sz w:val="22"/>
+        <w:rPr>
+          <w:rFonts w:cs="Arial"/>
+          <w:szCs w:val="22"/>
+        </w:rPr>
+      </w:pPr>
+    </w:p>
+    <w:p>
+      <w:pPr>
+        <w:rPr>
+          <w:rFonts w:cs="Arial"/>
           <w:szCs w:val="22"/>
         </w:rPr>
         <w:sectPr>
@@ -2682,8 +2214,8 @@
       </w:pPr>
       <w:r>
         <w:rPr>
-          <w:rFonts w:ascii="Cambria Math" w:hAnsi="Cambria Math" w:cs="Arial"/>
-          <w:sz w:val="22"/>
+          <w:rFonts w:cs="Arial"/>
+          <w:noProof/>
           <w:szCs w:val="22"/>
         </w:rPr>
         <w:drawing>
@@ -2725,49 +2257,2155 @@
     </w:p>
     <w:p>
       <w:pPr>
-        <w:spacing w:after="0" w:line="240" w:lineRule="auto"/>
-        <w:rPr>
-          <w:rFonts w:ascii="Cambria Math" w:hAnsi="Cambria Math" w:cs="Arial"/>
+        <w:pStyle w:val="Heading1"/>
+        <w:rPr>
           <w:sz w:val="28"/>
           <w:szCs w:val="28"/>
         </w:rPr>
       </w:pPr>
       <w:r>
-        <w:rPr>
-          <w:rFonts w:ascii="Cambria Math" w:hAnsi="Cambria Math" w:cs="Arial"/>
-          <w:b/>
-          <w:bCs/>
-          <w:sz w:val="36"/>
-          <w:szCs w:val="36"/>
-        </w:rPr>
+        <w:t>3</w:t>
+      </w:r>
+      <w:r>
+        <w:t xml:space="preserve">. </w:t>
+      </w:r>
+      <w:r>
+        <w:t>Lighting</w:t>
+      </w:r>
+    </w:p>
+    <w:p>
+      <w:pPr>
+        <w:rPr>
+          <w:rFonts w:cs="Arial"/>
+          <w:szCs w:val="22"/>
+        </w:rPr>
+      </w:pPr>
+    </w:p>
+    <w:p>
+      <w:pPr>
+        <w:rPr>
+          <w:rFonts w:cs="Arial"/>
+          <w:szCs w:val="22"/>
+        </w:rPr>
+      </w:pPr>
+      <w:r>
+        <w:rPr>
+          <w:rFonts w:cs="Arial"/>
+          <w:szCs w:val="22"/>
+        </w:rPr>
+        <w:t xml:space="preserve">As indicated in </w:t>
+      </w:r>
+      <w:r>
+        <w:rPr>
+          <w:rFonts w:cs="Arial"/>
+          <w:szCs w:val="22"/>
+        </w:rPr>
+        <w:t>S</w:t>
+      </w:r>
+      <w:r>
+        <w:rPr>
+          <w:rFonts w:cs="Arial"/>
+          <w:szCs w:val="22"/>
+        </w:rPr>
+        <w:t xml:space="preserve">ection </w:t>
+      </w:r>
+      <w:r>
+        <w:rPr>
+          <w:rFonts w:cs="Arial"/>
+          <w:szCs w:val="22"/>
+        </w:rPr>
+        <w:t>1</w:t>
+      </w:r>
+      <w:r>
+        <w:rPr>
+          <w:rFonts w:cs="Arial"/>
+          <w:szCs w:val="22"/>
+        </w:rPr>
+        <w:t>, there are two directional lights in the sample scene.</w:t>
+      </w:r>
+      <w:r>
+        <w:rPr>
+          <w:rFonts w:cs="Arial"/>
+          <w:szCs w:val="22"/>
+        </w:rPr>
+        <w:t xml:space="preserve"> Each object in the scene contains its own instance of a </w:t>
+      </w:r>
+      <w:r>
+        <w:rPr>
+          <w:rFonts w:cs="Arial"/>
+          <w:b/>
+          <w:bCs/>
+          <w:szCs w:val="22"/>
+        </w:rPr>
+        <w:t>Material</w:t>
+      </w:r>
+      <w:r>
+        <w:rPr>
+          <w:rFonts w:cs="Arial"/>
+          <w:szCs w:val="22"/>
+        </w:rPr>
+        <w:t xml:space="preserve"> struct, which controls information about color and light behavior. Material allows modifying the following properties:</w:t>
+      </w:r>
+    </w:p>
+    <w:p>
+      <w:pPr>
+        <w:rPr>
+          <w:rFonts w:cs="Arial"/>
+          <w:szCs w:val="22"/>
+        </w:rPr>
+      </w:pPr>
+    </w:p>
+    <w:tbl>
+      <w:tblPr>
+        <w:tblStyle w:val="TableGrid"/>
+        <w:tblW w:w="0" w:type="auto"/>
+        <w:tblBorders>
+          <w:top w:val="none" w:sz="0" w:space="0" w:color="auto"/>
+          <w:left w:val="none" w:sz="0" w:space="0" w:color="auto"/>
+          <w:bottom w:val="none" w:sz="0" w:space="0" w:color="auto"/>
+          <w:right w:val="none" w:sz="0" w:space="0" w:color="auto"/>
+          <w:insideH w:val="none" w:sz="0" w:space="0" w:color="auto"/>
+          <w:insideV w:val="none" w:sz="0" w:space="0" w:color="auto"/>
+        </w:tblBorders>
+        <w:tblLook w:val="04A0" w:firstRow="1" w:lastRow="0" w:firstColumn="1" w:lastColumn="0" w:noHBand="0" w:noVBand="1"/>
+      </w:tblPr>
+      <w:tblGrid>
+        <w:gridCol w:w="2245"/>
+        <w:gridCol w:w="7105"/>
+      </w:tblGrid>
+      <w:tr>
+        <w:tc>
+          <w:tcPr>
+            <w:tcW w:w="2245" w:type="dxa"/>
+          </w:tcPr>
+          <w:p>
+            <w:pPr>
+              <w:jc w:val="right"/>
+              <w:rPr>
+                <w:rFonts w:cs="Arial"/>
+                <w:b/>
+                <w:bCs/>
+                <w:i/>
+                <w:iCs/>
+                <w:szCs w:val="22"/>
+              </w:rPr>
+            </w:pPr>
+            <w:r>
+              <w:rPr>
+                <w:rFonts w:cs="Arial"/>
+                <w:b/>
+                <w:bCs/>
+                <w:szCs w:val="22"/>
+              </w:rPr>
+              <w:t>Color</w:t>
+            </w:r>
+            <w:r>
+              <w:rPr>
+                <w:rFonts w:cs="Arial"/>
+                <w:b/>
+                <w:bCs/>
+                <w:i/>
+                <w:iCs/>
+                <w:szCs w:val="22"/>
+              </w:rPr>
+              <w:br/>
+            </w:r>
+            <w:proofErr w:type="spellStart"/>
+            <w:r>
+              <w:rPr>
+                <w:rFonts w:cs="Arial"/>
+                <w:i/>
+                <w:iCs/>
+                <w:szCs w:val="22"/>
+              </w:rPr>
+              <w:t>kD</w:t>
+            </w:r>
+            <w:proofErr w:type="spellEnd"/>
+            <w:r>
+              <w:rPr>
+                <w:rFonts w:cs="Arial"/>
+                <w:b/>
+                <w:bCs/>
+                <w:i/>
+                <w:iCs/>
+                <w:szCs w:val="22"/>
+              </w:rPr>
+              <w:br/>
+            </w:r>
+            <w:proofErr w:type="spellStart"/>
+            <w:r>
+              <w:rPr>
+                <w:rFonts w:cs="Arial"/>
+                <w:i/>
+                <w:iCs/>
+                <w:szCs w:val="22"/>
+              </w:rPr>
+              <w:t>kS</w:t>
+            </w:r>
+            <w:proofErr w:type="spellEnd"/>
+          </w:p>
+          <w:p>
+            <w:pPr>
+              <w:jc w:val="right"/>
+              <w:rPr>
+                <w:rFonts w:cs="Arial"/>
+                <w:i/>
+                <w:iCs/>
+                <w:szCs w:val="22"/>
+              </w:rPr>
+            </w:pPr>
+            <w:r>
+              <w:rPr>
+                <w:rFonts w:cs="Arial"/>
+                <w:i/>
+                <w:iCs/>
+                <w:szCs w:val="22"/>
+              </w:rPr>
+              <w:t>N</w:t>
+            </w:r>
+          </w:p>
+          <w:p>
+            <w:pPr>
+              <w:jc w:val="right"/>
+              <w:rPr>
+                <w:rFonts w:cs="Arial"/>
+                <w:i/>
+                <w:iCs/>
+                <w:szCs w:val="22"/>
+              </w:rPr>
+            </w:pPr>
+            <w:r>
+              <w:rPr>
+                <w:rFonts w:cs="Arial"/>
+                <w:i/>
+                <w:iCs/>
+                <w:szCs w:val="22"/>
+              </w:rPr>
+              <w:t>Glaze</w:t>
+            </w:r>
+          </w:p>
+          <w:p>
+            <w:pPr>
+              <w:jc w:val="right"/>
+              <w:rPr>
+                <w:rFonts w:cs="Arial"/>
+                <w:i/>
+                <w:iCs/>
+                <w:szCs w:val="22"/>
+              </w:rPr>
+            </w:pPr>
+          </w:p>
+          <w:p>
+            <w:pPr>
+              <w:jc w:val="right"/>
+              <w:rPr>
+                <w:rFonts w:cs="Arial"/>
+                <w:i/>
+                <w:iCs/>
+                <w:szCs w:val="22"/>
+              </w:rPr>
+            </w:pPr>
+            <w:r>
+              <w:rPr>
+                <w:rFonts w:cs="Arial"/>
+                <w:i/>
+                <w:iCs/>
+                <w:szCs w:val="22"/>
+              </w:rPr>
+              <w:t>Translucent</w:t>
+            </w:r>
+          </w:p>
+        </w:tc>
+        <w:tc>
+          <w:tcPr>
+            <w:tcW w:w="7105" w:type="dxa"/>
+          </w:tcPr>
+          <w:p>
+            <w:pPr>
+              <w:rPr>
+                <w:rFonts w:cs="Arial"/>
+                <w:szCs w:val="22"/>
+              </w:rPr>
+            </w:pPr>
+            <w:r>
+              <w:rPr>
+                <w:rFonts w:cs="Arial"/>
+                <w:szCs w:val="22"/>
+              </w:rPr>
+              <w:t>The base color of the object</w:t>
+            </w:r>
+          </w:p>
+          <w:p>
+            <w:pPr>
+              <w:rPr>
+                <w:rFonts w:cs="Arial"/>
+                <w:szCs w:val="22"/>
+              </w:rPr>
+            </w:pPr>
+            <w:r>
+              <w:rPr>
+                <w:rFonts w:cs="Arial"/>
+                <w:szCs w:val="22"/>
+              </w:rPr>
+              <w:t>D</w:t>
+            </w:r>
+            <w:r>
+              <w:rPr>
+                <w:rFonts w:cs="Arial"/>
+                <w:szCs w:val="22"/>
+              </w:rPr>
+              <w:t>iffuse coefficient</w:t>
+            </w:r>
+          </w:p>
+          <w:p>
+            <w:pPr>
+              <w:rPr>
+                <w:rFonts w:cs="Arial"/>
+                <w:szCs w:val="22"/>
+              </w:rPr>
+            </w:pPr>
+            <w:r>
+              <w:rPr>
+                <w:rFonts w:cs="Arial"/>
+                <w:szCs w:val="22"/>
+              </w:rPr>
+              <w:t>S</w:t>
+            </w:r>
+            <w:r>
+              <w:rPr>
+                <w:rFonts w:cs="Arial"/>
+                <w:szCs w:val="22"/>
+              </w:rPr>
+              <w:t>pecular coefficient</w:t>
+            </w:r>
+          </w:p>
+          <w:p>
+            <w:pPr>
+              <w:rPr>
+                <w:rFonts w:cs="Arial"/>
+                <w:szCs w:val="22"/>
+              </w:rPr>
+            </w:pPr>
+            <w:r>
+              <w:rPr>
+                <w:rFonts w:cs="Arial"/>
+                <w:szCs w:val="22"/>
+              </w:rPr>
+              <w:t>Blinn-Phong shading exponent</w:t>
+            </w:r>
+          </w:p>
+          <w:p>
+            <w:pPr>
+              <w:rPr>
+                <w:rFonts w:cs="Arial"/>
+                <w:szCs w:val="22"/>
+              </w:rPr>
+            </w:pPr>
+            <w:r>
+              <w:rPr>
+                <w:rFonts w:cs="Arial"/>
+                <w:szCs w:val="22"/>
+              </w:rPr>
+              <w:t xml:space="preserve">Controls the proportion of color that is sampled from reflected </w:t>
+            </w:r>
+            <w:proofErr w:type="gramStart"/>
+            <w:r>
+              <w:rPr>
+                <w:rFonts w:cs="Arial"/>
+                <w:szCs w:val="22"/>
+              </w:rPr>
+              <w:t>light</w:t>
+            </w:r>
+            <w:r>
+              <w:rPr>
+                <w:rFonts w:cs="Arial"/>
+                <w:szCs w:val="22"/>
+              </w:rPr>
+              <w:t>;</w:t>
+            </w:r>
+            <w:proofErr w:type="gramEnd"/>
+          </w:p>
+          <w:p>
+            <w:pPr>
+              <w:rPr>
+                <w:rFonts w:cs="Arial"/>
+                <w:szCs w:val="22"/>
+              </w:rPr>
+            </w:pPr>
+            <w:r>
+              <w:rPr>
+                <w:rFonts w:cs="Arial"/>
+                <w:szCs w:val="22"/>
+              </w:rPr>
+              <w:t>d</w:t>
+            </w:r>
+            <w:r>
+              <w:rPr>
+                <w:rFonts w:cs="Arial"/>
+                <w:szCs w:val="22"/>
+              </w:rPr>
+              <w:t>efaults to negative, reflected light is only probed if between 0 and 1</w:t>
+            </w:r>
+          </w:p>
+          <w:p>
+            <w:pPr>
+              <w:rPr>
+                <w:rFonts w:cs="Arial"/>
+                <w:szCs w:val="22"/>
+              </w:rPr>
+            </w:pPr>
+            <w:r>
+              <w:rPr>
+                <w:rFonts w:cs="Arial"/>
+                <w:szCs w:val="22"/>
+              </w:rPr>
+              <w:t>Boolean value allowing translucent material (bonus)</w:t>
+            </w:r>
+          </w:p>
+        </w:tc>
+      </w:tr>
+    </w:tbl>
+    <w:p>
+      <w:pPr>
+        <w:rPr>
+          <w:rFonts w:cs="Arial"/>
+          <w:szCs w:val="22"/>
+        </w:rPr>
+      </w:pPr>
+    </w:p>
+    <w:p>
+      <w:pPr>
+        <w:rPr>
+          <w:rFonts w:cs="Arial"/>
+          <w:szCs w:val="22"/>
+        </w:rPr>
+      </w:pPr>
+      <w:r>
+        <w:rPr>
+          <w:rFonts w:cs="Arial"/>
+          <w:szCs w:val="22"/>
+        </w:rPr>
+        <w:t>The scene’s materials are composed as follows:</w:t>
+      </w:r>
+    </w:p>
+    <w:p>
+      <w:pPr>
+        <w:rPr>
+          <w:rFonts w:cs="Arial"/>
+          <w:szCs w:val="22"/>
+        </w:rPr>
+      </w:pPr>
+    </w:p>
+    <w:tbl>
+      <w:tblPr>
+        <w:tblStyle w:val="TableGrid"/>
+        <w:tblW w:w="0" w:type="auto"/>
+        <w:tblBorders>
+          <w:top w:val="none" w:sz="0" w:space="0" w:color="auto"/>
+          <w:left w:val="none" w:sz="0" w:space="0" w:color="auto"/>
+          <w:bottom w:val="none" w:sz="0" w:space="0" w:color="auto"/>
+          <w:right w:val="none" w:sz="0" w:space="0" w:color="auto"/>
+          <w:insideH w:val="none" w:sz="0" w:space="0" w:color="auto"/>
+          <w:insideV w:val="none" w:sz="0" w:space="0" w:color="auto"/>
+        </w:tblBorders>
+        <w:tblLook w:val="04A0" w:firstRow="1" w:lastRow="0" w:firstColumn="1" w:lastColumn="0" w:noHBand="0" w:noVBand="1"/>
+      </w:tblPr>
+      <w:tblGrid>
+        <w:gridCol w:w="1558"/>
+        <w:gridCol w:w="1558"/>
+        <w:gridCol w:w="1558"/>
+        <w:gridCol w:w="1558"/>
+        <w:gridCol w:w="1559"/>
+        <w:gridCol w:w="1559"/>
+      </w:tblGrid>
+      <w:tr>
+        <w:tc>
+          <w:tcPr>
+            <w:tcW w:w="1558" w:type="dxa"/>
+            <w:tcBorders>
+              <w:bottom w:val="single" w:sz="4" w:space="0" w:color="auto"/>
+              <w:right w:val="single" w:sz="4" w:space="0" w:color="auto"/>
+            </w:tcBorders>
+          </w:tcPr>
+          <w:p>
+            <w:pPr>
+              <w:jc w:val="center"/>
+              <w:rPr>
+                <w:rFonts w:cs="Arial"/>
+                <w:b/>
+                <w:bCs/>
+                <w:szCs w:val="22"/>
+              </w:rPr>
+            </w:pPr>
+            <w:r>
+              <w:rPr>
+                <w:rFonts w:cs="Arial"/>
+                <w:b/>
+                <w:bCs/>
+                <w:szCs w:val="22"/>
+              </w:rPr>
+              <w:t>Object</w:t>
+            </w:r>
+          </w:p>
+        </w:tc>
+        <w:tc>
+          <w:tcPr>
+            <w:tcW w:w="1558" w:type="dxa"/>
+            <w:tcBorders>
+              <w:left w:val="single" w:sz="4" w:space="0" w:color="auto"/>
+              <w:bottom w:val="single" w:sz="4" w:space="0" w:color="auto"/>
+            </w:tcBorders>
+          </w:tcPr>
+          <w:p>
+            <w:pPr>
+              <w:jc w:val="center"/>
+              <w:rPr>
+                <w:rFonts w:cs="Arial"/>
+                <w:b/>
+                <w:bCs/>
+                <w:szCs w:val="22"/>
+              </w:rPr>
+            </w:pPr>
+            <w:r>
+              <w:rPr>
+                <w:rFonts w:cs="Arial"/>
+                <w:b/>
+                <w:bCs/>
+                <w:szCs w:val="22"/>
+              </w:rPr>
+              <w:t>Color</w:t>
+            </w:r>
+          </w:p>
+        </w:tc>
+        <w:tc>
+          <w:tcPr>
+            <w:tcW w:w="1558" w:type="dxa"/>
+            <w:tcBorders>
+              <w:bottom w:val="single" w:sz="4" w:space="0" w:color="auto"/>
+            </w:tcBorders>
+          </w:tcPr>
+          <w:p>
+            <w:pPr>
+              <w:jc w:val="center"/>
+              <w:rPr>
+                <w:rFonts w:cs="Arial"/>
+                <w:i/>
+                <w:iCs/>
+                <w:szCs w:val="22"/>
+              </w:rPr>
+            </w:pPr>
+            <w:proofErr w:type="spellStart"/>
+            <w:r>
+              <w:rPr>
+                <w:rFonts w:cs="Arial"/>
+                <w:i/>
+                <w:iCs/>
+                <w:szCs w:val="22"/>
+              </w:rPr>
+              <w:t>kD</w:t>
+            </w:r>
+            <w:proofErr w:type="spellEnd"/>
+          </w:p>
+        </w:tc>
+        <w:tc>
+          <w:tcPr>
+            <w:tcW w:w="1558" w:type="dxa"/>
+            <w:tcBorders>
+              <w:bottom w:val="single" w:sz="4" w:space="0" w:color="auto"/>
+            </w:tcBorders>
+          </w:tcPr>
+          <w:p>
+            <w:pPr>
+              <w:jc w:val="center"/>
+              <w:rPr>
+                <w:rFonts w:cs="Arial"/>
+                <w:i/>
+                <w:iCs/>
+                <w:szCs w:val="22"/>
+              </w:rPr>
+            </w:pPr>
+            <w:proofErr w:type="spellStart"/>
+            <w:r>
+              <w:rPr>
+                <w:rFonts w:cs="Arial"/>
+                <w:i/>
+                <w:iCs/>
+                <w:szCs w:val="22"/>
+              </w:rPr>
+              <w:t>kS</w:t>
+            </w:r>
+            <w:proofErr w:type="spellEnd"/>
+          </w:p>
+        </w:tc>
+        <w:tc>
+          <w:tcPr>
+            <w:tcW w:w="1559" w:type="dxa"/>
+            <w:tcBorders>
+              <w:bottom w:val="single" w:sz="4" w:space="0" w:color="auto"/>
+            </w:tcBorders>
+          </w:tcPr>
+          <w:p>
+            <w:pPr>
+              <w:jc w:val="center"/>
+              <w:rPr>
+                <w:rFonts w:cs="Arial"/>
+                <w:i/>
+                <w:iCs/>
+                <w:szCs w:val="22"/>
+              </w:rPr>
+            </w:pPr>
+            <w:r>
+              <w:rPr>
+                <w:rFonts w:cs="Arial"/>
+                <w:i/>
+                <w:iCs/>
+                <w:szCs w:val="22"/>
+              </w:rPr>
+              <w:t>N</w:t>
+            </w:r>
+          </w:p>
+        </w:tc>
+        <w:tc>
+          <w:tcPr>
+            <w:tcW w:w="1559" w:type="dxa"/>
+            <w:tcBorders>
+              <w:bottom w:val="single" w:sz="4" w:space="0" w:color="auto"/>
+            </w:tcBorders>
+          </w:tcPr>
+          <w:p>
+            <w:pPr>
+              <w:jc w:val="center"/>
+              <w:rPr>
+                <w:rFonts w:cs="Arial"/>
+                <w:i/>
+                <w:iCs/>
+                <w:szCs w:val="22"/>
+              </w:rPr>
+            </w:pPr>
+            <w:r>
+              <w:rPr>
+                <w:rFonts w:cs="Arial"/>
+                <w:i/>
+                <w:iCs/>
+                <w:szCs w:val="22"/>
+              </w:rPr>
+              <w:t>Glaze</w:t>
+            </w:r>
+          </w:p>
+        </w:tc>
+      </w:tr>
+      <w:tr>
+        <w:tc>
+          <w:tcPr>
+            <w:tcW w:w="1558" w:type="dxa"/>
+            <w:tcBorders>
+              <w:top w:val="single" w:sz="4" w:space="0" w:color="auto"/>
+              <w:bottom w:val="single" w:sz="4" w:space="0" w:color="auto"/>
+              <w:right w:val="single" w:sz="4" w:space="0" w:color="auto"/>
+            </w:tcBorders>
+          </w:tcPr>
+          <w:p>
+            <w:pPr>
+              <w:jc w:val="center"/>
+              <w:rPr>
+                <w:rFonts w:cs="Arial"/>
+                <w:szCs w:val="22"/>
+              </w:rPr>
+            </w:pPr>
+            <w:r>
+              <w:rPr>
+                <w:rFonts w:cs="Arial"/>
+                <w:szCs w:val="22"/>
+              </w:rPr>
+              <w:t>Red Sphere</w:t>
+            </w:r>
+          </w:p>
+        </w:tc>
+        <w:tc>
+          <w:tcPr>
+            <w:tcW w:w="1558" w:type="dxa"/>
+            <w:tcBorders>
+              <w:top w:val="single" w:sz="4" w:space="0" w:color="auto"/>
+              <w:left w:val="single" w:sz="4" w:space="0" w:color="auto"/>
+              <w:bottom w:val="single" w:sz="4" w:space="0" w:color="auto"/>
+            </w:tcBorders>
+          </w:tcPr>
+          <w:p>
+            <w:pPr>
+              <w:jc w:val="center"/>
+              <w:rPr>
+                <w:rFonts w:cs="Arial"/>
+                <w:szCs w:val="22"/>
+              </w:rPr>
+            </w:pPr>
+            <w:r>
+              <w:rPr>
+                <w:rFonts w:cs="Arial"/>
+                <w:szCs w:val="22"/>
+              </w:rPr>
+              <w:t>(255, 0, 0)</w:t>
+            </w:r>
+          </w:p>
+        </w:tc>
+        <w:tc>
+          <w:tcPr>
+            <w:tcW w:w="1558" w:type="dxa"/>
+            <w:tcBorders>
+              <w:top w:val="single" w:sz="4" w:space="0" w:color="auto"/>
+              <w:bottom w:val="single" w:sz="4" w:space="0" w:color="auto"/>
+            </w:tcBorders>
+          </w:tcPr>
+          <w:p>
+            <w:pPr>
+              <w:jc w:val="center"/>
+              <w:rPr>
+                <w:rFonts w:cs="Arial"/>
+                <w:szCs w:val="22"/>
+              </w:rPr>
+            </w:pPr>
+            <w:r>
+              <w:rPr>
+                <w:rFonts w:cs="Arial"/>
+                <w:szCs w:val="22"/>
+              </w:rPr>
+              <w:t>0.3</w:t>
+            </w:r>
+          </w:p>
+        </w:tc>
+        <w:tc>
+          <w:tcPr>
+            <w:tcW w:w="1558" w:type="dxa"/>
+            <w:tcBorders>
+              <w:top w:val="single" w:sz="4" w:space="0" w:color="auto"/>
+              <w:bottom w:val="single" w:sz="4" w:space="0" w:color="auto"/>
+            </w:tcBorders>
+          </w:tcPr>
+          <w:p>
+            <w:pPr>
+              <w:jc w:val="center"/>
+              <w:rPr>
+                <w:rFonts w:cs="Arial"/>
+                <w:szCs w:val="22"/>
+              </w:rPr>
+            </w:pPr>
+            <w:r>
+              <w:rPr>
+                <w:rFonts w:cs="Arial"/>
+                <w:szCs w:val="22"/>
+              </w:rPr>
+              <w:t>0.1</w:t>
+            </w:r>
+          </w:p>
+        </w:tc>
+        <w:tc>
+          <w:tcPr>
+            <w:tcW w:w="1559" w:type="dxa"/>
+            <w:tcBorders>
+              <w:top w:val="single" w:sz="4" w:space="0" w:color="auto"/>
+              <w:bottom w:val="single" w:sz="4" w:space="0" w:color="auto"/>
+            </w:tcBorders>
+          </w:tcPr>
+          <w:p>
+            <w:pPr>
+              <w:jc w:val="center"/>
+              <w:rPr>
+                <w:rFonts w:cs="Arial"/>
+                <w:szCs w:val="22"/>
+              </w:rPr>
+            </w:pPr>
+            <w:r>
+              <w:rPr>
+                <w:rFonts w:cs="Arial"/>
+                <w:szCs w:val="22"/>
+              </w:rPr>
+              <w:t>10.0</w:t>
+            </w:r>
+          </w:p>
+        </w:tc>
+        <w:tc>
+          <w:tcPr>
+            <w:tcW w:w="1559" w:type="dxa"/>
+            <w:tcBorders>
+              <w:top w:val="single" w:sz="4" w:space="0" w:color="auto"/>
+              <w:bottom w:val="single" w:sz="4" w:space="0" w:color="auto"/>
+            </w:tcBorders>
+          </w:tcPr>
+          <w:p>
+            <w:pPr>
+              <w:jc w:val="center"/>
+              <w:rPr>
+                <w:rFonts w:cs="Arial"/>
+                <w:szCs w:val="22"/>
+              </w:rPr>
+            </w:pPr>
+            <w:r>
+              <w:rPr>
+                <w:rFonts w:cs="Arial"/>
+                <w:szCs w:val="22"/>
+              </w:rPr>
+              <w:t>-1.0</w:t>
+            </w:r>
+          </w:p>
+        </w:tc>
+      </w:tr>
+      <w:tr>
+        <w:tc>
+          <w:tcPr>
+            <w:tcW w:w="1558" w:type="dxa"/>
+            <w:tcBorders>
+              <w:top w:val="single" w:sz="4" w:space="0" w:color="auto"/>
+              <w:bottom w:val="single" w:sz="4" w:space="0" w:color="auto"/>
+              <w:right w:val="single" w:sz="4" w:space="0" w:color="auto"/>
+            </w:tcBorders>
+          </w:tcPr>
+          <w:p>
+            <w:pPr>
+              <w:jc w:val="center"/>
+              <w:rPr>
+                <w:rFonts w:cs="Arial"/>
+                <w:szCs w:val="22"/>
+              </w:rPr>
+            </w:pPr>
+            <w:r>
+              <w:rPr>
+                <w:rFonts w:cs="Arial"/>
+                <w:szCs w:val="22"/>
+              </w:rPr>
+              <w:t>Green Sphere</w:t>
+            </w:r>
+          </w:p>
+        </w:tc>
+        <w:tc>
+          <w:tcPr>
+            <w:tcW w:w="1558" w:type="dxa"/>
+            <w:tcBorders>
+              <w:top w:val="single" w:sz="4" w:space="0" w:color="auto"/>
+              <w:left w:val="single" w:sz="4" w:space="0" w:color="auto"/>
+              <w:bottom w:val="single" w:sz="4" w:space="0" w:color="auto"/>
+            </w:tcBorders>
+          </w:tcPr>
+          <w:p>
+            <w:pPr>
+              <w:jc w:val="center"/>
+              <w:rPr>
+                <w:rFonts w:cs="Arial"/>
+                <w:szCs w:val="22"/>
+              </w:rPr>
+            </w:pPr>
+            <w:r>
+              <w:rPr>
+                <w:rFonts w:cs="Arial"/>
+                <w:szCs w:val="22"/>
+              </w:rPr>
+              <w:t>(0, 255, 0)</w:t>
+            </w:r>
+          </w:p>
+        </w:tc>
+        <w:tc>
+          <w:tcPr>
+            <w:tcW w:w="1558" w:type="dxa"/>
+            <w:tcBorders>
+              <w:top w:val="single" w:sz="4" w:space="0" w:color="auto"/>
+              <w:bottom w:val="single" w:sz="4" w:space="0" w:color="auto"/>
+            </w:tcBorders>
+          </w:tcPr>
+          <w:p>
+            <w:pPr>
+              <w:jc w:val="center"/>
+              <w:rPr>
+                <w:rFonts w:cs="Arial"/>
+                <w:szCs w:val="22"/>
+              </w:rPr>
+            </w:pPr>
+            <w:r>
+              <w:rPr>
+                <w:rFonts w:cs="Arial"/>
+                <w:szCs w:val="22"/>
+              </w:rPr>
+              <w:t>0.3</w:t>
+            </w:r>
+          </w:p>
+        </w:tc>
+        <w:tc>
+          <w:tcPr>
+            <w:tcW w:w="1558" w:type="dxa"/>
+            <w:tcBorders>
+              <w:top w:val="single" w:sz="4" w:space="0" w:color="auto"/>
+              <w:bottom w:val="single" w:sz="4" w:space="0" w:color="auto"/>
+            </w:tcBorders>
+          </w:tcPr>
+          <w:p>
+            <w:pPr>
+              <w:jc w:val="center"/>
+              <w:rPr>
+                <w:rFonts w:cs="Arial"/>
+                <w:szCs w:val="22"/>
+              </w:rPr>
+            </w:pPr>
+            <w:r>
+              <w:rPr>
+                <w:rFonts w:cs="Arial"/>
+                <w:szCs w:val="22"/>
+              </w:rPr>
+              <w:t>0.</w:t>
+            </w:r>
+            <w:r>
+              <w:rPr>
+                <w:rFonts w:cs="Arial"/>
+                <w:szCs w:val="22"/>
+              </w:rPr>
+              <w:t>2</w:t>
+            </w:r>
+          </w:p>
+        </w:tc>
+        <w:tc>
+          <w:tcPr>
+            <w:tcW w:w="1559" w:type="dxa"/>
+            <w:tcBorders>
+              <w:top w:val="single" w:sz="4" w:space="0" w:color="auto"/>
+              <w:bottom w:val="single" w:sz="4" w:space="0" w:color="auto"/>
+            </w:tcBorders>
+          </w:tcPr>
+          <w:p>
+            <w:pPr>
+              <w:jc w:val="center"/>
+              <w:rPr>
+                <w:rFonts w:cs="Arial"/>
+                <w:szCs w:val="22"/>
+              </w:rPr>
+            </w:pPr>
+            <w:r>
+              <w:rPr>
+                <w:rFonts w:cs="Arial"/>
+                <w:szCs w:val="22"/>
+              </w:rPr>
+              <w:t>2</w:t>
+            </w:r>
+            <w:r>
+              <w:rPr>
+                <w:rFonts w:cs="Arial"/>
+                <w:szCs w:val="22"/>
+              </w:rPr>
+              <w:t>0.0</w:t>
+            </w:r>
+          </w:p>
+        </w:tc>
+        <w:tc>
+          <w:tcPr>
+            <w:tcW w:w="1559" w:type="dxa"/>
+            <w:tcBorders>
+              <w:top w:val="single" w:sz="4" w:space="0" w:color="auto"/>
+              <w:bottom w:val="single" w:sz="4" w:space="0" w:color="auto"/>
+            </w:tcBorders>
+          </w:tcPr>
+          <w:p>
+            <w:pPr>
+              <w:jc w:val="center"/>
+              <w:rPr>
+                <w:rFonts w:cs="Arial"/>
+                <w:szCs w:val="22"/>
+              </w:rPr>
+            </w:pPr>
+            <w:r>
+              <w:rPr>
+                <w:rFonts w:cs="Arial"/>
+                <w:szCs w:val="22"/>
+              </w:rPr>
+              <w:t>-1.0</w:t>
+            </w:r>
+          </w:p>
+        </w:tc>
+      </w:tr>
+      <w:tr>
+        <w:tc>
+          <w:tcPr>
+            <w:tcW w:w="1558" w:type="dxa"/>
+            <w:tcBorders>
+              <w:top w:val="single" w:sz="4" w:space="0" w:color="auto"/>
+              <w:bottom w:val="single" w:sz="4" w:space="0" w:color="auto"/>
+              <w:right w:val="single" w:sz="4" w:space="0" w:color="auto"/>
+            </w:tcBorders>
+          </w:tcPr>
+          <w:p>
+            <w:pPr>
+              <w:jc w:val="center"/>
+              <w:rPr>
+                <w:rFonts w:cs="Arial"/>
+                <w:szCs w:val="22"/>
+              </w:rPr>
+            </w:pPr>
+            <w:r>
+              <w:rPr>
+                <w:rFonts w:cs="Arial"/>
+                <w:szCs w:val="22"/>
+              </w:rPr>
+              <w:t>Blue Sphere</w:t>
+            </w:r>
+          </w:p>
+        </w:tc>
+        <w:tc>
+          <w:tcPr>
+            <w:tcW w:w="1558" w:type="dxa"/>
+            <w:tcBorders>
+              <w:top w:val="single" w:sz="4" w:space="0" w:color="auto"/>
+              <w:left w:val="single" w:sz="4" w:space="0" w:color="auto"/>
+              <w:bottom w:val="single" w:sz="4" w:space="0" w:color="auto"/>
+            </w:tcBorders>
+          </w:tcPr>
+          <w:p>
+            <w:pPr>
+              <w:jc w:val="center"/>
+              <w:rPr>
+                <w:rFonts w:cs="Arial"/>
+                <w:szCs w:val="22"/>
+              </w:rPr>
+            </w:pPr>
+            <w:r>
+              <w:rPr>
+                <w:rFonts w:cs="Arial"/>
+                <w:szCs w:val="22"/>
+              </w:rPr>
+              <w:t>(0, 0, 255)</w:t>
+            </w:r>
+          </w:p>
+        </w:tc>
+        <w:tc>
+          <w:tcPr>
+            <w:tcW w:w="1558" w:type="dxa"/>
+            <w:tcBorders>
+              <w:top w:val="single" w:sz="4" w:space="0" w:color="auto"/>
+              <w:bottom w:val="single" w:sz="4" w:space="0" w:color="auto"/>
+            </w:tcBorders>
+          </w:tcPr>
+          <w:p>
+            <w:pPr>
+              <w:jc w:val="center"/>
+              <w:rPr>
+                <w:rFonts w:cs="Arial"/>
+                <w:szCs w:val="22"/>
+              </w:rPr>
+            </w:pPr>
+            <w:r>
+              <w:rPr>
+                <w:rFonts w:cs="Arial"/>
+                <w:szCs w:val="22"/>
+              </w:rPr>
+              <w:t>0.3</w:t>
+            </w:r>
+          </w:p>
+        </w:tc>
+        <w:tc>
+          <w:tcPr>
+            <w:tcW w:w="1558" w:type="dxa"/>
+            <w:tcBorders>
+              <w:top w:val="single" w:sz="4" w:space="0" w:color="auto"/>
+              <w:bottom w:val="single" w:sz="4" w:space="0" w:color="auto"/>
+            </w:tcBorders>
+          </w:tcPr>
+          <w:p>
+            <w:pPr>
+              <w:jc w:val="center"/>
+              <w:rPr>
+                <w:rFonts w:cs="Arial"/>
+                <w:szCs w:val="22"/>
+              </w:rPr>
+            </w:pPr>
+            <w:r>
+              <w:rPr>
+                <w:rFonts w:cs="Arial"/>
+                <w:szCs w:val="22"/>
+              </w:rPr>
+              <w:t>0.</w:t>
+            </w:r>
+            <w:r>
+              <w:rPr>
+                <w:rFonts w:cs="Arial"/>
+                <w:szCs w:val="22"/>
+              </w:rPr>
+              <w:t>3</w:t>
+            </w:r>
+          </w:p>
+        </w:tc>
+        <w:tc>
+          <w:tcPr>
+            <w:tcW w:w="1559" w:type="dxa"/>
+            <w:tcBorders>
+              <w:top w:val="single" w:sz="4" w:space="0" w:color="auto"/>
+              <w:bottom w:val="single" w:sz="4" w:space="0" w:color="auto"/>
+            </w:tcBorders>
+          </w:tcPr>
+          <w:p>
+            <w:pPr>
+              <w:jc w:val="center"/>
+              <w:rPr>
+                <w:rFonts w:cs="Arial"/>
+                <w:szCs w:val="22"/>
+              </w:rPr>
+            </w:pPr>
+            <w:r>
+              <w:rPr>
+                <w:rFonts w:cs="Arial"/>
+                <w:szCs w:val="22"/>
+              </w:rPr>
+              <w:t>3</w:t>
+            </w:r>
+            <w:r>
+              <w:rPr>
+                <w:rFonts w:cs="Arial"/>
+                <w:szCs w:val="22"/>
+              </w:rPr>
+              <w:t>0.0</w:t>
+            </w:r>
+          </w:p>
+        </w:tc>
+        <w:tc>
+          <w:tcPr>
+            <w:tcW w:w="1559" w:type="dxa"/>
+            <w:tcBorders>
+              <w:top w:val="single" w:sz="4" w:space="0" w:color="auto"/>
+              <w:bottom w:val="single" w:sz="4" w:space="0" w:color="auto"/>
+            </w:tcBorders>
+          </w:tcPr>
+          <w:p>
+            <w:pPr>
+              <w:jc w:val="center"/>
+              <w:rPr>
+                <w:rFonts w:cs="Arial"/>
+                <w:szCs w:val="22"/>
+              </w:rPr>
+            </w:pPr>
+            <w:r>
+              <w:rPr>
+                <w:rFonts w:cs="Arial"/>
+                <w:szCs w:val="22"/>
+              </w:rPr>
+              <w:t>-1.0</w:t>
+            </w:r>
+          </w:p>
+        </w:tc>
+      </w:tr>
+      <w:tr>
+        <w:tc>
+          <w:tcPr>
+            <w:tcW w:w="1558" w:type="dxa"/>
+            <w:tcBorders>
+              <w:top w:val="single" w:sz="4" w:space="0" w:color="auto"/>
+              <w:right w:val="single" w:sz="4" w:space="0" w:color="auto"/>
+            </w:tcBorders>
+          </w:tcPr>
+          <w:p>
+            <w:pPr>
+              <w:jc w:val="center"/>
+              <w:rPr>
+                <w:rFonts w:cs="Arial"/>
+                <w:szCs w:val="22"/>
+              </w:rPr>
+            </w:pPr>
+            <w:r>
+              <w:rPr>
+                <w:rFonts w:cs="Arial"/>
+                <w:szCs w:val="22"/>
+              </w:rPr>
+              <w:t>Floor Plane</w:t>
+            </w:r>
+          </w:p>
+        </w:tc>
+        <w:tc>
+          <w:tcPr>
+            <w:tcW w:w="1558" w:type="dxa"/>
+            <w:tcBorders>
+              <w:top w:val="single" w:sz="4" w:space="0" w:color="auto"/>
+              <w:left w:val="single" w:sz="4" w:space="0" w:color="auto"/>
+            </w:tcBorders>
+          </w:tcPr>
+          <w:p>
+            <w:pPr>
+              <w:jc w:val="center"/>
+              <w:rPr>
+                <w:rFonts w:cs="Arial"/>
+                <w:szCs w:val="22"/>
+              </w:rPr>
+            </w:pPr>
+            <w:r>
+              <w:rPr>
+                <w:rFonts w:cs="Arial"/>
+                <w:szCs w:val="22"/>
+              </w:rPr>
+              <w:t>(80, 80, 80)</w:t>
+            </w:r>
+          </w:p>
+        </w:tc>
+        <w:tc>
+          <w:tcPr>
+            <w:tcW w:w="1558" w:type="dxa"/>
+            <w:tcBorders>
+              <w:top w:val="single" w:sz="4" w:space="0" w:color="auto"/>
+            </w:tcBorders>
+          </w:tcPr>
+          <w:p>
+            <w:pPr>
+              <w:jc w:val="center"/>
+              <w:rPr>
+                <w:rFonts w:cs="Arial"/>
+                <w:szCs w:val="22"/>
+              </w:rPr>
+            </w:pPr>
+            <w:r>
+              <w:rPr>
+                <w:rFonts w:cs="Arial"/>
+                <w:szCs w:val="22"/>
+              </w:rPr>
+              <w:t>0.3</w:t>
+            </w:r>
+          </w:p>
+        </w:tc>
+        <w:tc>
+          <w:tcPr>
+            <w:tcW w:w="1558" w:type="dxa"/>
+            <w:tcBorders>
+              <w:top w:val="single" w:sz="4" w:space="0" w:color="auto"/>
+            </w:tcBorders>
+          </w:tcPr>
+          <w:p>
+            <w:pPr>
+              <w:jc w:val="center"/>
+              <w:rPr>
+                <w:rFonts w:cs="Arial"/>
+                <w:szCs w:val="22"/>
+              </w:rPr>
+            </w:pPr>
+            <w:r>
+              <w:rPr>
+                <w:rFonts w:cs="Arial"/>
+                <w:szCs w:val="22"/>
+              </w:rPr>
+              <w:t>0.0</w:t>
+            </w:r>
+          </w:p>
+        </w:tc>
+        <w:tc>
+          <w:tcPr>
+            <w:tcW w:w="1559" w:type="dxa"/>
+            <w:tcBorders>
+              <w:top w:val="single" w:sz="4" w:space="0" w:color="auto"/>
+            </w:tcBorders>
+          </w:tcPr>
+          <w:p>
+            <w:pPr>
+              <w:jc w:val="center"/>
+              <w:rPr>
+                <w:rFonts w:cs="Arial"/>
+                <w:szCs w:val="22"/>
+              </w:rPr>
+            </w:pPr>
+            <w:r>
+              <w:rPr>
+                <w:rFonts w:cs="Arial"/>
+                <w:szCs w:val="22"/>
+              </w:rPr>
+              <w:t>10.0</w:t>
+            </w:r>
+          </w:p>
+        </w:tc>
+        <w:tc>
+          <w:tcPr>
+            <w:tcW w:w="1559" w:type="dxa"/>
+            <w:tcBorders>
+              <w:top w:val="single" w:sz="4" w:space="0" w:color="auto"/>
+            </w:tcBorders>
+          </w:tcPr>
+          <w:p>
+            <w:pPr>
+              <w:jc w:val="center"/>
+              <w:rPr>
+                <w:rFonts w:cs="Arial"/>
+                <w:szCs w:val="22"/>
+              </w:rPr>
+            </w:pPr>
+            <w:r>
+              <w:rPr>
+                <w:rFonts w:cs="Arial"/>
+                <w:szCs w:val="22"/>
+              </w:rPr>
+              <w:t>0.2</w:t>
+            </w:r>
+          </w:p>
+        </w:tc>
+      </w:tr>
+    </w:tbl>
+    <w:p>
+      <w:pPr>
+        <w:rPr>
+          <w:rFonts w:cs="Arial"/>
+          <w:szCs w:val="22"/>
+        </w:rPr>
+      </w:pPr>
+    </w:p>
+    <w:p>
+      <w:pPr>
+        <w:pStyle w:val="Heading2"/>
+      </w:pPr>
+      <w:r>
+        <w:t>3.1 Ambient</w:t>
+      </w:r>
+      <w:r>
+        <w:t xml:space="preserve"> Lighting</w:t>
+      </w:r>
+      <w:r>
+        <w:t xml:space="preserve"> &amp; Shadows</w:t>
+      </w:r>
+    </w:p>
+    <w:p>
+      <w:pPr>
+        <w:rPr>
+          <w:rFonts w:cs="Arial"/>
+          <w:szCs w:val="22"/>
+        </w:rPr>
+      </w:pPr>
+    </w:p>
+    <w:p>
+      <w:pPr>
+        <w:rPr>
+          <w:rFonts w:cs="Arial"/>
+          <w:i/>
+          <w:iCs/>
+          <w:szCs w:val="22"/>
+        </w:rPr>
+      </w:pPr>
+      <w:r>
+        <w:rPr>
+          <w:rFonts w:cs="Arial"/>
+          <w:szCs w:val="22"/>
+        </w:rPr>
+        <w:t>Each</w:t>
+      </w:r>
+      <w:r>
+        <w:rPr>
+          <w:rFonts w:cs="Arial"/>
+          <w:szCs w:val="22"/>
+        </w:rPr>
+        <w:t xml:space="preserve"> light in the scene has an </w:t>
+      </w:r>
+      <w:r>
+        <w:rPr>
+          <w:rFonts w:cs="Arial"/>
+          <w:szCs w:val="22"/>
+        </w:rPr>
+        <w:t>a</w:t>
+      </w:r>
+      <w:r>
+        <w:rPr>
+          <w:rFonts w:cs="Arial"/>
+          <w:szCs w:val="22"/>
+        </w:rPr>
+        <w:t>mbient</w:t>
+      </w:r>
+      <w:r>
+        <w:rPr>
+          <w:rFonts w:cs="Arial"/>
+          <w:szCs w:val="22"/>
+        </w:rPr>
+        <w:t xml:space="preserve"> coefficient </w:t>
+      </w:r>
+      <w:r>
+        <w:rPr>
+          <w:rFonts w:cs="Arial"/>
+          <w:i/>
+          <w:iCs/>
+          <w:szCs w:val="22"/>
+        </w:rPr>
+        <w:t>kA</w:t>
+      </w:r>
+      <w:r>
+        <w:rPr>
+          <w:rFonts w:cs="Arial"/>
+          <w:szCs w:val="22"/>
+        </w:rPr>
+        <w:t xml:space="preserve"> </w:t>
+      </w:r>
+      <w:r>
+        <w:rPr>
+          <w:rFonts w:cs="Arial"/>
+          <w:szCs w:val="22"/>
+        </w:rPr>
+        <w:t>associated with it.</w:t>
+      </w:r>
+      <w:r>
+        <w:rPr>
+          <w:rFonts w:cs="Arial"/>
+          <w:szCs w:val="22"/>
+        </w:rPr>
+        <w:t xml:space="preserve"> When sampling the lighting at a point, this coefficient is always added, regardless of any other properties of the scene.</w:t>
+      </w:r>
+      <w:r>
+        <w:rPr>
+          <w:rFonts w:cs="Arial"/>
+          <w:szCs w:val="22"/>
+        </w:rPr>
+        <w:t xml:space="preserve"> Thus, for any given pixel, the minimum intensity is the sum of the ambient coefficient of all the lights in the </w:t>
+      </w:r>
+      <w:r>
+        <w:rPr>
+          <w:rFonts w:cs="Arial"/>
+          <w:szCs w:val="22"/>
+        </w:rPr>
+        <w:lastRenderedPageBreak/>
+        <w:t>scene.</w:t>
+      </w:r>
+      <w:r>
+        <w:rPr>
+          <w:rFonts w:cs="Arial"/>
+          <w:szCs w:val="22"/>
+        </w:rPr>
+        <w:t xml:space="preserve"> This might not model light fully realistically, especially for objects with many lights, but it works well for our example.</w:t>
+      </w:r>
+      <w:r>
+        <w:rPr>
+          <w:rFonts w:cs="Arial"/>
+          <w:szCs w:val="22"/>
+        </w:rPr>
+        <w:t xml:space="preserve"> </w:t>
+      </w:r>
+      <w:r>
+        <w:rPr>
+          <w:rFonts w:cs="Arial"/>
+          <w:szCs w:val="22"/>
+        </w:rPr>
+        <w:t xml:space="preserve">The way I modeled lighting, each ray </w:t>
+      </w:r>
+      <w:proofErr w:type="gramStart"/>
+      <w:r>
+        <w:rPr>
+          <w:rFonts w:cs="Arial"/>
+          <w:szCs w:val="22"/>
+        </w:rPr>
+        <w:t>tests for</w:t>
+      </w:r>
+      <w:proofErr w:type="gramEnd"/>
+      <w:r>
+        <w:rPr>
+          <w:rFonts w:cs="Arial"/>
+          <w:szCs w:val="22"/>
+        </w:rPr>
+        <w:t xml:space="preserve"> two different values at each point, </w:t>
+      </w:r>
+      <w:r>
+        <w:rPr>
+          <w:rFonts w:cs="Arial"/>
+          <w:i/>
+          <w:iCs/>
+          <w:szCs w:val="22"/>
+        </w:rPr>
+        <w:t xml:space="preserve">Intensity </w:t>
+      </w:r>
+      <w:r>
+        <w:rPr>
+          <w:rFonts w:cs="Arial"/>
+          <w:szCs w:val="22"/>
+        </w:rPr>
+        <w:t xml:space="preserve">and </w:t>
+      </w:r>
+      <w:proofErr w:type="spellStart"/>
+      <w:r>
+        <w:rPr>
+          <w:rFonts w:cs="Arial"/>
+          <w:i/>
+          <w:iCs/>
+          <w:szCs w:val="22"/>
+        </w:rPr>
+        <w:t>SpecularIntensity</w:t>
+      </w:r>
+      <w:proofErr w:type="spellEnd"/>
+      <w:r>
+        <w:rPr>
+          <w:rFonts w:cs="Arial"/>
+          <w:szCs w:val="22"/>
+        </w:rPr>
+        <w:t xml:space="preserve">. Ambient lighting only uses </w:t>
+      </w:r>
+      <w:r>
+        <w:rPr>
+          <w:rFonts w:cs="Arial"/>
+          <w:i/>
+          <w:iCs/>
+          <w:szCs w:val="22"/>
+        </w:rPr>
+        <w:t>Intensity</w:t>
+      </w:r>
+      <w:r>
+        <w:rPr>
+          <w:rFonts w:cs="Arial"/>
+          <w:i/>
+          <w:iCs/>
+          <w:szCs w:val="22"/>
+        </w:rPr>
+        <w:t>.</w:t>
+      </w:r>
+    </w:p>
+    <w:p>
+      <w:pPr>
+        <w:rPr>
+          <w:rFonts w:cs="Arial"/>
+          <w:szCs w:val="22"/>
+        </w:rPr>
+      </w:pPr>
+    </w:p>
+    <w:p>
+      <w:pPr>
+        <w:jc w:val="center"/>
+        <w:rPr>
+          <w:rFonts w:cs="Arial"/>
+          <w:i/>
+          <w:iCs/>
+          <w:sz w:val="20"/>
+          <w:szCs w:val="20"/>
+        </w:rPr>
+      </w:pPr>
+      <w:proofErr w:type="gramStart"/>
+      <w:r>
+        <w:rPr>
+          <w:rFonts w:cs="Arial"/>
+          <w:i/>
+          <w:iCs/>
+          <w:szCs w:val="22"/>
+        </w:rPr>
+        <w:t>Intensity</w:t>
+      </w:r>
+      <w:r>
+        <w:rPr>
+          <w:rFonts w:cs="Arial"/>
+          <w:szCs w:val="22"/>
+        </w:rPr>
+        <w:t xml:space="preserve">  =</w:t>
+      </w:r>
+      <w:proofErr w:type="gramEnd"/>
+      <w:r>
+        <w:rPr>
+          <w:rFonts w:cs="Arial"/>
+          <w:szCs w:val="22"/>
+        </w:rPr>
+        <w:t xml:space="preserve"> </w:t>
+      </w:r>
+      <w:r>
+        <w:rPr>
+          <w:rFonts w:cs="Arial"/>
+          <w:i/>
+          <w:iCs/>
+          <w:szCs w:val="22"/>
+        </w:rPr>
+        <w:t>kA</w:t>
+      </w:r>
+    </w:p>
+    <w:p>
+      <w:pPr>
+        <w:rPr>
+          <w:rFonts w:cs="Arial"/>
+          <w:szCs w:val="22"/>
+        </w:rPr>
+      </w:pPr>
+    </w:p>
+    <w:p>
+      <w:pPr>
+        <w:rPr>
+          <w:rFonts w:cs="Arial"/>
+          <w:szCs w:val="22"/>
+        </w:rPr>
+      </w:pPr>
+      <w:r>
+        <w:rPr>
+          <w:rFonts w:cs="Arial"/>
+          <w:szCs w:val="22"/>
+        </w:rPr>
+        <w:t xml:space="preserve">At this point, every point in the scene receives a </w:t>
+      </w:r>
+      <w:r>
+        <w:rPr>
+          <w:rFonts w:cs="Arial"/>
+          <w:szCs w:val="22"/>
+        </w:rPr>
+        <w:t>dim</w:t>
+      </w:r>
+      <w:r>
+        <w:rPr>
+          <w:rFonts w:cs="Arial"/>
+          <w:szCs w:val="22"/>
+        </w:rPr>
+        <w:t xml:space="preserve"> amount of lighting.</w:t>
+      </w:r>
+      <w:r>
+        <w:rPr>
+          <w:rFonts w:cs="Arial"/>
+          <w:szCs w:val="22"/>
+        </w:rPr>
+        <w:t xml:space="preserve"> </w:t>
+      </w:r>
+      <w:r>
+        <w:rPr>
+          <w:rFonts w:cs="Arial"/>
+          <w:szCs w:val="22"/>
+        </w:rPr>
+        <w:t xml:space="preserve">Before we calculate the diffuse and specular lighting, we should test if rays from the light are </w:t>
+      </w:r>
+      <w:proofErr w:type="gramStart"/>
+      <w:r>
+        <w:rPr>
+          <w:rFonts w:cs="Arial"/>
+          <w:szCs w:val="22"/>
+        </w:rPr>
+        <w:t>actually able</w:t>
+      </w:r>
+      <w:proofErr w:type="gramEnd"/>
+      <w:r>
+        <w:rPr>
+          <w:rFonts w:cs="Arial"/>
+          <w:szCs w:val="22"/>
+        </w:rPr>
+        <w:t xml:space="preserve"> to reach the given point. If not, the diffuse and specular lighting is ignored, and a shadow is formed.</w:t>
+      </w:r>
+    </w:p>
+    <w:p>
+      <w:pPr>
+        <w:rPr>
+          <w:rFonts w:cs="Arial"/>
+          <w:szCs w:val="22"/>
+        </w:rPr>
+      </w:pPr>
+    </w:p>
+    <w:p>
+      <w:pPr>
+        <w:pStyle w:val="Heading2"/>
+      </w:pPr>
+      <w:r>
+        <w:t>3.</w:t>
+      </w:r>
+      <w:r>
         <w:t>2</w:t>
       </w:r>
       <w:r>
-        <w:rPr>
-          <w:rFonts w:ascii="Cambria Math" w:hAnsi="Cambria Math" w:cs="Arial"/>
-          <w:b/>
-          <w:bCs/>
-          <w:sz w:val="36"/>
-          <w:szCs w:val="36"/>
-        </w:rPr>
-        <w:t>. Camera Behavior</w:t>
-      </w:r>
-    </w:p>
-    <w:p>
-      <w:pPr>
-        <w:spacing w:after="0" w:line="240" w:lineRule="auto"/>
-        <w:rPr>
-          <w:rFonts w:ascii="Cambria Math" w:hAnsi="Cambria Math" w:cs="Arial"/>
-          <w:sz w:val="22"/>
-          <w:szCs w:val="22"/>
-        </w:rPr>
-      </w:pPr>
+        <w:t xml:space="preserve"> </w:t>
+      </w:r>
+      <w:r>
+        <w:t>Diffuse Lightin</w:t>
+      </w:r>
+      <w:r>
+        <w:t>g</w:t>
+      </w:r>
+    </w:p>
+    <w:p/>
+    <w:p>
+      <w:r>
+        <w:t xml:space="preserve">For points that light rays </w:t>
+      </w:r>
+      <w:proofErr w:type="gramStart"/>
+      <w:r>
+        <w:t>are able to</w:t>
+      </w:r>
+      <w:proofErr w:type="gramEnd"/>
+      <w:r>
+        <w:t xml:space="preserve"> reach, we calculate the diffuse lighting using the dot product of the object normal and the light direction.</w:t>
+      </w:r>
+      <w:r>
+        <w:t xml:space="preserve"> Points with a normal that closely aligns with the light rays are bright, and points with normals orthogonal to the light rays are dark.</w:t>
+      </w:r>
+      <w:r>
+        <w:t xml:space="preserve"> To ignore points facing away from the light, a </w:t>
+      </w:r>
+      <w:proofErr w:type="gramStart"/>
+      <w:r>
+        <w:rPr>
+          <w:i/>
+          <w:iCs/>
+        </w:rPr>
+        <w:t>max</w:t>
+      </w:r>
+      <w:r>
+        <w:t>(</w:t>
+      </w:r>
+      <w:proofErr w:type="gramEnd"/>
+      <w:r>
+        <w:t>) function is used to ignore negative dot products.</w:t>
+      </w:r>
+      <w:r>
+        <w:t xml:space="preserve"> As a reminder, the diffuse coefficient </w:t>
+      </w:r>
+      <w:proofErr w:type="spellStart"/>
+      <w:proofErr w:type="gramStart"/>
+      <w:r>
+        <w:rPr>
+          <w:i/>
+          <w:iCs/>
+        </w:rPr>
+        <w:t>kD</w:t>
+      </w:r>
+      <w:proofErr w:type="spellEnd"/>
+      <w:r>
+        <w:t xml:space="preserve">  </w:t>
+      </w:r>
+      <w:r>
+        <w:t>is</w:t>
+      </w:r>
+      <w:proofErr w:type="gramEnd"/>
+      <w:r>
+        <w:t xml:space="preserve"> a parameter that each object contains in its material.</w:t>
+      </w:r>
+    </w:p>
+    <w:p/>
+    <w:p>
+      <w:pPr>
+        <w:jc w:val="center"/>
+      </w:pPr>
+      <w:proofErr w:type="gramStart"/>
+      <w:r>
+        <w:rPr>
+          <w:i/>
+          <w:iCs/>
+        </w:rPr>
+        <w:t xml:space="preserve">Intensity </w:t>
+      </w:r>
+      <w:r>
+        <w:t xml:space="preserve"> =</w:t>
+      </w:r>
+      <w:proofErr w:type="gramEnd"/>
+      <w:r>
+        <w:t xml:space="preserve"> </w:t>
+      </w:r>
+      <w:r>
+        <w:rPr>
+          <w:i/>
+          <w:iCs/>
+        </w:rPr>
+        <w:t>kA</w:t>
+      </w:r>
+      <w:r>
+        <w:t xml:space="preserve"> + </w:t>
+      </w:r>
+      <w:proofErr w:type="spellStart"/>
+      <w:proofErr w:type="gramStart"/>
+      <w:r>
+        <w:rPr>
+          <w:i/>
+          <w:iCs/>
+        </w:rPr>
+        <w:t>kD</w:t>
+      </w:r>
+      <w:proofErr w:type="spellEnd"/>
+      <w:r>
+        <w:t xml:space="preserve">  *</w:t>
+      </w:r>
+      <w:proofErr w:type="gramEnd"/>
+      <w:r>
+        <w:t xml:space="preserve"> </w:t>
+      </w:r>
+      <w:proofErr w:type="spellStart"/>
+      <w:proofErr w:type="gramStart"/>
+      <w:r>
+        <w:rPr>
+          <w:i/>
+          <w:iCs/>
+        </w:rPr>
+        <w:t>LightIntensity</w:t>
+      </w:r>
+      <w:proofErr w:type="spellEnd"/>
+      <w:r>
+        <w:t xml:space="preserve">  *</w:t>
+      </w:r>
+      <w:proofErr w:type="gramEnd"/>
+      <w:r>
+        <w:t xml:space="preserve"> </w:t>
+      </w:r>
+      <w:proofErr w:type="gramStart"/>
+      <w:r>
+        <w:t>max(</w:t>
+      </w:r>
+      <w:proofErr w:type="gramEnd"/>
+      <w:r>
+        <w:t xml:space="preserve">0.0, </w:t>
+      </w:r>
+      <w:r>
+        <w:rPr>
+          <w:b/>
+          <w:bCs/>
+        </w:rPr>
+        <w:t>Normal</w:t>
+      </w:r>
+      <w:r>
+        <w:t xml:space="preserve"> ∙ </w:t>
+      </w:r>
+      <w:proofErr w:type="spellStart"/>
+      <w:r>
+        <w:rPr>
+          <w:b/>
+          <w:bCs/>
+        </w:rPr>
+        <w:t>vL</w:t>
+      </w:r>
+      <w:proofErr w:type="spellEnd"/>
+      <w:r>
+        <w:t>)</w:t>
+      </w:r>
+    </w:p>
+    <w:p/>
+    <w:p>
+      <w:pPr>
+        <w:pStyle w:val="Heading2"/>
+      </w:pPr>
+      <w:r>
+        <w:t>3.</w:t>
+      </w:r>
+      <w:r>
+        <w:t>3</w:t>
+      </w:r>
+      <w:r>
+        <w:t xml:space="preserve"> </w:t>
+      </w:r>
+      <w:r>
+        <w:t xml:space="preserve">Specular </w:t>
+      </w:r>
+      <w:r>
+        <w:t>Lighting</w:t>
+      </w:r>
+    </w:p>
+    <w:p/>
+    <w:p>
+      <w:r>
+        <w:t xml:space="preserve">This project using the Blinn-Phong approximation for specular lighting. This means that the bisector </w:t>
+      </w:r>
+      <w:proofErr w:type="spellStart"/>
+      <w:r>
+        <w:rPr>
+          <w:b/>
+          <w:bCs/>
+        </w:rPr>
+        <w:t>vH</w:t>
+      </w:r>
+      <w:proofErr w:type="spellEnd"/>
+      <w:r>
+        <w:t xml:space="preserve"> is calculated using</w:t>
+      </w:r>
+      <w:r>
+        <w:t>:</w:t>
+      </w:r>
+    </w:p>
+    <w:p/>
+    <w:p>
+      <w:pPr>
+        <w:jc w:val="center"/>
+      </w:pPr>
+      <w:proofErr w:type="spellStart"/>
+      <w:r>
+        <w:rPr>
+          <w:b/>
+          <w:bCs/>
+        </w:rPr>
+        <w:t>vH</w:t>
+      </w:r>
+      <w:proofErr w:type="spellEnd"/>
+      <w:r>
+        <w:t xml:space="preserve"> = </w:t>
+      </w:r>
+      <w:proofErr w:type="gramStart"/>
+      <w:r>
+        <w:t>normalized(</w:t>
+      </w:r>
+      <w:proofErr w:type="spellStart"/>
+      <w:proofErr w:type="gramEnd"/>
+      <w:r>
+        <w:rPr>
+          <w:b/>
+          <w:bCs/>
+        </w:rPr>
+        <w:t>vL</w:t>
+      </w:r>
+      <w:proofErr w:type="spellEnd"/>
+      <w:r>
+        <w:t xml:space="preserve"> + </w:t>
+      </w:r>
+      <w:proofErr w:type="spellStart"/>
+      <w:r>
+        <w:rPr>
+          <w:b/>
+          <w:bCs/>
+        </w:rPr>
+        <w:t>vE</w:t>
+      </w:r>
+      <w:proofErr w:type="spellEnd"/>
+      <w:r>
+        <w:t>)</w:t>
+      </w:r>
+    </w:p>
+    <w:p/>
+    <w:p>
+      <w:r>
+        <w:t xml:space="preserve">Then, </w:t>
+      </w:r>
+      <w:r>
+        <w:t xml:space="preserve">specular </w:t>
+      </w:r>
+      <w:r>
+        <w:t xml:space="preserve">intensity is calculated in a similar way to diffuse </w:t>
+      </w:r>
+      <w:r>
+        <w:t>intensity</w:t>
+      </w:r>
+      <w:r>
+        <w:t xml:space="preserve">. </w:t>
+      </w:r>
+      <w:r>
+        <w:t xml:space="preserve">The specular intensity is added to both </w:t>
+      </w:r>
+      <w:r>
+        <w:rPr>
+          <w:i/>
+          <w:iCs/>
+        </w:rPr>
+        <w:t>Intensity</w:t>
+      </w:r>
+      <w:r>
+        <w:t xml:space="preserve"> and </w:t>
+      </w:r>
+      <w:proofErr w:type="spellStart"/>
+      <w:r>
+        <w:rPr>
+          <w:i/>
+          <w:iCs/>
+        </w:rPr>
+        <w:t>SpecularIntensity</w:t>
+      </w:r>
+      <w:proofErr w:type="spellEnd"/>
+      <w:r>
+        <w:t xml:space="preserve">. Storing it in separate channels like this is useful for choosing the lighting color </w:t>
+      </w:r>
+      <w:proofErr w:type="gramStart"/>
+      <w:r>
+        <w:t>later on</w:t>
+      </w:r>
+      <w:proofErr w:type="gramEnd"/>
+      <w:r>
+        <w:t>.</w:t>
+      </w:r>
+      <w:r>
+        <w:t xml:space="preserve"> </w:t>
+      </w:r>
+      <w:r>
+        <w:t xml:space="preserve">As with </w:t>
+      </w:r>
+      <w:proofErr w:type="spellStart"/>
+      <w:r>
+        <w:t>kD</w:t>
+      </w:r>
+      <w:proofErr w:type="spellEnd"/>
+      <w:r>
+        <w:t>, t</w:t>
+      </w:r>
+      <w:r>
+        <w:t>he</w:t>
+      </w:r>
+      <w:r>
+        <w:t xml:space="preserve"> </w:t>
+      </w:r>
+      <w:proofErr w:type="spellStart"/>
+      <w:proofErr w:type="gramStart"/>
+      <w:r>
+        <w:rPr>
+          <w:i/>
+          <w:iCs/>
+        </w:rPr>
+        <w:t>kS</w:t>
+      </w:r>
+      <w:proofErr w:type="spellEnd"/>
+      <w:r>
+        <w:t xml:space="preserve">  and</w:t>
+      </w:r>
+      <w:proofErr w:type="gramEnd"/>
+      <w:r>
+        <w:t xml:space="preserve"> </w:t>
+      </w:r>
+      <w:proofErr w:type="gramStart"/>
+      <w:r>
+        <w:rPr>
+          <w:i/>
+          <w:iCs/>
+        </w:rPr>
+        <w:t>N</w:t>
+      </w:r>
+      <w:r>
+        <w:t xml:space="preserve">  coefficients</w:t>
+      </w:r>
+      <w:proofErr w:type="gramEnd"/>
+      <w:r>
+        <w:t xml:space="preserve"> are both stored in the object’s material.</w:t>
+      </w:r>
+    </w:p>
+    <w:p/>
+    <w:p>
+      <w:pPr>
+        <w:jc w:val="center"/>
+      </w:pPr>
+      <w:proofErr w:type="spellStart"/>
+      <w:r>
+        <w:rPr>
+          <w:i/>
+          <w:iCs/>
+        </w:rPr>
+        <w:t>SpecIntensity</w:t>
+      </w:r>
+      <w:proofErr w:type="spellEnd"/>
+      <w:r>
+        <w:t xml:space="preserve"> = </w:t>
+      </w:r>
+      <w:proofErr w:type="spellStart"/>
+      <w:proofErr w:type="gramStart"/>
+      <w:r>
+        <w:rPr>
+          <w:i/>
+          <w:iCs/>
+        </w:rPr>
+        <w:t>kS</w:t>
+      </w:r>
+      <w:proofErr w:type="spellEnd"/>
+      <w:r>
+        <w:t xml:space="preserve">  *</w:t>
+      </w:r>
+      <w:proofErr w:type="gramEnd"/>
+      <w:r>
+        <w:t xml:space="preserve"> </w:t>
+      </w:r>
+      <w:proofErr w:type="spellStart"/>
+      <w:proofErr w:type="gramStart"/>
+      <w:r>
+        <w:rPr>
+          <w:i/>
+          <w:iCs/>
+        </w:rPr>
+        <w:t>LightIntensity</w:t>
+      </w:r>
+      <w:proofErr w:type="spellEnd"/>
+      <w:r>
+        <w:t xml:space="preserve">  *</w:t>
+      </w:r>
+      <w:proofErr w:type="gramEnd"/>
+      <w:r>
+        <w:t xml:space="preserve"> </w:t>
+      </w:r>
+      <w:proofErr w:type="gramStart"/>
+      <w:r>
+        <w:t>max(</w:t>
+      </w:r>
+      <w:proofErr w:type="gramEnd"/>
+      <w:r>
+        <w:t xml:space="preserve">0.0, </w:t>
+      </w:r>
+      <w:r>
+        <w:rPr>
+          <w:b/>
+          <w:bCs/>
+        </w:rPr>
+        <w:t>Normal</w:t>
+      </w:r>
+      <w:r>
+        <w:t xml:space="preserve"> ∙ </w:t>
+      </w:r>
+      <w:proofErr w:type="spellStart"/>
+      <w:proofErr w:type="gramStart"/>
+      <w:r>
+        <w:rPr>
+          <w:b/>
+          <w:bCs/>
+        </w:rPr>
+        <w:t>v</w:t>
+      </w:r>
+      <w:r>
+        <w:rPr>
+          <w:b/>
+          <w:bCs/>
+        </w:rPr>
+        <w:t>H</w:t>
+      </w:r>
+      <w:proofErr w:type="spellEnd"/>
+      <w:r>
+        <w:t>)</w:t>
+      </w:r>
+      <w:r>
+        <w:rPr>
+          <w:vertAlign w:val="superscript"/>
+        </w:rPr>
+        <w:t>N</w:t>
+      </w:r>
+      <w:proofErr w:type="gramEnd"/>
+    </w:p>
+    <w:p>
+      <w:pPr>
+        <w:jc w:val="center"/>
+      </w:pPr>
+      <w:proofErr w:type="gramStart"/>
+      <w:r>
+        <w:rPr>
+          <w:i/>
+          <w:iCs/>
+        </w:rPr>
+        <w:t xml:space="preserve">Intensity </w:t>
+      </w:r>
+      <w:r>
+        <w:t xml:space="preserve"> =</w:t>
+      </w:r>
+      <w:proofErr w:type="gramEnd"/>
+      <w:r>
+        <w:t xml:space="preserve"> </w:t>
+      </w:r>
+      <w:proofErr w:type="spellStart"/>
+      <w:r>
+        <w:rPr>
+          <w:i/>
+          <w:iCs/>
+        </w:rPr>
+        <w:t>AmbientIntensity</w:t>
+      </w:r>
+      <w:proofErr w:type="spellEnd"/>
+      <w:r>
+        <w:rPr>
+          <w:i/>
+          <w:iCs/>
+        </w:rPr>
+        <w:t xml:space="preserve"> + DiffuseIntensity + </w:t>
+      </w:r>
+      <w:proofErr w:type="spellStart"/>
+      <w:r>
+        <w:rPr>
+          <w:i/>
+          <w:iCs/>
+        </w:rPr>
+        <w:t>SpecIntensity</w:t>
+      </w:r>
+      <w:proofErr w:type="spellEnd"/>
+    </w:p>
+    <w:p>
+      <w:pPr>
+        <w:jc w:val="center"/>
+        <w:rPr>
+          <w:vertAlign w:val="superscript"/>
+        </w:rPr>
+      </w:pPr>
+    </w:p>
+    <w:p/>
+    <w:p>
+      <w:r>
+        <w:t xml:space="preserve">The </w:t>
+      </w:r>
+      <w:proofErr w:type="spellStart"/>
+      <w:r>
+        <w:rPr>
+          <w:i/>
+          <w:iCs/>
+        </w:rPr>
+        <w:t>SpecIntensity</w:t>
+      </w:r>
+      <w:proofErr w:type="spellEnd"/>
     </w:p>
     <w:sectPr>
       <w:type w:val="continuous"/>
       <w:pgSz w:w="12240" w:h="15840"/>
       <w:pgMar w:top="1440" w:right="1440" w:bottom="1440" w:left="1440" w:header="720" w:footer="720" w:gutter="0"/>
-      <w:cols w:num="2" w:space="720"/>
+      <w:cols w:space="720"/>
       <w:docGrid w:linePitch="360"/>
     </w:sectPr>
   </w:body>
@@ -3174,7 +4812,14 @@
   <w:style w:type="paragraph" w:default="1" w:styleId="Normal">
     <w:name w:val="Normal"/>
     <w:qFormat/>
-    <w:rsid w:val="00B11958"/>
+    <w:rsid w:val="00C25718"/>
+    <w:pPr>
+      <w:spacing w:after="0" w:line="240" w:lineRule="auto"/>
+    </w:pPr>
+    <w:rPr>
+      <w:rFonts w:ascii="Cambria Math" w:hAnsi="Cambria Math"/>
+      <w:sz w:val="22"/>
+    </w:rPr>
   </w:style>
   <w:style w:type="paragraph" w:styleId="Heading1">
     <w:name w:val="heading 1"/>
@@ -3183,39 +4828,31 @@
     <w:link w:val="Heading1Char"/>
     <w:uiPriority w:val="9"/>
     <w:qFormat/>
-    <w:rsid w:val="00281EB9"/>
+    <w:rsid w:val="002C4404"/>
     <w:pPr>
-      <w:keepNext/>
-      <w:keepLines/>
-      <w:spacing w:before="360" w:after="80"/>
       <w:outlineLvl w:val="0"/>
     </w:pPr>
     <w:rPr>
-      <w:rFonts w:asciiTheme="majorHAnsi" w:eastAsiaTheme="majorEastAsia" w:hAnsiTheme="majorHAnsi" w:cstheme="majorBidi"/>
-      <w:color w:val="0F4761" w:themeColor="accent1" w:themeShade="BF"/>
-      <w:sz w:val="40"/>
-      <w:szCs w:val="40"/>
+      <w:rFonts w:cs="Arial"/>
+      <w:b/>
+      <w:bCs/>
+      <w:sz w:val="36"/>
+      <w:szCs w:val="36"/>
     </w:rPr>
   </w:style>
   <w:style w:type="paragraph" w:styleId="Heading2">
     <w:name w:val="heading 2"/>
-    <w:basedOn w:val="Normal"/>
+    <w:basedOn w:val="Heading1"/>
     <w:next w:val="Normal"/>
     <w:link w:val="Heading2Char"/>
     <w:uiPriority w:val="9"/>
-    <w:semiHidden/>
     <w:unhideWhenUsed/>
     <w:qFormat/>
-    <w:rsid w:val="00281EB9"/>
+    <w:rsid w:val="002C4404"/>
     <w:pPr>
-      <w:keepNext/>
-      <w:keepLines/>
-      <w:spacing w:before="160" w:after="80"/>
       <w:outlineLvl w:val="1"/>
     </w:pPr>
     <w:rPr>
-      <w:rFonts w:asciiTheme="majorHAnsi" w:eastAsiaTheme="majorEastAsia" w:hAnsiTheme="majorHAnsi" w:cstheme="majorBidi"/>
-      <w:color w:val="0F4761" w:themeColor="accent1" w:themeShade="BF"/>
       <w:sz w:val="32"/>
       <w:szCs w:val="32"/>
     </w:rPr>
@@ -3300,7 +4937,7 @@
     <w:pPr>
       <w:keepNext/>
       <w:keepLines/>
-      <w:spacing w:before="40" w:after="0"/>
+      <w:spacing w:before="40"/>
       <w:outlineLvl w:val="5"/>
     </w:pPr>
     <w:rPr>
@@ -3323,7 +4960,7 @@
     <w:pPr>
       <w:keepNext/>
       <w:keepLines/>
-      <w:spacing w:before="40" w:after="0"/>
+      <w:spacing w:before="40"/>
       <w:outlineLvl w:val="6"/>
     </w:pPr>
     <w:rPr>
@@ -3344,7 +4981,6 @@
     <w:pPr>
       <w:keepNext/>
       <w:keepLines/>
-      <w:spacing w:after="0"/>
       <w:outlineLvl w:val="7"/>
     </w:pPr>
     <w:rPr>
@@ -3367,7 +5003,6 @@
     <w:pPr>
       <w:keepNext/>
       <w:keepLines/>
-      <w:spacing w:after="0"/>
       <w:outlineLvl w:val="8"/>
     </w:pPr>
     <w:rPr>
@@ -3406,12 +5041,13 @@
     <w:basedOn w:val="DefaultParagraphFont"/>
     <w:link w:val="Heading1"/>
     <w:uiPriority w:val="9"/>
-    <w:rsid w:val="00281EB9"/>
+    <w:rsid w:val="002C4404"/>
     <w:rPr>
-      <w:rFonts w:asciiTheme="majorHAnsi" w:eastAsiaTheme="majorEastAsia" w:hAnsiTheme="majorHAnsi" w:cstheme="majorBidi"/>
-      <w:color w:val="0F4761" w:themeColor="accent1" w:themeShade="BF"/>
-      <w:sz w:val="40"/>
-      <w:szCs w:val="40"/>
+      <w:rFonts w:ascii="Cambria Math" w:hAnsi="Cambria Math" w:cs="Arial"/>
+      <w:b/>
+      <w:bCs/>
+      <w:sz w:val="36"/>
+      <w:szCs w:val="36"/>
     </w:rPr>
   </w:style>
   <w:style w:type="character" w:customStyle="1" w:styleId="Heading2Char">
@@ -3419,11 +5055,11 @@
     <w:basedOn w:val="DefaultParagraphFont"/>
     <w:link w:val="Heading2"/>
     <w:uiPriority w:val="9"/>
-    <w:semiHidden/>
-    <w:rsid w:val="00281EB9"/>
+    <w:rsid w:val="002C4404"/>
     <w:rPr>
-      <w:rFonts w:asciiTheme="majorHAnsi" w:eastAsiaTheme="majorEastAsia" w:hAnsiTheme="majorHAnsi" w:cstheme="majorBidi"/>
-      <w:color w:val="0F4761" w:themeColor="accent1" w:themeShade="BF"/>
+      <w:rFonts w:ascii="Cambria Math" w:hAnsi="Cambria Math" w:cs="Arial"/>
+      <w:b/>
+      <w:bCs/>
       <w:sz w:val="32"/>
       <w:szCs w:val="32"/>
     </w:rPr>
@@ -3529,7 +5165,7 @@
     <w:qFormat/>
     <w:rsid w:val="00281EB9"/>
     <w:pPr>
-      <w:spacing w:after="80" w:line="240" w:lineRule="auto"/>
+      <w:spacing w:after="80"/>
       <w:contextualSpacing/>
     </w:pPr>
     <w:rPr>

--- a/Report.docx
+++ b/Report.docx
@@ -21,10 +21,11 @@
           <w:sz w:val="36"/>
           <w:szCs w:val="36"/>
         </w:rPr>
-        <w:t xml:space="preserve">CAP 4730 </w:t>
-      </w:r>
-      <w:proofErr w:type="spellStart"/>
-      <w:r>
+        <w:t>CAP 4730 Raytracer Report – Collin Williams</w:t>
+      </w:r>
+    </w:p>
+    <w:p>
+      <w:pPr>
         <w:rPr>
           <w:rFonts w:cs="Arial"/>
           <w:b/>
@@ -32,29 +33,6 @@
           <w:sz w:val="36"/>
           <w:szCs w:val="36"/>
         </w:rPr>
-        <w:t>Raytracer</w:t>
-      </w:r>
-      <w:proofErr w:type="spellEnd"/>
-      <w:r>
-        <w:rPr>
-          <w:rFonts w:cs="Arial"/>
-          <w:b/>
-          <w:bCs/>
-          <w:sz w:val="36"/>
-          <w:szCs w:val="36"/>
-        </w:rPr>
-        <w:t xml:space="preserve"> Report – Collin Williams</w:t>
-      </w:r>
-    </w:p>
-    <w:p>
-      <w:pPr>
-        <w:rPr>
-          <w:rFonts w:cs="Arial"/>
-          <w:b/>
-          <w:bCs/>
-          <w:sz w:val="36"/>
-          <w:szCs w:val="36"/>
-        </w:rPr>
       </w:pPr>
     </w:p>
     <w:p>
@@ -71,40 +49,1281 @@
         <w:t xml:space="preserve"> Scene</w:t>
       </w:r>
     </w:p>
-    <w:p>
-      <w:pPr>
-        <w:rPr>
-          <w:rFonts w:cs="Arial"/>
-          <w:szCs w:val="22"/>
-        </w:rPr>
-      </w:pPr>
-    </w:p>
-    <w:p>
-      <w:pPr>
-        <w:rPr>
-          <w:rFonts w:cs="Arial"/>
-          <w:szCs w:val="22"/>
-        </w:rPr>
-      </w:pPr>
-      <w:r>
-        <w:rPr>
-          <w:rFonts w:cs="Arial"/>
-          <w:szCs w:val="22"/>
-        </w:rPr>
-        <w:t>Text</w:t>
-      </w:r>
-    </w:p>
-    <w:p>
-      <w:pPr>
-        <w:rPr>
-          <w:rFonts w:cs="Arial"/>
-          <w:b/>
-          <w:bCs/>
-          <w:sz w:val="36"/>
-          <w:szCs w:val="36"/>
-        </w:rPr>
-      </w:pPr>
-    </w:p>
+    <w:p/>
+    <w:p>
+      <w:r>
+        <w:t>Below is an image of the final scene that will be rendered (not including the bonus).</w:t>
+      </w:r>
+    </w:p>
+    <w:p>
+      <w:pPr>
+        <w:jc w:val="center"/>
+        <w:rPr>
+          <w:rFonts w:cs="Arial"/>
+          <w:noProof/>
+          <w:szCs w:val="22"/>
+        </w:rPr>
+      </w:pPr>
+    </w:p>
+    <w:p>
+      <w:pPr>
+        <w:jc w:val="center"/>
+      </w:pPr>
+      <w:r>
+        <w:rPr>
+          <w:rFonts w:cs="Arial"/>
+          <w:noProof/>
+          <w:szCs w:val="22"/>
+        </w:rPr>
+        <w:drawing>
+          <wp:inline distT="0" distB="0" distL="0" distR="0" wp14:anchorId="1DCB0D13" wp14:editId="5F29C996">
+            <wp:extent cx="2854040" cy="2029650"/>
+            <wp:effectExtent l="0" t="0" r="3810" b="8890"/>
+            <wp:docPr id="817204367" name="Picture 1"/>
+            <wp:cNvGraphicFramePr>
+              <a:graphicFrameLocks xmlns:a="http://schemas.openxmlformats.org/drawingml/2006/main" noChangeAspect="1"/>
+            </wp:cNvGraphicFramePr>
+            <a:graphic xmlns:a="http://schemas.openxmlformats.org/drawingml/2006/main">
+              <a:graphicData uri="http://schemas.openxmlformats.org/drawingml/2006/picture">
+                <pic:pic xmlns:pic="http://schemas.openxmlformats.org/drawingml/2006/picture">
+                  <pic:nvPicPr>
+                    <pic:cNvPr id="1644508500" name="Picture 1"/>
+                    <pic:cNvPicPr/>
+                  </pic:nvPicPr>
+                  <pic:blipFill rotWithShape="1">
+                    <a:blip r:embed="rId4" cstate="print">
+                      <a:extLst>
+                        <a:ext uri="{28A0092B-C50C-407E-A947-70E740481C1C}">
+                          <a14:useLocalDpi xmlns:a14="http://schemas.microsoft.com/office/drawing/2010/main" val="0"/>
+                        </a:ext>
+                      </a:extLst>
+                    </a:blip>
+                    <a:srcRect t="21056" b="7739"/>
+                    <a:stretch>
+                      <a:fillRect/>
+                    </a:stretch>
+                  </pic:blipFill>
+                  <pic:spPr bwMode="auto">
+                    <a:xfrm>
+                      <a:off x="0" y="0"/>
+                      <a:ext cx="2868335" cy="2039816"/>
+                    </a:xfrm>
+                    <a:prstGeom prst="rect">
+                      <a:avLst/>
+                    </a:prstGeom>
+                    <a:ln>
+                      <a:noFill/>
+                    </a:ln>
+                    <a:extLst>
+                      <a:ext uri="{53640926-AAD7-44D8-BBD7-CCE9431645EC}">
+                        <a14:shadowObscured xmlns:a14="http://schemas.microsoft.com/office/drawing/2010/main"/>
+                      </a:ext>
+                    </a:extLst>
+                  </pic:spPr>
+                </pic:pic>
+              </a:graphicData>
+            </a:graphic>
+          </wp:inline>
+        </w:drawing>
+      </w:r>
+    </w:p>
+    <w:p>
+      <w:pPr>
+        <w:jc w:val="center"/>
+      </w:pPr>
+    </w:p>
+    <w:p>
+      <w:pPr>
+        <w:rPr>
+          <w:rFonts w:cs="Arial"/>
+          <w:sz w:val="32"/>
+          <w:szCs w:val="32"/>
+        </w:rPr>
+      </w:pPr>
+      <w:r>
+        <w:t xml:space="preserve">It is composed of 2 spheres, 1 tetrahedron, 1 plane, and 2 directional lights. </w:t>
+      </w:r>
+      <w:r>
+        <w:t xml:space="preserve">All shape types inherit from a </w:t>
+      </w:r>
+      <w:r>
+        <w:rPr>
+          <w:b/>
+          <w:bCs/>
+        </w:rPr>
+        <w:t xml:space="preserve">Shape3D </w:t>
+      </w:r>
+      <w:r>
+        <w:t xml:space="preserve">abstract class, while </w:t>
+      </w:r>
+      <w:r>
+        <w:rPr>
+          <w:b/>
+          <w:bCs/>
+        </w:rPr>
+        <w:t>Light</w:t>
+      </w:r>
+      <w:r>
+        <w:t xml:space="preserve"> is simply a struct.</w:t>
+      </w:r>
+    </w:p>
+    <w:p>
+      <w:pPr>
+        <w:rPr>
+          <w:rFonts w:cs="Arial"/>
+          <w:szCs w:val="22"/>
+        </w:rPr>
+      </w:pPr>
+    </w:p>
+    <w:p>
+      <w:pPr>
+        <w:jc w:val="center"/>
+        <w:rPr>
+          <w:rFonts w:cs="Arial"/>
+          <w:color w:val="808080" w:themeColor="background1" w:themeShade="80"/>
+          <w:szCs w:val="22"/>
+        </w:rPr>
+      </w:pPr>
+      <w:r>
+        <w:rPr>
+          <w:rFonts w:cs="Arial"/>
+          <w:color w:val="808080" w:themeColor="background1" w:themeShade="80"/>
+          <w:szCs w:val="22"/>
+        </w:rPr>
+        <w:t xml:space="preserve">(All vectors in this report are </w:t>
+      </w:r>
+      <w:r>
+        <w:rPr>
+          <w:rFonts w:cs="Arial"/>
+          <w:b/>
+          <w:bCs/>
+          <w:color w:val="808080" w:themeColor="background1" w:themeShade="80"/>
+          <w:szCs w:val="22"/>
+        </w:rPr>
+        <w:t>bolded</w:t>
+      </w:r>
+      <w:r>
+        <w:rPr>
+          <w:rFonts w:cs="Arial"/>
+          <w:color w:val="808080" w:themeColor="background1" w:themeShade="80"/>
+          <w:szCs w:val="22"/>
+        </w:rPr>
+        <w:t xml:space="preserve">, and scalars are </w:t>
+      </w:r>
+      <w:r>
+        <w:rPr>
+          <w:rFonts w:cs="Arial"/>
+          <w:i/>
+          <w:iCs/>
+          <w:color w:val="808080" w:themeColor="background1" w:themeShade="80"/>
+          <w:szCs w:val="22"/>
+        </w:rPr>
+        <w:t>italicized</w:t>
+      </w:r>
+      <w:r>
+        <w:rPr>
+          <w:rFonts w:cs="Arial"/>
+          <w:color w:val="808080" w:themeColor="background1" w:themeShade="80"/>
+          <w:szCs w:val="22"/>
+        </w:rPr>
+        <w:t>)</w:t>
+      </w:r>
+    </w:p>
+    <w:p/>
+    <w:tbl>
+      <w:tblPr>
+        <w:tblStyle w:val="TableGrid"/>
+        <w:tblW w:w="0" w:type="auto"/>
+        <w:tblBorders>
+          <w:top w:val="none" w:sz="0" w:space="0" w:color="auto"/>
+          <w:left w:val="none" w:sz="0" w:space="0" w:color="auto"/>
+          <w:bottom w:val="none" w:sz="0" w:space="0" w:color="auto"/>
+          <w:right w:val="none" w:sz="0" w:space="0" w:color="auto"/>
+          <w:insideH w:val="none" w:sz="0" w:space="0" w:color="auto"/>
+          <w:insideV w:val="none" w:sz="0" w:space="0" w:color="auto"/>
+        </w:tblBorders>
+        <w:tblLook w:val="04A0" w:firstRow="1" w:lastRow="0" w:firstColumn="1" w:lastColumn="0" w:noHBand="0" w:noVBand="1"/>
+      </w:tblPr>
+      <w:tblGrid>
+        <w:gridCol w:w="2340"/>
+        <w:gridCol w:w="6925"/>
+      </w:tblGrid>
+      <w:tr>
+        <w:tc>
+          <w:tcPr>
+            <w:tcW w:w="2340" w:type="dxa"/>
+            <w:tcBorders>
+              <w:bottom w:val="single" w:sz="4" w:space="0" w:color="auto"/>
+              <w:right w:val="single" w:sz="4" w:space="0" w:color="auto"/>
+            </w:tcBorders>
+          </w:tcPr>
+          <w:p>
+            <w:pPr>
+              <w:rPr>
+                <w:b/>
+                <w:bCs/>
+              </w:rPr>
+            </w:pPr>
+            <w:r>
+              <w:rPr>
+                <w:b/>
+                <w:bCs/>
+              </w:rPr>
+              <w:t>Shape</w:t>
+            </w:r>
+          </w:p>
+        </w:tc>
+        <w:tc>
+          <w:tcPr>
+            <w:tcW w:w="6925" w:type="dxa"/>
+            <w:tcBorders>
+              <w:left w:val="single" w:sz="4" w:space="0" w:color="auto"/>
+              <w:bottom w:val="single" w:sz="4" w:space="0" w:color="auto"/>
+            </w:tcBorders>
+          </w:tcPr>
+          <w:p>
+            <w:pPr>
+              <w:rPr>
+                <w:b/>
+                <w:bCs/>
+              </w:rPr>
+            </w:pPr>
+            <w:r>
+              <w:rPr>
+                <w:b/>
+                <w:bCs/>
+              </w:rPr>
+              <w:t>Parameters</w:t>
+            </w:r>
+          </w:p>
+        </w:tc>
+      </w:tr>
+      <w:tr>
+        <w:tc>
+          <w:tcPr>
+            <w:tcW w:w="2340" w:type="dxa"/>
+            <w:tcBorders>
+              <w:top w:val="single" w:sz="4" w:space="0" w:color="auto"/>
+              <w:bottom w:val="single" w:sz="4" w:space="0" w:color="auto"/>
+              <w:right w:val="single" w:sz="4" w:space="0" w:color="auto"/>
+            </w:tcBorders>
+          </w:tcPr>
+          <w:p>
+            <w:pPr>
+              <w:rPr>
+                <w:b/>
+                <w:bCs/>
+              </w:rPr>
+            </w:pPr>
+            <w:r>
+              <w:rPr>
+                <w:b/>
+                <w:bCs/>
+              </w:rPr>
+              <w:t>Sphere</w:t>
+            </w:r>
+          </w:p>
+        </w:tc>
+        <w:tc>
+          <w:tcPr>
+            <w:tcW w:w="6925" w:type="dxa"/>
+            <w:tcBorders>
+              <w:top w:val="single" w:sz="4" w:space="0" w:color="auto"/>
+              <w:left w:val="single" w:sz="4" w:space="0" w:color="auto"/>
+              <w:bottom w:val="single" w:sz="4" w:space="0" w:color="auto"/>
+            </w:tcBorders>
+          </w:tcPr>
+          <w:p>
+            <w:r>
+              <w:t xml:space="preserve">center </w:t>
+            </w:r>
+            <w:r>
+              <w:rPr>
+                <w:b/>
+                <w:bCs/>
+              </w:rPr>
+              <w:t>C</w:t>
+            </w:r>
+            <w:r>
+              <w:t xml:space="preserve">, radius </w:t>
+            </w:r>
+            <w:r>
+              <w:rPr>
+                <w:i/>
+                <w:iCs/>
+              </w:rPr>
+              <w:t>r</w:t>
+            </w:r>
+          </w:p>
+        </w:tc>
+      </w:tr>
+      <w:tr>
+        <w:tc>
+          <w:tcPr>
+            <w:tcW w:w="2340" w:type="dxa"/>
+            <w:tcBorders>
+              <w:top w:val="single" w:sz="4" w:space="0" w:color="auto"/>
+              <w:bottom w:val="single" w:sz="4" w:space="0" w:color="auto"/>
+              <w:right w:val="single" w:sz="4" w:space="0" w:color="auto"/>
+            </w:tcBorders>
+          </w:tcPr>
+          <w:p>
+            <w:r>
+              <w:rPr>
+                <w:b/>
+                <w:bCs/>
+              </w:rPr>
+              <w:t>Plane</w:t>
+            </w:r>
+          </w:p>
+        </w:tc>
+        <w:tc>
+          <w:tcPr>
+            <w:tcW w:w="6925" w:type="dxa"/>
+            <w:tcBorders>
+              <w:top w:val="single" w:sz="4" w:space="0" w:color="auto"/>
+              <w:left w:val="single" w:sz="4" w:space="0" w:color="auto"/>
+              <w:bottom w:val="single" w:sz="4" w:space="0" w:color="auto"/>
+            </w:tcBorders>
+          </w:tcPr>
+          <w:p>
+            <w:pPr>
+              <w:rPr>
+                <w:b/>
+                <w:bCs/>
+              </w:rPr>
+            </w:pPr>
+            <w:r>
+              <w:t xml:space="preserve">point </w:t>
+            </w:r>
+            <w:r>
+              <w:rPr>
+                <w:b/>
+                <w:bCs/>
+              </w:rPr>
+              <w:t>C</w:t>
+            </w:r>
+            <w:r>
+              <w:t xml:space="preserve">, normal </w:t>
+            </w:r>
+            <w:r>
+              <w:rPr>
+                <w:b/>
+                <w:bCs/>
+              </w:rPr>
+              <w:t>N</w:t>
+            </w:r>
+          </w:p>
+        </w:tc>
+      </w:tr>
+      <w:tr>
+        <w:tc>
+          <w:tcPr>
+            <w:tcW w:w="2340" w:type="dxa"/>
+            <w:tcBorders>
+              <w:top w:val="single" w:sz="4" w:space="0" w:color="auto"/>
+              <w:bottom w:val="single" w:sz="4" w:space="0" w:color="auto"/>
+              <w:right w:val="single" w:sz="4" w:space="0" w:color="auto"/>
+            </w:tcBorders>
+          </w:tcPr>
+          <w:p>
+            <w:pPr>
+              <w:rPr>
+                <w:b/>
+                <w:bCs/>
+              </w:rPr>
+            </w:pPr>
+            <w:r>
+              <w:rPr>
+                <w:b/>
+                <w:bCs/>
+              </w:rPr>
+              <w:t>Tetrahedron</w:t>
+            </w:r>
+          </w:p>
+        </w:tc>
+        <w:tc>
+          <w:tcPr>
+            <w:tcW w:w="6925" w:type="dxa"/>
+            <w:tcBorders>
+              <w:top w:val="single" w:sz="4" w:space="0" w:color="auto"/>
+              <w:left w:val="single" w:sz="4" w:space="0" w:color="auto"/>
+              <w:bottom w:val="single" w:sz="4" w:space="0" w:color="auto"/>
+            </w:tcBorders>
+          </w:tcPr>
+          <w:p>
+            <w:r>
+              <w:t xml:space="preserve">points </w:t>
+            </w:r>
+            <w:r>
+              <w:rPr>
+                <w:b/>
+                <w:bCs/>
+              </w:rPr>
+              <w:t>v1, v2, v3</w:t>
+            </w:r>
+            <w:r>
+              <w:rPr>
+                <w:b/>
+                <w:bCs/>
+              </w:rPr>
+              <w:t>, v4</w:t>
+            </w:r>
+          </w:p>
+        </w:tc>
+      </w:tr>
+      <w:tr>
+        <w:tc>
+          <w:tcPr>
+            <w:tcW w:w="2340" w:type="dxa"/>
+            <w:tcBorders>
+              <w:top w:val="single" w:sz="4" w:space="0" w:color="auto"/>
+              <w:right w:val="single" w:sz="4" w:space="0" w:color="auto"/>
+            </w:tcBorders>
+          </w:tcPr>
+          <w:p>
+            <w:pPr>
+              <w:rPr>
+                <w:b/>
+                <w:bCs/>
+              </w:rPr>
+            </w:pPr>
+            <w:r>
+              <w:rPr>
+                <w:b/>
+                <w:bCs/>
+              </w:rPr>
+              <w:t>Light</w:t>
+            </w:r>
+          </w:p>
+        </w:tc>
+        <w:tc>
+          <w:tcPr>
+            <w:tcW w:w="6925" w:type="dxa"/>
+            <w:tcBorders>
+              <w:top w:val="single" w:sz="4" w:space="0" w:color="auto"/>
+              <w:left w:val="single" w:sz="4" w:space="0" w:color="auto"/>
+            </w:tcBorders>
+          </w:tcPr>
+          <w:p>
+            <w:pPr>
+              <w:rPr>
+                <w:i/>
+                <w:iCs/>
+              </w:rPr>
+            </w:pPr>
+            <w:r>
+              <w:rPr>
+                <w:b/>
+                <w:bCs/>
+              </w:rPr>
+              <w:t>dir</w:t>
+            </w:r>
+            <w:r>
+              <w:rPr>
+                <w:b/>
+                <w:bCs/>
+              </w:rPr>
+              <w:t xml:space="preserve">, </w:t>
+            </w:r>
+            <w:r>
+              <w:rPr>
+                <w:i/>
+                <w:iCs/>
+              </w:rPr>
+              <w:t>Intensity</w:t>
+            </w:r>
+            <w:r>
+              <w:rPr>
+                <w:i/>
+                <w:iCs/>
+              </w:rPr>
+              <w:t>, kA</w:t>
+            </w:r>
+          </w:p>
+        </w:tc>
+      </w:tr>
+    </w:tbl>
+    <w:p/>
+    <w:p>
+      <w:r>
+        <w:t xml:space="preserve">All shape types have </w:t>
+      </w:r>
+      <w:r>
+        <w:t xml:space="preserve">a </w:t>
+      </w:r>
+      <w:r>
+        <w:rPr>
+          <w:i/>
+          <w:iCs/>
+        </w:rPr>
+        <w:t>checkIntersection()</w:t>
+      </w:r>
+      <w:r>
+        <w:t xml:space="preserve"> method</w:t>
+      </w:r>
+      <w:r>
+        <w:t xml:space="preserve"> for checking if a ray intersects them, and if so, returning the normal vector at the intersection point. </w:t>
+      </w:r>
+      <w:r>
+        <w:t>Technically, there are 4 shape classes, since t</w:t>
+      </w:r>
+      <w:r>
+        <w:t xml:space="preserve">he </w:t>
+      </w:r>
+      <w:r>
+        <w:rPr>
+          <w:b/>
+          <w:bCs/>
+        </w:rPr>
+        <w:t>Tetrahedron</w:t>
+      </w:r>
+      <w:r>
+        <w:t xml:space="preserve"> class is composed </w:t>
+      </w:r>
+      <w:r>
+        <w:t xml:space="preserve">of </w:t>
+      </w:r>
+      <w:r>
+        <w:t xml:space="preserve">4 instances of another </w:t>
+      </w:r>
+      <w:r>
+        <w:rPr>
+          <w:b/>
+          <w:bCs/>
+        </w:rPr>
+        <w:t>Triangle</w:t>
+      </w:r>
+      <w:r>
+        <w:t xml:space="preserve"> class.</w:t>
+      </w:r>
+      <w:r>
+        <w:t xml:space="preserve"> Below are the basic parameters of the scene. Material properties are documented in Section 3.</w:t>
+      </w:r>
+    </w:p>
+    <w:p/>
+    <w:tbl>
+      <w:tblPr>
+        <w:tblStyle w:val="TableGrid"/>
+        <w:tblW w:w="0" w:type="auto"/>
+        <w:tblBorders>
+          <w:top w:val="none" w:sz="0" w:space="0" w:color="auto"/>
+          <w:left w:val="none" w:sz="0" w:space="0" w:color="auto"/>
+          <w:bottom w:val="none" w:sz="0" w:space="0" w:color="auto"/>
+          <w:right w:val="none" w:sz="0" w:space="0" w:color="auto"/>
+          <w:insideH w:val="none" w:sz="0" w:space="0" w:color="auto"/>
+          <w:insideV w:val="none" w:sz="0" w:space="0" w:color="auto"/>
+        </w:tblBorders>
+        <w:tblLook w:val="04A0" w:firstRow="1" w:lastRow="0" w:firstColumn="1" w:lastColumn="0" w:noHBand="0" w:noVBand="1"/>
+      </w:tblPr>
+      <w:tblGrid>
+        <w:gridCol w:w="2340"/>
+        <w:gridCol w:w="7010"/>
+      </w:tblGrid>
+      <w:tr>
+        <w:tc>
+          <w:tcPr>
+            <w:tcW w:w="2340" w:type="dxa"/>
+            <w:tcBorders>
+              <w:bottom w:val="single" w:sz="4" w:space="0" w:color="auto"/>
+              <w:right w:val="single" w:sz="4" w:space="0" w:color="auto"/>
+            </w:tcBorders>
+          </w:tcPr>
+          <w:p>
+            <w:pPr>
+              <w:rPr>
+                <w:b/>
+                <w:bCs/>
+              </w:rPr>
+            </w:pPr>
+            <w:r>
+              <w:rPr>
+                <w:b/>
+                <w:bCs/>
+              </w:rPr>
+              <w:t>Parameter</w:t>
+            </w:r>
+          </w:p>
+        </w:tc>
+        <w:tc>
+          <w:tcPr>
+            <w:tcW w:w="7010" w:type="dxa"/>
+            <w:tcBorders>
+              <w:left w:val="single" w:sz="4" w:space="0" w:color="auto"/>
+              <w:bottom w:val="single" w:sz="4" w:space="0" w:color="auto"/>
+            </w:tcBorders>
+          </w:tcPr>
+          <w:p>
+            <w:pPr>
+              <w:rPr>
+                <w:b/>
+                <w:bCs/>
+              </w:rPr>
+            </w:pPr>
+            <w:r>
+              <w:rPr>
+                <w:b/>
+                <w:bCs/>
+              </w:rPr>
+              <w:t>Value(s)</w:t>
+            </w:r>
+          </w:p>
+        </w:tc>
+      </w:tr>
+      <w:tr>
+        <w:tc>
+          <w:tcPr>
+            <w:tcW w:w="2340" w:type="dxa"/>
+            <w:tcBorders>
+              <w:top w:val="single" w:sz="4" w:space="0" w:color="auto"/>
+              <w:bottom w:val="single" w:sz="4" w:space="0" w:color="auto"/>
+              <w:right w:val="single" w:sz="4" w:space="0" w:color="auto"/>
+            </w:tcBorders>
+          </w:tcPr>
+          <w:p>
+            <w:pPr>
+              <w:rPr>
+                <w:b/>
+                <w:bCs/>
+              </w:rPr>
+            </w:pPr>
+            <w:r>
+              <w:rPr>
+                <w:b/>
+                <w:bCs/>
+              </w:rPr>
+              <w:t>Viewpoint</w:t>
+            </w:r>
+          </w:p>
+        </w:tc>
+        <w:tc>
+          <w:tcPr>
+            <w:tcW w:w="7010" w:type="dxa"/>
+            <w:tcBorders>
+              <w:top w:val="single" w:sz="4" w:space="0" w:color="auto"/>
+              <w:left w:val="single" w:sz="4" w:space="0" w:color="auto"/>
+              <w:bottom w:val="single" w:sz="4" w:space="0" w:color="auto"/>
+            </w:tcBorders>
+          </w:tcPr>
+          <w:p>
+            <w:r>
+              <w:t>(1, 0, -12)</w:t>
+            </w:r>
+          </w:p>
+        </w:tc>
+      </w:tr>
+      <w:tr>
+        <w:tc>
+          <w:tcPr>
+            <w:tcW w:w="2340" w:type="dxa"/>
+            <w:tcBorders>
+              <w:top w:val="single" w:sz="4" w:space="0" w:color="auto"/>
+              <w:bottom w:val="single" w:sz="4" w:space="0" w:color="auto"/>
+              <w:right w:val="single" w:sz="4" w:space="0" w:color="auto"/>
+            </w:tcBorders>
+          </w:tcPr>
+          <w:p>
+            <w:pPr>
+              <w:rPr>
+                <w:b/>
+                <w:bCs/>
+              </w:rPr>
+            </w:pPr>
+            <w:r>
+              <w:rPr>
+                <w:b/>
+                <w:bCs/>
+              </w:rPr>
+              <w:t>L</w:t>
+            </w:r>
+            <w:r>
+              <w:rPr>
+                <w:b/>
+                <w:bCs/>
+              </w:rPr>
+              <w:t>ookAt</w:t>
+            </w:r>
+          </w:p>
+        </w:tc>
+        <w:tc>
+          <w:tcPr>
+            <w:tcW w:w="7010" w:type="dxa"/>
+            <w:tcBorders>
+              <w:top w:val="single" w:sz="4" w:space="0" w:color="auto"/>
+              <w:left w:val="single" w:sz="4" w:space="0" w:color="auto"/>
+              <w:bottom w:val="single" w:sz="4" w:space="0" w:color="auto"/>
+            </w:tcBorders>
+          </w:tcPr>
+          <w:p>
+            <w:r>
+              <w:t>(-0.08</w:t>
+            </w:r>
+            <w:r>
+              <w:t>2</w:t>
+            </w:r>
+            <w:r>
+              <w:t>, -0.16, 0.98)</w:t>
+            </w:r>
+          </w:p>
+        </w:tc>
+      </w:tr>
+      <w:tr>
+        <w:tc>
+          <w:tcPr>
+            <w:tcW w:w="2340" w:type="dxa"/>
+            <w:tcBorders>
+              <w:top w:val="single" w:sz="4" w:space="0" w:color="auto"/>
+              <w:bottom w:val="single" w:sz="4" w:space="0" w:color="auto"/>
+              <w:right w:val="single" w:sz="4" w:space="0" w:color="auto"/>
+            </w:tcBorders>
+          </w:tcPr>
+          <w:p>
+            <w:pPr>
+              <w:rPr>
+                <w:b/>
+                <w:bCs/>
+              </w:rPr>
+            </w:pPr>
+            <w:r>
+              <w:rPr>
+                <w:b/>
+                <w:bCs/>
+              </w:rPr>
+              <w:t>UpVec</w:t>
+            </w:r>
+          </w:p>
+        </w:tc>
+        <w:tc>
+          <w:tcPr>
+            <w:tcW w:w="7010" w:type="dxa"/>
+            <w:tcBorders>
+              <w:top w:val="single" w:sz="4" w:space="0" w:color="auto"/>
+              <w:left w:val="single" w:sz="4" w:space="0" w:color="auto"/>
+              <w:bottom w:val="single" w:sz="4" w:space="0" w:color="auto"/>
+            </w:tcBorders>
+          </w:tcPr>
+          <w:p>
+            <w:r>
+              <w:t>(-0.01</w:t>
+            </w:r>
+            <w:r>
+              <w:t>4</w:t>
+            </w:r>
+            <w:r>
+              <w:t>, 0.9</w:t>
+            </w:r>
+            <w:r>
+              <w:t>9</w:t>
+            </w:r>
+            <w:r>
+              <w:t>, 0.16)</w:t>
+            </w:r>
+          </w:p>
+        </w:tc>
+      </w:tr>
+      <w:tr>
+        <w:tc>
+          <w:tcPr>
+            <w:tcW w:w="2340" w:type="dxa"/>
+            <w:tcBorders>
+              <w:top w:val="single" w:sz="4" w:space="0" w:color="auto"/>
+              <w:bottom w:val="single" w:sz="4" w:space="0" w:color="auto"/>
+              <w:right w:val="single" w:sz="4" w:space="0" w:color="auto"/>
+            </w:tcBorders>
+          </w:tcPr>
+          <w:p>
+            <w:pPr>
+              <w:rPr>
+                <w:i/>
+                <w:iCs/>
+              </w:rPr>
+            </w:pPr>
+            <w:r>
+              <w:rPr>
+                <w:i/>
+                <w:iCs/>
+              </w:rPr>
+              <w:t>ViewW</w:t>
+            </w:r>
+            <w:r>
+              <w:rPr>
+                <w:i/>
+                <w:iCs/>
+              </w:rPr>
+              <w:t>, ViewH</w:t>
+            </w:r>
+          </w:p>
+        </w:tc>
+        <w:tc>
+          <w:tcPr>
+            <w:tcW w:w="7010" w:type="dxa"/>
+            <w:tcBorders>
+              <w:top w:val="single" w:sz="4" w:space="0" w:color="auto"/>
+              <w:left w:val="single" w:sz="4" w:space="0" w:color="auto"/>
+              <w:bottom w:val="single" w:sz="4" w:space="0" w:color="auto"/>
+            </w:tcBorders>
+          </w:tcPr>
+          <w:p>
+            <w:r>
+              <w:t>6.0</w:t>
+            </w:r>
+          </w:p>
+        </w:tc>
+      </w:tr>
+      <w:tr>
+        <w:tc>
+          <w:tcPr>
+            <w:tcW w:w="2340" w:type="dxa"/>
+            <w:tcBorders>
+              <w:top w:val="single" w:sz="4" w:space="0" w:color="auto"/>
+              <w:bottom w:val="single" w:sz="4" w:space="0" w:color="auto"/>
+              <w:right w:val="single" w:sz="4" w:space="0" w:color="auto"/>
+            </w:tcBorders>
+          </w:tcPr>
+          <w:p>
+            <w:pPr>
+              <w:rPr>
+                <w:i/>
+                <w:iCs/>
+              </w:rPr>
+            </w:pPr>
+            <w:r>
+              <w:rPr>
+                <w:i/>
+                <w:iCs/>
+              </w:rPr>
+              <w:t>ProjDist</w:t>
+            </w:r>
+          </w:p>
+        </w:tc>
+        <w:tc>
+          <w:tcPr>
+            <w:tcW w:w="7010" w:type="dxa"/>
+            <w:tcBorders>
+              <w:top w:val="single" w:sz="4" w:space="0" w:color="auto"/>
+              <w:left w:val="single" w:sz="4" w:space="0" w:color="auto"/>
+              <w:bottom w:val="single" w:sz="4" w:space="0" w:color="auto"/>
+            </w:tcBorders>
+          </w:tcPr>
+          <w:p>
+            <w:r>
+              <w:t>5.0</w:t>
+            </w:r>
+          </w:p>
+        </w:tc>
+      </w:tr>
+      <w:tr>
+        <w:tc>
+          <w:tcPr>
+            <w:tcW w:w="2340" w:type="dxa"/>
+            <w:tcBorders>
+              <w:top w:val="single" w:sz="4" w:space="0" w:color="auto"/>
+              <w:bottom w:val="single" w:sz="4" w:space="0" w:color="auto"/>
+              <w:right w:val="single" w:sz="4" w:space="0" w:color="auto"/>
+            </w:tcBorders>
+          </w:tcPr>
+          <w:p>
+            <w:pPr>
+              <w:rPr>
+                <w:b/>
+                <w:bCs/>
+              </w:rPr>
+            </w:pPr>
+            <w:r>
+              <w:rPr>
+                <w:b/>
+                <w:bCs/>
+              </w:rPr>
+              <w:t>Sphere1</w:t>
+            </w:r>
+          </w:p>
+        </w:tc>
+        <w:tc>
+          <w:tcPr>
+            <w:tcW w:w="7010" w:type="dxa"/>
+            <w:tcBorders>
+              <w:top w:val="single" w:sz="4" w:space="0" w:color="auto"/>
+              <w:left w:val="single" w:sz="4" w:space="0" w:color="auto"/>
+              <w:bottom w:val="single" w:sz="4" w:space="0" w:color="auto"/>
+            </w:tcBorders>
+          </w:tcPr>
+          <w:p>
+            <w:r>
+              <w:rPr>
+                <w:b/>
+                <w:bCs/>
+              </w:rPr>
+              <w:t>C</w:t>
+            </w:r>
+            <w:r>
+              <w:t xml:space="preserve"> = (-2.0, 1.4, -3.0), </w:t>
+            </w:r>
+            <w:r>
+              <w:rPr>
+                <w:i/>
+                <w:iCs/>
+              </w:rPr>
+              <w:t>r</w:t>
+            </w:r>
+            <w:r>
+              <w:t xml:space="preserve"> = 1.6</w:t>
+            </w:r>
+          </w:p>
+        </w:tc>
+      </w:tr>
+      <w:tr>
+        <w:tc>
+          <w:tcPr>
+            <w:tcW w:w="2340" w:type="dxa"/>
+            <w:tcBorders>
+              <w:top w:val="single" w:sz="4" w:space="0" w:color="auto"/>
+              <w:bottom w:val="single" w:sz="4" w:space="0" w:color="auto"/>
+              <w:right w:val="single" w:sz="4" w:space="0" w:color="auto"/>
+            </w:tcBorders>
+          </w:tcPr>
+          <w:p>
+            <w:pPr>
+              <w:rPr>
+                <w:b/>
+                <w:bCs/>
+              </w:rPr>
+            </w:pPr>
+            <w:r>
+              <w:rPr>
+                <w:b/>
+                <w:bCs/>
+              </w:rPr>
+              <w:t>Sphere2</w:t>
+            </w:r>
+          </w:p>
+        </w:tc>
+        <w:tc>
+          <w:tcPr>
+            <w:tcW w:w="7010" w:type="dxa"/>
+            <w:tcBorders>
+              <w:top w:val="single" w:sz="4" w:space="0" w:color="auto"/>
+              <w:left w:val="single" w:sz="4" w:space="0" w:color="auto"/>
+              <w:bottom w:val="single" w:sz="4" w:space="0" w:color="auto"/>
+            </w:tcBorders>
+          </w:tcPr>
+          <w:p>
+            <w:r>
+              <w:rPr>
+                <w:b/>
+                <w:bCs/>
+              </w:rPr>
+              <w:t>C</w:t>
+            </w:r>
+            <w:r>
+              <w:t xml:space="preserve"> = (1.0, -2.0, -5.0), </w:t>
+            </w:r>
+            <w:r>
+              <w:rPr>
+                <w:i/>
+                <w:iCs/>
+              </w:rPr>
+              <w:t>r</w:t>
+            </w:r>
+            <w:r>
+              <w:t xml:space="preserve"> = 1.0</w:t>
+            </w:r>
+          </w:p>
+        </w:tc>
+      </w:tr>
+      <w:tr>
+        <w:tc>
+          <w:tcPr>
+            <w:tcW w:w="2340" w:type="dxa"/>
+            <w:tcBorders>
+              <w:top w:val="single" w:sz="4" w:space="0" w:color="auto"/>
+              <w:bottom w:val="single" w:sz="4" w:space="0" w:color="auto"/>
+              <w:right w:val="single" w:sz="4" w:space="0" w:color="auto"/>
+            </w:tcBorders>
+          </w:tcPr>
+          <w:p>
+            <w:pPr>
+              <w:rPr>
+                <w:b/>
+                <w:bCs/>
+              </w:rPr>
+            </w:pPr>
+            <w:r>
+              <w:rPr>
+                <w:b/>
+                <w:bCs/>
+              </w:rPr>
+              <w:t>Tetrahedron</w:t>
+            </w:r>
+          </w:p>
+        </w:tc>
+        <w:tc>
+          <w:tcPr>
+            <w:tcW w:w="7010" w:type="dxa"/>
+            <w:tcBorders>
+              <w:top w:val="single" w:sz="4" w:space="0" w:color="auto"/>
+              <w:left w:val="single" w:sz="4" w:space="0" w:color="auto"/>
+              <w:bottom w:val="single" w:sz="4" w:space="0" w:color="auto"/>
+            </w:tcBorders>
+          </w:tcPr>
+          <w:p>
+            <w:r>
+              <w:rPr>
+                <w:b/>
+                <w:bCs/>
+              </w:rPr>
+              <w:t>v1</w:t>
+            </w:r>
+            <w:r>
+              <w:rPr>
+                <w:b/>
+                <w:bCs/>
+              </w:rPr>
+              <w:t>…v4</w:t>
+            </w:r>
+            <w:r>
+              <w:t xml:space="preserve"> = </w:t>
+            </w:r>
+            <w:r>
+              <w:t>(1, -3, -3)</w:t>
+            </w:r>
+            <w:r>
+              <w:t xml:space="preserve">, </w:t>
+            </w:r>
+            <w:r>
+              <w:t>(4, -3, -2)</w:t>
+            </w:r>
+            <w:r>
+              <w:t xml:space="preserve">, </w:t>
+            </w:r>
+            <w:r>
+              <w:t>(1, -3, 0)</w:t>
+            </w:r>
+            <w:r>
+              <w:t xml:space="preserve">, </w:t>
+            </w:r>
+            <w:r>
+              <w:t>(2.5, 0, -2)</w:t>
+            </w:r>
+          </w:p>
+        </w:tc>
+      </w:tr>
+      <w:tr>
+        <w:tc>
+          <w:tcPr>
+            <w:tcW w:w="2340" w:type="dxa"/>
+            <w:tcBorders>
+              <w:top w:val="single" w:sz="4" w:space="0" w:color="auto"/>
+              <w:bottom w:val="single" w:sz="4" w:space="0" w:color="auto"/>
+              <w:right w:val="single" w:sz="4" w:space="0" w:color="auto"/>
+            </w:tcBorders>
+          </w:tcPr>
+          <w:p>
+            <w:pPr>
+              <w:rPr>
+                <w:b/>
+                <w:bCs/>
+              </w:rPr>
+            </w:pPr>
+            <w:r>
+              <w:rPr>
+                <w:b/>
+                <w:bCs/>
+              </w:rPr>
+              <w:t>Plane</w:t>
+            </w:r>
+          </w:p>
+        </w:tc>
+        <w:tc>
+          <w:tcPr>
+            <w:tcW w:w="7010" w:type="dxa"/>
+            <w:tcBorders>
+              <w:top w:val="single" w:sz="4" w:space="0" w:color="auto"/>
+              <w:left w:val="single" w:sz="4" w:space="0" w:color="auto"/>
+              <w:bottom w:val="single" w:sz="4" w:space="0" w:color="auto"/>
+            </w:tcBorders>
+          </w:tcPr>
+          <w:p>
+            <w:r>
+              <w:rPr>
+                <w:b/>
+                <w:bCs/>
+              </w:rPr>
+              <w:t>C</w:t>
+            </w:r>
+            <w:r>
+              <w:t xml:space="preserve"> = </w:t>
+            </w:r>
+            <w:r>
+              <w:t>(0.0, -3.0, 0.0)</w:t>
+            </w:r>
+            <w:r>
+              <w:t xml:space="preserve">, </w:t>
+            </w:r>
+            <w:r>
+              <w:rPr>
+                <w:b/>
+                <w:bCs/>
+              </w:rPr>
+              <w:t>N</w:t>
+            </w:r>
+            <w:r>
+              <w:t xml:space="preserve"> = </w:t>
+            </w:r>
+            <w:r>
+              <w:t>(0.0, 1.0, 0.0)</w:t>
+            </w:r>
+          </w:p>
+        </w:tc>
+      </w:tr>
+      <w:tr>
+        <w:tc>
+          <w:tcPr>
+            <w:tcW w:w="2340" w:type="dxa"/>
+            <w:tcBorders>
+              <w:top w:val="single" w:sz="4" w:space="0" w:color="auto"/>
+              <w:bottom w:val="single" w:sz="4" w:space="0" w:color="auto"/>
+              <w:right w:val="single" w:sz="4" w:space="0" w:color="auto"/>
+            </w:tcBorders>
+          </w:tcPr>
+          <w:p>
+            <w:pPr>
+              <w:rPr>
+                <w:b/>
+                <w:bCs/>
+              </w:rPr>
+            </w:pPr>
+            <w:r>
+              <w:rPr>
+                <w:b/>
+                <w:bCs/>
+              </w:rPr>
+              <w:t>Light1</w:t>
+            </w:r>
+          </w:p>
+        </w:tc>
+        <w:tc>
+          <w:tcPr>
+            <w:tcW w:w="7010" w:type="dxa"/>
+            <w:tcBorders>
+              <w:top w:val="single" w:sz="4" w:space="0" w:color="auto"/>
+              <w:left w:val="single" w:sz="4" w:space="0" w:color="auto"/>
+              <w:bottom w:val="single" w:sz="4" w:space="0" w:color="auto"/>
+            </w:tcBorders>
+          </w:tcPr>
+          <w:p>
+            <w:r>
+              <w:rPr>
+                <w:b/>
+                <w:bCs/>
+              </w:rPr>
+              <w:t>dir</w:t>
+            </w:r>
+            <w:r>
+              <w:t xml:space="preserve"> = </w:t>
+            </w:r>
+            <w:r>
+              <w:t>(5.0, -4.0, 3.0)</w:t>
+            </w:r>
+            <w:r>
+              <w:t xml:space="preserve">, </w:t>
+            </w:r>
+            <w:r>
+              <w:rPr>
+                <w:i/>
+                <w:iCs/>
+              </w:rPr>
+              <w:t>Intensity</w:t>
+            </w:r>
+            <w:r>
+              <w:t xml:space="preserve"> = 3.0, </w:t>
+            </w:r>
+            <w:r>
+              <w:rPr>
+                <w:i/>
+                <w:iCs/>
+              </w:rPr>
+              <w:t>kA</w:t>
+            </w:r>
+            <w:r>
+              <w:t xml:space="preserve"> = 0.2</w:t>
+            </w:r>
+          </w:p>
+        </w:tc>
+      </w:tr>
+      <w:tr>
+        <w:tc>
+          <w:tcPr>
+            <w:tcW w:w="2340" w:type="dxa"/>
+            <w:tcBorders>
+              <w:top w:val="single" w:sz="4" w:space="0" w:color="auto"/>
+              <w:right w:val="single" w:sz="4" w:space="0" w:color="auto"/>
+            </w:tcBorders>
+          </w:tcPr>
+          <w:p>
+            <w:pPr>
+              <w:rPr>
+                <w:b/>
+                <w:bCs/>
+              </w:rPr>
+            </w:pPr>
+            <w:r>
+              <w:rPr>
+                <w:b/>
+                <w:bCs/>
+              </w:rPr>
+              <w:t>Light2</w:t>
+            </w:r>
+          </w:p>
+        </w:tc>
+        <w:tc>
+          <w:tcPr>
+            <w:tcW w:w="7010" w:type="dxa"/>
+            <w:tcBorders>
+              <w:top w:val="single" w:sz="4" w:space="0" w:color="auto"/>
+              <w:left w:val="single" w:sz="4" w:space="0" w:color="auto"/>
+            </w:tcBorders>
+          </w:tcPr>
+          <w:p>
+            <w:r>
+              <w:rPr>
+                <w:b/>
+                <w:bCs/>
+              </w:rPr>
+              <w:t>dir</w:t>
+            </w:r>
+            <w:r>
+              <w:t xml:space="preserve"> = </w:t>
+            </w:r>
+            <w:r>
+              <w:t>(-5.0, -5.0, 5.0)</w:t>
+            </w:r>
+            <w:r>
+              <w:t xml:space="preserve">, </w:t>
+            </w:r>
+            <w:r>
+              <w:rPr>
+                <w:i/>
+                <w:iCs/>
+              </w:rPr>
+              <w:t>Intensity</w:t>
+            </w:r>
+            <w:r>
+              <w:t xml:space="preserve"> = 0.4, </w:t>
+            </w:r>
+            <w:r>
+              <w:rPr>
+                <w:i/>
+                <w:iCs/>
+              </w:rPr>
+              <w:t>kA</w:t>
+            </w:r>
+            <w:r>
+              <w:t xml:space="preserve"> = 0.1</w:t>
+            </w:r>
+          </w:p>
+        </w:tc>
+      </w:tr>
+    </w:tbl>
     <w:p>
       <w:pPr>
         <w:pStyle w:val="Heading1"/>
@@ -114,6 +1333,7 @@
         </w:rPr>
       </w:pPr>
       <w:r>
+        <w:lastRenderedPageBreak/>
         <w:t>2</w:t>
       </w:r>
       <w:r>
@@ -241,7 +1461,6 @@
               </w:rPr>
               <w:br/>
             </w:r>
-            <w:proofErr w:type="spellStart"/>
             <w:r>
               <w:rPr>
                 <w:rFonts w:cs="Arial"/>
@@ -260,7 +1479,6 @@
               </w:rPr>
               <w:t>ookAt</w:t>
             </w:r>
-            <w:proofErr w:type="spellEnd"/>
             <w:r>
               <w:rPr>
                 <w:rFonts w:cs="Arial"/>
@@ -272,7 +1490,6 @@
               </w:rPr>
               <w:br/>
             </w:r>
-            <w:proofErr w:type="spellStart"/>
             <w:r>
               <w:rPr>
                 <w:rFonts w:cs="Arial"/>
@@ -291,7 +1508,6 @@
               </w:rPr>
               <w:t>pVec</w:t>
             </w:r>
-            <w:proofErr w:type="spellEnd"/>
           </w:p>
           <w:p>
             <w:pPr>
@@ -303,7 +1519,6 @@
                 <w:szCs w:val="22"/>
               </w:rPr>
             </w:pPr>
-            <w:proofErr w:type="spellStart"/>
             <w:r>
               <w:rPr>
                 <w:rFonts w:cs="Arial"/>
@@ -322,7 +1537,6 @@
               </w:rPr>
               <w:t>iewW</w:t>
             </w:r>
-            <w:proofErr w:type="spellEnd"/>
           </w:p>
           <w:p>
             <w:pPr>
@@ -334,7 +1548,6 @@
                 <w:szCs w:val="22"/>
               </w:rPr>
             </w:pPr>
-            <w:proofErr w:type="spellStart"/>
             <w:r>
               <w:rPr>
                 <w:rFonts w:cs="Arial"/>
@@ -353,7 +1566,6 @@
               </w:rPr>
               <w:t>iewH</w:t>
             </w:r>
-            <w:proofErr w:type="spellEnd"/>
           </w:p>
         </w:tc>
         <w:tc>
@@ -404,7 +1616,6 @@
               </w:rPr>
               <w:t xml:space="preserve">orthogonal to </w:t>
             </w:r>
-            <w:proofErr w:type="spellStart"/>
             <w:r>
               <w:rPr>
                 <w:rFonts w:cs="Arial"/>
@@ -423,7 +1634,6 @@
               </w:rPr>
               <w:t>ookAt</w:t>
             </w:r>
-            <w:proofErr w:type="spellEnd"/>
             <w:r>
               <w:rPr>
                 <w:rFonts w:cs="Arial"/>
@@ -431,7 +1641,6 @@
               </w:rPr>
               <w:t xml:space="preserve">, controls rotation along the </w:t>
             </w:r>
-            <w:proofErr w:type="spellStart"/>
             <w:r>
               <w:rPr>
                 <w:rFonts w:cs="Arial"/>
@@ -450,7 +1659,6 @@
               </w:rPr>
               <w:t>ookAt</w:t>
             </w:r>
-            <w:proofErr w:type="spellEnd"/>
             <w:r>
               <w:rPr>
                 <w:rFonts w:cs="Arial"/>
@@ -502,115 +1710,742 @@
     </w:p>
     <w:p>
       <w:pPr>
+        <w:rPr>
+          <w:rFonts w:cs="Arial"/>
+          <w:szCs w:val="22"/>
+        </w:rPr>
+      </w:pPr>
+      <w:r>
+        <w:rPr>
+          <w:rFonts w:cs="Arial"/>
+          <w:szCs w:val="22"/>
+        </w:rPr>
+        <w:t xml:space="preserve">Additionally, a </w:t>
+      </w:r>
+      <w:r>
+        <w:rPr>
+          <w:rFonts w:cs="Arial"/>
+          <w:i/>
+          <w:iCs/>
+          <w:szCs w:val="22"/>
+        </w:rPr>
+        <w:t>P</w:t>
+      </w:r>
+      <w:r>
+        <w:rPr>
+          <w:rFonts w:cs="Arial"/>
+          <w:i/>
+          <w:iCs/>
+          <w:szCs w:val="22"/>
+        </w:rPr>
+        <w:t>rojDist</w:t>
+      </w:r>
+      <w:r>
+        <w:rPr>
+          <w:rFonts w:cs="Arial"/>
+          <w:szCs w:val="22"/>
+        </w:rPr>
+        <w:t xml:space="preserve"> scalar is defined for perspective mode, along with a </w:t>
+      </w:r>
+      <w:r>
+        <w:rPr>
+          <w:rFonts w:cs="Arial"/>
+          <w:i/>
+          <w:iCs/>
+          <w:szCs w:val="22"/>
+        </w:rPr>
+        <w:t>D</w:t>
+      </w:r>
+      <w:r>
+        <w:rPr>
+          <w:rFonts w:cs="Arial"/>
+          <w:i/>
+          <w:iCs/>
+          <w:szCs w:val="22"/>
+        </w:rPr>
+        <w:t>oPerspective</w:t>
+      </w:r>
+      <w:r>
+        <w:rPr>
+          <w:rFonts w:cs="Arial"/>
+          <w:szCs w:val="22"/>
+        </w:rPr>
+        <w:t xml:space="preserve"> Boolean that allows switching between orthographic and perspective.</w:t>
+      </w:r>
+      <w:r>
+        <w:rPr>
+          <w:rFonts w:cs="Arial"/>
+          <w:szCs w:val="22"/>
+        </w:rPr>
+        <w:t xml:space="preserve"> Given the above definitions, the basis can be calculated:</w:t>
+      </w:r>
+    </w:p>
+    <w:p>
+      <w:pPr>
+        <w:rPr>
+          <w:rFonts w:cs="Arial"/>
+          <w:szCs w:val="22"/>
+        </w:rPr>
+      </w:pPr>
+    </w:p>
+    <w:p>
+      <w:pPr>
         <w:jc w:val="center"/>
         <w:rPr>
           <w:rFonts w:cs="Arial"/>
-          <w:color w:val="808080" w:themeColor="background1" w:themeShade="80"/>
-          <w:szCs w:val="22"/>
-        </w:rPr>
-      </w:pPr>
-      <w:r>
-        <w:rPr>
-          <w:rFonts w:cs="Arial"/>
-          <w:color w:val="808080" w:themeColor="background1" w:themeShade="80"/>
-          <w:szCs w:val="22"/>
-        </w:rPr>
-        <w:t xml:space="preserve">(All vectors in this report are </w:t>
-      </w:r>
-      <w:proofErr w:type="gramStart"/>
-      <w:r>
-        <w:rPr>
-          <w:rFonts w:cs="Arial"/>
-          <w:b/>
-          <w:bCs/>
-          <w:color w:val="808080" w:themeColor="background1" w:themeShade="80"/>
-          <w:szCs w:val="22"/>
-        </w:rPr>
-        <w:t>bolded</w:t>
-      </w:r>
-      <w:proofErr w:type="gramEnd"/>
-      <w:r>
-        <w:rPr>
-          <w:rFonts w:cs="Arial"/>
-          <w:color w:val="808080" w:themeColor="background1" w:themeShade="80"/>
-          <w:szCs w:val="22"/>
-        </w:rPr>
-        <w:t xml:space="preserve">, and scalars are </w:t>
-      </w:r>
-      <w:r>
-        <w:rPr>
-          <w:rFonts w:cs="Arial"/>
-          <w:i/>
-          <w:iCs/>
-          <w:color w:val="808080" w:themeColor="background1" w:themeShade="80"/>
-          <w:szCs w:val="22"/>
-        </w:rPr>
-        <w:t>italicized</w:t>
-      </w:r>
-      <w:r>
-        <w:rPr>
-          <w:rFonts w:cs="Arial"/>
-          <w:color w:val="808080" w:themeColor="background1" w:themeShade="80"/>
+          <w:szCs w:val="22"/>
+        </w:rPr>
+      </w:pPr>
+      <w:r>
+        <w:rPr>
+          <w:rFonts w:cs="Arial"/>
+          <w:b/>
+          <w:bCs/>
+          <w:szCs w:val="22"/>
+        </w:rPr>
+        <w:t>e</w:t>
+      </w:r>
+      <w:r>
+        <w:rPr>
+          <w:rFonts w:cs="Arial"/>
+          <w:szCs w:val="22"/>
+        </w:rPr>
+        <w:t xml:space="preserve"> = </w:t>
+      </w:r>
+      <w:r>
+        <w:rPr>
+          <w:rFonts w:cs="Arial"/>
+          <w:b/>
+          <w:bCs/>
+          <w:szCs w:val="22"/>
+        </w:rPr>
+        <w:t>Viewpoint</w:t>
+      </w:r>
+    </w:p>
+    <w:p>
+      <w:pPr>
+        <w:jc w:val="center"/>
+        <w:rPr>
+          <w:rFonts w:cs="Arial"/>
+          <w:b/>
+          <w:bCs/>
+          <w:szCs w:val="22"/>
+        </w:rPr>
+      </w:pPr>
+      <w:r>
+        <w:rPr>
+          <w:rFonts w:cs="Arial"/>
+          <w:b/>
+          <w:bCs/>
+          <w:szCs w:val="22"/>
+        </w:rPr>
+        <w:t>w</w:t>
+      </w:r>
+      <w:r>
+        <w:rPr>
+          <w:rFonts w:cs="Arial"/>
+          <w:szCs w:val="22"/>
+        </w:rPr>
+        <w:t xml:space="preserve"> = </w:t>
+      </w:r>
+      <w:r>
+        <w:rPr>
+          <w:rFonts w:cs="Arial"/>
+          <w:b/>
+          <w:bCs/>
+          <w:szCs w:val="22"/>
+        </w:rPr>
+        <w:t>-</w:t>
+      </w:r>
+      <w:r>
+        <w:rPr>
+          <w:rFonts w:cs="Arial"/>
+          <w:b/>
+          <w:bCs/>
+          <w:szCs w:val="22"/>
+        </w:rPr>
+        <w:t>L</w:t>
+      </w:r>
+      <w:r>
+        <w:rPr>
+          <w:rFonts w:cs="Arial"/>
+          <w:b/>
+          <w:bCs/>
+          <w:szCs w:val="22"/>
+        </w:rPr>
+        <w:t>ookAt</w:t>
+      </w:r>
+    </w:p>
+    <w:p>
+      <w:pPr>
+        <w:jc w:val="center"/>
+        <w:rPr>
+          <w:rFonts w:cs="Arial"/>
+          <w:b/>
+          <w:bCs/>
+          <w:szCs w:val="22"/>
+        </w:rPr>
+      </w:pPr>
+      <w:r>
+        <w:rPr>
+          <w:rFonts w:cs="Arial"/>
+          <w:b/>
+          <w:bCs/>
+          <w:szCs w:val="22"/>
+        </w:rPr>
+        <w:t>v</w:t>
+      </w:r>
+      <w:r>
+        <w:rPr>
+          <w:rFonts w:cs="Arial"/>
+          <w:szCs w:val="22"/>
+        </w:rPr>
+        <w:t xml:space="preserve"> = </w:t>
+      </w:r>
+      <w:r>
+        <w:rPr>
+          <w:rFonts w:cs="Arial"/>
+          <w:b/>
+          <w:bCs/>
+          <w:szCs w:val="22"/>
+        </w:rPr>
+        <w:t>Up</w:t>
+      </w:r>
+      <w:r>
+        <w:rPr>
+          <w:rFonts w:cs="Arial"/>
+          <w:b/>
+          <w:bCs/>
+          <w:szCs w:val="22"/>
+        </w:rPr>
+        <w:t>Vec</w:t>
+      </w:r>
+    </w:p>
+    <w:p>
+      <w:pPr>
+        <w:jc w:val="center"/>
+        <w:rPr>
+          <w:rFonts w:cs="Arial"/>
+          <w:b/>
+          <w:bCs/>
+          <w:szCs w:val="22"/>
+        </w:rPr>
+      </w:pPr>
+      <w:r>
+        <w:rPr>
+          <w:rFonts w:cs="Arial"/>
+          <w:b/>
+          <w:bCs/>
+          <w:szCs w:val="22"/>
+        </w:rPr>
+        <w:t>u</w:t>
+      </w:r>
+      <w:r>
+        <w:rPr>
+          <w:rFonts w:cs="Arial"/>
+          <w:szCs w:val="22"/>
+        </w:rPr>
+        <w:t xml:space="preserve"> = </w:t>
+      </w:r>
+      <w:r>
+        <w:rPr>
+          <w:rFonts w:cs="Arial"/>
+          <w:b/>
+          <w:bCs/>
+          <w:szCs w:val="22"/>
+        </w:rPr>
+        <w:t xml:space="preserve">v </w:t>
+      </w:r>
+      <w:r>
+        <w:rPr>
+          <w:rFonts w:cs="Arial"/>
+          <w:szCs w:val="22"/>
+        </w:rPr>
+        <w:t>×</w:t>
+      </w:r>
+      <w:r>
+        <w:rPr>
+          <w:rFonts w:cs="Arial"/>
+          <w:b/>
+          <w:bCs/>
+          <w:szCs w:val="22"/>
+        </w:rPr>
+        <w:t xml:space="preserve"> w</w:t>
+      </w:r>
+    </w:p>
+    <w:p>
+      <w:pPr>
+        <w:rPr>
+          <w:rFonts w:cs="Arial"/>
+          <w:b/>
+          <w:bCs/>
+          <w:szCs w:val="22"/>
+        </w:rPr>
+      </w:pPr>
+    </w:p>
+    <w:p>
+      <w:pPr>
+        <w:rPr>
+          <w:rFonts w:cs="Arial"/>
+          <w:szCs w:val="22"/>
+        </w:rPr>
+      </w:pPr>
+      <w:r>
+        <w:rPr>
+          <w:rFonts w:cs="Arial"/>
+          <w:szCs w:val="22"/>
+        </w:rPr>
+        <w:t>Now, for every pixel (x, y) on the screen, we need to find the corresponding ray equation for the raytracer. To start, every</w:t>
+      </w:r>
+      <w:r>
+        <w:rPr>
+          <w:rFonts w:cs="Arial"/>
+          <w:szCs w:val="22"/>
+        </w:rPr>
+        <w:t xml:space="preserve"> (x, y) mapped to a vector ranging from (-0.5, -0.5), corresponding to the top-left, and (0.5, 0.5), corresponding to the top-right.  </w:t>
+      </w:r>
+      <w:r>
+        <w:rPr>
+          <w:rFonts w:cs="Arial"/>
+          <w:szCs w:val="22"/>
+        </w:rPr>
+        <w:t xml:space="preserve">These are then transformed into scalar </w:t>
+      </w:r>
+      <w:r>
+        <w:rPr>
+          <w:rFonts w:cs="Arial"/>
+          <w:i/>
+          <w:iCs/>
+          <w:szCs w:val="22"/>
+        </w:rPr>
+        <w:t>u</w:t>
+      </w:r>
+      <w:r>
+        <w:rPr>
+          <w:rFonts w:cs="Arial"/>
+          <w:b/>
+          <w:bCs/>
+          <w:i/>
+          <w:iCs/>
+          <w:szCs w:val="22"/>
+        </w:rPr>
+        <w:t xml:space="preserve"> </w:t>
+      </w:r>
+      <w:r>
+        <w:rPr>
+          <w:rFonts w:cs="Arial"/>
+          <w:szCs w:val="22"/>
+        </w:rPr>
+        <w:t xml:space="preserve"> and</w:t>
+      </w:r>
+      <w:r>
+        <w:rPr>
+          <w:rFonts w:cs="Arial"/>
+          <w:b/>
+          <w:bCs/>
+          <w:i/>
+          <w:iCs/>
+          <w:szCs w:val="22"/>
+        </w:rPr>
+        <w:t xml:space="preserve"> </w:t>
+      </w:r>
+      <w:r>
+        <w:rPr>
+          <w:rFonts w:cs="Arial"/>
+          <w:i/>
+          <w:iCs/>
+          <w:szCs w:val="22"/>
+        </w:rPr>
+        <w:t>v</w:t>
+      </w:r>
+      <w:r>
+        <w:rPr>
+          <w:rFonts w:cs="Arial"/>
+          <w:szCs w:val="22"/>
+        </w:rPr>
+        <w:t xml:space="preserve">  quantities using </w:t>
+      </w:r>
+      <w:r>
+        <w:rPr>
+          <w:rFonts w:cs="Arial"/>
+          <w:i/>
+          <w:iCs/>
+          <w:szCs w:val="22"/>
+        </w:rPr>
+        <w:t>ViewW</w:t>
+      </w:r>
+      <w:r>
+        <w:rPr>
+          <w:rFonts w:cs="Arial"/>
+          <w:szCs w:val="22"/>
+        </w:rPr>
+        <w:t xml:space="preserve">  and </w:t>
+      </w:r>
+      <w:r>
+        <w:rPr>
+          <w:rFonts w:cs="Arial"/>
+          <w:i/>
+          <w:iCs/>
+          <w:szCs w:val="22"/>
+        </w:rPr>
+        <w:t>viewH</w:t>
+      </w:r>
+      <w:r>
+        <w:rPr>
+          <w:rFonts w:cs="Arial"/>
+          <w:szCs w:val="22"/>
+        </w:rPr>
+        <w:t>:</w:t>
+      </w:r>
+    </w:p>
+    <w:p>
+      <w:pPr>
+        <w:rPr>
+          <w:rFonts w:cs="Arial"/>
+          <w:b/>
+          <w:bCs/>
+          <w:szCs w:val="22"/>
+        </w:rPr>
+      </w:pPr>
+    </w:p>
+    <w:p>
+      <w:pPr>
+        <w:jc w:val="center"/>
+        <w:rPr>
+          <w:rFonts w:cs="Arial"/>
+          <w:szCs w:val="22"/>
+        </w:rPr>
+      </w:pPr>
+      <w:r>
+        <w:rPr>
+          <w:rFonts w:cs="Arial"/>
+          <w:i/>
+          <w:iCs/>
+          <w:szCs w:val="22"/>
+        </w:rPr>
+        <w:t xml:space="preserve">u </w:t>
+      </w:r>
+      <w:r>
+        <w:rPr>
+          <w:rFonts w:cs="Arial"/>
+          <w:szCs w:val="22"/>
+        </w:rPr>
+        <w:t xml:space="preserve">= </w:t>
+      </w:r>
+      <w:r>
+        <w:rPr>
+          <w:rFonts w:cs="Arial"/>
+          <w:szCs w:val="22"/>
+        </w:rPr>
+        <w:t>(</w:t>
+      </w:r>
+      <w:r>
+        <w:rPr>
+          <w:rFonts w:cs="Arial"/>
+          <w:i/>
+          <w:iCs/>
+          <w:szCs w:val="22"/>
+        </w:rPr>
+        <w:t>x</w:t>
+      </w:r>
+      <w:r>
+        <w:rPr>
+          <w:rFonts w:cs="Arial"/>
+          <w:szCs w:val="22"/>
+        </w:rPr>
+        <w:t xml:space="preserve"> / </w:t>
+      </w:r>
+      <w:r>
+        <w:rPr>
+          <w:rFonts w:cs="Arial"/>
+          <w:i/>
+          <w:iCs/>
+          <w:szCs w:val="22"/>
+        </w:rPr>
+        <w:t>width</w:t>
+      </w:r>
+      <w:r>
+        <w:rPr>
+          <w:rFonts w:cs="Arial"/>
+          <w:szCs w:val="22"/>
+        </w:rPr>
+        <w:t xml:space="preserve"> – 0.5)</w:t>
+      </w:r>
+      <w:r>
+        <w:rPr>
+          <w:rFonts w:cs="Arial"/>
+          <w:szCs w:val="22"/>
+        </w:rPr>
+        <w:t xml:space="preserve"> * </w:t>
+      </w:r>
+      <w:r>
+        <w:rPr>
+          <w:rFonts w:cs="Arial"/>
+          <w:i/>
+          <w:iCs/>
+          <w:szCs w:val="22"/>
+        </w:rPr>
+        <w:t>viewW</w:t>
+      </w:r>
+    </w:p>
+    <w:p>
+      <w:pPr>
+        <w:jc w:val="center"/>
+        <w:rPr>
+          <w:rFonts w:cs="Arial"/>
+          <w:i/>
+          <w:iCs/>
+          <w:szCs w:val="22"/>
+        </w:rPr>
+      </w:pPr>
+      <w:r>
+        <w:rPr>
+          <w:rFonts w:cs="Arial"/>
+          <w:i/>
+          <w:iCs/>
+          <w:szCs w:val="22"/>
+        </w:rPr>
+        <w:t>v</w:t>
+      </w:r>
+      <w:r>
+        <w:rPr>
+          <w:rFonts w:cs="Arial"/>
+          <w:szCs w:val="22"/>
+        </w:rPr>
+        <w:t xml:space="preserve"> = (</w:t>
+      </w:r>
+      <w:r>
+        <w:rPr>
+          <w:rFonts w:cs="Arial"/>
+          <w:i/>
+          <w:iCs/>
+          <w:szCs w:val="22"/>
+        </w:rPr>
+        <w:t>y</w:t>
+      </w:r>
+      <w:r>
+        <w:rPr>
+          <w:rFonts w:cs="Arial"/>
+          <w:szCs w:val="22"/>
+        </w:rPr>
+        <w:t xml:space="preserve"> / </w:t>
+      </w:r>
+      <w:r>
+        <w:rPr>
+          <w:rFonts w:cs="Arial"/>
+          <w:i/>
+          <w:iCs/>
+          <w:szCs w:val="22"/>
+        </w:rPr>
+        <w:t>height</w:t>
+      </w:r>
+      <w:r>
+        <w:rPr>
+          <w:rFonts w:cs="Arial"/>
+          <w:szCs w:val="22"/>
+        </w:rPr>
+        <w:t xml:space="preserve"> – 0.5) * </w:t>
+      </w:r>
+      <w:r>
+        <w:rPr>
+          <w:rFonts w:cs="Arial"/>
+          <w:i/>
+          <w:iCs/>
+          <w:szCs w:val="22"/>
+        </w:rPr>
+        <w:t>viewH</w:t>
+      </w:r>
+    </w:p>
+    <w:p>
+      <w:pPr>
+        <w:rPr>
+          <w:rFonts w:cs="Arial"/>
+          <w:szCs w:val="22"/>
+        </w:rPr>
+      </w:pPr>
+    </w:p>
+    <w:p>
+      <w:pPr>
+        <w:rPr>
+          <w:rFonts w:cs="Arial"/>
+          <w:szCs w:val="22"/>
+        </w:rPr>
+      </w:pPr>
+      <w:r>
+        <w:rPr>
+          <w:rFonts w:cs="Arial"/>
+          <w:szCs w:val="22"/>
+        </w:rPr>
+        <w:t>The mapping is done in this way so the center of the screen is mapped to (0, 0), and the width</w:t>
+      </w:r>
+      <w:r>
+        <w:rPr>
+          <w:rFonts w:cs="Arial"/>
+          <w:szCs w:val="22"/>
+        </w:rPr>
+        <w:t xml:space="preserve"> </w:t>
+      </w:r>
+      <w:r>
+        <w:rPr>
+          <w:rFonts w:cs="Arial"/>
+          <w:szCs w:val="22"/>
+        </w:rPr>
+        <w:t>/</w:t>
+      </w:r>
+      <w:r>
+        <w:rPr>
+          <w:rFonts w:cs="Arial"/>
+          <w:szCs w:val="22"/>
+        </w:rPr>
+        <w:t xml:space="preserve"> </w:t>
+      </w:r>
+      <w:r>
+        <w:rPr>
+          <w:rFonts w:cs="Arial"/>
+          <w:szCs w:val="22"/>
+        </w:rPr>
+        <w:t xml:space="preserve">height between the endpoints matches </w:t>
+      </w:r>
+      <w:r>
+        <w:rPr>
+          <w:rFonts w:cs="Arial"/>
+          <w:i/>
+          <w:iCs/>
+          <w:szCs w:val="22"/>
+        </w:rPr>
+        <w:t>viewW</w:t>
+      </w:r>
+      <w:r>
+        <w:rPr>
+          <w:rFonts w:cs="Arial"/>
+          <w:szCs w:val="22"/>
+        </w:rPr>
+        <w:t xml:space="preserve"> and </w:t>
+      </w:r>
+      <w:r>
+        <w:rPr>
+          <w:rFonts w:cs="Arial"/>
+          <w:i/>
+          <w:iCs/>
+          <w:szCs w:val="22"/>
+        </w:rPr>
+        <w:t>viewH</w:t>
+      </w:r>
+      <w:r>
+        <w:rPr>
+          <w:rFonts w:cs="Arial"/>
+          <w:szCs w:val="22"/>
+        </w:rPr>
+        <w:t>.</w:t>
+      </w:r>
+      <w:r>
+        <w:rPr>
+          <w:rFonts w:cs="Arial"/>
+          <w:szCs w:val="22"/>
+        </w:rPr>
+        <w:t xml:space="preserve"> Now, when calculating the </w:t>
+      </w:r>
+      <w:r>
+        <w:rPr>
+          <w:rFonts w:cs="Arial"/>
+          <w:b/>
+          <w:bCs/>
+          <w:szCs w:val="22"/>
+        </w:rPr>
+        <w:t>S</w:t>
+      </w:r>
+      <w:r>
+        <w:rPr>
+          <w:rFonts w:cs="Arial"/>
+          <w:szCs w:val="22"/>
+        </w:rPr>
+        <w:t xml:space="preserve"> and </w:t>
+      </w:r>
+      <w:r>
+        <w:rPr>
+          <w:rFonts w:cs="Arial"/>
+          <w:b/>
+          <w:bCs/>
+          <w:szCs w:val="22"/>
+        </w:rPr>
+        <w:t>D</w:t>
+      </w:r>
+      <w:r>
+        <w:rPr>
+          <w:rFonts w:cs="Arial"/>
+          <w:szCs w:val="22"/>
+        </w:rPr>
+        <w:t xml:space="preserve"> for the ray equation </w:t>
+      </w:r>
+      <w:r>
+        <w:rPr>
+          <w:rFonts w:cs="Arial"/>
+          <w:b/>
+          <w:bCs/>
+          <w:szCs w:val="22"/>
+        </w:rPr>
+        <w:t>R</w:t>
+      </w:r>
+      <w:r>
+        <w:rPr>
+          <w:rFonts w:cs="Arial"/>
+          <w:szCs w:val="22"/>
+        </w:rPr>
+        <w:t>(</w:t>
+      </w:r>
+      <w:r>
+        <w:rPr>
+          <w:rFonts w:cs="Arial"/>
+          <w:i/>
+          <w:iCs/>
+          <w:szCs w:val="22"/>
+        </w:rPr>
+        <w:t>t</w:t>
+      </w:r>
+      <w:r>
+        <w:rPr>
+          <w:rFonts w:cs="Arial"/>
           <w:szCs w:val="22"/>
         </w:rPr>
         <w:t>)</w:t>
       </w:r>
-    </w:p>
-    <w:p>
-      <w:pPr>
-        <w:rPr>
-          <w:rFonts w:cs="Arial"/>
-          <w:szCs w:val="22"/>
-        </w:rPr>
-      </w:pPr>
-    </w:p>
-    <w:p>
-      <w:pPr>
-        <w:rPr>
-          <w:rFonts w:cs="Arial"/>
-          <w:szCs w:val="22"/>
-        </w:rPr>
-      </w:pPr>
-      <w:r>
-        <w:rPr>
-          <w:rFonts w:cs="Arial"/>
-          <w:szCs w:val="22"/>
-        </w:rPr>
-        <w:t xml:space="preserve">Additionally, a </w:t>
-      </w:r>
-      <w:proofErr w:type="spellStart"/>
-      <w:r>
-        <w:rPr>
-          <w:rFonts w:cs="Arial"/>
-          <w:i/>
-          <w:iCs/>
-          <w:szCs w:val="22"/>
-        </w:rPr>
-        <w:t>P</w:t>
-      </w:r>
-      <w:r>
-        <w:rPr>
-          <w:rFonts w:cs="Arial"/>
-          <w:i/>
-          <w:iCs/>
-          <w:szCs w:val="22"/>
-        </w:rPr>
-        <w:t>rojDist</w:t>
-      </w:r>
-      <w:proofErr w:type="spellEnd"/>
-      <w:r>
-        <w:rPr>
-          <w:rFonts w:cs="Arial"/>
-          <w:szCs w:val="22"/>
-        </w:rPr>
-        <w:t xml:space="preserve"> scalar is defined for perspective mode, along with a </w:t>
-      </w:r>
-      <w:proofErr w:type="spellStart"/>
-      <w:r>
-        <w:rPr>
-          <w:rFonts w:cs="Arial"/>
-          <w:i/>
-          <w:iCs/>
+      <w:r>
+        <w:rPr>
+          <w:rFonts w:cs="Arial"/>
+          <w:szCs w:val="22"/>
+        </w:rPr>
+        <w:t xml:space="preserve"> = </w:t>
+      </w:r>
+      <w:r>
+        <w:rPr>
+          <w:rFonts w:cs="Arial"/>
+          <w:b/>
+          <w:bCs/>
+          <w:szCs w:val="22"/>
+        </w:rPr>
+        <w:t>S</w:t>
+      </w:r>
+      <w:r>
+        <w:rPr>
+          <w:rFonts w:cs="Arial"/>
+          <w:szCs w:val="22"/>
+        </w:rPr>
+        <w:t xml:space="preserve"> + </w:t>
+      </w:r>
+      <w:r>
+        <w:rPr>
+          <w:rFonts w:cs="Arial"/>
+          <w:i/>
+          <w:iCs/>
+          <w:szCs w:val="22"/>
+        </w:rPr>
+        <w:t>t</w:t>
+      </w:r>
+      <w:r>
+        <w:rPr>
+          <w:rFonts w:cs="Arial"/>
+          <w:b/>
+          <w:bCs/>
           <w:szCs w:val="22"/>
         </w:rPr>
         <w:t>D</w:t>
@@ -618,771 +2453,6 @@
       <w:r>
         <w:rPr>
           <w:rFonts w:cs="Arial"/>
-          <w:i/>
-          <w:iCs/>
-          <w:szCs w:val="22"/>
-        </w:rPr>
-        <w:t>oPerspective</w:t>
-      </w:r>
-      <w:proofErr w:type="spellEnd"/>
-      <w:r>
-        <w:rPr>
-          <w:rFonts w:cs="Arial"/>
-          <w:szCs w:val="22"/>
-        </w:rPr>
-        <w:t xml:space="preserve"> Boolean that allows switching between orthographic and perspective.</w:t>
-      </w:r>
-      <w:r>
-        <w:rPr>
-          <w:rFonts w:cs="Arial"/>
-          <w:szCs w:val="22"/>
-        </w:rPr>
-        <w:t xml:space="preserve"> Given the above definitions, the basis can be calculated:</w:t>
-      </w:r>
-    </w:p>
-    <w:p>
-      <w:pPr>
-        <w:rPr>
-          <w:rFonts w:cs="Arial"/>
-          <w:szCs w:val="22"/>
-        </w:rPr>
-      </w:pPr>
-    </w:p>
-    <w:p>
-      <w:pPr>
-        <w:jc w:val="center"/>
-        <w:rPr>
-          <w:rFonts w:cs="Arial"/>
-          <w:szCs w:val="22"/>
-        </w:rPr>
-      </w:pPr>
-      <w:r>
-        <w:rPr>
-          <w:rFonts w:cs="Arial"/>
-          <w:b/>
-          <w:bCs/>
-          <w:szCs w:val="22"/>
-        </w:rPr>
-        <w:t>e</w:t>
-      </w:r>
-      <w:r>
-        <w:rPr>
-          <w:rFonts w:cs="Arial"/>
-          <w:szCs w:val="22"/>
-        </w:rPr>
-        <w:t xml:space="preserve"> = </w:t>
-      </w:r>
-      <w:r>
-        <w:rPr>
-          <w:rFonts w:cs="Arial"/>
-          <w:b/>
-          <w:bCs/>
-          <w:szCs w:val="22"/>
-        </w:rPr>
-        <w:t>Viewpoint</w:t>
-      </w:r>
-    </w:p>
-    <w:p>
-      <w:pPr>
-        <w:jc w:val="center"/>
-        <w:rPr>
-          <w:rFonts w:cs="Arial"/>
-          <w:b/>
-          <w:bCs/>
-          <w:szCs w:val="22"/>
-        </w:rPr>
-      </w:pPr>
-      <w:r>
-        <w:rPr>
-          <w:rFonts w:cs="Arial"/>
-          <w:b/>
-          <w:bCs/>
-          <w:szCs w:val="22"/>
-        </w:rPr>
-        <w:t>w</w:t>
-      </w:r>
-      <w:r>
-        <w:rPr>
-          <w:rFonts w:cs="Arial"/>
-          <w:szCs w:val="22"/>
-        </w:rPr>
-        <w:t xml:space="preserve"> = </w:t>
-      </w:r>
-      <w:r>
-        <w:rPr>
-          <w:rFonts w:cs="Arial"/>
-          <w:b/>
-          <w:bCs/>
-          <w:szCs w:val="22"/>
-        </w:rPr>
-        <w:t>-</w:t>
-      </w:r>
-      <w:proofErr w:type="spellStart"/>
-      <w:r>
-        <w:rPr>
-          <w:rFonts w:cs="Arial"/>
-          <w:b/>
-          <w:bCs/>
-          <w:szCs w:val="22"/>
-        </w:rPr>
-        <w:t>L</w:t>
-      </w:r>
-      <w:r>
-        <w:rPr>
-          <w:rFonts w:cs="Arial"/>
-          <w:b/>
-          <w:bCs/>
-          <w:szCs w:val="22"/>
-        </w:rPr>
-        <w:t>ookAt</w:t>
-      </w:r>
-      <w:proofErr w:type="spellEnd"/>
-    </w:p>
-    <w:p>
-      <w:pPr>
-        <w:jc w:val="center"/>
-        <w:rPr>
-          <w:rFonts w:cs="Arial"/>
-          <w:b/>
-          <w:bCs/>
-          <w:szCs w:val="22"/>
-        </w:rPr>
-      </w:pPr>
-      <w:r>
-        <w:rPr>
-          <w:rFonts w:cs="Arial"/>
-          <w:b/>
-          <w:bCs/>
-          <w:szCs w:val="22"/>
-        </w:rPr>
-        <w:t>v</w:t>
-      </w:r>
-      <w:r>
-        <w:rPr>
-          <w:rFonts w:cs="Arial"/>
-          <w:szCs w:val="22"/>
-        </w:rPr>
-        <w:t xml:space="preserve"> = </w:t>
-      </w:r>
-      <w:proofErr w:type="spellStart"/>
-      <w:r>
-        <w:rPr>
-          <w:rFonts w:cs="Arial"/>
-          <w:b/>
-          <w:bCs/>
-          <w:szCs w:val="22"/>
-        </w:rPr>
-        <w:t>Up</w:t>
-      </w:r>
-      <w:r>
-        <w:rPr>
-          <w:rFonts w:cs="Arial"/>
-          <w:b/>
-          <w:bCs/>
-          <w:szCs w:val="22"/>
-        </w:rPr>
-        <w:t>Vec</w:t>
-      </w:r>
-      <w:proofErr w:type="spellEnd"/>
-    </w:p>
-    <w:p>
-      <w:pPr>
-        <w:jc w:val="center"/>
-        <w:rPr>
-          <w:rFonts w:cs="Arial"/>
-          <w:b/>
-          <w:bCs/>
-          <w:szCs w:val="22"/>
-        </w:rPr>
-      </w:pPr>
-      <w:r>
-        <w:rPr>
-          <w:rFonts w:cs="Arial"/>
-          <w:b/>
-          <w:bCs/>
-          <w:szCs w:val="22"/>
-        </w:rPr>
-        <w:t>u</w:t>
-      </w:r>
-      <w:r>
-        <w:rPr>
-          <w:rFonts w:cs="Arial"/>
-          <w:szCs w:val="22"/>
-        </w:rPr>
-        <w:t xml:space="preserve"> = </w:t>
-      </w:r>
-      <w:r>
-        <w:rPr>
-          <w:rFonts w:cs="Arial"/>
-          <w:b/>
-          <w:bCs/>
-          <w:szCs w:val="22"/>
-        </w:rPr>
-        <w:t xml:space="preserve">v </w:t>
-      </w:r>
-      <w:r>
-        <w:rPr>
-          <w:rFonts w:cs="Arial"/>
-          <w:szCs w:val="22"/>
-        </w:rPr>
-        <w:t>×</w:t>
-      </w:r>
-      <w:r>
-        <w:rPr>
-          <w:rFonts w:cs="Arial"/>
-          <w:b/>
-          <w:bCs/>
-          <w:szCs w:val="22"/>
-        </w:rPr>
-        <w:t xml:space="preserve"> w</w:t>
-      </w:r>
-    </w:p>
-    <w:p>
-      <w:pPr>
-        <w:rPr>
-          <w:rFonts w:cs="Arial"/>
-          <w:b/>
-          <w:bCs/>
-          <w:szCs w:val="22"/>
-        </w:rPr>
-      </w:pPr>
-    </w:p>
-    <w:p>
-      <w:pPr>
-        <w:rPr>
-          <w:rFonts w:cs="Arial"/>
-          <w:szCs w:val="22"/>
-        </w:rPr>
-      </w:pPr>
-      <w:r>
-        <w:rPr>
-          <w:rFonts w:cs="Arial"/>
-          <w:szCs w:val="22"/>
-        </w:rPr>
-        <w:t xml:space="preserve">Now, for every pixel (x, y) on the screen, we need to find the corresponding ray equation for the </w:t>
-      </w:r>
-      <w:proofErr w:type="spellStart"/>
-      <w:r>
-        <w:rPr>
-          <w:rFonts w:cs="Arial"/>
-          <w:szCs w:val="22"/>
-        </w:rPr>
-        <w:t>raytracer</w:t>
-      </w:r>
-      <w:proofErr w:type="spellEnd"/>
-      <w:r>
-        <w:rPr>
-          <w:rFonts w:cs="Arial"/>
-          <w:szCs w:val="22"/>
-        </w:rPr>
-        <w:t>. To start, every</w:t>
-      </w:r>
-      <w:r>
-        <w:rPr>
-          <w:rFonts w:cs="Arial"/>
-          <w:szCs w:val="22"/>
-        </w:rPr>
-        <w:t xml:space="preserve"> (x, y) mapped to a vector ranging from (-0.5, -0.5), corresponding to the top-left, and (0.5, 0.5), corresponding to the top-right.  </w:t>
-      </w:r>
-      <w:r>
-        <w:rPr>
-          <w:rFonts w:cs="Arial"/>
-          <w:szCs w:val="22"/>
-        </w:rPr>
-        <w:t xml:space="preserve">These are then transformed into scalar </w:t>
-      </w:r>
-      <w:proofErr w:type="gramStart"/>
-      <w:r>
-        <w:rPr>
-          <w:rFonts w:cs="Arial"/>
-          <w:i/>
-          <w:iCs/>
-          <w:szCs w:val="22"/>
-        </w:rPr>
-        <w:t>u</w:t>
-      </w:r>
-      <w:r>
-        <w:rPr>
-          <w:rFonts w:cs="Arial"/>
-          <w:b/>
-          <w:bCs/>
-          <w:i/>
-          <w:iCs/>
-          <w:szCs w:val="22"/>
-        </w:rPr>
-        <w:t xml:space="preserve"> </w:t>
-      </w:r>
-      <w:r>
-        <w:rPr>
-          <w:rFonts w:cs="Arial"/>
-          <w:szCs w:val="22"/>
-        </w:rPr>
-        <w:t xml:space="preserve"> and</w:t>
-      </w:r>
-      <w:proofErr w:type="gramEnd"/>
-      <w:r>
-        <w:rPr>
-          <w:rFonts w:cs="Arial"/>
-          <w:b/>
-          <w:bCs/>
-          <w:i/>
-          <w:iCs/>
-          <w:szCs w:val="22"/>
-        </w:rPr>
-        <w:t xml:space="preserve"> </w:t>
-      </w:r>
-      <w:proofErr w:type="gramStart"/>
-      <w:r>
-        <w:rPr>
-          <w:rFonts w:cs="Arial"/>
-          <w:i/>
-          <w:iCs/>
-          <w:szCs w:val="22"/>
-        </w:rPr>
-        <w:t>v</w:t>
-      </w:r>
-      <w:r>
-        <w:rPr>
-          <w:rFonts w:cs="Arial"/>
-          <w:szCs w:val="22"/>
-        </w:rPr>
-        <w:t xml:space="preserve">  quantities</w:t>
-      </w:r>
-      <w:proofErr w:type="gramEnd"/>
-      <w:r>
-        <w:rPr>
-          <w:rFonts w:cs="Arial"/>
-          <w:szCs w:val="22"/>
-        </w:rPr>
-        <w:t xml:space="preserve"> using </w:t>
-      </w:r>
-      <w:proofErr w:type="spellStart"/>
-      <w:proofErr w:type="gramStart"/>
-      <w:r>
-        <w:rPr>
-          <w:rFonts w:cs="Arial"/>
-          <w:i/>
-          <w:iCs/>
-          <w:szCs w:val="22"/>
-        </w:rPr>
-        <w:t>ViewW</w:t>
-      </w:r>
-      <w:proofErr w:type="spellEnd"/>
-      <w:r>
-        <w:rPr>
-          <w:rFonts w:cs="Arial"/>
-          <w:szCs w:val="22"/>
-        </w:rPr>
-        <w:t xml:space="preserve">  and</w:t>
-      </w:r>
-      <w:proofErr w:type="gramEnd"/>
-      <w:r>
-        <w:rPr>
-          <w:rFonts w:cs="Arial"/>
-          <w:szCs w:val="22"/>
-        </w:rPr>
-        <w:t xml:space="preserve"> </w:t>
-      </w:r>
-      <w:proofErr w:type="spellStart"/>
-      <w:r>
-        <w:rPr>
-          <w:rFonts w:cs="Arial"/>
-          <w:i/>
-          <w:iCs/>
-          <w:szCs w:val="22"/>
-        </w:rPr>
-        <w:t>viewH</w:t>
-      </w:r>
-      <w:proofErr w:type="spellEnd"/>
-      <w:r>
-        <w:rPr>
-          <w:rFonts w:cs="Arial"/>
-          <w:szCs w:val="22"/>
-        </w:rPr>
-        <w:t>:</w:t>
-      </w:r>
-    </w:p>
-    <w:p>
-      <w:pPr>
-        <w:rPr>
-          <w:rFonts w:cs="Arial"/>
-          <w:b/>
-          <w:bCs/>
-          <w:szCs w:val="22"/>
-        </w:rPr>
-      </w:pPr>
-    </w:p>
-    <w:p>
-      <w:pPr>
-        <w:jc w:val="center"/>
-        <w:rPr>
-          <w:rFonts w:cs="Arial"/>
-          <w:szCs w:val="22"/>
-        </w:rPr>
-      </w:pPr>
-      <w:r>
-        <w:rPr>
-          <w:rFonts w:cs="Arial"/>
-          <w:i/>
-          <w:iCs/>
-          <w:szCs w:val="22"/>
-        </w:rPr>
-        <w:t xml:space="preserve">u </w:t>
-      </w:r>
-      <w:r>
-        <w:rPr>
-          <w:rFonts w:cs="Arial"/>
-          <w:szCs w:val="22"/>
-        </w:rPr>
-        <w:t xml:space="preserve">= </w:t>
-      </w:r>
-      <w:r>
-        <w:rPr>
-          <w:rFonts w:cs="Arial"/>
-          <w:szCs w:val="22"/>
-        </w:rPr>
-        <w:t>(</w:t>
-      </w:r>
-      <w:r>
-        <w:rPr>
-          <w:rFonts w:cs="Arial"/>
-          <w:i/>
-          <w:iCs/>
-          <w:szCs w:val="22"/>
-        </w:rPr>
-        <w:t>x</w:t>
-      </w:r>
-      <w:r>
-        <w:rPr>
-          <w:rFonts w:cs="Arial"/>
-          <w:szCs w:val="22"/>
-        </w:rPr>
-        <w:t xml:space="preserve"> / </w:t>
-      </w:r>
-      <w:r>
-        <w:rPr>
-          <w:rFonts w:cs="Arial"/>
-          <w:i/>
-          <w:iCs/>
-          <w:szCs w:val="22"/>
-        </w:rPr>
-        <w:t>width</w:t>
-      </w:r>
-      <w:r>
-        <w:rPr>
-          <w:rFonts w:cs="Arial"/>
-          <w:szCs w:val="22"/>
-        </w:rPr>
-        <w:t xml:space="preserve"> – 0.5)</w:t>
-      </w:r>
-      <w:r>
-        <w:rPr>
-          <w:rFonts w:cs="Arial"/>
-          <w:szCs w:val="22"/>
-        </w:rPr>
-        <w:t xml:space="preserve"> * </w:t>
-      </w:r>
-      <w:proofErr w:type="spellStart"/>
-      <w:r>
-        <w:rPr>
-          <w:rFonts w:cs="Arial"/>
-          <w:i/>
-          <w:iCs/>
-          <w:szCs w:val="22"/>
-        </w:rPr>
-        <w:t>viewW</w:t>
-      </w:r>
-      <w:proofErr w:type="spellEnd"/>
-    </w:p>
-    <w:p>
-      <w:pPr>
-        <w:jc w:val="center"/>
-        <w:rPr>
-          <w:rFonts w:cs="Arial"/>
-          <w:i/>
-          <w:iCs/>
-          <w:szCs w:val="22"/>
-        </w:rPr>
-      </w:pPr>
-      <w:r>
-        <w:rPr>
-          <w:rFonts w:cs="Arial"/>
-          <w:i/>
-          <w:iCs/>
-          <w:szCs w:val="22"/>
-        </w:rPr>
-        <w:t>v</w:t>
-      </w:r>
-      <w:r>
-        <w:rPr>
-          <w:rFonts w:cs="Arial"/>
-          <w:szCs w:val="22"/>
-        </w:rPr>
-        <w:t xml:space="preserve"> = (</w:t>
-      </w:r>
-      <w:r>
-        <w:rPr>
-          <w:rFonts w:cs="Arial"/>
-          <w:i/>
-          <w:iCs/>
-          <w:szCs w:val="22"/>
-        </w:rPr>
-        <w:t>y</w:t>
-      </w:r>
-      <w:r>
-        <w:rPr>
-          <w:rFonts w:cs="Arial"/>
-          <w:szCs w:val="22"/>
-        </w:rPr>
-        <w:t xml:space="preserve"> / </w:t>
-      </w:r>
-      <w:r>
-        <w:rPr>
-          <w:rFonts w:cs="Arial"/>
-          <w:i/>
-          <w:iCs/>
-          <w:szCs w:val="22"/>
-        </w:rPr>
-        <w:t>height</w:t>
-      </w:r>
-      <w:r>
-        <w:rPr>
-          <w:rFonts w:cs="Arial"/>
-          <w:szCs w:val="22"/>
-        </w:rPr>
-        <w:t xml:space="preserve"> – 0.5) * </w:t>
-      </w:r>
-      <w:proofErr w:type="spellStart"/>
-      <w:r>
-        <w:rPr>
-          <w:rFonts w:cs="Arial"/>
-          <w:i/>
-          <w:iCs/>
-          <w:szCs w:val="22"/>
-        </w:rPr>
-        <w:t>viewH</w:t>
-      </w:r>
-      <w:proofErr w:type="spellEnd"/>
-    </w:p>
-    <w:p>
-      <w:pPr>
-        <w:rPr>
-          <w:rFonts w:cs="Arial"/>
-          <w:szCs w:val="22"/>
-        </w:rPr>
-      </w:pPr>
-    </w:p>
-    <w:p>
-      <w:pPr>
-        <w:rPr>
-          <w:rFonts w:cs="Arial"/>
-          <w:szCs w:val="22"/>
-        </w:rPr>
-      </w:pPr>
-      <w:r>
-        <w:rPr>
-          <w:rFonts w:cs="Arial"/>
-          <w:szCs w:val="22"/>
-        </w:rPr>
-        <w:t xml:space="preserve">The mapping is done in this </w:t>
-      </w:r>
-      <w:proofErr w:type="gramStart"/>
-      <w:r>
-        <w:rPr>
-          <w:rFonts w:cs="Arial"/>
-          <w:szCs w:val="22"/>
-        </w:rPr>
-        <w:t>way</w:t>
-      </w:r>
-      <w:proofErr w:type="gramEnd"/>
-      <w:r>
-        <w:rPr>
-          <w:rFonts w:cs="Arial"/>
-          <w:szCs w:val="22"/>
-        </w:rPr>
-        <w:t xml:space="preserve"> so the center of the screen is mapped to (0, 0), and the width</w:t>
-      </w:r>
-      <w:r>
-        <w:rPr>
-          <w:rFonts w:cs="Arial"/>
-          <w:szCs w:val="22"/>
-        </w:rPr>
-        <w:t xml:space="preserve"> </w:t>
-      </w:r>
-      <w:r>
-        <w:rPr>
-          <w:rFonts w:cs="Arial"/>
-          <w:szCs w:val="22"/>
-        </w:rPr>
-        <w:t>/</w:t>
-      </w:r>
-      <w:r>
-        <w:rPr>
-          <w:rFonts w:cs="Arial"/>
-          <w:szCs w:val="22"/>
-        </w:rPr>
-        <w:t xml:space="preserve"> </w:t>
-      </w:r>
-      <w:r>
-        <w:rPr>
-          <w:rFonts w:cs="Arial"/>
-          <w:szCs w:val="22"/>
-        </w:rPr>
-        <w:t xml:space="preserve">height between the endpoints matches </w:t>
-      </w:r>
-      <w:proofErr w:type="spellStart"/>
-      <w:r>
-        <w:rPr>
-          <w:rFonts w:cs="Arial"/>
-          <w:i/>
-          <w:iCs/>
-          <w:szCs w:val="22"/>
-        </w:rPr>
-        <w:t>viewW</w:t>
-      </w:r>
-      <w:proofErr w:type="spellEnd"/>
-      <w:r>
-        <w:rPr>
-          <w:rFonts w:cs="Arial"/>
-          <w:szCs w:val="22"/>
-        </w:rPr>
-        <w:t xml:space="preserve"> and </w:t>
-      </w:r>
-      <w:proofErr w:type="spellStart"/>
-      <w:r>
-        <w:rPr>
-          <w:rFonts w:cs="Arial"/>
-          <w:i/>
-          <w:iCs/>
-          <w:szCs w:val="22"/>
-        </w:rPr>
-        <w:t>viewH</w:t>
-      </w:r>
-      <w:proofErr w:type="spellEnd"/>
-      <w:r>
-        <w:rPr>
-          <w:rFonts w:cs="Arial"/>
-          <w:szCs w:val="22"/>
-        </w:rPr>
-        <w:t>.</w:t>
-      </w:r>
-      <w:r>
-        <w:rPr>
-          <w:rFonts w:cs="Arial"/>
-          <w:szCs w:val="22"/>
-        </w:rPr>
-        <w:t xml:space="preserve"> Now, when calculating the </w:t>
-      </w:r>
-      <w:r>
-        <w:rPr>
-          <w:rFonts w:cs="Arial"/>
-          <w:b/>
-          <w:bCs/>
-          <w:szCs w:val="22"/>
-        </w:rPr>
-        <w:t>S</w:t>
-      </w:r>
-      <w:r>
-        <w:rPr>
-          <w:rFonts w:cs="Arial"/>
-          <w:szCs w:val="22"/>
-        </w:rPr>
-        <w:t xml:space="preserve"> and </w:t>
-      </w:r>
-      <w:r>
-        <w:rPr>
-          <w:rFonts w:cs="Arial"/>
-          <w:b/>
-          <w:bCs/>
-          <w:szCs w:val="22"/>
-        </w:rPr>
-        <w:t>D</w:t>
-      </w:r>
-      <w:r>
-        <w:rPr>
-          <w:rFonts w:cs="Arial"/>
-          <w:szCs w:val="22"/>
-        </w:rPr>
-        <w:t xml:space="preserve"> for the ray equation </w:t>
-      </w:r>
-      <w:r>
-        <w:rPr>
-          <w:rFonts w:cs="Arial"/>
-          <w:b/>
-          <w:bCs/>
-          <w:szCs w:val="22"/>
-        </w:rPr>
-        <w:t>R</w:t>
-      </w:r>
-      <w:r>
-        <w:rPr>
-          <w:rFonts w:cs="Arial"/>
-          <w:szCs w:val="22"/>
-        </w:rPr>
-        <w:t>(</w:t>
-      </w:r>
-      <w:r>
-        <w:rPr>
-          <w:rFonts w:cs="Arial"/>
-          <w:i/>
-          <w:iCs/>
-          <w:szCs w:val="22"/>
-        </w:rPr>
-        <w:t>t</w:t>
-      </w:r>
-      <w:r>
-        <w:rPr>
-          <w:rFonts w:cs="Arial"/>
-          <w:szCs w:val="22"/>
-        </w:rPr>
-        <w:t>)</w:t>
-      </w:r>
-      <w:r>
-        <w:rPr>
-          <w:rFonts w:cs="Arial"/>
-          <w:szCs w:val="22"/>
-        </w:rPr>
-        <w:t xml:space="preserve"> = </w:t>
-      </w:r>
-      <w:r>
-        <w:rPr>
-          <w:rFonts w:cs="Arial"/>
-          <w:b/>
-          <w:bCs/>
-          <w:szCs w:val="22"/>
-        </w:rPr>
-        <w:t>S</w:t>
-      </w:r>
-      <w:r>
-        <w:rPr>
-          <w:rFonts w:cs="Arial"/>
-          <w:szCs w:val="22"/>
-        </w:rPr>
-        <w:t xml:space="preserve"> + </w:t>
-      </w:r>
-      <w:proofErr w:type="spellStart"/>
-      <w:r>
-        <w:rPr>
-          <w:rFonts w:cs="Arial"/>
-          <w:i/>
-          <w:iCs/>
-          <w:szCs w:val="22"/>
-        </w:rPr>
-        <w:t>t</w:t>
-      </w:r>
-      <w:r>
-        <w:rPr>
-          <w:rFonts w:cs="Arial"/>
-          <w:b/>
-          <w:bCs/>
-          <w:szCs w:val="22"/>
-        </w:rPr>
-        <w:t>D</w:t>
-      </w:r>
-      <w:proofErr w:type="spellEnd"/>
-      <w:r>
-        <w:rPr>
-          <w:rFonts w:cs="Arial"/>
           <w:szCs w:val="22"/>
         </w:rPr>
         <w:t xml:space="preserve">, the perspective and orthogonal cameras </w:t>
@@ -1392,17 +2462,8 @@
           <w:rFonts w:cs="Arial"/>
           <w:szCs w:val="22"/>
         </w:rPr>
-        <w:t xml:space="preserve">have different </w:t>
-      </w:r>
-      <w:proofErr w:type="spellStart"/>
-      <w:r>
-        <w:rPr>
-          <w:rFonts w:cs="Arial"/>
-          <w:szCs w:val="22"/>
-        </w:rPr>
-        <w:t>implemen-tations</w:t>
-      </w:r>
-      <w:proofErr w:type="spellEnd"/>
+        <w:t>have different implemen-tations</w:t>
+      </w:r>
       <w:r>
         <w:rPr>
           <w:rFonts w:cs="Arial"/>
@@ -1711,7 +2772,6 @@
         </w:rPr>
         <w:t xml:space="preserve"> * </w:t>
       </w:r>
-      <w:proofErr w:type="spellStart"/>
       <w:r>
         <w:rPr>
           <w:rFonts w:cs="Arial"/>
@@ -1721,7 +2781,6 @@
         </w:rPr>
         <w:t>ProjDist</w:t>
       </w:r>
-      <w:proofErr w:type="spellEnd"/>
       <w:r>
         <w:rPr>
           <w:rFonts w:cs="Arial"/>
@@ -1995,24 +3054,52 @@
           <w:rFonts w:cs="Arial"/>
           <w:szCs w:val="22"/>
         </w:rPr>
-        <w:t xml:space="preserve"> vector is normalized to simplify calculations </w:t>
-      </w:r>
-      <w:proofErr w:type="gramStart"/>
-      <w:r>
-        <w:rPr>
-          <w:rFonts w:cs="Arial"/>
-          <w:szCs w:val="22"/>
-        </w:rPr>
-        <w:t>later on</w:t>
-      </w:r>
-      <w:proofErr w:type="gramEnd"/>
-      <w:r>
-        <w:rPr>
-          <w:rFonts w:cs="Arial"/>
-          <w:szCs w:val="22"/>
-        </w:rPr>
-        <w:t>.</w:t>
-      </w:r>
+        <w:t xml:space="preserve"> vector is normalized to simplify calculations later on.</w:t>
+      </w:r>
+      <w:r>
+        <w:rPr>
+          <w:rFonts w:cs="Arial"/>
+          <w:szCs w:val="22"/>
+        </w:rPr>
+        <w:t xml:space="preserve"> </w:t>
+      </w:r>
+      <w:r>
+        <w:rPr>
+          <w:rFonts w:cs="Arial"/>
+          <w:szCs w:val="22"/>
+        </w:rPr>
+        <w:t xml:space="preserve">While the program is running, </w:t>
+      </w:r>
+      <w:r>
+        <w:rPr>
+          <w:rFonts w:cs="Arial"/>
+          <w:szCs w:val="22"/>
+        </w:rPr>
+        <w:t>the P key can be used to toggle between perspective and orthographic. Additionally, the</w:t>
+      </w:r>
+      <w:r>
+        <w:rPr>
+          <w:rFonts w:cs="Arial"/>
+          <w:szCs w:val="22"/>
+        </w:rPr>
+        <w:t xml:space="preserve"> </w:t>
+      </w:r>
+      <w:r>
+        <w:rPr>
+          <w:rFonts w:cs="Arial"/>
+          <w:szCs w:val="22"/>
+        </w:rPr>
+        <w:t>WASD keys move the camera parallel to the ground, SPACE moves it up, and SHIFT moves it down. E and R rotate the camera around the y-axis.</w:t>
+      </w:r>
+    </w:p>
+    <w:p>
+      <w:pPr>
+        <w:spacing w:after="160" w:line="278" w:lineRule="auto"/>
+        <w:rPr>
+          <w:rFonts w:cs="Arial"/>
+          <w:szCs w:val="22"/>
+        </w:rPr>
+      </w:pPr>
       <w:r>
         <w:rPr>
           <w:rFonts w:cs="Arial"/>
@@ -2034,28 +3121,7 @@
           <w:szCs w:val="22"/>
         </w:rPr>
         <w:lastRenderedPageBreak/>
-        <w:t xml:space="preserve">While the program is running, </w:t>
-      </w:r>
-      <w:r>
-        <w:rPr>
-          <w:rFonts w:cs="Arial"/>
-          <w:szCs w:val="22"/>
-        </w:rPr>
-        <w:t>the P key can be used to toggle between perspective and orthographic. Additionally, the</w:t>
-      </w:r>
-      <w:r>
-        <w:rPr>
-          <w:rFonts w:cs="Arial"/>
-          <w:szCs w:val="22"/>
-        </w:rPr>
-        <w:t xml:space="preserve"> </w:t>
-      </w:r>
-      <w:r>
-        <w:rPr>
-          <w:rFonts w:cs="Arial"/>
-          <w:szCs w:val="22"/>
-        </w:rPr>
-        <w:t>WASD keys move the camera parallel to the ground, SPACE moves it up, and SHIFT moves it down. E and R rotate the camera around the y-axis. The i</w:t>
+        <w:t>The i</w:t>
       </w:r>
       <w:r>
         <w:rPr>
@@ -2073,6 +3139,207 @@
         </w:rPr>
       </w:pPr>
     </w:p>
+    <w:tbl>
+      <w:tblPr>
+        <w:tblStyle w:val="TableGrid"/>
+        <w:tblW w:w="0" w:type="auto"/>
+        <w:tblBorders>
+          <w:top w:val="none" w:sz="0" w:space="0" w:color="auto"/>
+          <w:left w:val="none" w:sz="0" w:space="0" w:color="auto"/>
+          <w:bottom w:val="none" w:sz="0" w:space="0" w:color="auto"/>
+          <w:right w:val="none" w:sz="0" w:space="0" w:color="auto"/>
+          <w:insideH w:val="none" w:sz="0" w:space="0" w:color="auto"/>
+          <w:insideV w:val="none" w:sz="0" w:space="0" w:color="auto"/>
+        </w:tblBorders>
+        <w:tblLook w:val="04A0" w:firstRow="1" w:lastRow="0" w:firstColumn="1" w:lastColumn="0" w:noHBand="0" w:noVBand="1"/>
+      </w:tblPr>
+      <w:tblGrid>
+        <w:gridCol w:w="4675"/>
+        <w:gridCol w:w="4675"/>
+      </w:tblGrid>
+      <w:tr>
+        <w:tc>
+          <w:tcPr>
+            <w:tcW w:w="4675" w:type="dxa"/>
+          </w:tcPr>
+          <w:p>
+            <w:pPr>
+              <w:jc w:val="center"/>
+              <w:rPr>
+                <w:rFonts w:cs="Arial"/>
+                <w:szCs w:val="22"/>
+                <w:u w:val="single"/>
+              </w:rPr>
+            </w:pPr>
+            <w:r>
+              <w:rPr>
+                <w:rFonts w:cs="Arial"/>
+                <w:szCs w:val="22"/>
+                <w:u w:val="single"/>
+              </w:rPr>
+              <w:t>Perspective:</w:t>
+            </w:r>
+          </w:p>
+          <w:p>
+            <w:pPr>
+              <w:jc w:val="center"/>
+              <w:rPr>
+                <w:rFonts w:cs="Arial"/>
+                <w:szCs w:val="22"/>
+                <w:u w:val="single"/>
+              </w:rPr>
+            </w:pPr>
+          </w:p>
+          <w:p>
+            <w:pPr>
+              <w:jc w:val="center"/>
+              <w:rPr>
+                <w:rFonts w:cs="Arial"/>
+                <w:szCs w:val="22"/>
+              </w:rPr>
+            </w:pPr>
+            <w:r>
+              <w:rPr>
+                <w:rFonts w:cs="Arial"/>
+                <w:noProof/>
+                <w:szCs w:val="22"/>
+              </w:rPr>
+              <w:drawing>
+                <wp:inline distT="0" distB="0" distL="0" distR="0" wp14:anchorId="7B0ADAF3" wp14:editId="4BB740F1">
+                  <wp:extent cx="2237577" cy="2234755"/>
+                  <wp:effectExtent l="0" t="0" r="0" b="0"/>
+                  <wp:docPr id="1644508500" name="Picture 1"/>
+                  <wp:cNvGraphicFramePr>
+                    <a:graphicFrameLocks xmlns:a="http://schemas.openxmlformats.org/drawingml/2006/main" noChangeAspect="1"/>
+                  </wp:cNvGraphicFramePr>
+                  <a:graphic xmlns:a="http://schemas.openxmlformats.org/drawingml/2006/main">
+                    <a:graphicData uri="http://schemas.openxmlformats.org/drawingml/2006/picture">
+                      <pic:pic xmlns:pic="http://schemas.openxmlformats.org/drawingml/2006/picture">
+                        <pic:nvPicPr>
+                          <pic:cNvPr id="1644508500" name="Picture 1"/>
+                          <pic:cNvPicPr/>
+                        </pic:nvPicPr>
+                        <pic:blipFill>
+                          <a:blip r:embed="rId5" cstate="print">
+                            <a:extLst>
+                              <a:ext uri="{28A0092B-C50C-407E-A947-70E740481C1C}">
+                                <a14:useLocalDpi xmlns:a14="http://schemas.microsoft.com/office/drawing/2010/main" val="0"/>
+                              </a:ext>
+                            </a:extLst>
+                          </a:blip>
+                          <a:stretch>
+                            <a:fillRect/>
+                          </a:stretch>
+                        </pic:blipFill>
+                        <pic:spPr>
+                          <a:xfrm>
+                            <a:off x="0" y="0"/>
+                            <a:ext cx="2237577" cy="2234755"/>
+                          </a:xfrm>
+                          <a:prstGeom prst="rect">
+                            <a:avLst/>
+                          </a:prstGeom>
+                        </pic:spPr>
+                      </pic:pic>
+                    </a:graphicData>
+                  </a:graphic>
+                </wp:inline>
+              </w:drawing>
+            </w:r>
+          </w:p>
+        </w:tc>
+        <w:tc>
+          <w:tcPr>
+            <w:tcW w:w="4675" w:type="dxa"/>
+          </w:tcPr>
+          <w:p>
+            <w:pPr>
+              <w:jc w:val="center"/>
+              <w:rPr>
+                <w:rFonts w:cs="Arial"/>
+                <w:szCs w:val="22"/>
+                <w:u w:val="single"/>
+              </w:rPr>
+            </w:pPr>
+            <w:r>
+              <w:rPr>
+                <w:rFonts w:cs="Arial"/>
+                <w:szCs w:val="22"/>
+                <w:u w:val="single"/>
+              </w:rPr>
+              <w:t>Orthogonal:</w:t>
+            </w:r>
+          </w:p>
+          <w:p>
+            <w:pPr>
+              <w:jc w:val="center"/>
+              <w:rPr>
+                <w:rFonts w:cs="Arial"/>
+                <w:szCs w:val="22"/>
+                <w:u w:val="single"/>
+              </w:rPr>
+            </w:pPr>
+          </w:p>
+          <w:p>
+            <w:pPr>
+              <w:jc w:val="center"/>
+              <w:rPr>
+                <w:rFonts w:cs="Arial"/>
+                <w:szCs w:val="22"/>
+              </w:rPr>
+            </w:pPr>
+            <w:r>
+              <w:rPr>
+                <w:rFonts w:cs="Arial"/>
+                <w:noProof/>
+                <w:szCs w:val="22"/>
+              </w:rPr>
+              <w:drawing>
+                <wp:inline distT="0" distB="0" distL="0" distR="0" wp14:anchorId="0C7CCDC0" wp14:editId="11141D5D">
+                  <wp:extent cx="2260718" cy="2257857"/>
+                  <wp:effectExtent l="0" t="0" r="6350" b="9525"/>
+                  <wp:docPr id="1858774990" name="Picture 1"/>
+                  <wp:cNvGraphicFramePr>
+                    <a:graphicFrameLocks xmlns:a="http://schemas.openxmlformats.org/drawingml/2006/main" noChangeAspect="1"/>
+                  </wp:cNvGraphicFramePr>
+                  <a:graphic xmlns:a="http://schemas.openxmlformats.org/drawingml/2006/main">
+                    <a:graphicData uri="http://schemas.openxmlformats.org/drawingml/2006/picture">
+                      <pic:pic xmlns:pic="http://schemas.openxmlformats.org/drawingml/2006/picture">
+                        <pic:nvPicPr>
+                          <pic:cNvPr id="1858774990" name="Picture 1"/>
+                          <pic:cNvPicPr/>
+                        </pic:nvPicPr>
+                        <pic:blipFill>
+                          <a:blip r:embed="rId6" cstate="print">
+                            <a:extLst>
+                              <a:ext uri="{28A0092B-C50C-407E-A947-70E740481C1C}">
+                                <a14:useLocalDpi xmlns:a14="http://schemas.microsoft.com/office/drawing/2010/main" val="0"/>
+                              </a:ext>
+                            </a:extLst>
+                          </a:blip>
+                          <a:stretch>
+                            <a:fillRect/>
+                          </a:stretch>
+                        </pic:blipFill>
+                        <pic:spPr>
+                          <a:xfrm>
+                            <a:off x="0" y="0"/>
+                            <a:ext cx="2260718" cy="2257857"/>
+                          </a:xfrm>
+                          <a:prstGeom prst="rect">
+                            <a:avLst/>
+                          </a:prstGeom>
+                        </pic:spPr>
+                      </pic:pic>
+                    </a:graphicData>
+                  </a:graphic>
+                </wp:inline>
+              </w:drawing>
+            </w:r>
+          </w:p>
+        </w:tc>
+      </w:tr>
+    </w:tbl>
     <w:p>
       <w:pPr>
         <w:rPr>
@@ -2090,108 +3357,6 @@
     </w:p>
     <w:p>
       <w:pPr>
-        <w:jc w:val="center"/>
-        <w:rPr>
-          <w:rFonts w:cs="Arial"/>
-          <w:szCs w:val="22"/>
-          <w:u w:val="single"/>
-        </w:rPr>
-      </w:pPr>
-      <w:r>
-        <w:rPr>
-          <w:rFonts w:cs="Arial"/>
-          <w:szCs w:val="22"/>
-          <w:u w:val="single"/>
-        </w:rPr>
-        <w:t>Perspective:</w:t>
-      </w:r>
-    </w:p>
-    <w:p>
-      <w:pPr>
-        <w:rPr>
-          <w:rFonts w:cs="Arial"/>
-          <w:szCs w:val="22"/>
-        </w:rPr>
-      </w:pPr>
-    </w:p>
-    <w:p>
-      <w:pPr>
-        <w:rPr>
-          <w:rFonts w:cs="Arial"/>
-          <w:szCs w:val="22"/>
-        </w:rPr>
-      </w:pPr>
-      <w:r>
-        <w:rPr>
-          <w:rFonts w:cs="Arial"/>
-          <w:noProof/>
-          <w:szCs w:val="22"/>
-        </w:rPr>
-        <w:drawing>
-          <wp:inline distT="0" distB="0" distL="0" distR="0" wp14:anchorId="39CCCD8F" wp14:editId="21DF2B55">
-            <wp:extent cx="2225216" cy="2233730"/>
-            <wp:effectExtent l="0" t="0" r="3810" b="0"/>
-            <wp:docPr id="1644508500" name="Picture 1"/>
-            <wp:cNvGraphicFramePr>
-              <a:graphicFrameLocks xmlns:a="http://schemas.openxmlformats.org/drawingml/2006/main" noChangeAspect="1"/>
-            </wp:cNvGraphicFramePr>
-            <a:graphic xmlns:a="http://schemas.openxmlformats.org/drawingml/2006/main">
-              <a:graphicData uri="http://schemas.openxmlformats.org/drawingml/2006/picture">
-                <pic:pic xmlns:pic="http://schemas.openxmlformats.org/drawingml/2006/picture">
-                  <pic:nvPicPr>
-                    <pic:cNvPr id="1644508500" name=""/>
-                    <pic:cNvPicPr/>
-                  </pic:nvPicPr>
-                  <pic:blipFill>
-                    <a:blip r:embed="rId4"/>
-                    <a:stretch>
-                      <a:fillRect/>
-                    </a:stretch>
-                  </pic:blipFill>
-                  <pic:spPr>
-                    <a:xfrm>
-                      <a:off x="0" y="0"/>
-                      <a:ext cx="2237577" cy="2246138"/>
-                    </a:xfrm>
-                    <a:prstGeom prst="rect">
-                      <a:avLst/>
-                    </a:prstGeom>
-                  </pic:spPr>
-                </pic:pic>
-              </a:graphicData>
-            </a:graphic>
-          </wp:inline>
-        </w:drawing>
-      </w:r>
-    </w:p>
-    <w:p>
-      <w:pPr>
-        <w:rPr>
-          <w:rFonts w:cs="Arial"/>
-          <w:szCs w:val="22"/>
-        </w:rPr>
-      </w:pPr>
-    </w:p>
-    <w:p>
-      <w:pPr>
-        <w:jc w:val="center"/>
-        <w:rPr>
-          <w:rFonts w:cs="Arial"/>
-          <w:szCs w:val="22"/>
-          <w:u w:val="single"/>
-        </w:rPr>
-      </w:pPr>
-      <w:r>
-        <w:rPr>
-          <w:rFonts w:cs="Arial"/>
-          <w:szCs w:val="22"/>
-          <w:u w:val="single"/>
-        </w:rPr>
-        <w:t>Orthogonal:</w:t>
-      </w:r>
-    </w:p>
-    <w:p>
-      <w:pPr>
         <w:rPr>
           <w:rFonts w:cs="Arial"/>
           <w:szCs w:val="22"/>
@@ -2212,48 +3377,6 @@
           <w:docGrid w:linePitch="360"/>
         </w:sectPr>
       </w:pPr>
-      <w:r>
-        <w:rPr>
-          <w:rFonts w:cs="Arial"/>
-          <w:noProof/>
-          <w:szCs w:val="22"/>
-        </w:rPr>
-        <w:drawing>
-          <wp:inline distT="0" distB="0" distL="0" distR="0" wp14:anchorId="3BC622EF" wp14:editId="3C053C53">
-            <wp:extent cx="2252476" cy="2241073"/>
-            <wp:effectExtent l="0" t="0" r="0" b="6985"/>
-            <wp:docPr id="1858774990" name="Picture 1"/>
-            <wp:cNvGraphicFramePr>
-              <a:graphicFrameLocks xmlns:a="http://schemas.openxmlformats.org/drawingml/2006/main" noChangeAspect="1"/>
-            </wp:cNvGraphicFramePr>
-            <a:graphic xmlns:a="http://schemas.openxmlformats.org/drawingml/2006/main">
-              <a:graphicData uri="http://schemas.openxmlformats.org/drawingml/2006/picture">
-                <pic:pic xmlns:pic="http://schemas.openxmlformats.org/drawingml/2006/picture">
-                  <pic:nvPicPr>
-                    <pic:cNvPr id="1858774990" name=""/>
-                    <pic:cNvPicPr/>
-                  </pic:nvPicPr>
-                  <pic:blipFill>
-                    <a:blip r:embed="rId5"/>
-                    <a:stretch>
-                      <a:fillRect/>
-                    </a:stretch>
-                  </pic:blipFill>
-                  <pic:spPr>
-                    <a:xfrm>
-                      <a:off x="0" y="0"/>
-                      <a:ext cx="2269346" cy="2257857"/>
-                    </a:xfrm>
-                    <a:prstGeom prst="rect">
-                      <a:avLst/>
-                    </a:prstGeom>
-                  </pic:spPr>
-                </pic:pic>
-              </a:graphicData>
-            </a:graphic>
-          </wp:inline>
-        </w:drawing>
-      </w:r>
     </w:p>
     <w:p>
       <w:pPr>
@@ -2410,7 +3533,6 @@
               </w:rPr>
               <w:br/>
             </w:r>
-            <w:proofErr w:type="spellStart"/>
             <w:r>
               <w:rPr>
                 <w:rFonts w:cs="Arial"/>
@@ -2420,7 +3542,6 @@
               </w:rPr>
               <w:t>kD</w:t>
             </w:r>
-            <w:proofErr w:type="spellEnd"/>
             <w:r>
               <w:rPr>
                 <w:rFonts w:cs="Arial"/>
@@ -2432,7 +3553,6 @@
               </w:rPr>
               <w:br/>
             </w:r>
-            <w:proofErr w:type="spellStart"/>
             <w:r>
               <w:rPr>
                 <w:rFonts w:cs="Arial"/>
@@ -2442,7 +3562,6 @@
               </w:rPr>
               <w:t>kS</w:t>
             </w:r>
-            <w:proofErr w:type="spellEnd"/>
           </w:p>
           <w:p>
             <w:pPr>
@@ -2606,15 +3725,7 @@
                 <w:rFonts w:cs="Arial"/>
                 <w:szCs w:val="22"/>
               </w:rPr>
-              <w:t xml:space="preserve">Controls the proportion of color that is sampled from reflected </w:t>
-            </w:r>
-            <w:proofErr w:type="gramStart"/>
-            <w:r>
-              <w:rPr>
-                <w:rFonts w:cs="Arial"/>
-                <w:szCs w:val="22"/>
-              </w:rPr>
-              <w:t>light</w:t>
+              <w:t>Controls the proportion of color that is sampled from reflected light</w:t>
             </w:r>
             <w:r>
               <w:rPr>
@@ -2623,7 +3734,6 @@
               </w:rPr>
               <w:t>;</w:t>
             </w:r>
-            <w:proofErr w:type="gramEnd"/>
           </w:p>
           <w:p>
             <w:pPr>
@@ -2794,7 +3904,6 @@
                 <w:szCs w:val="22"/>
               </w:rPr>
             </w:pPr>
-            <w:proofErr w:type="spellStart"/>
             <w:r>
               <w:rPr>
                 <w:rFonts w:cs="Arial"/>
@@ -2804,7 +3913,6 @@
               </w:rPr>
               <w:t>kD</w:t>
             </w:r>
-            <w:proofErr w:type="spellEnd"/>
           </w:p>
         </w:tc>
         <w:tc>
@@ -2824,7 +3932,6 @@
                 <w:szCs w:val="22"/>
               </w:rPr>
             </w:pPr>
-            <w:proofErr w:type="spellStart"/>
             <w:r>
               <w:rPr>
                 <w:rFonts w:cs="Arial"/>
@@ -2834,7 +3941,6 @@
               </w:rPr>
               <w:t>kS</w:t>
             </w:r>
-            <w:proofErr w:type="spellEnd"/>
           </w:p>
         </w:tc>
         <w:tc>
@@ -3543,9 +4649,26 @@
     </w:p>
     <w:p>
       <w:pPr>
+        <w:spacing w:after="160" w:line="278" w:lineRule="auto"/>
+        <w:rPr>
+          <w:rFonts w:cs="Arial"/>
+          <w:szCs w:val="22"/>
+        </w:rPr>
+      </w:pPr>
+      <w:r>
+        <w:rPr>
+          <w:rFonts w:cs="Arial"/>
+          <w:szCs w:val="22"/>
+        </w:rPr>
+        <w:br w:type="page"/>
+      </w:r>
+    </w:p>
+    <w:p>
+      <w:pPr>
         <w:pStyle w:val="Heading2"/>
       </w:pPr>
       <w:r>
+        <w:lastRenderedPageBreak/>
         <w:t>3.1 Ambient</w:t>
       </w:r>
       <w:r>
@@ -3567,8 +4690,6 @@
       <w:pPr>
         <w:rPr>
           <w:rFonts w:cs="Arial"/>
-          <w:i/>
-          <w:iCs/>
           <w:szCs w:val="22"/>
         </w:rPr>
       </w:pPr>
@@ -3642,15 +4763,7 @@
           <w:rFonts w:cs="Arial"/>
           <w:szCs w:val="22"/>
         </w:rPr>
-        <w:t xml:space="preserve"> Thus, for any given pixel, the minimum intensity is the sum of the ambient coefficient of all the lights in the </w:t>
-      </w:r>
-      <w:r>
-        <w:rPr>
-          <w:rFonts w:cs="Arial"/>
-          <w:szCs w:val="22"/>
-        </w:rPr>
-        <w:lastRenderedPageBreak/>
-        <w:t>scene.</w:t>
+        <w:t xml:space="preserve"> Thus, for any given pixel, the minimum intensity is the sum of the ambient coefficient of all the lights in the scene.</w:t>
       </w:r>
       <w:r>
         <w:rPr>
@@ -3659,6 +4772,36 @@
         </w:rPr>
         <w:t xml:space="preserve"> This might not model light fully realistically, especially for objects with many lights, but it works well for our example.</w:t>
       </w:r>
+    </w:p>
+    <w:p>
+      <w:pPr>
+        <w:rPr>
+          <w:rFonts w:cs="Arial"/>
+          <w:szCs w:val="22"/>
+        </w:rPr>
+      </w:pPr>
+    </w:p>
+    <w:p>
+      <w:pPr>
+        <w:rPr>
+          <w:rFonts w:cs="Arial"/>
+          <w:szCs w:val="22"/>
+        </w:rPr>
+      </w:pPr>
+      <w:r>
+        <w:rPr>
+          <w:rFonts w:cs="Arial"/>
+          <w:szCs w:val="22"/>
+        </w:rPr>
+        <w:t>The way I modeled lighting,</w:t>
+      </w:r>
+      <w:r>
+        <w:rPr>
+          <w:rFonts w:cs="Arial"/>
+          <w:szCs w:val="22"/>
+        </w:rPr>
+        <w:t xml:space="preserve"> I kept track of 2 different variables:</w:t>
+      </w:r>
       <w:r>
         <w:rPr>
           <w:rFonts w:cs="Arial"/>
@@ -3669,29 +4812,6 @@
       <w:r>
         <w:rPr>
           <w:rFonts w:cs="Arial"/>
-          <w:szCs w:val="22"/>
-        </w:rPr>
-        <w:t xml:space="preserve">The way I modeled lighting, each ray </w:t>
-      </w:r>
-      <w:proofErr w:type="gramStart"/>
-      <w:r>
-        <w:rPr>
-          <w:rFonts w:cs="Arial"/>
-          <w:szCs w:val="22"/>
-        </w:rPr>
-        <w:t>tests for</w:t>
-      </w:r>
-      <w:proofErr w:type="gramEnd"/>
-      <w:r>
-        <w:rPr>
-          <w:rFonts w:cs="Arial"/>
-          <w:szCs w:val="22"/>
-        </w:rPr>
-        <w:t xml:space="preserve"> two different values at each point, </w:t>
-      </w:r>
-      <w:r>
-        <w:rPr>
-          <w:rFonts w:cs="Arial"/>
           <w:i/>
           <w:iCs/>
           <w:szCs w:val="22"/>
@@ -3705,7 +4825,6 @@
         </w:rPr>
         <w:t xml:space="preserve">and </w:t>
       </w:r>
-      <w:proofErr w:type="spellStart"/>
       <w:r>
         <w:rPr>
           <w:rFonts w:cs="Arial"/>
@@ -3715,13 +4834,19 @@
         </w:rPr>
         <w:t>SpecularIntensity</w:t>
       </w:r>
-      <w:proofErr w:type="spellEnd"/>
-      <w:r>
-        <w:rPr>
-          <w:rFonts w:cs="Arial"/>
-          <w:szCs w:val="22"/>
-        </w:rPr>
-        <w:t xml:space="preserve">. Ambient lighting only uses </w:t>
+      <w:r>
+        <w:rPr>
+          <w:rFonts w:cs="Arial"/>
+          <w:szCs w:val="22"/>
+        </w:rPr>
+        <w:t>.</w:t>
+      </w:r>
+      <w:r>
+        <w:rPr>
+          <w:rFonts w:cs="Arial"/>
+          <w:szCs w:val="22"/>
+        </w:rPr>
+        <w:t xml:space="preserve"> Each intensity affects color in a different way: </w:t>
       </w:r>
       <w:r>
         <w:rPr>
@@ -3735,17 +4860,124 @@
       <w:r>
         <w:rPr>
           <w:rFonts w:cs="Arial"/>
-          <w:i/>
-          <w:iCs/>
-          <w:szCs w:val="22"/>
-        </w:rPr>
-        <w:t>.</w:t>
-      </w:r>
-    </w:p>
-    <w:p>
-      <w:pPr>
-        <w:rPr>
-          <w:rFonts w:cs="Arial"/>
+          <w:szCs w:val="22"/>
+        </w:rPr>
+        <w:t xml:space="preserve">  models color ranging from black to the source color, and </w:t>
+      </w:r>
+      <w:r>
+        <w:rPr>
+          <w:rFonts w:cs="Arial"/>
+          <w:i/>
+          <w:iCs/>
+          <w:szCs w:val="22"/>
+        </w:rPr>
+        <w:t>SpecularIntensity</w:t>
+      </w:r>
+      <w:r>
+        <w:rPr>
+          <w:rFonts w:cs="Arial"/>
+          <w:szCs w:val="22"/>
+        </w:rPr>
+        <w:t xml:space="preserve">  starts at the source color and makes the object whiter. </w:t>
+      </w:r>
+      <w:r>
+        <w:rPr>
+          <w:rFonts w:cs="Arial"/>
+          <w:szCs w:val="22"/>
+        </w:rPr>
+        <w:t xml:space="preserve">Ambient lighting only </w:t>
+      </w:r>
+      <w:r>
+        <w:rPr>
+          <w:rFonts w:cs="Arial"/>
+          <w:szCs w:val="22"/>
+        </w:rPr>
+        <w:t>affects</w:t>
+      </w:r>
+      <w:r>
+        <w:rPr>
+          <w:rFonts w:cs="Arial"/>
+          <w:szCs w:val="22"/>
+        </w:rPr>
+        <w:t xml:space="preserve"> </w:t>
+      </w:r>
+      <w:r>
+        <w:rPr>
+          <w:rFonts w:cs="Arial"/>
+          <w:i/>
+          <w:iCs/>
+          <w:szCs w:val="22"/>
+        </w:rPr>
+        <w:t>Intensity</w:t>
+      </w:r>
+      <w:r>
+        <w:rPr>
+          <w:rFonts w:cs="Arial"/>
+          <w:szCs w:val="22"/>
+        </w:rPr>
+        <w:t>, resulting in a final color that’s a mix of the object color and black.</w:t>
+      </w:r>
+      <w:r>
+        <w:rPr>
+          <w:rFonts w:cs="Arial"/>
+          <w:i/>
+          <w:iCs/>
+          <w:szCs w:val="22"/>
+        </w:rPr>
+        <w:t xml:space="preserve"> </w:t>
+      </w:r>
+    </w:p>
+    <w:p>
+      <w:pPr>
+        <w:rPr>
+          <w:rFonts w:cs="Arial"/>
+          <w:szCs w:val="22"/>
+        </w:rPr>
+      </w:pPr>
+    </w:p>
+    <w:p>
+      <w:pPr>
+        <w:jc w:val="center"/>
+        <w:rPr>
+          <w:rFonts w:cs="Arial"/>
+          <w:i/>
+          <w:iCs/>
+          <w:szCs w:val="22"/>
+        </w:rPr>
+      </w:pPr>
+      <w:r>
+        <w:rPr>
+          <w:rFonts w:cs="Arial"/>
+          <w:i/>
+          <w:iCs/>
+          <w:szCs w:val="22"/>
+        </w:rPr>
+        <w:t>Intensity</w:t>
+      </w:r>
+      <w:r>
+        <w:rPr>
+          <w:rFonts w:cs="Arial"/>
+          <w:szCs w:val="22"/>
+        </w:rPr>
+        <w:t xml:space="preserve">  = </w:t>
+      </w:r>
+      <w:r>
+        <w:rPr>
+          <w:rFonts w:cs="Arial"/>
+          <w:i/>
+          <w:iCs/>
+          <w:szCs w:val="22"/>
+        </w:rPr>
+        <w:t>kA</w:t>
+      </w:r>
+    </w:p>
+    <w:p>
+      <w:pPr>
+        <w:jc w:val="center"/>
+        <w:rPr>
+          <w:rFonts w:cs="Arial"/>
+          <w:i/>
+          <w:iCs/>
           <w:szCs w:val="22"/>
         </w:rPr>
       </w:pPr>
@@ -3761,645 +4993,1418 @@
           <w:szCs w:val="20"/>
         </w:rPr>
       </w:pPr>
-      <w:proofErr w:type="gramStart"/>
-      <w:r>
-        <w:rPr>
-          <w:rFonts w:cs="Arial"/>
-          <w:i/>
-          <w:iCs/>
-          <w:szCs w:val="22"/>
+      <w:r>
+        <w:rPr>
+          <w:rFonts w:cs="Arial"/>
+          <w:i/>
+          <w:iCs/>
+          <w:sz w:val="20"/>
+          <w:szCs w:val="20"/>
+        </w:rPr>
+        <w:drawing>
+          <wp:inline distT="0" distB="0" distL="0" distR="0" wp14:anchorId="6F008850" wp14:editId="0EBB53B0">
+            <wp:extent cx="2203326" cy="1374155"/>
+            <wp:effectExtent l="0" t="0" r="6985" b="0"/>
+            <wp:docPr id="1112013269" name="Picture 1"/>
+            <wp:cNvGraphicFramePr>
+              <a:graphicFrameLocks xmlns:a="http://schemas.openxmlformats.org/drawingml/2006/main" noChangeAspect="1"/>
+            </wp:cNvGraphicFramePr>
+            <a:graphic xmlns:a="http://schemas.openxmlformats.org/drawingml/2006/main">
+              <a:graphicData uri="http://schemas.openxmlformats.org/drawingml/2006/picture">
+                <pic:pic xmlns:pic="http://schemas.openxmlformats.org/drawingml/2006/picture">
+                  <pic:nvPicPr>
+                    <pic:cNvPr id="1112013269" name=""/>
+                    <pic:cNvPicPr/>
+                  </pic:nvPicPr>
+                  <pic:blipFill rotWithShape="1">
+                    <a:blip r:embed="rId7"/>
+                    <a:srcRect t="19992" b="17401"/>
+                    <a:stretch>
+                      <a:fillRect/>
+                    </a:stretch>
+                  </pic:blipFill>
+                  <pic:spPr bwMode="auto">
+                    <a:xfrm>
+                      <a:off x="0" y="0"/>
+                      <a:ext cx="2220080" cy="1384604"/>
+                    </a:xfrm>
+                    <a:prstGeom prst="rect">
+                      <a:avLst/>
+                    </a:prstGeom>
+                    <a:ln>
+                      <a:noFill/>
+                    </a:ln>
+                    <a:extLst>
+                      <a:ext uri="{53640926-AAD7-44D8-BBD7-CCE9431645EC}">
+                        <a14:shadowObscured xmlns:a14="http://schemas.microsoft.com/office/drawing/2010/main"/>
+                      </a:ext>
+                    </a:extLst>
+                  </pic:spPr>
+                </pic:pic>
+              </a:graphicData>
+            </a:graphic>
+          </wp:inline>
+        </w:drawing>
+      </w:r>
+    </w:p>
+    <w:p>
+      <w:pPr>
+        <w:rPr>
+          <w:rFonts w:cs="Arial"/>
+          <w:szCs w:val="22"/>
+        </w:rPr>
+      </w:pPr>
+    </w:p>
+    <w:p>
+      <w:pPr>
+        <w:rPr>
+          <w:rFonts w:cs="Arial"/>
+          <w:szCs w:val="22"/>
+        </w:rPr>
+      </w:pPr>
+      <w:r>
+        <w:rPr>
+          <w:rFonts w:cs="Arial"/>
+          <w:szCs w:val="22"/>
+        </w:rPr>
+        <w:t>Now</w:t>
+      </w:r>
+      <w:r>
+        <w:rPr>
+          <w:rFonts w:cs="Arial"/>
+          <w:szCs w:val="22"/>
+        </w:rPr>
+        <w:t xml:space="preserve">, every point in the scene receives a </w:t>
+      </w:r>
+      <w:r>
+        <w:rPr>
+          <w:rFonts w:cs="Arial"/>
+          <w:szCs w:val="22"/>
+        </w:rPr>
+        <w:t>dim</w:t>
+      </w:r>
+      <w:r>
+        <w:rPr>
+          <w:rFonts w:cs="Arial"/>
+          <w:szCs w:val="22"/>
+        </w:rPr>
+        <w:t xml:space="preserve"> amount of lighting.</w:t>
+      </w:r>
+      <w:r>
+        <w:rPr>
+          <w:rFonts w:cs="Arial"/>
+          <w:szCs w:val="22"/>
+        </w:rPr>
+        <w:t xml:space="preserve"> </w:t>
+      </w:r>
+      <w:r>
+        <w:rPr>
+          <w:rFonts w:cs="Arial"/>
+          <w:szCs w:val="22"/>
+        </w:rPr>
+        <w:t>Before we calculate the diffuse and specular lighting, we should test if rays from the light are actually able to reach the given point. If not, the diffuse and specular lighting is ignored, and a shadow is formed.</w:t>
+      </w:r>
+      <w:r>
+        <w:rPr>
+          <w:rFonts w:cs="Arial"/>
+          <w:szCs w:val="22"/>
+        </w:rPr>
+        <w:t xml:space="preserve"> This is done using the same </w:t>
+      </w:r>
+      <w:r>
+        <w:rPr>
+          <w:rFonts w:cs="Arial"/>
+          <w:i/>
+          <w:iCs/>
+          <w:szCs w:val="22"/>
+        </w:rPr>
+        <w:t>checkIntersection()</w:t>
+      </w:r>
+      <w:r>
+        <w:rPr>
+          <w:rFonts w:cs="Arial"/>
+          <w:szCs w:val="22"/>
+        </w:rPr>
+        <w:t xml:space="preserve">  method used when originally sampling </w:t>
+      </w:r>
+      <w:r>
+        <w:rPr>
+          <w:rFonts w:cs="Arial"/>
+          <w:szCs w:val="22"/>
+        </w:rPr>
+        <w:t>for the intersection point</w:t>
+      </w:r>
+      <w:r>
+        <w:rPr>
+          <w:rFonts w:cs="Arial"/>
+          <w:szCs w:val="22"/>
+        </w:rPr>
+        <w:t>.</w:t>
+      </w:r>
+    </w:p>
+    <w:p>
+      <w:pPr>
+        <w:rPr>
+          <w:rFonts w:cs="Arial"/>
+          <w:szCs w:val="22"/>
+        </w:rPr>
+      </w:pPr>
+    </w:p>
+    <w:p>
+      <w:pPr>
+        <w:pStyle w:val="Heading2"/>
+      </w:pPr>
+      <w:r>
+        <w:t>3.</w:t>
+      </w:r>
+      <w:r>
+        <w:t>2</w:t>
+      </w:r>
+      <w:r>
+        <w:t xml:space="preserve"> </w:t>
+      </w:r>
+      <w:r>
+        <w:t>Diffuse Lightin</w:t>
+      </w:r>
+      <w:r>
+        <w:t>g</w:t>
+      </w:r>
+    </w:p>
+    <w:p/>
+    <w:p>
+      <w:r>
+        <w:t>For points that light rays are able to reach, we calculate the diffuse lighting using the dot product of the object normal and the light direction</w:t>
+      </w:r>
+      <w:r>
+        <w:t xml:space="preserve"> </w:t>
+      </w:r>
+      <w:r>
+        <w:rPr>
+          <w:b/>
+          <w:bCs/>
+        </w:rPr>
+        <w:t>vL</w:t>
+      </w:r>
+      <w:r>
+        <w:t>.</w:t>
+      </w:r>
+      <w:r>
+        <w:t xml:space="preserve"> Points with a normal that closely aligns with the light rays are bright, and points with normals orthogonal to the light rays are dark.</w:t>
+      </w:r>
+      <w:r>
+        <w:t xml:space="preserve"> To ignore points facing away from the light, a </w:t>
+      </w:r>
+      <w:r>
+        <w:rPr>
+          <w:i/>
+          <w:iCs/>
+        </w:rPr>
+        <w:t>max</w:t>
+      </w:r>
+      <w:r>
+        <w:t>() function is used to ignore negative dot products.</w:t>
+      </w:r>
+      <w:r>
+        <w:t xml:space="preserve"> As a reminder, the diffuse coefficient </w:t>
+      </w:r>
+      <w:r>
+        <w:rPr>
+          <w:i/>
+          <w:iCs/>
+        </w:rPr>
+        <w:t>kD</w:t>
+      </w:r>
+      <w:r>
+        <w:t xml:space="preserve">  </w:t>
+      </w:r>
+      <w:r>
+        <w:t>is a parameter that each object contains in its material.</w:t>
+      </w:r>
+    </w:p>
+    <w:p/>
+    <w:p>
+      <w:pPr>
+        <w:jc w:val="center"/>
+      </w:pPr>
+      <w:r>
+        <w:rPr>
+          <w:i/>
+          <w:iCs/>
+        </w:rPr>
+        <w:t xml:space="preserve">Intensity </w:t>
+      </w:r>
+      <w:r>
+        <w:t xml:space="preserve"> = </w:t>
+      </w:r>
+      <w:r>
+        <w:rPr>
+          <w:i/>
+          <w:iCs/>
+        </w:rPr>
+        <w:t>kA</w:t>
+      </w:r>
+      <w:r>
+        <w:t xml:space="preserve"> + </w:t>
+      </w:r>
+      <w:r>
+        <w:rPr>
+          <w:i/>
+          <w:iCs/>
+        </w:rPr>
+        <w:t>kD</w:t>
+      </w:r>
+      <w:r>
+        <w:t xml:space="preserve">  * </w:t>
+      </w:r>
+      <w:r>
+        <w:rPr>
+          <w:i/>
+          <w:iCs/>
+        </w:rPr>
+        <w:t>LightIntensity</w:t>
+      </w:r>
+      <w:r>
+        <w:t xml:space="preserve">  * max(0.0, </w:t>
+      </w:r>
+      <w:r>
+        <w:rPr>
+          <w:b/>
+          <w:bCs/>
+        </w:rPr>
+        <w:t>Normal</w:t>
+      </w:r>
+      <w:r>
+        <w:t xml:space="preserve"> ∙ </w:t>
+      </w:r>
+      <w:r>
+        <w:rPr>
+          <w:b/>
+          <w:bCs/>
+        </w:rPr>
+        <w:t>vL</w:t>
+      </w:r>
+      <w:r>
+        <w:t>)</w:t>
+      </w:r>
+    </w:p>
+    <w:p>
+      <w:pPr>
+        <w:jc w:val="center"/>
+      </w:pPr>
+    </w:p>
+    <w:p>
+      <w:pPr>
+        <w:jc w:val="center"/>
+      </w:pPr>
+      <w:r>
+        <w:drawing>
+          <wp:inline distT="0" distB="0" distL="0" distR="0" wp14:anchorId="3C1B7663" wp14:editId="090A234E">
+            <wp:extent cx="2174230" cy="1442393"/>
+            <wp:effectExtent l="0" t="0" r="0" b="5715"/>
+            <wp:docPr id="1987914167" name="Picture 1"/>
+            <wp:cNvGraphicFramePr>
+              <a:graphicFrameLocks xmlns:a="http://schemas.openxmlformats.org/drawingml/2006/main" noChangeAspect="1"/>
+            </wp:cNvGraphicFramePr>
+            <a:graphic xmlns:a="http://schemas.openxmlformats.org/drawingml/2006/main">
+              <a:graphicData uri="http://schemas.openxmlformats.org/drawingml/2006/picture">
+                <pic:pic xmlns:pic="http://schemas.openxmlformats.org/drawingml/2006/picture">
+                  <pic:nvPicPr>
+                    <pic:cNvPr id="1987914167" name=""/>
+                    <pic:cNvPicPr/>
+                  </pic:nvPicPr>
+                  <pic:blipFill rotWithShape="1">
+                    <a:blip r:embed="rId8"/>
+                    <a:srcRect t="20743" b="12663"/>
+                    <a:stretch>
+                      <a:fillRect/>
+                    </a:stretch>
+                  </pic:blipFill>
+                  <pic:spPr bwMode="auto">
+                    <a:xfrm>
+                      <a:off x="0" y="0"/>
+                      <a:ext cx="2187514" cy="1451206"/>
+                    </a:xfrm>
+                    <a:prstGeom prst="rect">
+                      <a:avLst/>
+                    </a:prstGeom>
+                    <a:ln>
+                      <a:noFill/>
+                    </a:ln>
+                    <a:extLst>
+                      <a:ext uri="{53640926-AAD7-44D8-BBD7-CCE9431645EC}">
+                        <a14:shadowObscured xmlns:a14="http://schemas.microsoft.com/office/drawing/2010/main"/>
+                      </a:ext>
+                    </a:extLst>
+                  </pic:spPr>
+                </pic:pic>
+              </a:graphicData>
+            </a:graphic>
+          </wp:inline>
+        </w:drawing>
+      </w:r>
+    </w:p>
+    <w:p/>
+    <w:p>
+      <w:pPr>
+        <w:pStyle w:val="Heading2"/>
+      </w:pPr>
+      <w:r>
+        <w:lastRenderedPageBreak/>
+        <w:t>3.</w:t>
+      </w:r>
+      <w:r>
+        <w:t>3</w:t>
+      </w:r>
+      <w:r>
+        <w:t xml:space="preserve"> </w:t>
+      </w:r>
+      <w:r>
+        <w:t>Specular Lighting</w:t>
+      </w:r>
+    </w:p>
+    <w:p/>
+    <w:p>
+      <w:r>
+        <w:t xml:space="preserve">This project using the Blinn-Phong approximation for specular lighting. This means that the bisector </w:t>
+      </w:r>
+      <w:r>
+        <w:rPr>
+          <w:b/>
+          <w:bCs/>
+        </w:rPr>
+        <w:t>vH</w:t>
+      </w:r>
+      <w:r>
+        <w:t xml:space="preserve"> is calculated using</w:t>
+      </w:r>
+      <w:r>
+        <w:t>:</w:t>
+      </w:r>
+    </w:p>
+    <w:p/>
+    <w:p>
+      <w:pPr>
+        <w:jc w:val="center"/>
+      </w:pPr>
+      <w:r>
+        <w:rPr>
+          <w:b/>
+          <w:bCs/>
+        </w:rPr>
+        <w:t>vH</w:t>
+      </w:r>
+      <w:r>
+        <w:t xml:space="preserve"> = normalized(</w:t>
+      </w:r>
+      <w:r>
+        <w:rPr>
+          <w:b/>
+          <w:bCs/>
+        </w:rPr>
+        <w:t>vL</w:t>
+      </w:r>
+      <w:r>
+        <w:t xml:space="preserve"> + </w:t>
+      </w:r>
+      <w:r>
+        <w:rPr>
+          <w:b/>
+          <w:bCs/>
+        </w:rPr>
+        <w:t>vE</w:t>
+      </w:r>
+      <w:r>
+        <w:t>)</w:t>
+      </w:r>
+    </w:p>
+    <w:p/>
+    <w:p>
+      <w:r>
+        <w:t xml:space="preserve">Then, </w:t>
+      </w:r>
+      <w:r>
+        <w:t xml:space="preserve">specular </w:t>
+      </w:r>
+      <w:r>
+        <w:t xml:space="preserve">intensity is calculated in a similar way to diffuse </w:t>
+      </w:r>
+      <w:r>
+        <w:t>intensity</w:t>
+      </w:r>
+      <w:r>
+        <w:t xml:space="preserve">. </w:t>
+      </w:r>
+      <w:r>
+        <w:t xml:space="preserve">The specular intensity is added to both </w:t>
+      </w:r>
+      <w:r>
+        <w:rPr>
+          <w:i/>
+          <w:iCs/>
         </w:rPr>
         <w:t>Intensity</w:t>
       </w:r>
       <w:r>
-        <w:rPr>
-          <w:rFonts w:cs="Arial"/>
-          <w:szCs w:val="22"/>
-        </w:rPr>
-        <w:t xml:space="preserve">  =</w:t>
-      </w:r>
-      <w:proofErr w:type="gramEnd"/>
-      <w:r>
-        <w:rPr>
-          <w:rFonts w:cs="Arial"/>
-          <w:szCs w:val="22"/>
-        </w:rPr>
+        <w:t xml:space="preserve"> and </w:t>
+      </w:r>
+      <w:r>
+        <w:rPr>
+          <w:i/>
+          <w:iCs/>
+        </w:rPr>
+        <w:t>SpecularIntensity</w:t>
+      </w:r>
+      <w:r>
+        <w:t>.</w:t>
+      </w:r>
+      <w:r>
         <w:t xml:space="preserve"> </w:t>
       </w:r>
       <w:r>
-        <w:rPr>
-          <w:rFonts w:cs="Arial"/>
-          <w:i/>
-          <w:iCs/>
-          <w:szCs w:val="22"/>
-        </w:rPr>
-        <w:t>kA</w:t>
-      </w:r>
-    </w:p>
-    <w:p>
-      <w:pPr>
-        <w:rPr>
-          <w:rFonts w:cs="Arial"/>
-          <w:szCs w:val="22"/>
-        </w:rPr>
-      </w:pPr>
-    </w:p>
-    <w:p>
-      <w:pPr>
-        <w:rPr>
-          <w:rFonts w:cs="Arial"/>
-          <w:szCs w:val="22"/>
-        </w:rPr>
-      </w:pPr>
-      <w:r>
-        <w:rPr>
-          <w:rFonts w:cs="Arial"/>
-          <w:szCs w:val="22"/>
-        </w:rPr>
-        <w:t xml:space="preserve">At this point, every point in the scene receives a </w:t>
-      </w:r>
-      <w:r>
-        <w:rPr>
-          <w:rFonts w:cs="Arial"/>
-          <w:szCs w:val="22"/>
-        </w:rPr>
-        <w:t>dim</w:t>
-      </w:r>
-      <w:r>
-        <w:rPr>
-          <w:rFonts w:cs="Arial"/>
-          <w:szCs w:val="22"/>
-        </w:rPr>
-        <w:t xml:space="preserve"> amount of lighting.</w:t>
-      </w:r>
-      <w:r>
-        <w:rPr>
-          <w:rFonts w:cs="Arial"/>
-          <w:szCs w:val="22"/>
-        </w:rPr>
+        <w:t xml:space="preserve">As with </w:t>
+      </w:r>
+      <w:r>
+        <w:t>kD</w:t>
+      </w:r>
+      <w:r>
+        <w:t>, t</w:t>
+      </w:r>
+      <w:r>
+        <w:t>he</w:t>
+      </w:r>
+      <w:r>
         <w:t xml:space="preserve"> </w:t>
       </w:r>
       <w:r>
         <w:rPr>
-          <w:rFonts w:cs="Arial"/>
-          <w:szCs w:val="22"/>
-        </w:rPr>
-        <w:t xml:space="preserve">Before we calculate the diffuse and specular lighting, we should test if rays from the light are </w:t>
-      </w:r>
-      <w:proofErr w:type="gramStart"/>
-      <w:r>
-        <w:rPr>
-          <w:rFonts w:cs="Arial"/>
-          <w:szCs w:val="22"/>
-        </w:rPr>
-        <w:t>actually able</w:t>
-      </w:r>
-      <w:proofErr w:type="gramEnd"/>
-      <w:r>
-        <w:rPr>
-          <w:rFonts w:cs="Arial"/>
-          <w:szCs w:val="22"/>
-        </w:rPr>
-        <w:t xml:space="preserve"> to reach the given point. If not, the diffuse and specular lighting is ignored, and a shadow is formed.</w:t>
-      </w:r>
-    </w:p>
-    <w:p>
-      <w:pPr>
-        <w:rPr>
-          <w:rFonts w:cs="Arial"/>
-          <w:szCs w:val="22"/>
-        </w:rPr>
-      </w:pPr>
+          <w:i/>
+          <w:iCs/>
+        </w:rPr>
+        <w:t>kS</w:t>
+      </w:r>
+      <w:r>
+        <w:t xml:space="preserve">  and </w:t>
+      </w:r>
+      <w:r>
+        <w:rPr>
+          <w:i/>
+          <w:iCs/>
+        </w:rPr>
+        <w:t>N</w:t>
+      </w:r>
+      <w:r>
+        <w:t xml:space="preserve">  coefficients are both stored in the object’s material.</w:t>
+      </w:r>
+    </w:p>
+    <w:p/>
+    <w:p>
+      <w:pPr>
+        <w:jc w:val="center"/>
+      </w:pPr>
+      <w:r>
+        <w:rPr>
+          <w:i/>
+          <w:iCs/>
+        </w:rPr>
+        <w:t>SpecIntensity</w:t>
+      </w:r>
+      <w:r>
+        <w:t xml:space="preserve"> = </w:t>
+      </w:r>
+      <w:r>
+        <w:rPr>
+          <w:i/>
+          <w:iCs/>
+        </w:rPr>
+        <w:t>kS</w:t>
+      </w:r>
+      <w:r>
+        <w:t xml:space="preserve">  * </w:t>
+      </w:r>
+      <w:r>
+        <w:rPr>
+          <w:i/>
+          <w:iCs/>
+        </w:rPr>
+        <w:t>LightIntensity</w:t>
+      </w:r>
+      <w:r>
+        <w:t xml:space="preserve">  * max(0.0, </w:t>
+      </w:r>
+      <w:r>
+        <w:rPr>
+          <w:b/>
+          <w:bCs/>
+        </w:rPr>
+        <w:t>Normal</w:t>
+      </w:r>
+      <w:r>
+        <w:t xml:space="preserve"> ∙ </w:t>
+      </w:r>
+      <w:r>
+        <w:rPr>
+          <w:b/>
+          <w:bCs/>
+        </w:rPr>
+        <w:t>vH</w:t>
+      </w:r>
+      <w:r>
+        <w:t>)</w:t>
+      </w:r>
+      <w:r>
+        <w:rPr>
+          <w:vertAlign w:val="superscript"/>
+        </w:rPr>
+        <w:t>N</w:t>
+      </w:r>
+    </w:p>
+    <w:p>
+      <w:pPr>
+        <w:jc w:val="center"/>
+      </w:pPr>
+      <w:r>
+        <w:rPr>
+          <w:i/>
+          <w:iCs/>
+        </w:rPr>
+        <w:t xml:space="preserve">Intensity </w:t>
+      </w:r>
+      <w:r>
+        <w:t xml:space="preserve"> = </w:t>
+      </w:r>
+      <w:r>
+        <w:rPr>
+          <w:i/>
+          <w:iCs/>
+        </w:rPr>
+        <w:t>AmbientIntensity + DiffuseIntensity + SpecIntensity</w:t>
+      </w:r>
+    </w:p>
+    <w:p>
+      <w:pPr>
+        <w:rPr>
+          <w:vertAlign w:val="superscript"/>
+        </w:rPr>
+      </w:pPr>
+    </w:p>
+    <w:p>
+      <w:r>
+        <w:t xml:space="preserve">As mentioned before, the </w:t>
+      </w:r>
+      <w:r>
+        <w:rPr>
+          <w:i/>
+          <w:iCs/>
+        </w:rPr>
+        <w:t>SpecularIntensity</w:t>
+      </w:r>
+      <w:r>
+        <w:t xml:space="preserve"> </w:t>
+      </w:r>
+      <w:r>
+        <w:t xml:space="preserve"> </w:t>
+      </w:r>
+      <w:r>
+        <w:t>adds white on top of the already-existing object color:</w:t>
+      </w:r>
+    </w:p>
+    <w:p/>
+    <w:p>
+      <w:pPr>
+        <w:jc w:val="center"/>
+      </w:pPr>
+      <w:r>
+        <w:drawing>
+          <wp:inline distT="0" distB="0" distL="0" distR="0" wp14:anchorId="1C684F16" wp14:editId="00B4E671">
+            <wp:extent cx="2081469" cy="1505765"/>
+            <wp:effectExtent l="0" t="0" r="0" b="0"/>
+            <wp:docPr id="813333945" name="Picture 1"/>
+            <wp:cNvGraphicFramePr>
+              <a:graphicFrameLocks xmlns:a="http://schemas.openxmlformats.org/drawingml/2006/main" noChangeAspect="1"/>
+            </wp:cNvGraphicFramePr>
+            <a:graphic xmlns:a="http://schemas.openxmlformats.org/drawingml/2006/main">
+              <a:graphicData uri="http://schemas.openxmlformats.org/drawingml/2006/picture">
+                <pic:pic xmlns:pic="http://schemas.openxmlformats.org/drawingml/2006/picture">
+                  <pic:nvPicPr>
+                    <pic:cNvPr id="813333945" name=""/>
+                    <pic:cNvPicPr/>
+                  </pic:nvPicPr>
+                  <pic:blipFill rotWithShape="1">
+                    <a:blip r:embed="rId9"/>
+                    <a:srcRect t="16149" b="11966"/>
+                    <a:stretch>
+                      <a:fillRect/>
+                    </a:stretch>
+                  </pic:blipFill>
+                  <pic:spPr bwMode="auto">
+                    <a:xfrm>
+                      <a:off x="0" y="0"/>
+                      <a:ext cx="2088150" cy="1510598"/>
+                    </a:xfrm>
+                    <a:prstGeom prst="rect">
+                      <a:avLst/>
+                    </a:prstGeom>
+                    <a:ln>
+                      <a:noFill/>
+                    </a:ln>
+                    <a:extLst>
+                      <a:ext uri="{53640926-AAD7-44D8-BBD7-CCE9431645EC}">
+                        <a14:shadowObscured xmlns:a14="http://schemas.microsoft.com/office/drawing/2010/main"/>
+                      </a:ext>
+                    </a:extLst>
+                  </pic:spPr>
+                </pic:pic>
+              </a:graphicData>
+            </a:graphic>
+          </wp:inline>
+        </w:drawing>
+      </w:r>
+    </w:p>
+    <w:p>
+      <w:r>
+        <w:tab/>
+      </w:r>
     </w:p>
     <w:p>
       <w:pPr>
         <w:pStyle w:val="Heading2"/>
       </w:pPr>
       <w:r>
-        <w:t>3.</w:t>
-      </w:r>
-      <w:r>
+        <w:t>3.4 Glazed Surfaces</w:t>
+      </w:r>
+    </w:p>
+    <w:p/>
+    <w:p>
+      <w:r>
+        <w:t xml:space="preserve">The appearance of glazed surfaces is controlled by a float in the object’s material. For the floor plane, a </w:t>
+      </w:r>
+      <w:r>
+        <w:rPr>
+          <w:i/>
+          <w:iCs/>
+        </w:rPr>
+        <w:t>glaze</w:t>
+      </w:r>
+      <w:r>
+        <w:t xml:space="preserve"> of 0.2 was chosen, meaning 20% of the object’s color output is sampled from reflected light rays.</w:t>
+      </w:r>
+      <w:r>
+        <w:t xml:space="preserve"> To model the physics of light reflection, we start with the object’s </w:t>
+      </w:r>
+      <w:r>
+        <w:rPr>
+          <w:b/>
+          <w:bCs/>
+        </w:rPr>
+        <w:t>normal</w:t>
+      </w:r>
+      <w:r>
+        <w:rPr>
+          <w:b/>
+          <w:bCs/>
+          <w:i/>
+          <w:iCs/>
+        </w:rPr>
+        <w:t xml:space="preserve"> </w:t>
+      </w:r>
+      <w:r>
+        <w:t xml:space="preserve">and the </w:t>
+      </w:r>
+      <w:r>
+        <w:rPr>
+          <w:b/>
+          <w:bCs/>
+        </w:rPr>
+        <w:t>vE</w:t>
+      </w:r>
+      <w:r>
+        <w:t xml:space="preserve"> vector, which represents the direction the ray </w:t>
+      </w:r>
+      <w:r>
+        <w:t>originated from</w:t>
+      </w:r>
+      <w:r>
+        <w:t xml:space="preserve">. Then, the reflected vector </w:t>
+      </w:r>
+      <w:r>
+        <w:rPr>
+          <w:b/>
+          <w:bCs/>
+        </w:rPr>
+        <w:t>vR</w:t>
+      </w:r>
+      <w:r>
+        <w:t xml:space="preserve"> can be found using:</w:t>
+      </w:r>
+    </w:p>
+    <w:p/>
+    <w:p>
+      <w:pPr>
+        <w:jc w:val="center"/>
+        <w:rPr>
+          <w:b/>
+          <w:bCs/>
+        </w:rPr>
+      </w:pPr>
+      <w:r>
+        <w:rPr>
+          <w:b/>
+          <w:bCs/>
+        </w:rPr>
+        <w:t xml:space="preserve">vR = </w:t>
+      </w:r>
+      <w:r>
+        <w:t xml:space="preserve">2 * </w:t>
+      </w:r>
+      <w:r>
+        <w:rPr>
+          <w:b/>
+          <w:bCs/>
+        </w:rPr>
+        <w:t>normal</w:t>
+      </w:r>
+      <w:r>
+        <w:t xml:space="preserve"> * (</w:t>
+      </w:r>
+      <w:r>
+        <w:rPr>
+          <w:b/>
+          <w:bCs/>
+        </w:rPr>
+        <w:t>normal</w:t>
+      </w:r>
+      <w:r>
+        <w:rPr>
+          <w:b/>
+          <w:bCs/>
+        </w:rPr>
+        <w:t xml:space="preserve"> </w:t>
+      </w:r>
+      <w:r>
+        <w:t>∙</w:t>
+      </w:r>
+      <w:r>
+        <w:rPr>
+          <w:b/>
+          <w:bCs/>
+        </w:rPr>
+        <w:t xml:space="preserve"> vE</w:t>
+      </w:r>
+      <w:r>
+        <w:t>)</w:t>
+      </w:r>
+      <w:r>
+        <w:t xml:space="preserve"> </w:t>
+      </w:r>
+      <w:r>
+        <w:t>–</w:t>
+      </w:r>
+      <w:r>
+        <w:t xml:space="preserve"> </w:t>
+      </w:r>
+      <w:r>
+        <w:rPr>
+          <w:b/>
+          <w:bCs/>
+        </w:rPr>
+        <w:t>vE</w:t>
+      </w:r>
+    </w:p>
+    <w:p>
+      <w:pPr>
+        <w:rPr>
+          <w:b/>
+          <w:bCs/>
+        </w:rPr>
+      </w:pPr>
+    </w:p>
+    <w:p>
+      <w:r>
+        <w:t xml:space="preserve">Now, we have a light ray with an origin point (the intersection position), and a direction (vR), so we can repeat these same steps to sample the color from this new ray’s perspective. Conveniently, I abstracted all the raytracing logic into a function called </w:t>
+      </w:r>
+      <w:r>
+        <w:rPr>
+          <w:i/>
+          <w:iCs/>
+        </w:rPr>
+        <w:t>getRayColor</w:t>
+      </w:r>
+      <w:r>
+        <w:rPr>
+          <w:i/>
+          <w:iCs/>
+        </w:rPr>
+        <w:t>()</w:t>
+      </w:r>
+      <w:r>
+        <w:t>, which is able to call itself recursively. The function keeps track of the recursion level, which prevents an infinite loop.</w:t>
+      </w:r>
+      <w:r>
+        <w:t xml:space="preserve"> When the color from the reflected ray is found, the final color is simply a mix of the surface color and reflected color:</w:t>
+      </w:r>
+    </w:p>
+    <w:p/>
+    <w:p>
+      <w:pPr>
+        <w:jc w:val="center"/>
+      </w:pPr>
+      <w:r>
+        <w:rPr>
+          <w:b/>
+          <w:bCs/>
+        </w:rPr>
+        <w:t>Col</w:t>
+      </w:r>
+      <w:r>
+        <w:rPr>
+          <w:b/>
+          <w:bCs/>
+        </w:rPr>
+        <w:t>or</w:t>
+      </w:r>
+      <w:r>
+        <w:t xml:space="preserve"> = </w:t>
+      </w:r>
+      <w:r>
+        <w:rPr>
+          <w:b/>
+          <w:bCs/>
+        </w:rPr>
+        <w:t>SurfCol</w:t>
+      </w:r>
+      <w:r>
+        <w:rPr>
+          <w:b/>
+          <w:bCs/>
+        </w:rPr>
+        <w:t>or</w:t>
+      </w:r>
+      <w:r>
+        <w:t xml:space="preserve"> * (1 – </w:t>
+      </w:r>
+      <w:r>
+        <w:rPr>
+          <w:i/>
+          <w:iCs/>
+        </w:rPr>
+        <w:t>glaze</w:t>
+      </w:r>
+      <w:r>
+        <w:t xml:space="preserve">) + </w:t>
+      </w:r>
+      <w:r>
+        <w:rPr>
+          <w:b/>
+          <w:bCs/>
+        </w:rPr>
+        <w:t>ReflectedCol</w:t>
+      </w:r>
+      <w:r>
+        <w:rPr>
+          <w:b/>
+          <w:bCs/>
+        </w:rPr>
+        <w:t>or</w:t>
+      </w:r>
+      <w:r>
+        <w:t xml:space="preserve"> * </w:t>
+      </w:r>
+      <w:r>
+        <w:rPr>
+          <w:i/>
+          <w:iCs/>
+        </w:rPr>
+        <w:t>glaze</w:t>
+      </w:r>
+    </w:p>
+    <w:p>
+      <w:pPr>
+        <w:spacing w:after="160" w:line="278" w:lineRule="auto"/>
+      </w:pPr>
+      <w:r>
+        <w:br w:type="page"/>
+      </w:r>
+    </w:p>
+    <w:p>
+      <w:r>
+        <w:lastRenderedPageBreak/>
+        <w:t>This is the final result with all shading methods implemented:</w:t>
+      </w:r>
+    </w:p>
+    <w:p/>
+    <w:p>
+      <w:pPr>
+        <w:jc w:val="center"/>
+      </w:pPr>
+      <w:r>
+        <w:drawing>
+          <wp:inline distT="0" distB="0" distL="0" distR="0" wp14:anchorId="321BECAE" wp14:editId="24E9CF38">
+            <wp:extent cx="2852840" cy="2198788"/>
+            <wp:effectExtent l="0" t="0" r="5080" b="0"/>
+            <wp:docPr id="23698510" name="Picture 1"/>
+            <wp:cNvGraphicFramePr>
+              <a:graphicFrameLocks xmlns:a="http://schemas.openxmlformats.org/drawingml/2006/main" noChangeAspect="1"/>
+            </wp:cNvGraphicFramePr>
+            <a:graphic xmlns:a="http://schemas.openxmlformats.org/drawingml/2006/main">
+              <a:graphicData uri="http://schemas.openxmlformats.org/drawingml/2006/picture">
+                <pic:pic xmlns:pic="http://schemas.openxmlformats.org/drawingml/2006/picture">
+                  <pic:nvPicPr>
+                    <pic:cNvPr id="23698510" name=""/>
+                    <pic:cNvPicPr/>
+                  </pic:nvPicPr>
+                  <pic:blipFill rotWithShape="1">
+                    <a:blip r:embed="rId10"/>
+                    <a:srcRect t="18431" b="4101"/>
+                    <a:stretch>
+                      <a:fillRect/>
+                    </a:stretch>
+                  </pic:blipFill>
+                  <pic:spPr bwMode="auto">
+                    <a:xfrm>
+                      <a:off x="0" y="0"/>
+                      <a:ext cx="2870849" cy="2212668"/>
+                    </a:xfrm>
+                    <a:prstGeom prst="rect">
+                      <a:avLst/>
+                    </a:prstGeom>
+                    <a:ln>
+                      <a:noFill/>
+                    </a:ln>
+                    <a:extLst>
+                      <a:ext uri="{53640926-AAD7-44D8-BBD7-CCE9431645EC}">
+                        <a14:shadowObscured xmlns:a14="http://schemas.microsoft.com/office/drawing/2010/main"/>
+                      </a:ext>
+                    </a:extLst>
+                  </pic:spPr>
+                </pic:pic>
+              </a:graphicData>
+            </a:graphic>
+          </wp:inline>
+        </w:drawing>
+      </w:r>
+    </w:p>
+    <w:p>
+      <w:pPr>
+        <w:jc w:val="center"/>
+      </w:pPr>
+    </w:p>
+    <w:p>
+      <w:pPr>
+        <w:pStyle w:val="Heading1"/>
+      </w:pPr>
+      <w:r>
+        <w:t>4. Video Rendering</w:t>
+      </w:r>
+    </w:p>
+    <w:p/>
+    <w:p>
+      <w:r>
+        <w:t>Included with the project are 2</w:t>
+      </w:r>
+      <w:r>
+        <w:t xml:space="preserve"> videos. The first is a demo of the sample scene with camera movement. The second </w:t>
+      </w:r>
+      <w:r>
+        <w:t>demonstrates</w:t>
+      </w:r>
+      <w:r>
+        <w:t xml:space="preserve"> the light refraction behavior I implemented as a bonus.</w:t>
+      </w:r>
+    </w:p>
+    <w:p/>
+    <w:p>
+      <w:r>
+        <w:t>Both videos were rendered using parametric equations defining camera movement</w:t>
+      </w:r>
+      <w:r>
+        <w:t xml:space="preserve">. </w:t>
+      </w:r>
+      <w:r>
+        <w:t xml:space="preserve">For each frame, the current image was exported using the SFML library. SFML is not needed to link the provided project, but can be linked by defining </w:t>
+      </w:r>
+      <w:r>
+        <w:rPr>
+          <w:b/>
+          <w:bCs/>
+          <w:i/>
+          <w:iCs/>
+        </w:rPr>
+        <w:t>#include sfml</w:t>
+      </w:r>
+      <w:r>
+        <w:rPr>
+          <w:i/>
+          <w:iCs/>
+        </w:rPr>
+        <w:t xml:space="preserve"> </w:t>
+      </w:r>
+      <w:r>
+        <w:t xml:space="preserve"> in </w:t>
+      </w:r>
+      <w:r>
+        <w:rPr>
+          <w:i/>
+          <w:iCs/>
+        </w:rPr>
+        <w:t>RayTracer.h</w:t>
+      </w:r>
+      <w:r>
+        <w:t xml:space="preserve"> </w:t>
+      </w:r>
+      <w:r>
+        <w:t xml:space="preserve"> </w:t>
+      </w:r>
+      <w:r>
+        <w:t xml:space="preserve">and using </w:t>
+      </w:r>
+      <w:r>
+        <w:rPr>
+          <w:b/>
+          <w:bCs/>
+          <w:i/>
+          <w:iCs/>
+        </w:rPr>
+        <w:t xml:space="preserve">make </w:t>
+      </w:r>
+      <w:r>
+        <w:rPr>
+          <w:b/>
+          <w:bCs/>
+          <w:i/>
+          <w:iCs/>
+        </w:rPr>
+        <w:t>sfml_link</w:t>
+      </w:r>
+      <w:r>
+        <w:t xml:space="preserve"> </w:t>
+      </w:r>
+      <w:r>
+        <w:t xml:space="preserve"> </w:t>
+      </w:r>
+      <w:r>
+        <w:t>in the terminal.</w:t>
+      </w:r>
+      <w:r>
+        <w:t xml:space="preserve"> </w:t>
+      </w:r>
+      <w:r>
+        <w:t>Finally</w:t>
+      </w:r>
+      <w:r>
+        <w:t>, all the exported images were stitched together using FFMPEG in the terminal.</w:t>
+      </w:r>
+    </w:p>
+    <w:p/>
+    <w:p>
+      <w:pPr>
+        <w:pStyle w:val="Heading1"/>
+      </w:pPr>
+      <w:r>
+        <w:t>5. Translucent Materials and Light Refraction (Bonus)</w:t>
+      </w:r>
+    </w:p>
+    <w:p/>
+    <w:p>
+      <w:r>
+        <w:t>For a bonus feature, I implemented a sphere with a translucent material. This material will also diffract light waves that pass through it.</w:t>
+      </w:r>
+      <w:r>
+        <w:t xml:space="preserve"> The sphere is centered at </w:t>
+      </w:r>
+      <w:r>
+        <w:rPr>
+          <w:b/>
+          <w:bCs/>
+        </w:rPr>
+        <w:t>(5.0, -1.0, -4.0)</w:t>
+      </w:r>
+      <w:r>
+        <w:t xml:space="preserve">, has radius </w:t>
+      </w:r>
+      <w:r>
+        <w:rPr>
+          <w:b/>
+          <w:bCs/>
+        </w:rPr>
         <w:t>2</w:t>
       </w:r>
       <w:r>
+        <w:t xml:space="preserve">, is blue, and has the flag </w:t>
+      </w:r>
+      <w:r>
+        <w:rPr>
+          <w:i/>
+          <w:iCs/>
+        </w:rPr>
+        <w:t>T</w:t>
+      </w:r>
+      <w:r>
+        <w:rPr>
+          <w:i/>
+          <w:iCs/>
+        </w:rPr>
+        <w:t>ranslucent</w:t>
+      </w:r>
+      <w:r>
         <w:t xml:space="preserve"> </w:t>
       </w:r>
       <w:r>
-        <w:t>Diffuse Lightin</w:t>
-      </w:r>
-      <w:r>
-        <w:t>g</w:t>
+        <w:t xml:space="preserve"> </w:t>
+      </w:r>
+      <w:r>
+        <w:t xml:space="preserve">set to </w:t>
+      </w:r>
+      <w:r>
+        <w:rPr>
+          <w:i/>
+          <w:iCs/>
+        </w:rPr>
+        <w:t>true</w:t>
+      </w:r>
+      <w:r>
+        <w:t xml:space="preserve"> </w:t>
+      </w:r>
+      <w:r>
+        <w:t xml:space="preserve"> </w:t>
+      </w:r>
+      <w:r>
+        <w:t>in its material.</w:t>
+      </w:r>
+      <w:r>
+        <w:t xml:space="preserve"> A visual is shown below, but I feel like the video demonstrates the refraction better.</w:t>
       </w:r>
     </w:p>
     <w:p/>
     <w:p>
-      <w:r>
-        <w:t xml:space="preserve">For points that light rays </w:t>
-      </w:r>
-      <w:proofErr w:type="gramStart"/>
-      <w:r>
-        <w:t>are able to</w:t>
-      </w:r>
-      <w:proofErr w:type="gramEnd"/>
-      <w:r>
-        <w:t xml:space="preserve"> reach, we calculate the diffuse lighting using the dot product of the object normal and the light direction.</w:t>
-      </w:r>
-      <w:r>
-        <w:t xml:space="preserve"> Points with a normal that closely aligns with the light rays are bright, and points with normals orthogonal to the light rays are dark.</w:t>
-      </w:r>
-      <w:r>
-        <w:t xml:space="preserve"> To ignore points facing away from the light, a </w:t>
-      </w:r>
-      <w:proofErr w:type="gramStart"/>
-      <w:r>
-        <w:rPr>
-          <w:i/>
-          <w:iCs/>
-        </w:rPr>
-        <w:t>max</w:t>
-      </w:r>
-      <w:r>
-        <w:t>(</w:t>
-      </w:r>
-      <w:proofErr w:type="gramEnd"/>
-      <w:r>
-        <w:t>) function is used to ignore negative dot products.</w:t>
-      </w:r>
-      <w:r>
-        <w:t xml:space="preserve"> As a reminder, the diffuse coefficient </w:t>
-      </w:r>
-      <w:proofErr w:type="spellStart"/>
-      <w:proofErr w:type="gramStart"/>
-      <w:r>
-        <w:rPr>
-          <w:i/>
-          <w:iCs/>
-        </w:rPr>
-        <w:t>kD</w:t>
-      </w:r>
-      <w:proofErr w:type="spellEnd"/>
-      <w:r>
-        <w:t xml:space="preserve">  </w:t>
-      </w:r>
-      <w:r>
-        <w:t>is</w:t>
-      </w:r>
-      <w:proofErr w:type="gramEnd"/>
-      <w:r>
-        <w:t xml:space="preserve"> a parameter that each object contains in its material.</w:t>
+      <w:pPr>
+        <w:jc w:val="center"/>
+      </w:pPr>
+      <w:r>
+        <w:drawing>
+          <wp:inline distT="0" distB="0" distL="0" distR="0" wp14:anchorId="6F132CCD" wp14:editId="2ECC2B1D">
+            <wp:extent cx="2785485" cy="2007377"/>
+            <wp:effectExtent l="0" t="0" r="0" b="0"/>
+            <wp:docPr id="1060247924" name="Picture 1"/>
+            <wp:cNvGraphicFramePr>
+              <a:graphicFrameLocks xmlns:a="http://schemas.openxmlformats.org/drawingml/2006/main" noChangeAspect="1"/>
+            </wp:cNvGraphicFramePr>
+            <a:graphic xmlns:a="http://schemas.openxmlformats.org/drawingml/2006/main">
+              <a:graphicData uri="http://schemas.openxmlformats.org/drawingml/2006/picture">
+                <pic:pic xmlns:pic="http://schemas.openxmlformats.org/drawingml/2006/picture">
+                  <pic:nvPicPr>
+                    <pic:cNvPr id="1060247924" name=""/>
+                    <pic:cNvPicPr/>
+                  </pic:nvPicPr>
+                  <pic:blipFill rotWithShape="1">
+                    <a:blip r:embed="rId11"/>
+                    <a:srcRect t="22897" b="5316"/>
+                    <a:stretch>
+                      <a:fillRect/>
+                    </a:stretch>
+                  </pic:blipFill>
+                  <pic:spPr bwMode="auto">
+                    <a:xfrm>
+                      <a:off x="0" y="0"/>
+                      <a:ext cx="2791506" cy="2011716"/>
+                    </a:xfrm>
+                    <a:prstGeom prst="rect">
+                      <a:avLst/>
+                    </a:prstGeom>
+                    <a:ln>
+                      <a:noFill/>
+                    </a:ln>
+                    <a:extLst>
+                      <a:ext uri="{53640926-AAD7-44D8-BBD7-CCE9431645EC}">
+                        <a14:shadowObscured xmlns:a14="http://schemas.microsoft.com/office/drawing/2010/main"/>
+                      </a:ext>
+                    </a:extLst>
+                  </pic:spPr>
+                </pic:pic>
+              </a:graphicData>
+            </a:graphic>
+          </wp:inline>
+        </w:drawing>
+      </w:r>
+    </w:p>
+    <w:p>
+      <w:pPr>
+        <w:spacing w:after="160" w:line="278" w:lineRule="auto"/>
+      </w:pPr>
+      <w:r>
+        <w:br w:type="page"/>
+      </w:r>
+    </w:p>
+    <w:p>
+      <w:r>
+        <w:lastRenderedPageBreak/>
+        <w:t>The implementation isn’t super accurate to how refraction works in physics, but it was cheap to implement and gave a convincing result.</w:t>
+      </w:r>
+      <w:r>
+        <w:t xml:space="preserve"> It works similarly to glazed surfaces, where a secondary ray is cast and the probed color is mixed with the source color of the object.</w:t>
+      </w:r>
+      <w:r>
+        <w:t xml:space="preserve"> The only difference is that the ray is cast in the same direction it arrived </w:t>
+      </w:r>
+      <w:r>
+        <w:t>at</w:t>
+      </w:r>
+      <w:r>
+        <w:t xml:space="preserve"> the sphere from.</w:t>
+      </w:r>
+      <w:r>
+        <w:t xml:space="preserve"> However, instead of casting the ray from the intersection point, the </w:t>
+      </w:r>
+      <w:r>
+        <w:rPr>
+          <w:b/>
+          <w:bCs/>
+        </w:rPr>
+        <w:t>LookAt</w:t>
+      </w:r>
+      <w:r>
+        <w:t xml:space="preserve"> vector is multiplied by 0.6 and added to the position. This is what gives the effect of shifting light without giving a result that looks inaccurate.</w:t>
       </w:r>
     </w:p>
     <w:p/>
     <w:p>
+      <w:r>
+        <w:t xml:space="preserve">This probed color is mixed with the sphere’s color based on its </w:t>
+      </w:r>
+      <w:r>
+        <w:rPr>
+          <w:i/>
+          <w:iCs/>
+        </w:rPr>
+        <w:t>A</w:t>
+      </w:r>
+      <w:r>
+        <w:rPr>
+          <w:i/>
+          <w:iCs/>
+        </w:rPr>
+        <w:t>lpha</w:t>
+      </w:r>
+      <w:r>
+        <w:t xml:space="preserve"> value. The </w:t>
+      </w:r>
+      <w:r>
+        <w:rPr>
+          <w:i/>
+          <w:iCs/>
+        </w:rPr>
+        <w:t>A</w:t>
+      </w:r>
+      <w:r>
+        <w:rPr>
+          <w:i/>
+          <w:iCs/>
+        </w:rPr>
+        <w:t>lpha</w:t>
+      </w:r>
+      <w:r>
+        <w:t xml:space="preserve"> ranges from 0.2 to 0.8, depending on light. I found it looked best when light intensity reduced the</w:t>
+      </w:r>
+      <w:r>
+        <w:rPr>
+          <w:i/>
+          <w:iCs/>
+        </w:rPr>
+        <w:t xml:space="preserve"> </w:t>
+      </w:r>
+      <w:r>
+        <w:t>transparency</w:t>
+      </w:r>
+      <w:r>
+        <w:t>, giving it the appearance of glare</w:t>
+      </w:r>
+      <w:r>
+        <w:t>:</w:t>
+      </w:r>
+    </w:p>
+    <w:p/>
+    <w:p>
       <w:pPr>
         <w:jc w:val="center"/>
       </w:pPr>
-      <w:proofErr w:type="gramStart"/>
-      <w:r>
-        <w:rPr>
-          <w:i/>
-          <w:iCs/>
-        </w:rPr>
-        <w:t xml:space="preserve">Intensity </w:t>
-      </w:r>
-      <w:r>
-        <w:t xml:space="preserve"> =</w:t>
-      </w:r>
-      <w:proofErr w:type="gramEnd"/>
-      <w:r>
-        <w:t xml:space="preserve"> </w:t>
-      </w:r>
-      <w:r>
-        <w:rPr>
-          <w:i/>
-          <w:iCs/>
-        </w:rPr>
-        <w:t>kA</w:t>
+      <w:r>
+        <w:rPr>
+          <w:i/>
+          <w:iCs/>
+        </w:rPr>
+        <w:t>Alpha</w:t>
+      </w:r>
+      <w:r>
+        <w:t xml:space="preserve">  = 0.2 + </w:t>
+      </w:r>
+      <w:r>
+        <w:rPr>
+          <w:i/>
+          <w:iCs/>
+        </w:rPr>
+        <w:t>Intensity</w:t>
+      </w:r>
+      <w:r>
+        <w:t xml:space="preserve">  * 0.6</w:t>
+      </w:r>
+    </w:p>
+    <w:p>
+      <w:pPr>
+        <w:jc w:val="center"/>
+        <w:rPr>
+          <w:i/>
+          <w:iCs/>
+        </w:rPr>
+      </w:pPr>
+      <w:r>
+        <w:rPr>
+          <w:b/>
+          <w:bCs/>
+        </w:rPr>
+        <w:t>Color</w:t>
+      </w:r>
+      <w:r>
+        <w:t xml:space="preserve"> = </w:t>
+      </w:r>
+      <w:r>
+        <w:rPr>
+          <w:b/>
+          <w:bCs/>
+        </w:rPr>
+        <w:t>SurfColor</w:t>
+      </w:r>
+      <w:r>
+        <w:t xml:space="preserve"> * </w:t>
+      </w:r>
+      <w:r>
+        <w:rPr>
+          <w:i/>
+          <w:iCs/>
+        </w:rPr>
+        <w:t>alpha</w:t>
       </w:r>
       <w:r>
         <w:t xml:space="preserve"> + </w:t>
       </w:r>
-      <w:proofErr w:type="spellStart"/>
-      <w:proofErr w:type="gramStart"/>
-      <w:r>
-        <w:rPr>
-          <w:i/>
-          <w:iCs/>
-        </w:rPr>
-        <w:t>kD</w:t>
-      </w:r>
-      <w:proofErr w:type="spellEnd"/>
-      <w:r>
-        <w:t xml:space="preserve">  *</w:t>
-      </w:r>
-      <w:proofErr w:type="gramEnd"/>
-      <w:r>
-        <w:t xml:space="preserve"> </w:t>
-      </w:r>
-      <w:proofErr w:type="spellStart"/>
-      <w:proofErr w:type="gramStart"/>
-      <w:r>
-        <w:rPr>
-          <w:i/>
-          <w:iCs/>
-        </w:rPr>
-        <w:t>LightIntensity</w:t>
-      </w:r>
-      <w:proofErr w:type="spellEnd"/>
-      <w:r>
-        <w:t xml:space="preserve">  *</w:t>
-      </w:r>
-      <w:proofErr w:type="gramEnd"/>
-      <w:r>
-        <w:t xml:space="preserve"> </w:t>
-      </w:r>
-      <w:proofErr w:type="gramStart"/>
-      <w:r>
-        <w:t>max(</w:t>
-      </w:r>
-      <w:proofErr w:type="gramEnd"/>
-      <w:r>
-        <w:t xml:space="preserve">0.0, </w:t>
-      </w:r>
-      <w:r>
-        <w:rPr>
-          <w:b/>
-          <w:bCs/>
-        </w:rPr>
-        <w:t>Normal</w:t>
-      </w:r>
-      <w:r>
-        <w:t xml:space="preserve"> ∙ </w:t>
-      </w:r>
-      <w:proofErr w:type="spellStart"/>
-      <w:r>
-        <w:rPr>
-          <w:b/>
-          <w:bCs/>
-        </w:rPr>
-        <w:t>vL</w:t>
-      </w:r>
-      <w:proofErr w:type="spellEnd"/>
+      <w:r>
+        <w:rPr>
+          <w:b/>
+          <w:bCs/>
+        </w:rPr>
+        <w:t>RayColor</w:t>
+      </w:r>
+      <w:r>
+        <w:t xml:space="preserve"> * (1.0 – </w:t>
+      </w:r>
+      <w:r>
+        <w:rPr>
+          <w:i/>
+          <w:iCs/>
+        </w:rPr>
+        <w:t>alpha</w:t>
+      </w:r>
       <w:r>
         <w:t>)</w:t>
       </w:r>
-    </w:p>
-    <w:p/>
-    <w:p>
-      <w:pPr>
-        <w:pStyle w:val="Heading2"/>
-      </w:pPr>
-      <w:r>
-        <w:t>3.</w:t>
-      </w:r>
-      <w:r>
-        <w:t>3</w:t>
-      </w:r>
-      <w:r>
-        <w:t xml:space="preserve"> </w:t>
-      </w:r>
-      <w:r>
-        <w:t xml:space="preserve">Specular </w:t>
-      </w:r>
-      <w:r>
-        <w:t>Lighting</w:t>
-      </w:r>
-    </w:p>
-    <w:p/>
-    <w:p>
-      <w:r>
-        <w:t xml:space="preserve">This project using the Blinn-Phong approximation for specular lighting. This means that the bisector </w:t>
-      </w:r>
-      <w:proofErr w:type="spellStart"/>
-      <w:r>
-        <w:rPr>
-          <w:b/>
-          <w:bCs/>
-        </w:rPr>
-        <w:t>vH</w:t>
-      </w:r>
-      <w:proofErr w:type="spellEnd"/>
-      <w:r>
-        <w:t xml:space="preserve"> is calculated using</w:t>
-      </w:r>
-      <w:r>
-        <w:t>:</w:t>
-      </w:r>
-    </w:p>
-    <w:p/>
-    <w:p>
-      <w:pPr>
-        <w:jc w:val="center"/>
-      </w:pPr>
-      <w:proofErr w:type="spellStart"/>
-      <w:r>
-        <w:rPr>
-          <w:b/>
-          <w:bCs/>
-        </w:rPr>
-        <w:t>vH</w:t>
-      </w:r>
-      <w:proofErr w:type="spellEnd"/>
-      <w:r>
-        <w:t xml:space="preserve"> = </w:t>
-      </w:r>
-      <w:proofErr w:type="gramStart"/>
-      <w:r>
-        <w:t>normalized(</w:t>
-      </w:r>
-      <w:proofErr w:type="spellStart"/>
-      <w:proofErr w:type="gramEnd"/>
-      <w:r>
-        <w:rPr>
-          <w:b/>
-          <w:bCs/>
-        </w:rPr>
-        <w:t>vL</w:t>
-      </w:r>
-      <w:proofErr w:type="spellEnd"/>
-      <w:r>
-        <w:t xml:space="preserve"> + </w:t>
-      </w:r>
-      <w:proofErr w:type="spellStart"/>
-      <w:r>
-        <w:rPr>
-          <w:b/>
-          <w:bCs/>
-        </w:rPr>
-        <w:t>vE</w:t>
-      </w:r>
-      <w:proofErr w:type="spellEnd"/>
-      <w:r>
-        <w:t>)</w:t>
-      </w:r>
-    </w:p>
-    <w:p/>
-    <w:p>
-      <w:r>
-        <w:t xml:space="preserve">Then, </w:t>
-      </w:r>
-      <w:r>
-        <w:t xml:space="preserve">specular </w:t>
-      </w:r>
-      <w:r>
-        <w:t xml:space="preserve">intensity is calculated in a similar way to diffuse </w:t>
-      </w:r>
-      <w:r>
-        <w:t>intensity</w:t>
-      </w:r>
-      <w:r>
-        <w:t xml:space="preserve">. </w:t>
-      </w:r>
-      <w:r>
-        <w:t xml:space="preserve">The specular intensity is added to both </w:t>
-      </w:r>
-      <w:r>
-        <w:rPr>
-          <w:i/>
-          <w:iCs/>
-        </w:rPr>
-        <w:t>Intensity</w:t>
-      </w:r>
-      <w:r>
-        <w:t xml:space="preserve"> and </w:t>
-      </w:r>
-      <w:proofErr w:type="spellStart"/>
-      <w:r>
-        <w:rPr>
-          <w:i/>
-          <w:iCs/>
-        </w:rPr>
-        <w:t>SpecularIntensity</w:t>
-      </w:r>
-      <w:proofErr w:type="spellEnd"/>
-      <w:r>
-        <w:t xml:space="preserve">. Storing it in separate channels like this is useful for choosing the lighting color </w:t>
-      </w:r>
-      <w:proofErr w:type="gramStart"/>
-      <w:r>
-        <w:t>later on</w:t>
-      </w:r>
-      <w:proofErr w:type="gramEnd"/>
-      <w:r>
-        <w:t>.</w:t>
-      </w:r>
-      <w:r>
-        <w:t xml:space="preserve"> </w:t>
-      </w:r>
-      <w:r>
-        <w:t xml:space="preserve">As with </w:t>
-      </w:r>
-      <w:proofErr w:type="spellStart"/>
-      <w:r>
-        <w:t>kD</w:t>
-      </w:r>
-      <w:proofErr w:type="spellEnd"/>
-      <w:r>
-        <w:t>, t</w:t>
-      </w:r>
-      <w:r>
-        <w:t>he</w:t>
-      </w:r>
-      <w:r>
-        <w:t xml:space="preserve"> </w:t>
-      </w:r>
-      <w:proofErr w:type="spellStart"/>
-      <w:proofErr w:type="gramStart"/>
-      <w:r>
-        <w:rPr>
-          <w:i/>
-          <w:iCs/>
-        </w:rPr>
-        <w:t>kS</w:t>
-      </w:r>
-      <w:proofErr w:type="spellEnd"/>
-      <w:r>
-        <w:t xml:space="preserve">  and</w:t>
-      </w:r>
-      <w:proofErr w:type="gramEnd"/>
-      <w:r>
-        <w:t xml:space="preserve"> </w:t>
-      </w:r>
-      <w:proofErr w:type="gramStart"/>
-      <w:r>
-        <w:rPr>
-          <w:i/>
-          <w:iCs/>
-        </w:rPr>
-        <w:t>N</w:t>
-      </w:r>
-      <w:r>
-        <w:t xml:space="preserve">  coefficients</w:t>
-      </w:r>
-      <w:proofErr w:type="gramEnd"/>
-      <w:r>
-        <w:t xml:space="preserve"> are both stored in the object’s material.</w:t>
-      </w:r>
-    </w:p>
-    <w:p/>
-    <w:p>
-      <w:pPr>
-        <w:jc w:val="center"/>
-      </w:pPr>
-      <w:proofErr w:type="spellStart"/>
-      <w:r>
-        <w:rPr>
-          <w:i/>
-          <w:iCs/>
-        </w:rPr>
-        <w:t>SpecIntensity</w:t>
-      </w:r>
-      <w:proofErr w:type="spellEnd"/>
-      <w:r>
-        <w:t xml:space="preserve"> = </w:t>
-      </w:r>
-      <w:proofErr w:type="spellStart"/>
-      <w:proofErr w:type="gramStart"/>
-      <w:r>
-        <w:rPr>
-          <w:i/>
-          <w:iCs/>
-        </w:rPr>
-        <w:t>kS</w:t>
-      </w:r>
-      <w:proofErr w:type="spellEnd"/>
-      <w:r>
-        <w:t xml:space="preserve">  *</w:t>
-      </w:r>
-      <w:proofErr w:type="gramEnd"/>
-      <w:r>
-        <w:t xml:space="preserve"> </w:t>
-      </w:r>
-      <w:proofErr w:type="spellStart"/>
-      <w:proofErr w:type="gramStart"/>
-      <w:r>
-        <w:rPr>
-          <w:i/>
-          <w:iCs/>
-        </w:rPr>
-        <w:t>LightIntensity</w:t>
-      </w:r>
-      <w:proofErr w:type="spellEnd"/>
-      <w:r>
-        <w:t xml:space="preserve">  *</w:t>
-      </w:r>
-      <w:proofErr w:type="gramEnd"/>
-      <w:r>
-        <w:t xml:space="preserve"> </w:t>
-      </w:r>
-      <w:proofErr w:type="gramStart"/>
-      <w:r>
-        <w:t>max(</w:t>
-      </w:r>
-      <w:proofErr w:type="gramEnd"/>
-      <w:r>
-        <w:t xml:space="preserve">0.0, </w:t>
-      </w:r>
-      <w:r>
-        <w:rPr>
-          <w:b/>
-          <w:bCs/>
-        </w:rPr>
-        <w:t>Normal</w:t>
-      </w:r>
-      <w:r>
-        <w:t xml:space="preserve"> ∙ </w:t>
-      </w:r>
-      <w:proofErr w:type="spellStart"/>
-      <w:proofErr w:type="gramStart"/>
-      <w:r>
-        <w:rPr>
-          <w:b/>
-          <w:bCs/>
-        </w:rPr>
-        <w:t>v</w:t>
-      </w:r>
-      <w:r>
-        <w:rPr>
-          <w:b/>
-          <w:bCs/>
-        </w:rPr>
-        <w:t>H</w:t>
-      </w:r>
-      <w:proofErr w:type="spellEnd"/>
-      <w:r>
-        <w:t>)</w:t>
-      </w:r>
-      <w:r>
-        <w:rPr>
-          <w:vertAlign w:val="superscript"/>
-        </w:rPr>
-        <w:t>N</w:t>
-      </w:r>
-      <w:proofErr w:type="gramEnd"/>
-    </w:p>
-    <w:p>
-      <w:pPr>
-        <w:jc w:val="center"/>
-      </w:pPr>
-      <w:proofErr w:type="gramStart"/>
-      <w:r>
-        <w:rPr>
-          <w:i/>
-          <w:iCs/>
-        </w:rPr>
-        <w:t xml:space="preserve">Intensity </w:t>
-      </w:r>
-      <w:r>
-        <w:t xml:space="preserve"> =</w:t>
-      </w:r>
-      <w:proofErr w:type="gramEnd"/>
-      <w:r>
-        <w:t xml:space="preserve"> </w:t>
-      </w:r>
-      <w:proofErr w:type="spellStart"/>
-      <w:r>
-        <w:rPr>
-          <w:i/>
-          <w:iCs/>
-        </w:rPr>
-        <w:t>AmbientIntensity</w:t>
-      </w:r>
-      <w:proofErr w:type="spellEnd"/>
-      <w:r>
-        <w:rPr>
-          <w:i/>
-          <w:iCs/>
-        </w:rPr>
-        <w:t xml:space="preserve"> + DiffuseIntensity + </w:t>
-      </w:r>
-      <w:proofErr w:type="spellStart"/>
-      <w:r>
-        <w:rPr>
-          <w:i/>
-          <w:iCs/>
-        </w:rPr>
-        <w:t>SpecIntensity</w:t>
-      </w:r>
-      <w:proofErr w:type="spellEnd"/>
-    </w:p>
-    <w:p>
-      <w:pPr>
-        <w:jc w:val="center"/>
-        <w:rPr>
-          <w:vertAlign w:val="superscript"/>
-        </w:rPr>
-      </w:pPr>
-    </w:p>
-    <w:p/>
-    <w:p>
-      <w:r>
-        <w:t xml:space="preserve">The </w:t>
-      </w:r>
-      <w:proofErr w:type="spellStart"/>
-      <w:r>
-        <w:rPr>
-          <w:i/>
-          <w:iCs/>
-        </w:rPr>
-        <w:t>SpecIntensity</w:t>
-      </w:r>
-      <w:proofErr w:type="spellEnd"/>
     </w:p>
     <w:sectPr>
       <w:type w:val="continuous"/>
